--- a/DAY-11/Lab Exercise - Configure Prometheus and Grafana for Azure VM Monitoring using Azure Cloud Shell.docx
+++ b/DAY-11/Lab Exercise - Configure Prometheus and Grafana for Azure VM Monitoring using Azure Cloud Shell.docx
@@ -298,7 +298,7 @@
           <w:color w:val="000000" w:themeColor="text1"/>
         </w:rPr>
         <w:pict w14:anchorId="217634CF">
-          <v:rect id="_x0000_i1852" style="width:0;height:1.5pt" o:hralign="center" o:hrstd="t" o:hr="t" fillcolor="#a0a0a0" stroked="f"/>
+          <v:rect id="_x0000_i1025" style="width:0;height:1.5pt" o:hralign="center" o:hrstd="t" o:hr="t" fillcolor="#a0a0a0" stroked="f"/>
         </w:pict>
       </w:r>
     </w:p>
@@ -426,7 +426,7 @@
           <w:color w:val="000000" w:themeColor="text1"/>
         </w:rPr>
         <w:pict w14:anchorId="4ED49F5F">
-          <v:rect id="_x0000_i1853" style="width:0;height:1.5pt" o:hralign="center" o:hrstd="t" o:hr="t" fillcolor="#a0a0a0" stroked="f"/>
+          <v:rect id="_x0000_i1026" style="width:0;height:1.5pt" o:hralign="center" o:hrstd="t" o:hr="t" fillcolor="#a0a0a0" stroked="f"/>
         </w:pict>
       </w:r>
     </w:p>
@@ -638,7 +638,7 @@
           <w:color w:val="000000" w:themeColor="text1"/>
         </w:rPr>
         <w:pict w14:anchorId="4DF2E5DD">
-          <v:rect id="_x0000_i1854" style="width:0;height:1.5pt" o:hralign="center" o:hrstd="t" o:hr="t" fillcolor="#a0a0a0" stroked="f"/>
+          <v:rect id="_x0000_i1027" style="width:0;height:1.5pt" o:hralign="center" o:hrstd="t" o:hr="t" fillcolor="#a0a0a0" stroked="f"/>
         </w:pict>
       </w:r>
     </w:p>
@@ -848,7 +848,7 @@
           <w:color w:val="000000" w:themeColor="text1"/>
         </w:rPr>
         <w:pict w14:anchorId="7A692DC4">
-          <v:rect id="_x0000_i1855" style="width:0;height:1.5pt" o:hralign="center" o:hrstd="t" o:hr="t" fillcolor="#a0a0a0" stroked="f"/>
+          <v:rect id="_x0000_i1028" style="width:0;height:1.5pt" o:hralign="center" o:hrstd="t" o:hr="t" fillcolor="#a0a0a0" stroked="f"/>
         </w:pict>
       </w:r>
     </w:p>
@@ -1323,7 +1323,7 @@
           <w:color w:val="000000" w:themeColor="text1"/>
         </w:rPr>
         <w:pict w14:anchorId="300DBA48">
-          <v:rect id="_x0000_i1856" style="width:0;height:1.5pt" o:hralign="center" o:hrstd="t" o:hr="t" fillcolor="#a0a0a0" stroked="f"/>
+          <v:rect id="_x0000_i1029" style="width:0;height:1.5pt" o:hralign="center" o:hrstd="t" o:hr="t" fillcolor="#a0a0a0" stroked="f"/>
         </w:pict>
       </w:r>
     </w:p>
@@ -1401,7 +1401,7 @@
           <w:color w:val="000000" w:themeColor="text1"/>
         </w:rPr>
         <w:pict w14:anchorId="19B01C39">
-          <v:rect id="_x0000_i1857" style="width:0;height:1.5pt" o:hralign="center" o:hrstd="t" o:hr="t" fillcolor="#a0a0a0" stroked="f"/>
+          <v:rect id="_x0000_i1030" style="width:0;height:1.5pt" o:hralign="center" o:hrstd="t" o:hr="t" fillcolor="#a0a0a0" stroked="f"/>
         </w:pict>
       </w:r>
     </w:p>
@@ -1529,7 +1529,7 @@
           <w:color w:val="000000" w:themeColor="text1"/>
         </w:rPr>
         <w:pict w14:anchorId="143775CD">
-          <v:rect id="_x0000_i1858" style="width:0;height:1.5pt" o:hralign="center" o:hrstd="t" o:hr="t" fillcolor="#a0a0a0" stroked="f"/>
+          <v:rect id="_x0000_i1031" style="width:0;height:1.5pt" o:hralign="center" o:hrstd="t" o:hr="t" fillcolor="#a0a0a0" stroked="f"/>
         </w:pict>
       </w:r>
     </w:p>
@@ -1658,7 +1658,7 @@
           <w:color w:val="000000" w:themeColor="text1"/>
         </w:rPr>
         <w:pict w14:anchorId="2EAEEAB4">
-          <v:rect id="_x0000_i1859" style="width:0;height:1.5pt" o:hralign="center" o:hrstd="t" o:hr="t" fillcolor="#a0a0a0" stroked="f"/>
+          <v:rect id="_x0000_i1032" style="width:0;height:1.5pt" o:hralign="center" o:hrstd="t" o:hr="t" fillcolor="#a0a0a0" stroked="f"/>
         </w:pict>
       </w:r>
     </w:p>
@@ -1700,6 +1700,485 @@
         </w:rPr>
         <w:lastRenderedPageBreak/>
         <w:t>Step 3: Create Ubuntu VM</w:t>
+      </w:r>
+    </w:p>
+    <w:p>
+      <w:pPr>
+        <w:pBdr>
+          <w:top w:val="single" w:sz="4" w:space="1" w:color="auto"/>
+          <w:left w:val="single" w:sz="4" w:space="4" w:color="auto"/>
+          <w:bottom w:val="single" w:sz="4" w:space="1" w:color="auto"/>
+          <w:right w:val="single" w:sz="4" w:space="4" w:color="auto"/>
+        </w:pBdr>
+        <w:shd w:val="clear" w:color="auto" w:fill="F2F2F2" w:themeFill="background1" w:themeFillShade="F2"/>
+        <w:spacing w:after="0" w:line="480" w:lineRule="auto"/>
+        <w:rPr>
+          <w:rFonts w:ascii="Georgia Pro" w:eastAsia="Georgia Pro" w:hAnsi="Georgia Pro" w:cs="Georgia Pro"/>
+          <w:color w:val="000000" w:themeColor="text1"/>
+        </w:rPr>
+      </w:pPr>
+      <w:proofErr w:type="spellStart"/>
+      <w:r>
+        <w:rPr>
+          <w:rFonts w:ascii="Georgia Pro" w:eastAsia="Georgia Pro" w:hAnsi="Georgia Pro" w:cs="Georgia Pro"/>
+          <w:color w:val="000000" w:themeColor="text1"/>
+        </w:rPr>
+        <w:t>az</w:t>
+      </w:r>
+      <w:proofErr w:type="spellEnd"/>
+      <w:r>
+        <w:rPr>
+          <w:rFonts w:ascii="Georgia Pro" w:eastAsia="Georgia Pro" w:hAnsi="Georgia Pro" w:cs="Georgia Pro"/>
+          <w:color w:val="000000" w:themeColor="text1"/>
+        </w:rPr>
+        <w:t xml:space="preserve"> </w:t>
+      </w:r>
+      <w:proofErr w:type="spellStart"/>
+      <w:r>
+        <w:rPr>
+          <w:rFonts w:ascii="Georgia Pro" w:eastAsia="Georgia Pro" w:hAnsi="Georgia Pro" w:cs="Georgia Pro"/>
+          <w:color w:val="000000" w:themeColor="text1"/>
+        </w:rPr>
+        <w:t>vm</w:t>
+      </w:r>
+      <w:proofErr w:type="spellEnd"/>
+      <w:r>
+        <w:rPr>
+          <w:rFonts w:ascii="Georgia Pro" w:eastAsia="Georgia Pro" w:hAnsi="Georgia Pro" w:cs="Georgia Pro"/>
+          <w:color w:val="000000" w:themeColor="text1"/>
+        </w:rPr>
+        <w:t xml:space="preserve"> create \</w:t>
+      </w:r>
+    </w:p>
+    <w:p>
+      <w:pPr>
+        <w:pBdr>
+          <w:top w:val="single" w:sz="4" w:space="1" w:color="auto"/>
+          <w:left w:val="single" w:sz="4" w:space="4" w:color="auto"/>
+          <w:bottom w:val="single" w:sz="4" w:space="1" w:color="auto"/>
+          <w:right w:val="single" w:sz="4" w:space="4" w:color="auto"/>
+        </w:pBdr>
+        <w:shd w:val="clear" w:color="auto" w:fill="F2F2F2" w:themeFill="background1" w:themeFillShade="F2"/>
+        <w:spacing w:after="0" w:line="480" w:lineRule="auto"/>
+        <w:rPr>
+          <w:rFonts w:ascii="Georgia Pro" w:eastAsia="Georgia Pro" w:hAnsi="Georgia Pro" w:cs="Georgia Pro"/>
+          <w:color w:val="000000" w:themeColor="text1"/>
+        </w:rPr>
+      </w:pPr>
+      <w:r>
+        <w:rPr>
+          <w:rFonts w:ascii="Georgia Pro" w:eastAsia="Georgia Pro" w:hAnsi="Georgia Pro" w:cs="Georgia Pro"/>
+          <w:color w:val="000000" w:themeColor="text1"/>
+        </w:rPr>
+        <w:t xml:space="preserve">--resource-group </w:t>
+      </w:r>
+      <w:proofErr w:type="spellStart"/>
+      <w:r>
+        <w:rPr>
+          <w:rFonts w:ascii="Georgia Pro" w:eastAsia="Georgia Pro" w:hAnsi="Georgia Pro" w:cs="Georgia Pro"/>
+          <w:color w:val="000000" w:themeColor="text1"/>
+        </w:rPr>
+        <w:t>rg</w:t>
+      </w:r>
+      <w:proofErr w:type="spellEnd"/>
+      <w:r>
+        <w:rPr>
+          <w:rFonts w:ascii="Georgia Pro" w:eastAsia="Georgia Pro" w:hAnsi="Georgia Pro" w:cs="Georgia Pro"/>
+          <w:color w:val="000000" w:themeColor="text1"/>
+        </w:rPr>
+        <w:t>-</w:t>
+      </w:r>
+      <w:proofErr w:type="spellStart"/>
+      <w:r>
+        <w:rPr>
+          <w:rFonts w:ascii="Georgia Pro" w:eastAsia="Georgia Pro" w:hAnsi="Georgia Pro" w:cs="Georgia Pro"/>
+          <w:color w:val="000000" w:themeColor="text1"/>
+        </w:rPr>
+        <w:t>grafana</w:t>
+      </w:r>
+      <w:proofErr w:type="spellEnd"/>
+      <w:r>
+        <w:rPr>
+          <w:rFonts w:ascii="Georgia Pro" w:eastAsia="Georgia Pro" w:hAnsi="Georgia Pro" w:cs="Georgia Pro"/>
+          <w:color w:val="000000" w:themeColor="text1"/>
+        </w:rPr>
+        <w:t>-lab \</w:t>
+      </w:r>
+    </w:p>
+    <w:p>
+      <w:pPr>
+        <w:pBdr>
+          <w:top w:val="single" w:sz="4" w:space="1" w:color="auto"/>
+          <w:left w:val="single" w:sz="4" w:space="4" w:color="auto"/>
+          <w:bottom w:val="single" w:sz="4" w:space="1" w:color="auto"/>
+          <w:right w:val="single" w:sz="4" w:space="4" w:color="auto"/>
+        </w:pBdr>
+        <w:shd w:val="clear" w:color="auto" w:fill="F2F2F2" w:themeFill="background1" w:themeFillShade="F2"/>
+        <w:spacing w:after="0" w:line="480" w:lineRule="auto"/>
+        <w:rPr>
+          <w:rFonts w:ascii="Georgia Pro" w:eastAsia="Georgia Pro" w:hAnsi="Georgia Pro" w:cs="Georgia Pro"/>
+          <w:color w:val="000000" w:themeColor="text1"/>
+        </w:rPr>
+      </w:pPr>
+      <w:r>
+        <w:rPr>
+          <w:rFonts w:ascii="Georgia Pro" w:eastAsia="Georgia Pro" w:hAnsi="Georgia Pro" w:cs="Georgia Pro"/>
+          <w:color w:val="000000" w:themeColor="text1"/>
+        </w:rPr>
+        <w:t xml:space="preserve">--name </w:t>
+      </w:r>
+      <w:proofErr w:type="spellStart"/>
+      <w:r>
+        <w:rPr>
+          <w:rFonts w:ascii="Georgia Pro" w:eastAsia="Georgia Pro" w:hAnsi="Georgia Pro" w:cs="Georgia Pro"/>
+          <w:color w:val="000000" w:themeColor="text1"/>
+        </w:rPr>
+        <w:t>vm</w:t>
+      </w:r>
+      <w:proofErr w:type="spellEnd"/>
+      <w:r>
+        <w:rPr>
+          <w:rFonts w:ascii="Georgia Pro" w:eastAsia="Georgia Pro" w:hAnsi="Georgia Pro" w:cs="Georgia Pro"/>
+          <w:color w:val="000000" w:themeColor="text1"/>
+        </w:rPr>
+        <w:t>-monitor \</w:t>
+      </w:r>
+    </w:p>
+    <w:p>
+      <w:pPr>
+        <w:pBdr>
+          <w:top w:val="single" w:sz="4" w:space="1" w:color="auto"/>
+          <w:left w:val="single" w:sz="4" w:space="4" w:color="auto"/>
+          <w:bottom w:val="single" w:sz="4" w:space="1" w:color="auto"/>
+          <w:right w:val="single" w:sz="4" w:space="4" w:color="auto"/>
+        </w:pBdr>
+        <w:shd w:val="clear" w:color="auto" w:fill="F2F2F2" w:themeFill="background1" w:themeFillShade="F2"/>
+        <w:spacing w:after="0" w:line="480" w:lineRule="auto"/>
+        <w:rPr>
+          <w:rFonts w:ascii="Georgia Pro" w:eastAsia="Georgia Pro" w:hAnsi="Georgia Pro" w:cs="Georgia Pro"/>
+          <w:color w:val="000000" w:themeColor="text1"/>
+        </w:rPr>
+      </w:pPr>
+      <w:r>
+        <w:rPr>
+          <w:rFonts w:ascii="Georgia Pro" w:eastAsia="Georgia Pro" w:hAnsi="Georgia Pro" w:cs="Georgia Pro"/>
+          <w:color w:val="000000" w:themeColor="text1"/>
+        </w:rPr>
+        <w:t>--image Canonical:0001-com-ubuntu-server-focal:20_04-lts-gen</w:t>
+      </w:r>
+      <w:proofErr w:type="gramStart"/>
+      <w:r>
+        <w:rPr>
+          <w:rFonts w:ascii="Georgia Pro" w:eastAsia="Georgia Pro" w:hAnsi="Georgia Pro" w:cs="Georgia Pro"/>
+          <w:color w:val="000000" w:themeColor="text1"/>
+        </w:rPr>
+        <w:t>2:latest</w:t>
+      </w:r>
+      <w:proofErr w:type="gramEnd"/>
+      <w:r>
+        <w:rPr>
+          <w:rFonts w:ascii="Georgia Pro" w:eastAsia="Georgia Pro" w:hAnsi="Georgia Pro" w:cs="Georgia Pro"/>
+          <w:color w:val="000000" w:themeColor="text1"/>
+        </w:rPr>
+        <w:t xml:space="preserve"> \</w:t>
+      </w:r>
+    </w:p>
+    <w:p>
+      <w:pPr>
+        <w:pBdr>
+          <w:top w:val="single" w:sz="4" w:space="1" w:color="auto"/>
+          <w:left w:val="single" w:sz="4" w:space="4" w:color="auto"/>
+          <w:bottom w:val="single" w:sz="4" w:space="1" w:color="auto"/>
+          <w:right w:val="single" w:sz="4" w:space="4" w:color="auto"/>
+        </w:pBdr>
+        <w:shd w:val="clear" w:color="auto" w:fill="F2F2F2" w:themeFill="background1" w:themeFillShade="F2"/>
+        <w:spacing w:after="0" w:line="480" w:lineRule="auto"/>
+        <w:rPr>
+          <w:rFonts w:ascii="Georgia Pro" w:eastAsia="Georgia Pro" w:hAnsi="Georgia Pro" w:cs="Georgia Pro"/>
+          <w:color w:val="000000" w:themeColor="text1"/>
+        </w:rPr>
+      </w:pPr>
+      <w:r>
+        <w:rPr>
+          <w:rFonts w:ascii="Georgia Pro" w:eastAsia="Georgia Pro" w:hAnsi="Georgia Pro" w:cs="Georgia Pro"/>
+          <w:color w:val="000000" w:themeColor="text1"/>
+        </w:rPr>
+        <w:t>--size Standard_B1s \</w:t>
+      </w:r>
+    </w:p>
+    <w:p>
+      <w:pPr>
+        <w:pBdr>
+          <w:top w:val="single" w:sz="4" w:space="1" w:color="auto"/>
+          <w:left w:val="single" w:sz="4" w:space="4" w:color="auto"/>
+          <w:bottom w:val="single" w:sz="4" w:space="1" w:color="auto"/>
+          <w:right w:val="single" w:sz="4" w:space="4" w:color="auto"/>
+        </w:pBdr>
+        <w:shd w:val="clear" w:color="auto" w:fill="F2F2F2" w:themeFill="background1" w:themeFillShade="F2"/>
+        <w:spacing w:after="0" w:line="480" w:lineRule="auto"/>
+        <w:rPr>
+          <w:rFonts w:ascii="Georgia Pro" w:eastAsia="Georgia Pro" w:hAnsi="Georgia Pro" w:cs="Georgia Pro"/>
+          <w:color w:val="000000" w:themeColor="text1"/>
+        </w:rPr>
+      </w:pPr>
+      <w:r>
+        <w:rPr>
+          <w:rFonts w:ascii="Georgia Pro" w:eastAsia="Georgia Pro" w:hAnsi="Georgia Pro" w:cs="Georgia Pro"/>
+          <w:color w:val="000000" w:themeColor="text1"/>
+        </w:rPr>
+        <w:t>--storage-</w:t>
+      </w:r>
+      <w:proofErr w:type="spellStart"/>
+      <w:r>
+        <w:rPr>
+          <w:rFonts w:ascii="Georgia Pro" w:eastAsia="Georgia Pro" w:hAnsi="Georgia Pro" w:cs="Georgia Pro"/>
+          <w:color w:val="000000" w:themeColor="text1"/>
+        </w:rPr>
+        <w:t>sku</w:t>
+      </w:r>
+      <w:proofErr w:type="spellEnd"/>
+      <w:r>
+        <w:rPr>
+          <w:rFonts w:ascii="Georgia Pro" w:eastAsia="Georgia Pro" w:hAnsi="Georgia Pro" w:cs="Georgia Pro"/>
+          <w:color w:val="000000" w:themeColor="text1"/>
+        </w:rPr>
+        <w:t xml:space="preserve"> </w:t>
+      </w:r>
+      <w:proofErr w:type="spellStart"/>
+      <w:r>
+        <w:rPr>
+          <w:rFonts w:ascii="Georgia Pro" w:eastAsia="Georgia Pro" w:hAnsi="Georgia Pro" w:cs="Georgia Pro"/>
+          <w:color w:val="000000" w:themeColor="text1"/>
+        </w:rPr>
+        <w:t>Standard_LRS</w:t>
+      </w:r>
+      <w:proofErr w:type="spellEnd"/>
+      <w:r>
+        <w:rPr>
+          <w:rFonts w:ascii="Georgia Pro" w:eastAsia="Georgia Pro" w:hAnsi="Georgia Pro" w:cs="Georgia Pro"/>
+          <w:color w:val="000000" w:themeColor="text1"/>
+        </w:rPr>
+        <w:t xml:space="preserve"> \</w:t>
+      </w:r>
+    </w:p>
+    <w:p>
+      <w:pPr>
+        <w:pBdr>
+          <w:top w:val="single" w:sz="4" w:space="1" w:color="auto"/>
+          <w:left w:val="single" w:sz="4" w:space="4" w:color="auto"/>
+          <w:bottom w:val="single" w:sz="4" w:space="1" w:color="auto"/>
+          <w:right w:val="single" w:sz="4" w:space="4" w:color="auto"/>
+        </w:pBdr>
+        <w:shd w:val="clear" w:color="auto" w:fill="F2F2F2" w:themeFill="background1" w:themeFillShade="F2"/>
+        <w:spacing w:after="0" w:line="480" w:lineRule="auto"/>
+        <w:rPr>
+          <w:rFonts w:ascii="Georgia Pro" w:eastAsia="Georgia Pro" w:hAnsi="Georgia Pro" w:cs="Georgia Pro"/>
+          <w:color w:val="000000" w:themeColor="text1"/>
+        </w:rPr>
+      </w:pPr>
+      <w:r>
+        <w:rPr>
+          <w:rFonts w:ascii="Georgia Pro" w:eastAsia="Georgia Pro" w:hAnsi="Georgia Pro" w:cs="Georgia Pro"/>
+          <w:color w:val="000000" w:themeColor="text1"/>
+        </w:rPr>
+        <w:t xml:space="preserve">--admin-username </w:t>
+      </w:r>
+      <w:proofErr w:type="spellStart"/>
+      <w:proofErr w:type="gramStart"/>
+      <w:r>
+        <w:rPr>
+          <w:rFonts w:ascii="Georgia Pro" w:eastAsia="Georgia Pro" w:hAnsi="Georgia Pro" w:cs="Georgia Pro"/>
+          <w:color w:val="000000" w:themeColor="text1"/>
+        </w:rPr>
+        <w:t>azureuser</w:t>
+      </w:r>
+      <w:proofErr w:type="spellEnd"/>
+      <w:r>
+        <w:rPr>
+          <w:rFonts w:ascii="Georgia Pro" w:eastAsia="Georgia Pro" w:hAnsi="Georgia Pro" w:cs="Georgia Pro"/>
+          <w:color w:val="000000" w:themeColor="text1"/>
+        </w:rPr>
+        <w:t xml:space="preserve">  \</w:t>
+      </w:r>
+      <w:proofErr w:type="gramEnd"/>
+    </w:p>
+    <w:p>
+      <w:pPr>
+        <w:pBdr>
+          <w:top w:val="single" w:sz="4" w:space="1" w:color="auto"/>
+          <w:left w:val="single" w:sz="4" w:space="4" w:color="auto"/>
+          <w:bottom w:val="single" w:sz="4" w:space="1" w:color="auto"/>
+          <w:right w:val="single" w:sz="4" w:space="4" w:color="auto"/>
+        </w:pBdr>
+        <w:shd w:val="clear" w:color="auto" w:fill="F2F2F2" w:themeFill="background1" w:themeFillShade="F2"/>
+        <w:spacing w:after="0" w:line="480" w:lineRule="auto"/>
+        <w:rPr>
+          <w:rFonts w:ascii="Georgia Pro" w:eastAsia="Georgia Pro" w:hAnsi="Georgia Pro" w:cs="Georgia Pro"/>
+          <w:color w:val="000000" w:themeColor="text1"/>
+        </w:rPr>
+      </w:pPr>
+      <w:r>
+        <w:rPr>
+          <w:rFonts w:ascii="Georgia Pro" w:eastAsia="Georgia Pro" w:hAnsi="Georgia Pro" w:cs="Georgia Pro"/>
+          <w:color w:val="000000" w:themeColor="text1"/>
+        </w:rPr>
+        <w:t>--generate-ssh-keys \</w:t>
+      </w:r>
+    </w:p>
+    <w:p>
+      <w:pPr>
+        <w:pBdr>
+          <w:top w:val="single" w:sz="4" w:space="1" w:color="auto"/>
+          <w:left w:val="single" w:sz="4" w:space="4" w:color="auto"/>
+          <w:bottom w:val="single" w:sz="4" w:space="1" w:color="auto"/>
+          <w:right w:val="single" w:sz="4" w:space="4" w:color="auto"/>
+        </w:pBdr>
+        <w:shd w:val="clear" w:color="auto" w:fill="F2F2F2" w:themeFill="background1" w:themeFillShade="F2"/>
+        <w:spacing w:after="0" w:line="480" w:lineRule="auto"/>
+        <w:rPr>
+          <w:rFonts w:ascii="Georgia Pro" w:eastAsia="Georgia Pro" w:hAnsi="Georgia Pro" w:cs="Georgia Pro"/>
+          <w:color w:val="000000" w:themeColor="text1"/>
+        </w:rPr>
+      </w:pPr>
+      <w:r>
+        <w:rPr>
+          <w:rFonts w:ascii="Georgia Pro" w:eastAsia="Georgia Pro" w:hAnsi="Georgia Pro" w:cs="Georgia Pro"/>
+          <w:color w:val="000000" w:themeColor="text1"/>
+        </w:rPr>
+        <w:t>--public-</w:t>
+      </w:r>
+      <w:proofErr w:type="spellStart"/>
+      <w:r>
+        <w:rPr>
+          <w:rFonts w:ascii="Georgia Pro" w:eastAsia="Georgia Pro" w:hAnsi="Georgia Pro" w:cs="Georgia Pro"/>
+          <w:color w:val="000000" w:themeColor="text1"/>
+        </w:rPr>
+        <w:t>ip</w:t>
+      </w:r>
+      <w:proofErr w:type="spellEnd"/>
+      <w:r>
+        <w:rPr>
+          <w:rFonts w:ascii="Georgia Pro" w:eastAsia="Georgia Pro" w:hAnsi="Georgia Pro" w:cs="Georgia Pro"/>
+          <w:color w:val="000000" w:themeColor="text1"/>
+        </w:rPr>
+        <w:t>-</w:t>
+      </w:r>
+      <w:proofErr w:type="spellStart"/>
+      <w:r>
+        <w:rPr>
+          <w:rFonts w:ascii="Georgia Pro" w:eastAsia="Georgia Pro" w:hAnsi="Georgia Pro" w:cs="Georgia Pro"/>
+          <w:color w:val="000000" w:themeColor="text1"/>
+        </w:rPr>
+        <w:t>sku</w:t>
+      </w:r>
+      <w:proofErr w:type="spellEnd"/>
+      <w:r>
+        <w:rPr>
+          <w:rFonts w:ascii="Georgia Pro" w:eastAsia="Georgia Pro" w:hAnsi="Georgia Pro" w:cs="Georgia Pro"/>
+          <w:color w:val="000000" w:themeColor="text1"/>
+        </w:rPr>
+        <w:t xml:space="preserve"> Standard</w:t>
+      </w:r>
+    </w:p>
+    <w:p>
+      <w:pPr>
+        <w:spacing w:after="0" w:line="480" w:lineRule="auto"/>
+        <w:rPr>
+          <w:rFonts w:ascii="Georgia Pro" w:eastAsia="Georgia Pro" w:hAnsi="Georgia Pro" w:cs="Georgia Pro"/>
+          <w:color w:val="000000" w:themeColor="text1"/>
+        </w:rPr>
+      </w:pPr>
+    </w:p>
+    <w:p>
+      <w:pPr>
+        <w:spacing w:after="0" w:line="480" w:lineRule="auto"/>
+        <w:rPr>
+          <w:rFonts w:ascii="Georgia Pro" w:eastAsia="Georgia Pro" w:hAnsi="Georgia Pro" w:cs="Georgia Pro"/>
+          <w:color w:val="000000" w:themeColor="text1"/>
+        </w:rPr>
+      </w:pPr>
+      <w:r>
+        <w:rPr>
+          <w:rFonts w:ascii="Georgia Pro" w:eastAsia="Georgia Pro" w:hAnsi="Georgia Pro" w:cs="Georgia Pro"/>
+          <w:color w:val="000000" w:themeColor="text1"/>
+        </w:rPr>
+        <w:t>Wait 2–5 minutes.</w:t>
+      </w:r>
+    </w:p>
+    <w:p>
+      <w:pPr>
+        <w:spacing w:after="0" w:line="480" w:lineRule="auto"/>
+        <w:rPr>
+          <w:rFonts w:ascii="Georgia Pro" w:eastAsia="Georgia Pro" w:hAnsi="Georgia Pro" w:cs="Georgia Pro"/>
+          <w:color w:val="000000" w:themeColor="text1"/>
+        </w:rPr>
+      </w:pPr>
+      <w:r>
+        <w:rPr>
+          <w:rFonts w:ascii="Georgia Pro" w:eastAsia="Georgia Pro" w:hAnsi="Georgia Pro" w:cs="Georgia Pro"/>
+          <w:color w:val="000000" w:themeColor="text1"/>
+        </w:rPr>
+        <w:pict w14:anchorId="076EBBD5">
+          <v:rect id="_x0000_i1033" style="width:0;height:1.5pt" o:hralign="center" o:hrstd="t" o:hr="t" fillcolor="#a0a0a0" stroked="f"/>
+        </w:pict>
+      </w:r>
+    </w:p>
+    <w:p>
+      <w:pPr>
+        <w:spacing w:after="0" w:line="480" w:lineRule="auto"/>
+        <w:rPr>
+          <w:rFonts w:ascii="Georgia Pro" w:eastAsia="Georgia Pro" w:hAnsi="Georgia Pro" w:cs="Georgia Pro"/>
+          <w:b/>
+          <w:bCs/>
+          <w:color w:val="000000" w:themeColor="text1"/>
+        </w:rPr>
+      </w:pPr>
+      <w:r>
+        <w:rPr>
+          <w:rFonts w:ascii="Georgia Pro" w:eastAsia="Georgia Pro" w:hAnsi="Georgia Pro" w:cs="Georgia Pro"/>
+          <w:b/>
+          <w:bCs/>
+          <w:color w:val="000000" w:themeColor="text1"/>
+        </w:rPr>
+        <w:t>IMPORTANT: Open Ports Immediately</w:t>
+      </w:r>
+    </w:p>
+    <w:p>
+      <w:pPr>
+        <w:spacing w:after="0" w:line="480" w:lineRule="auto"/>
+        <w:rPr>
+          <w:rFonts w:ascii="Georgia Pro" w:eastAsia="Georgia Pro" w:hAnsi="Georgia Pro" w:cs="Georgia Pro"/>
+          <w:color w:val="000000" w:themeColor="text1"/>
+        </w:rPr>
+      </w:pPr>
+      <w:r>
+        <w:rPr>
+          <w:rFonts w:ascii="Georgia Pro" w:eastAsia="Georgia Pro" w:hAnsi="Georgia Pro" w:cs="Georgia Pro"/>
+          <w:color w:val="000000" w:themeColor="text1"/>
+        </w:rPr>
+        <w:pict w14:anchorId="3E2895F3">
+          <v:rect id="_x0000_i1034" style="width:0;height:1.5pt" o:hralign="center" o:hrstd="t" o:hr="t" fillcolor="#a0a0a0" stroked="f"/>
+        </w:pict>
+      </w:r>
+    </w:p>
+    <w:p>
+      <w:pPr>
+        <w:spacing w:after="0" w:line="480" w:lineRule="auto"/>
+        <w:rPr>
+          <w:rFonts w:ascii="Georgia Pro" w:eastAsia="Georgia Pro" w:hAnsi="Georgia Pro" w:cs="Georgia Pro"/>
+          <w:b/>
+          <w:bCs/>
+          <w:color w:val="000000" w:themeColor="text1"/>
+        </w:rPr>
+      </w:pPr>
+      <w:r>
+        <w:rPr>
+          <w:rFonts w:ascii="Georgia Pro" w:eastAsia="Georgia Pro" w:hAnsi="Georgia Pro" w:cs="Georgia Pro"/>
+          <w:b/>
+          <w:bCs/>
+          <w:color w:val="000000" w:themeColor="text1"/>
+        </w:rPr>
+        <w:t>Step 4: Open SSH Port (22)</w:t>
       </w:r>
     </w:p>
     <w:p>
@@ -1749,7 +2228,7 @@
           <w:rFonts w:ascii="Georgia Pro" w:eastAsia="Georgia Pro" w:hAnsi="Georgia Pro" w:cs="Georgia Pro"/>
           <w:color w:val="000000" w:themeColor="text1"/>
         </w:rPr>
-        <w:t xml:space="preserve"> create \</w:t>
+        <w:t xml:space="preserve"> open-port \</w:t>
       </w:r>
       <w:r>
         <w:rPr>
@@ -1821,23 +2300,7 @@
           <w:color w:val="000000" w:themeColor="text1"/>
         </w:rPr>
         <w:br/>
-        <w:t>--image Canonical:0001-com-ubuntu-server-focal:20_04-lts-gen</w:t>
-      </w:r>
-      <w:proofErr w:type="gramStart"/>
-      <w:r>
-        <w:rPr>
-          <w:rFonts w:ascii="Georgia Pro" w:eastAsia="Georgia Pro" w:hAnsi="Georgia Pro" w:cs="Georgia Pro"/>
-          <w:color w:val="000000" w:themeColor="text1"/>
-        </w:rPr>
-        <w:t>2:latest</w:t>
-      </w:r>
-      <w:proofErr w:type="gramEnd"/>
-      <w:r>
-        <w:rPr>
-          <w:rFonts w:ascii="Georgia Pro" w:eastAsia="Georgia Pro" w:hAnsi="Georgia Pro" w:cs="Georgia Pro"/>
-          <w:color w:val="000000" w:themeColor="text1"/>
-        </w:rPr>
-        <w:t xml:space="preserve"> \</w:t>
+        <w:t>--port 22 \</w:t>
       </w:r>
       <w:r>
         <w:rPr>
@@ -1845,121 +2308,24 @@
           <w:color w:val="000000" w:themeColor="text1"/>
         </w:rPr>
         <w:br/>
-        <w:t>--size Standard_B1s \</w:t>
-      </w:r>
-      <w:r>
-        <w:rPr>
-          <w:rFonts w:ascii="Georgia Pro" w:eastAsia="Georgia Pro" w:hAnsi="Georgia Pro" w:cs="Georgia Pro"/>
-          <w:color w:val="000000" w:themeColor="text1"/>
-        </w:rPr>
-        <w:br/>
-        <w:t xml:space="preserve">--admin-username </w:t>
-      </w:r>
-      <w:proofErr w:type="spellStart"/>
-      <w:r>
-        <w:rPr>
-          <w:rFonts w:ascii="Georgia Pro" w:eastAsia="Georgia Pro" w:hAnsi="Georgia Pro" w:cs="Georgia Pro"/>
-          <w:color w:val="000000" w:themeColor="text1"/>
-        </w:rPr>
-        <w:t>azureuser</w:t>
-      </w:r>
-      <w:proofErr w:type="spellEnd"/>
-      <w:r>
-        <w:rPr>
-          <w:rFonts w:ascii="Georgia Pro" w:eastAsia="Georgia Pro" w:hAnsi="Georgia Pro" w:cs="Georgia Pro"/>
-          <w:color w:val="000000" w:themeColor="text1"/>
-        </w:rPr>
-        <w:t xml:space="preserve"> \</w:t>
-      </w:r>
-      <w:r>
-        <w:rPr>
-          <w:rFonts w:ascii="Georgia Pro" w:eastAsia="Georgia Pro" w:hAnsi="Georgia Pro" w:cs="Georgia Pro"/>
-          <w:color w:val="000000" w:themeColor="text1"/>
-        </w:rPr>
-        <w:br/>
-        <w:t>--generate-ssh-keys \</w:t>
-      </w:r>
-      <w:r>
-        <w:rPr>
-          <w:rFonts w:ascii="Georgia Pro" w:eastAsia="Georgia Pro" w:hAnsi="Georgia Pro" w:cs="Georgia Pro"/>
-          <w:color w:val="000000" w:themeColor="text1"/>
-        </w:rPr>
-        <w:br/>
-        <w:t>--public-</w:t>
-      </w:r>
-      <w:proofErr w:type="spellStart"/>
-      <w:r>
-        <w:rPr>
-          <w:rFonts w:ascii="Georgia Pro" w:eastAsia="Georgia Pro" w:hAnsi="Georgia Pro" w:cs="Georgia Pro"/>
-          <w:color w:val="000000" w:themeColor="text1"/>
-        </w:rPr>
-        <w:t>ip</w:t>
-      </w:r>
-      <w:proofErr w:type="spellEnd"/>
-      <w:r>
-        <w:rPr>
-          <w:rFonts w:ascii="Georgia Pro" w:eastAsia="Georgia Pro" w:hAnsi="Georgia Pro" w:cs="Georgia Pro"/>
-          <w:color w:val="000000" w:themeColor="text1"/>
-        </w:rPr>
-        <w:t>-</w:t>
-      </w:r>
-      <w:proofErr w:type="spellStart"/>
-      <w:r>
-        <w:rPr>
-          <w:rFonts w:ascii="Georgia Pro" w:eastAsia="Georgia Pro" w:hAnsi="Georgia Pro" w:cs="Georgia Pro"/>
-          <w:color w:val="000000" w:themeColor="text1"/>
-        </w:rPr>
-        <w:t>sku</w:t>
-      </w:r>
-      <w:proofErr w:type="spellEnd"/>
-      <w:r>
-        <w:rPr>
-          <w:rFonts w:ascii="Georgia Pro" w:eastAsia="Georgia Pro" w:hAnsi="Georgia Pro" w:cs="Georgia Pro"/>
-          <w:color w:val="000000" w:themeColor="text1"/>
-        </w:rPr>
-        <w:t xml:space="preserve"> Standard</w:t>
-      </w:r>
-    </w:p>
-    <w:p>
-      <w:pPr>
-        <w:spacing w:after="0" w:line="480" w:lineRule="auto"/>
-        <w:rPr>
-          <w:rFonts w:ascii="Georgia Pro" w:eastAsia="Georgia Pro" w:hAnsi="Georgia Pro" w:cs="Georgia Pro"/>
-          <w:color w:val="000000" w:themeColor="text1"/>
-        </w:rPr>
-      </w:pPr>
-    </w:p>
-    <w:p>
-      <w:pPr>
-        <w:spacing w:after="0" w:line="480" w:lineRule="auto"/>
-        <w:rPr>
-          <w:rFonts w:ascii="Georgia Pro" w:eastAsia="Georgia Pro" w:hAnsi="Georgia Pro" w:cs="Georgia Pro"/>
-          <w:color w:val="000000" w:themeColor="text1"/>
-        </w:rPr>
-      </w:pPr>
-      <w:r>
-        <w:rPr>
-          <w:rFonts w:ascii="Georgia Pro" w:eastAsia="Georgia Pro" w:hAnsi="Georgia Pro" w:cs="Georgia Pro"/>
-          <w:color w:val="000000" w:themeColor="text1"/>
-        </w:rPr>
-        <w:t>Wait 2–5 minutes.</w:t>
-      </w:r>
-    </w:p>
-    <w:p>
-      <w:pPr>
-        <w:spacing w:after="0" w:line="480" w:lineRule="auto"/>
-        <w:rPr>
-          <w:rFonts w:ascii="Georgia Pro" w:eastAsia="Georgia Pro" w:hAnsi="Georgia Pro" w:cs="Georgia Pro"/>
-          <w:color w:val="000000" w:themeColor="text1"/>
-        </w:rPr>
-      </w:pPr>
-      <w:r>
-        <w:rPr>
-          <w:rFonts w:ascii="Georgia Pro" w:eastAsia="Georgia Pro" w:hAnsi="Georgia Pro" w:cs="Georgia Pro"/>
-          <w:color w:val="000000" w:themeColor="text1"/>
-        </w:rPr>
-        <w:pict w14:anchorId="076EBBD5">
-          <v:rect id="_x0000_i1860" style="width:0;height:1.5pt" o:hralign="center" o:hrstd="t" o:hr="t" fillcolor="#a0a0a0" stroked="f"/>
+        <w:t>--priority 1000</w:t>
+      </w:r>
+    </w:p>
+    <w:p>
+      <w:pPr>
+        <w:spacing w:after="0" w:line="480" w:lineRule="auto"/>
+        <w:rPr>
+          <w:rFonts w:ascii="Georgia Pro" w:eastAsia="Georgia Pro" w:hAnsi="Georgia Pro" w:cs="Georgia Pro"/>
+          <w:color w:val="000000" w:themeColor="text1"/>
+        </w:rPr>
+      </w:pPr>
+      <w:r>
+        <w:rPr>
+          <w:rFonts w:ascii="Georgia Pro" w:eastAsia="Georgia Pro" w:hAnsi="Georgia Pro" w:cs="Georgia Pro"/>
+          <w:color w:val="000000" w:themeColor="text1"/>
+        </w:rPr>
+        <w:pict w14:anchorId="360D4E44">
+          <v:rect id="_x0000_i1035" style="width:0;height:1.5pt" o:hralign="center" o:hrstd="t" o:hr="t" fillcolor="#a0a0a0" stroked="f"/>
         </w:pict>
       </w:r>
     </w:p>
@@ -1980,45 +2346,7 @@
           <w:bCs/>
           <w:color w:val="000000" w:themeColor="text1"/>
         </w:rPr>
-        <w:t>IMPORTANT: Open Ports Immediately</w:t>
-      </w:r>
-    </w:p>
-    <w:p>
-      <w:pPr>
-        <w:spacing w:after="0" w:line="480" w:lineRule="auto"/>
-        <w:rPr>
-          <w:rFonts w:ascii="Georgia Pro" w:eastAsia="Georgia Pro" w:hAnsi="Georgia Pro" w:cs="Georgia Pro"/>
-          <w:color w:val="000000" w:themeColor="text1"/>
-        </w:rPr>
-      </w:pPr>
-      <w:r>
-        <w:rPr>
-          <w:rFonts w:ascii="Georgia Pro" w:eastAsia="Georgia Pro" w:hAnsi="Georgia Pro" w:cs="Georgia Pro"/>
-          <w:color w:val="000000" w:themeColor="text1"/>
-        </w:rPr>
-        <w:pict w14:anchorId="3E2895F3">
-          <v:rect id="_x0000_i1861" style="width:0;height:1.5pt" o:hralign="center" o:hrstd="t" o:hr="t" fillcolor="#a0a0a0" stroked="f"/>
-        </w:pict>
-      </w:r>
-    </w:p>
-    <w:p>
-      <w:pPr>
-        <w:spacing w:after="0" w:line="480" w:lineRule="auto"/>
-        <w:rPr>
-          <w:rFonts w:ascii="Georgia Pro" w:eastAsia="Georgia Pro" w:hAnsi="Georgia Pro" w:cs="Georgia Pro"/>
-          <w:b/>
-          <w:bCs/>
-          <w:color w:val="000000" w:themeColor="text1"/>
-        </w:rPr>
-      </w:pPr>
-      <w:r>
-        <w:rPr>
-          <w:rFonts w:ascii="Georgia Pro" w:eastAsia="Georgia Pro" w:hAnsi="Georgia Pro" w:cs="Georgia Pro"/>
-          <w:b/>
-          <w:bCs/>
-          <w:color w:val="000000" w:themeColor="text1"/>
-        </w:rPr>
-        <w:t>Step 4: Open SSH Port (22)</w:t>
+        <w:t>Step 5: Open Prometheus Port (9090)</w:t>
       </w:r>
     </w:p>
     <w:p>
@@ -2140,7 +2468,14 @@
           <w:color w:val="000000" w:themeColor="text1"/>
         </w:rPr>
         <w:br/>
-        <w:t>--port 22 \</w:t>
+      </w:r>
+      <w:r>
+        <w:rPr>
+          <w:rFonts w:ascii="Georgia Pro" w:eastAsia="Georgia Pro" w:hAnsi="Georgia Pro" w:cs="Georgia Pro"/>
+          <w:color w:val="000000" w:themeColor="text1"/>
+        </w:rPr>
+        <w:lastRenderedPageBreak/>
+        <w:t>--port 9090 \</w:t>
       </w:r>
       <w:r>
         <w:rPr>
@@ -2148,24 +2483,24 @@
           <w:color w:val="000000" w:themeColor="text1"/>
         </w:rPr>
         <w:br/>
-        <w:t>--priority 1000</w:t>
-      </w:r>
-    </w:p>
-    <w:p>
-      <w:pPr>
-        <w:spacing w:after="0" w:line="480" w:lineRule="auto"/>
-        <w:rPr>
-          <w:rFonts w:ascii="Georgia Pro" w:eastAsia="Georgia Pro" w:hAnsi="Georgia Pro" w:cs="Georgia Pro"/>
-          <w:color w:val="000000" w:themeColor="text1"/>
-        </w:rPr>
-      </w:pPr>
-      <w:r>
-        <w:rPr>
-          <w:rFonts w:ascii="Georgia Pro" w:eastAsia="Georgia Pro" w:hAnsi="Georgia Pro" w:cs="Georgia Pro"/>
-          <w:color w:val="000000" w:themeColor="text1"/>
-        </w:rPr>
-        <w:pict w14:anchorId="360D4E44">
-          <v:rect id="_x0000_i1862" style="width:0;height:1.5pt" o:hralign="center" o:hrstd="t" o:hr="t" fillcolor="#a0a0a0" stroked="f"/>
+        <w:t>--priority 1001</w:t>
+      </w:r>
+    </w:p>
+    <w:p>
+      <w:pPr>
+        <w:spacing w:after="0" w:line="480" w:lineRule="auto"/>
+        <w:rPr>
+          <w:rFonts w:ascii="Georgia Pro" w:eastAsia="Georgia Pro" w:hAnsi="Georgia Pro" w:cs="Georgia Pro"/>
+          <w:color w:val="000000" w:themeColor="text1"/>
+        </w:rPr>
+      </w:pPr>
+      <w:r>
+        <w:rPr>
+          <w:rFonts w:ascii="Georgia Pro" w:eastAsia="Georgia Pro" w:hAnsi="Georgia Pro" w:cs="Georgia Pro"/>
+          <w:color w:val="000000" w:themeColor="text1"/>
+        </w:rPr>
+        <w:pict w14:anchorId="37804904">
+          <v:rect id="_x0000_i1036" style="width:0;height:1.5pt" o:hralign="center" o:hrstd="t" o:hr="t" fillcolor="#a0a0a0" stroked="f"/>
         </w:pict>
       </w:r>
     </w:p>
@@ -2186,7 +2521,7 @@
           <w:bCs/>
           <w:color w:val="000000" w:themeColor="text1"/>
         </w:rPr>
-        <w:t>Step 5: Open Prometheus Port (9090)</w:t>
+        <w:t>Step 6: Open Node Exporter Port (9100)</w:t>
       </w:r>
     </w:p>
     <w:p>
@@ -2308,7 +2643,7 @@
           <w:color w:val="000000" w:themeColor="text1"/>
         </w:rPr>
         <w:br/>
-        <w:t>--port 9090 \</w:t>
+        <w:t>--port 9100 \</w:t>
       </w:r>
       <w:r>
         <w:rPr>
@@ -2316,25 +2651,24 @@
           <w:color w:val="000000" w:themeColor="text1"/>
         </w:rPr>
         <w:br/>
-        <w:t>--priority 1001</w:t>
-      </w:r>
-    </w:p>
-    <w:p>
-      <w:pPr>
-        <w:spacing w:after="0" w:line="480" w:lineRule="auto"/>
-        <w:rPr>
-          <w:rFonts w:ascii="Georgia Pro" w:eastAsia="Georgia Pro" w:hAnsi="Georgia Pro" w:cs="Georgia Pro"/>
-          <w:color w:val="000000" w:themeColor="text1"/>
-        </w:rPr>
-      </w:pPr>
-      <w:r>
-        <w:rPr>
-          <w:rFonts w:ascii="Georgia Pro" w:eastAsia="Georgia Pro" w:hAnsi="Georgia Pro" w:cs="Georgia Pro"/>
-          <w:color w:val="000000" w:themeColor="text1"/>
-        </w:rPr>
-        <w:lastRenderedPageBreak/>
-        <w:pict w14:anchorId="37804904">
-          <v:rect id="_x0000_i1863" style="width:0;height:1.5pt" o:hralign="center" o:hrstd="t" o:hr="t" fillcolor="#a0a0a0" stroked="f"/>
+        <w:t>--priority 1002</w:t>
+      </w:r>
+    </w:p>
+    <w:p>
+      <w:pPr>
+        <w:spacing w:after="0" w:line="480" w:lineRule="auto"/>
+        <w:rPr>
+          <w:rFonts w:ascii="Georgia Pro" w:eastAsia="Georgia Pro" w:hAnsi="Georgia Pro" w:cs="Georgia Pro"/>
+          <w:color w:val="000000" w:themeColor="text1"/>
+        </w:rPr>
+      </w:pPr>
+      <w:r>
+        <w:rPr>
+          <w:rFonts w:ascii="Georgia Pro" w:eastAsia="Georgia Pro" w:hAnsi="Georgia Pro" w:cs="Georgia Pro"/>
+          <w:color w:val="000000" w:themeColor="text1"/>
+        </w:rPr>
+        <w:pict w14:anchorId="4F7DEEC7">
+          <v:rect id="_x0000_i1037" style="width:0;height:1.5pt" o:hralign="center" o:hrstd="t" o:hr="t" fillcolor="#a0a0a0" stroked="f"/>
         </w:pict>
       </w:r>
     </w:p>
@@ -2355,7 +2689,7 @@
           <w:bCs/>
           <w:color w:val="000000" w:themeColor="text1"/>
         </w:rPr>
-        <w:t>Step 6: Open Node Exporter Port (9100)</w:t>
+        <w:t>Step 7: Open Grafana Port (3000)</w:t>
       </w:r>
     </w:p>
     <w:p>
@@ -2477,7 +2811,7 @@
           <w:color w:val="000000" w:themeColor="text1"/>
         </w:rPr>
         <w:br/>
-        <w:t>--port 9100 \</w:t>
+        <w:t>--port 3000 \</w:t>
       </w:r>
       <w:r>
         <w:rPr>
@@ -2485,24 +2819,24 @@
           <w:color w:val="000000" w:themeColor="text1"/>
         </w:rPr>
         <w:br/>
-        <w:t>--priority 1002</w:t>
-      </w:r>
-    </w:p>
-    <w:p>
-      <w:pPr>
-        <w:spacing w:after="0" w:line="480" w:lineRule="auto"/>
-        <w:rPr>
-          <w:rFonts w:ascii="Georgia Pro" w:eastAsia="Georgia Pro" w:hAnsi="Georgia Pro" w:cs="Georgia Pro"/>
-          <w:color w:val="000000" w:themeColor="text1"/>
-        </w:rPr>
-      </w:pPr>
-      <w:r>
-        <w:rPr>
-          <w:rFonts w:ascii="Georgia Pro" w:eastAsia="Georgia Pro" w:hAnsi="Georgia Pro" w:cs="Georgia Pro"/>
-          <w:color w:val="000000" w:themeColor="text1"/>
-        </w:rPr>
-        <w:pict w14:anchorId="4F7DEEC7">
-          <v:rect id="_x0000_i1864" style="width:0;height:1.5pt" o:hralign="center" o:hrstd="t" o:hr="t" fillcolor="#a0a0a0" stroked="f"/>
+        <w:t>--priority 1003</w:t>
+      </w:r>
+    </w:p>
+    <w:p>
+      <w:pPr>
+        <w:spacing w:after="0" w:line="480" w:lineRule="auto"/>
+        <w:rPr>
+          <w:rFonts w:ascii="Georgia Pro" w:eastAsia="Georgia Pro" w:hAnsi="Georgia Pro" w:cs="Georgia Pro"/>
+          <w:color w:val="000000" w:themeColor="text1"/>
+        </w:rPr>
+      </w:pPr>
+      <w:r>
+        <w:rPr>
+          <w:rFonts w:ascii="Georgia Pro" w:eastAsia="Georgia Pro" w:hAnsi="Georgia Pro" w:cs="Georgia Pro"/>
+          <w:color w:val="000000" w:themeColor="text1"/>
+        </w:rPr>
+        <w:pict w14:anchorId="2D3E1758">
+          <v:rect id="_x0000_i1038" style="width:0;height:1.5pt" o:hralign="center" o:hrstd="t" o:hr="t" fillcolor="#a0a0a0" stroked="f"/>
         </w:pict>
       </w:r>
     </w:p>
@@ -2523,7 +2857,7 @@
           <w:bCs/>
           <w:color w:val="000000" w:themeColor="text1"/>
         </w:rPr>
-        <w:t>Step 7: Open Grafana Port (3000)</w:t>
+        <w:t>Step 8: Verify NSG Rules</w:t>
       </w:r>
     </w:p>
     <w:p>
@@ -2557,7 +2891,7 @@
           <w:rFonts w:ascii="Georgia Pro" w:eastAsia="Georgia Pro" w:hAnsi="Georgia Pro" w:cs="Georgia Pro"/>
           <w:color w:val="000000" w:themeColor="text1"/>
         </w:rPr>
-        <w:t xml:space="preserve"> </w:t>
+        <w:t xml:space="preserve"> network </w:t>
       </w:r>
       <w:proofErr w:type="spellStart"/>
       <w:r>
@@ -2565,7 +2899,7 @@
           <w:rFonts w:ascii="Georgia Pro" w:eastAsia="Georgia Pro" w:hAnsi="Georgia Pro" w:cs="Georgia Pro"/>
           <w:color w:val="000000" w:themeColor="text1"/>
         </w:rPr>
-        <w:t>vm</w:t>
+        <w:t>nsg</w:t>
       </w:r>
       <w:proofErr w:type="spellEnd"/>
       <w:r>
@@ -2573,7 +2907,7 @@
           <w:rFonts w:ascii="Georgia Pro" w:eastAsia="Georgia Pro" w:hAnsi="Georgia Pro" w:cs="Georgia Pro"/>
           <w:color w:val="000000" w:themeColor="text1"/>
         </w:rPr>
-        <w:t xml:space="preserve"> open-port \</w:t>
+        <w:t xml:space="preserve"> rule list \</w:t>
       </w:r>
       <w:r>
         <w:rPr>
@@ -2621,7 +2955,7 @@
           <w:color w:val="000000" w:themeColor="text1"/>
         </w:rPr>
         <w:br/>
-        <w:t xml:space="preserve">--name </w:t>
+        <w:t>--</w:t>
       </w:r>
       <w:proofErr w:type="spellStart"/>
       <w:r>
@@ -2629,7 +2963,7 @@
           <w:rFonts w:ascii="Georgia Pro" w:eastAsia="Georgia Pro" w:hAnsi="Georgia Pro" w:cs="Georgia Pro"/>
           <w:color w:val="000000" w:themeColor="text1"/>
         </w:rPr>
-        <w:t>vm</w:t>
+        <w:t>nsg</w:t>
       </w:r>
       <w:proofErr w:type="spellEnd"/>
       <w:r>
@@ -2637,7 +2971,23 @@
           <w:rFonts w:ascii="Georgia Pro" w:eastAsia="Georgia Pro" w:hAnsi="Georgia Pro" w:cs="Georgia Pro"/>
           <w:color w:val="000000" w:themeColor="text1"/>
         </w:rPr>
-        <w:t>-monitor \</w:t>
+        <w:t xml:space="preserve">-name </w:t>
+      </w:r>
+      <w:proofErr w:type="spellStart"/>
+      <w:r>
+        <w:rPr>
+          <w:rFonts w:ascii="Georgia Pro" w:eastAsia="Georgia Pro" w:hAnsi="Georgia Pro" w:cs="Georgia Pro"/>
+          <w:color w:val="000000" w:themeColor="text1"/>
+        </w:rPr>
+        <w:t>vm-monitorNSG</w:t>
+      </w:r>
+      <w:proofErr w:type="spellEnd"/>
+      <w:r>
+        <w:rPr>
+          <w:rFonts w:ascii="Georgia Pro" w:eastAsia="Georgia Pro" w:hAnsi="Georgia Pro" w:cs="Georgia Pro"/>
+          <w:color w:val="000000" w:themeColor="text1"/>
+        </w:rPr>
+        <w:t xml:space="preserve"> \</w:t>
       </w:r>
       <w:r>
         <w:rPr>
@@ -2645,32 +2995,24 @@
           <w:color w:val="000000" w:themeColor="text1"/>
         </w:rPr>
         <w:br/>
-        <w:t>--port 3000 \</w:t>
-      </w:r>
-      <w:r>
-        <w:rPr>
-          <w:rFonts w:ascii="Georgia Pro" w:eastAsia="Georgia Pro" w:hAnsi="Georgia Pro" w:cs="Georgia Pro"/>
-          <w:color w:val="000000" w:themeColor="text1"/>
-        </w:rPr>
-        <w:br/>
-        <w:t>--priority 1003</w:t>
-      </w:r>
-    </w:p>
-    <w:p>
-      <w:pPr>
-        <w:spacing w:after="0" w:line="480" w:lineRule="auto"/>
-        <w:rPr>
-          <w:rFonts w:ascii="Georgia Pro" w:eastAsia="Georgia Pro" w:hAnsi="Georgia Pro" w:cs="Georgia Pro"/>
-          <w:color w:val="000000" w:themeColor="text1"/>
-        </w:rPr>
-      </w:pPr>
-      <w:r>
-        <w:rPr>
-          <w:rFonts w:ascii="Georgia Pro" w:eastAsia="Georgia Pro" w:hAnsi="Georgia Pro" w:cs="Georgia Pro"/>
-          <w:color w:val="000000" w:themeColor="text1"/>
-        </w:rPr>
-        <w:pict w14:anchorId="2D3E1758">
-          <v:rect id="_x0000_i1865" style="width:0;height:1.5pt" o:hralign="center" o:hrstd="t" o:hr="t" fillcolor="#a0a0a0" stroked="f"/>
+        <w:t>-o table</w:t>
+      </w:r>
+    </w:p>
+    <w:p>
+      <w:pPr>
+        <w:spacing w:after="0" w:line="480" w:lineRule="auto"/>
+        <w:rPr>
+          <w:rFonts w:ascii="Georgia Pro" w:eastAsia="Georgia Pro" w:hAnsi="Georgia Pro" w:cs="Georgia Pro"/>
+          <w:color w:val="000000" w:themeColor="text1"/>
+        </w:rPr>
+      </w:pPr>
+      <w:r>
+        <w:rPr>
+          <w:rFonts w:ascii="Georgia Pro" w:eastAsia="Georgia Pro" w:hAnsi="Georgia Pro" w:cs="Georgia Pro"/>
+          <w:color w:val="000000" w:themeColor="text1"/>
+        </w:rPr>
+        <w:pict w14:anchorId="421256A6">
+          <v:rect id="_x0000_i1039" style="width:0;height:1.5pt" o:hralign="center" o:hrstd="t" o:hr="t" fillcolor="#a0a0a0" stroked="f"/>
         </w:pict>
       </w:r>
     </w:p>
@@ -2691,7 +3033,7 @@
           <w:bCs/>
           <w:color w:val="000000" w:themeColor="text1"/>
         </w:rPr>
-        <w:t>Step 8: Verify NSG Rules</w:t>
+        <w:t>Step 9: Get VM Public IP</w:t>
       </w:r>
     </w:p>
     <w:p>
@@ -2725,7 +3067,7 @@
           <w:rFonts w:ascii="Georgia Pro" w:eastAsia="Georgia Pro" w:hAnsi="Georgia Pro" w:cs="Georgia Pro"/>
           <w:color w:val="000000" w:themeColor="text1"/>
         </w:rPr>
-        <w:t xml:space="preserve"> network </w:t>
+        <w:t xml:space="preserve"> </w:t>
       </w:r>
       <w:proofErr w:type="spellStart"/>
       <w:r>
@@ -2733,7 +3075,7 @@
           <w:rFonts w:ascii="Georgia Pro" w:eastAsia="Georgia Pro" w:hAnsi="Georgia Pro" w:cs="Georgia Pro"/>
           <w:color w:val="000000" w:themeColor="text1"/>
         </w:rPr>
-        <w:t>nsg</w:t>
+        <w:t>vm</w:t>
       </w:r>
       <w:proofErr w:type="spellEnd"/>
       <w:r>
@@ -2741,7 +3083,23 @@
           <w:rFonts w:ascii="Georgia Pro" w:eastAsia="Georgia Pro" w:hAnsi="Georgia Pro" w:cs="Georgia Pro"/>
           <w:color w:val="000000" w:themeColor="text1"/>
         </w:rPr>
-        <w:t xml:space="preserve"> rule list \</w:t>
+        <w:t xml:space="preserve"> list-</w:t>
+      </w:r>
+      <w:proofErr w:type="spellStart"/>
+      <w:r>
+        <w:rPr>
+          <w:rFonts w:ascii="Georgia Pro" w:eastAsia="Georgia Pro" w:hAnsi="Georgia Pro" w:cs="Georgia Pro"/>
+          <w:color w:val="000000" w:themeColor="text1"/>
+        </w:rPr>
+        <w:t>ip</w:t>
+      </w:r>
+      <w:proofErr w:type="spellEnd"/>
+      <w:r>
+        <w:rPr>
+          <w:rFonts w:ascii="Georgia Pro" w:eastAsia="Georgia Pro" w:hAnsi="Georgia Pro" w:cs="Georgia Pro"/>
+          <w:color w:val="000000" w:themeColor="text1"/>
+        </w:rPr>
+        <w:t>-addresses \</w:t>
       </w:r>
       <w:r>
         <w:rPr>
@@ -2789,7 +3147,7 @@
           <w:color w:val="000000" w:themeColor="text1"/>
         </w:rPr>
         <w:br/>
-        <w:t>--</w:t>
+        <w:t xml:space="preserve">--name </w:t>
       </w:r>
       <w:proofErr w:type="spellStart"/>
       <w:r>
@@ -2797,7 +3155,7 @@
           <w:rFonts w:ascii="Georgia Pro" w:eastAsia="Georgia Pro" w:hAnsi="Georgia Pro" w:cs="Georgia Pro"/>
           <w:color w:val="000000" w:themeColor="text1"/>
         </w:rPr>
-        <w:t>nsg</w:t>
+        <w:t>vm</w:t>
       </w:r>
       <w:proofErr w:type="spellEnd"/>
       <w:r>
@@ -2805,7 +3163,44 @@
           <w:rFonts w:ascii="Georgia Pro" w:eastAsia="Georgia Pro" w:hAnsi="Georgia Pro" w:cs="Georgia Pro"/>
           <w:color w:val="000000" w:themeColor="text1"/>
         </w:rPr>
-        <w:t xml:space="preserve">-name </w:t>
+        <w:t>-monitor \</w:t>
+      </w:r>
+      <w:r>
+        <w:rPr>
+          <w:rFonts w:ascii="Georgia Pro" w:eastAsia="Georgia Pro" w:hAnsi="Georgia Pro" w:cs="Georgia Pro"/>
+          <w:color w:val="000000" w:themeColor="text1"/>
+        </w:rPr>
+        <w:br/>
+      </w:r>
+      <w:r>
+        <w:rPr>
+          <w:rFonts w:ascii="Georgia Pro" w:eastAsia="Georgia Pro" w:hAnsi="Georgia Pro" w:cs="Georgia Pro"/>
+          <w:color w:val="000000" w:themeColor="text1"/>
+        </w:rPr>
+        <w:lastRenderedPageBreak/>
+        <w:t xml:space="preserve">--query </w:t>
+      </w:r>
+      <w:r>
+        <w:rPr>
+          <w:rFonts w:ascii="Georgia Pro" w:eastAsia="Georgia Pro" w:hAnsi="Georgia Pro" w:cs="Georgia Pro"/>
+          <w:color w:val="000000" w:themeColor="text1"/>
+        </w:rPr>
+        <w:t>“</w:t>
+      </w:r>
+      <w:r>
+        <w:rPr>
+          <w:rFonts w:ascii="Georgia Pro" w:eastAsia="Georgia Pro" w:hAnsi="Georgia Pro" w:cs="Georgia Pro"/>
+          <w:color w:val="000000" w:themeColor="text1"/>
+        </w:rPr>
+        <w:t>[0</w:t>
+      </w:r>
+      <w:proofErr w:type="gramStart"/>
+      <w:r>
+        <w:rPr>
+          <w:rFonts w:ascii="Georgia Pro" w:eastAsia="Georgia Pro" w:hAnsi="Georgia Pro" w:cs="Georgia Pro"/>
+          <w:color w:val="000000" w:themeColor="text1"/>
+        </w:rPr>
+        <w:t>].</w:t>
       </w:r>
       <w:proofErr w:type="spellStart"/>
       <w:r>
@@ -2813,7 +3208,23 @@
           <w:rFonts w:ascii="Georgia Pro" w:eastAsia="Georgia Pro" w:hAnsi="Georgia Pro" w:cs="Georgia Pro"/>
           <w:color w:val="000000" w:themeColor="text1"/>
         </w:rPr>
-        <w:t>vm-monitorNSG</w:t>
+        <w:t>virtualMachine.network</w:t>
+      </w:r>
+      <w:proofErr w:type="gramEnd"/>
+      <w:r>
+        <w:rPr>
+          <w:rFonts w:ascii="Georgia Pro" w:eastAsia="Georgia Pro" w:hAnsi="Georgia Pro" w:cs="Georgia Pro"/>
+          <w:color w:val="000000" w:themeColor="text1"/>
+        </w:rPr>
+        <w:t>.</w:t>
+      </w:r>
+      <w:proofErr w:type="gramStart"/>
+      <w:r>
+        <w:rPr>
+          <w:rFonts w:ascii="Georgia Pro" w:eastAsia="Georgia Pro" w:hAnsi="Georgia Pro" w:cs="Georgia Pro"/>
+          <w:color w:val="000000" w:themeColor="text1"/>
+        </w:rPr>
+        <w:t>publicIpAddresses</w:t>
       </w:r>
       <w:proofErr w:type="spellEnd"/>
       <w:r>
@@ -2821,6 +3232,46 @@
           <w:rFonts w:ascii="Georgia Pro" w:eastAsia="Georgia Pro" w:hAnsi="Georgia Pro" w:cs="Georgia Pro"/>
           <w:color w:val="000000" w:themeColor="text1"/>
         </w:rPr>
+        <w:t>[</w:t>
+      </w:r>
+      <w:proofErr w:type="gramEnd"/>
+      <w:r>
+        <w:rPr>
+          <w:rFonts w:ascii="Georgia Pro" w:eastAsia="Georgia Pro" w:hAnsi="Georgia Pro" w:cs="Georgia Pro"/>
+          <w:color w:val="000000" w:themeColor="text1"/>
+        </w:rPr>
+        <w:t>0</w:t>
+      </w:r>
+      <w:proofErr w:type="gramStart"/>
+      <w:r>
+        <w:rPr>
+          <w:rFonts w:ascii="Georgia Pro" w:eastAsia="Georgia Pro" w:hAnsi="Georgia Pro" w:cs="Georgia Pro"/>
+          <w:color w:val="000000" w:themeColor="text1"/>
+        </w:rPr>
+        <w:t>].</w:t>
+      </w:r>
+      <w:proofErr w:type="spellStart"/>
+      <w:r>
+        <w:rPr>
+          <w:rFonts w:ascii="Georgia Pro" w:eastAsia="Georgia Pro" w:hAnsi="Georgia Pro" w:cs="Georgia Pro"/>
+          <w:color w:val="000000" w:themeColor="text1"/>
+        </w:rPr>
+        <w:t>ipAddress</w:t>
+      </w:r>
+      <w:proofErr w:type="spellEnd"/>
+      <w:proofErr w:type="gramEnd"/>
+      <w:r>
+        <w:rPr>
+          <w:rFonts w:ascii="Georgia Pro" w:eastAsia="Georgia Pro" w:hAnsi="Georgia Pro" w:cs="Georgia Pro"/>
+          <w:color w:val="000000" w:themeColor="text1"/>
+        </w:rPr>
+        <w:t>”</w:t>
+      </w:r>
+      <w:r>
+        <w:rPr>
+          <w:rFonts w:ascii="Georgia Pro" w:eastAsia="Georgia Pro" w:hAnsi="Georgia Pro" w:cs="Georgia Pro"/>
+          <w:color w:val="000000" w:themeColor="text1"/>
+        </w:rPr>
         <w:t xml:space="preserve"> \</w:t>
       </w:r>
       <w:r>
@@ -2829,24 +3280,49 @@
           <w:color w:val="000000" w:themeColor="text1"/>
         </w:rPr>
         <w:br/>
-        <w:t>-o table</w:t>
-      </w:r>
-    </w:p>
-    <w:p>
-      <w:pPr>
-        <w:spacing w:after="0" w:line="480" w:lineRule="auto"/>
-        <w:rPr>
-          <w:rFonts w:ascii="Georgia Pro" w:eastAsia="Georgia Pro" w:hAnsi="Georgia Pro" w:cs="Georgia Pro"/>
-          <w:color w:val="000000" w:themeColor="text1"/>
-        </w:rPr>
-      </w:pPr>
-      <w:r>
-        <w:rPr>
-          <w:rFonts w:ascii="Georgia Pro" w:eastAsia="Georgia Pro" w:hAnsi="Georgia Pro" w:cs="Georgia Pro"/>
-          <w:color w:val="000000" w:themeColor="text1"/>
-        </w:rPr>
-        <w:pict w14:anchorId="421256A6">
-          <v:rect id="_x0000_i1866" style="width:0;height:1.5pt" o:hralign="center" o:hrstd="t" o:hr="t" fillcolor="#a0a0a0" stroked="f"/>
+        <w:t xml:space="preserve">-o </w:t>
+      </w:r>
+      <w:proofErr w:type="spellStart"/>
+      <w:r>
+        <w:rPr>
+          <w:rFonts w:ascii="Georgia Pro" w:eastAsia="Georgia Pro" w:hAnsi="Georgia Pro" w:cs="Georgia Pro"/>
+          <w:color w:val="000000" w:themeColor="text1"/>
+        </w:rPr>
+        <w:t>tsv</w:t>
+      </w:r>
+      <w:proofErr w:type="spellEnd"/>
+    </w:p>
+    <w:p>
+      <w:pPr>
+        <w:spacing w:after="0" w:line="480" w:lineRule="auto"/>
+        <w:rPr>
+          <w:rFonts w:ascii="Georgia Pro" w:eastAsia="Georgia Pro" w:hAnsi="Georgia Pro" w:cs="Georgia Pro"/>
+          <w:color w:val="000000" w:themeColor="text1"/>
+        </w:rPr>
+      </w:pPr>
+      <w:r>
+        <w:rPr>
+          <w:rFonts w:ascii="Georgia Pro" w:eastAsia="Georgia Pro" w:hAnsi="Georgia Pro" w:cs="Georgia Pro"/>
+          <w:color w:val="000000" w:themeColor="text1"/>
+        </w:rPr>
+        <w:t>Copy the IP address.</w:t>
+      </w:r>
+    </w:p>
+    <w:p>
+      <w:pPr>
+        <w:spacing w:after="0" w:line="480" w:lineRule="auto"/>
+        <w:rPr>
+          <w:rFonts w:ascii="Georgia Pro" w:eastAsia="Georgia Pro" w:hAnsi="Georgia Pro" w:cs="Georgia Pro"/>
+          <w:color w:val="000000" w:themeColor="text1"/>
+        </w:rPr>
+      </w:pPr>
+      <w:r>
+        <w:rPr>
+          <w:rFonts w:ascii="Georgia Pro" w:eastAsia="Georgia Pro" w:hAnsi="Georgia Pro" w:cs="Georgia Pro"/>
+          <w:color w:val="000000" w:themeColor="text1"/>
+        </w:rPr>
+        <w:pict w14:anchorId="5492E350">
+          <v:rect id="_x0000_i1040" style="width:0;height:1.5pt" o:hralign="center" o:hrstd="t" o:hr="t" fillcolor="#a0a0a0" stroked="f"/>
         </w:pict>
       </w:r>
     </w:p>
@@ -2867,7 +3343,7 @@
           <w:bCs/>
           <w:color w:val="000000" w:themeColor="text1"/>
         </w:rPr>
-        <w:t>Step 9: Get VM Public IP</w:t>
+        <w:t>Step 10: SSH into VM</w:t>
       </w:r>
     </w:p>
     <w:p>
@@ -2887,270 +3363,83 @@
           <w:color w:val="000000" w:themeColor="text1"/>
         </w:rPr>
       </w:pPr>
+      <w:r>
+        <w:rPr>
+          <w:rFonts w:ascii="Georgia Pro" w:eastAsia="Georgia Pro" w:hAnsi="Georgia Pro" w:cs="Georgia Pro"/>
+          <w:color w:val="000000" w:themeColor="text1"/>
+        </w:rPr>
+        <w:t xml:space="preserve">ssh </w:t>
+      </w:r>
       <w:proofErr w:type="spellStart"/>
       <w:r>
         <w:rPr>
           <w:rFonts w:ascii="Georgia Pro" w:eastAsia="Georgia Pro" w:hAnsi="Georgia Pro" w:cs="Georgia Pro"/>
           <w:color w:val="000000" w:themeColor="text1"/>
         </w:rPr>
-        <w:t>az</w:t>
+        <w:t>azureuser@PUBLIC_IP</w:t>
       </w:r>
       <w:proofErr w:type="spellEnd"/>
-      <w:r>
-        <w:rPr>
-          <w:rFonts w:ascii="Georgia Pro" w:eastAsia="Georgia Pro" w:hAnsi="Georgia Pro" w:cs="Georgia Pro"/>
-          <w:color w:val="000000" w:themeColor="text1"/>
-        </w:rPr>
-        <w:t xml:space="preserve"> </w:t>
-      </w:r>
-      <w:proofErr w:type="spellStart"/>
-      <w:r>
-        <w:rPr>
-          <w:rFonts w:ascii="Georgia Pro" w:eastAsia="Georgia Pro" w:hAnsi="Georgia Pro" w:cs="Georgia Pro"/>
-          <w:color w:val="000000" w:themeColor="text1"/>
-        </w:rPr>
-        <w:t>vm</w:t>
-      </w:r>
-      <w:proofErr w:type="spellEnd"/>
-      <w:r>
-        <w:rPr>
-          <w:rFonts w:ascii="Georgia Pro" w:eastAsia="Georgia Pro" w:hAnsi="Georgia Pro" w:cs="Georgia Pro"/>
-          <w:color w:val="000000" w:themeColor="text1"/>
-        </w:rPr>
-        <w:t xml:space="preserve"> list-</w:t>
-      </w:r>
-      <w:proofErr w:type="spellStart"/>
-      <w:r>
-        <w:rPr>
-          <w:rFonts w:ascii="Georgia Pro" w:eastAsia="Georgia Pro" w:hAnsi="Georgia Pro" w:cs="Georgia Pro"/>
-          <w:color w:val="000000" w:themeColor="text1"/>
-        </w:rPr>
-        <w:t>ip</w:t>
-      </w:r>
-      <w:proofErr w:type="spellEnd"/>
-      <w:r>
-        <w:rPr>
-          <w:rFonts w:ascii="Georgia Pro" w:eastAsia="Georgia Pro" w:hAnsi="Georgia Pro" w:cs="Georgia Pro"/>
-          <w:color w:val="000000" w:themeColor="text1"/>
-        </w:rPr>
-        <w:t>-addresses \</w:t>
-      </w:r>
-      <w:r>
-        <w:rPr>
-          <w:rFonts w:ascii="Georgia Pro" w:eastAsia="Georgia Pro" w:hAnsi="Georgia Pro" w:cs="Georgia Pro"/>
-          <w:color w:val="000000" w:themeColor="text1"/>
-        </w:rPr>
-        <w:br/>
-        <w:t xml:space="preserve">--resource-group </w:t>
-      </w:r>
-      <w:proofErr w:type="spellStart"/>
-      <w:r>
-        <w:rPr>
-          <w:rFonts w:ascii="Georgia Pro" w:eastAsia="Georgia Pro" w:hAnsi="Georgia Pro" w:cs="Georgia Pro"/>
-          <w:color w:val="000000" w:themeColor="text1"/>
-        </w:rPr>
-        <w:t>rg</w:t>
-      </w:r>
-      <w:proofErr w:type="spellEnd"/>
-      <w:r>
-        <w:rPr>
-          <w:rFonts w:ascii="Georgia Pro" w:eastAsia="Georgia Pro" w:hAnsi="Georgia Pro" w:cs="Georgia Pro"/>
-          <w:color w:val="000000" w:themeColor="text1"/>
-        </w:rPr>
-        <w:t>-</w:t>
-      </w:r>
-      <w:proofErr w:type="spellStart"/>
-      <w:r>
-        <w:rPr>
-          <w:rFonts w:ascii="Georgia Pro" w:eastAsia="Georgia Pro" w:hAnsi="Georgia Pro" w:cs="Georgia Pro"/>
-          <w:color w:val="000000" w:themeColor="text1"/>
-        </w:rPr>
-        <w:t>grafana</w:t>
-      </w:r>
-      <w:proofErr w:type="spellEnd"/>
-      <w:r>
-        <w:rPr>
-          <w:rFonts w:ascii="Georgia Pro" w:eastAsia="Georgia Pro" w:hAnsi="Georgia Pro" w:cs="Georgia Pro"/>
-          <w:color w:val="000000" w:themeColor="text1"/>
-        </w:rPr>
-        <w:t>-lab \</w:t>
-      </w:r>
-      <w:r>
-        <w:rPr>
-          <w:rFonts w:ascii="Georgia Pro" w:eastAsia="Georgia Pro" w:hAnsi="Georgia Pro" w:cs="Georgia Pro"/>
-          <w:color w:val="000000" w:themeColor="text1"/>
-        </w:rPr>
-        <w:br/>
-        <w:t xml:space="preserve">--name </w:t>
-      </w:r>
-      <w:proofErr w:type="spellStart"/>
-      <w:r>
-        <w:rPr>
-          <w:rFonts w:ascii="Georgia Pro" w:eastAsia="Georgia Pro" w:hAnsi="Georgia Pro" w:cs="Georgia Pro"/>
-          <w:color w:val="000000" w:themeColor="text1"/>
-        </w:rPr>
-        <w:t>vm</w:t>
-      </w:r>
-      <w:proofErr w:type="spellEnd"/>
-      <w:r>
-        <w:rPr>
-          <w:rFonts w:ascii="Georgia Pro" w:eastAsia="Georgia Pro" w:hAnsi="Georgia Pro" w:cs="Georgia Pro"/>
-          <w:color w:val="000000" w:themeColor="text1"/>
-        </w:rPr>
-        <w:t>-monitor \</w:t>
-      </w:r>
-      <w:r>
-        <w:rPr>
-          <w:rFonts w:ascii="Georgia Pro" w:eastAsia="Georgia Pro" w:hAnsi="Georgia Pro" w:cs="Georgia Pro"/>
-          <w:color w:val="000000" w:themeColor="text1"/>
-        </w:rPr>
-        <w:br/>
-        <w:t xml:space="preserve">--query </w:t>
-      </w:r>
-      <w:r>
-        <w:rPr>
-          <w:rFonts w:ascii="Georgia Pro" w:eastAsia="Georgia Pro" w:hAnsi="Georgia Pro" w:cs="Georgia Pro"/>
-          <w:color w:val="000000" w:themeColor="text1"/>
-        </w:rPr>
-        <w:t>“</w:t>
-      </w:r>
-      <w:r>
-        <w:rPr>
-          <w:rFonts w:ascii="Georgia Pro" w:eastAsia="Georgia Pro" w:hAnsi="Georgia Pro" w:cs="Georgia Pro"/>
-          <w:color w:val="000000" w:themeColor="text1"/>
-        </w:rPr>
-        <w:t>[0</w:t>
-      </w:r>
-      <w:proofErr w:type="gramStart"/>
-      <w:r>
-        <w:rPr>
-          <w:rFonts w:ascii="Georgia Pro" w:eastAsia="Georgia Pro" w:hAnsi="Georgia Pro" w:cs="Georgia Pro"/>
-          <w:color w:val="000000" w:themeColor="text1"/>
-        </w:rPr>
-        <w:t>].</w:t>
-      </w:r>
-      <w:proofErr w:type="spellStart"/>
-      <w:r>
-        <w:rPr>
-          <w:rFonts w:ascii="Georgia Pro" w:eastAsia="Georgia Pro" w:hAnsi="Georgia Pro" w:cs="Georgia Pro"/>
-          <w:color w:val="000000" w:themeColor="text1"/>
-        </w:rPr>
-        <w:t>virtualMachine.network</w:t>
-      </w:r>
-      <w:proofErr w:type="gramEnd"/>
-      <w:r>
-        <w:rPr>
-          <w:rFonts w:ascii="Georgia Pro" w:eastAsia="Georgia Pro" w:hAnsi="Georgia Pro" w:cs="Georgia Pro"/>
-          <w:color w:val="000000" w:themeColor="text1"/>
-        </w:rPr>
-        <w:t>.</w:t>
-      </w:r>
-      <w:proofErr w:type="gramStart"/>
-      <w:r>
-        <w:rPr>
-          <w:rFonts w:ascii="Georgia Pro" w:eastAsia="Georgia Pro" w:hAnsi="Georgia Pro" w:cs="Georgia Pro"/>
-          <w:color w:val="000000" w:themeColor="text1"/>
-        </w:rPr>
-        <w:t>publicIpAddresses</w:t>
-      </w:r>
-      <w:proofErr w:type="spellEnd"/>
-      <w:r>
-        <w:rPr>
-          <w:rFonts w:ascii="Georgia Pro" w:eastAsia="Georgia Pro" w:hAnsi="Georgia Pro" w:cs="Georgia Pro"/>
-          <w:color w:val="000000" w:themeColor="text1"/>
-        </w:rPr>
-        <w:t>[</w:t>
-      </w:r>
-      <w:proofErr w:type="gramEnd"/>
-      <w:r>
-        <w:rPr>
-          <w:rFonts w:ascii="Georgia Pro" w:eastAsia="Georgia Pro" w:hAnsi="Georgia Pro" w:cs="Georgia Pro"/>
-          <w:color w:val="000000" w:themeColor="text1"/>
-        </w:rPr>
-        <w:t>0</w:t>
-      </w:r>
-      <w:proofErr w:type="gramStart"/>
-      <w:r>
-        <w:rPr>
-          <w:rFonts w:ascii="Georgia Pro" w:eastAsia="Georgia Pro" w:hAnsi="Georgia Pro" w:cs="Georgia Pro"/>
-          <w:color w:val="000000" w:themeColor="text1"/>
-        </w:rPr>
-        <w:t>].</w:t>
-      </w:r>
-      <w:proofErr w:type="spellStart"/>
-      <w:r>
-        <w:rPr>
-          <w:rFonts w:ascii="Georgia Pro" w:eastAsia="Georgia Pro" w:hAnsi="Georgia Pro" w:cs="Georgia Pro"/>
-          <w:color w:val="000000" w:themeColor="text1"/>
-        </w:rPr>
-        <w:t>ipAddress</w:t>
-      </w:r>
-      <w:proofErr w:type="spellEnd"/>
-      <w:proofErr w:type="gramEnd"/>
-      <w:r>
-        <w:rPr>
-          <w:rFonts w:ascii="Georgia Pro" w:eastAsia="Georgia Pro" w:hAnsi="Georgia Pro" w:cs="Georgia Pro"/>
-          <w:color w:val="000000" w:themeColor="text1"/>
-        </w:rPr>
-        <w:t>”</w:t>
-      </w:r>
-      <w:r>
-        <w:rPr>
-          <w:rFonts w:ascii="Georgia Pro" w:eastAsia="Georgia Pro" w:hAnsi="Georgia Pro" w:cs="Georgia Pro"/>
-          <w:color w:val="000000" w:themeColor="text1"/>
-        </w:rPr>
-        <w:t xml:space="preserve"> \</w:t>
-      </w:r>
-      <w:r>
-        <w:rPr>
-          <w:rFonts w:ascii="Georgia Pro" w:eastAsia="Georgia Pro" w:hAnsi="Georgia Pro" w:cs="Georgia Pro"/>
-          <w:color w:val="000000" w:themeColor="text1"/>
-        </w:rPr>
-        <w:br/>
-        <w:t xml:space="preserve">-o </w:t>
-      </w:r>
-      <w:proofErr w:type="spellStart"/>
-      <w:r>
-        <w:rPr>
-          <w:rFonts w:ascii="Georgia Pro" w:eastAsia="Georgia Pro" w:hAnsi="Georgia Pro" w:cs="Georgia Pro"/>
-          <w:color w:val="000000" w:themeColor="text1"/>
-        </w:rPr>
-        <w:t>tsv</w:t>
-      </w:r>
-      <w:proofErr w:type="spellEnd"/>
-    </w:p>
-    <w:p>
-      <w:pPr>
-        <w:spacing w:after="0" w:line="480" w:lineRule="auto"/>
-        <w:rPr>
-          <w:rFonts w:ascii="Georgia Pro" w:eastAsia="Georgia Pro" w:hAnsi="Georgia Pro" w:cs="Georgia Pro"/>
-          <w:color w:val="000000" w:themeColor="text1"/>
-        </w:rPr>
-      </w:pPr>
-      <w:r>
-        <w:rPr>
-          <w:rFonts w:ascii="Georgia Pro" w:eastAsia="Georgia Pro" w:hAnsi="Georgia Pro" w:cs="Georgia Pro"/>
-          <w:color w:val="000000" w:themeColor="text1"/>
-        </w:rPr>
-        <w:lastRenderedPageBreak/>
-        <w:t>Copy the IP address.</w:t>
-      </w:r>
-    </w:p>
-    <w:p>
-      <w:pPr>
-        <w:spacing w:after="0" w:line="480" w:lineRule="auto"/>
-        <w:rPr>
-          <w:rFonts w:ascii="Georgia Pro" w:eastAsia="Georgia Pro" w:hAnsi="Georgia Pro" w:cs="Georgia Pro"/>
-          <w:color w:val="000000" w:themeColor="text1"/>
-        </w:rPr>
-      </w:pPr>
-      <w:r>
-        <w:rPr>
-          <w:rFonts w:ascii="Georgia Pro" w:eastAsia="Georgia Pro" w:hAnsi="Georgia Pro" w:cs="Georgia Pro"/>
-          <w:color w:val="000000" w:themeColor="text1"/>
-        </w:rPr>
-        <w:pict w14:anchorId="5492E350">
-          <v:rect id="_x0000_i1867" style="width:0;height:1.5pt" o:hralign="center" o:hrstd="t" o:hr="t" fillcolor="#a0a0a0" stroked="f"/>
+    </w:p>
+    <w:p>
+      <w:pPr>
+        <w:spacing w:after="0" w:line="480" w:lineRule="auto"/>
+        <w:rPr>
+          <w:rFonts w:ascii="Georgia Pro" w:eastAsia="Georgia Pro" w:hAnsi="Georgia Pro" w:cs="Georgia Pro"/>
+          <w:color w:val="000000" w:themeColor="text1"/>
+        </w:rPr>
+      </w:pPr>
+    </w:p>
+    <w:p>
+      <w:pPr>
+        <w:spacing w:after="0" w:line="480" w:lineRule="auto"/>
+        <w:rPr>
+          <w:rFonts w:ascii="Georgia Pro" w:eastAsia="Georgia Pro" w:hAnsi="Georgia Pro" w:cs="Georgia Pro"/>
+          <w:color w:val="000000" w:themeColor="text1"/>
+        </w:rPr>
+      </w:pPr>
+      <w:r>
+        <w:rPr>
+          <w:rFonts w:ascii="Georgia Pro" w:eastAsia="Georgia Pro" w:hAnsi="Georgia Pro" w:cs="Georgia Pro"/>
+          <w:color w:val="000000" w:themeColor="text1"/>
+        </w:rPr>
+        <w:t>Replace:</w:t>
+      </w:r>
+    </w:p>
+    <w:p>
+      <w:pPr>
+        <w:numPr>
+          <w:ilvl w:val="0"/>
+          <w:numId w:val="7"/>
+        </w:numPr>
+        <w:spacing w:after="0" w:line="480" w:lineRule="auto"/>
+        <w:rPr>
+          <w:rFonts w:ascii="Georgia Pro" w:eastAsia="Georgia Pro" w:hAnsi="Georgia Pro" w:cs="Georgia Pro"/>
+          <w:color w:val="000000" w:themeColor="text1"/>
+        </w:rPr>
+      </w:pPr>
+      <w:r>
+        <w:rPr>
+          <w:rFonts w:ascii="Georgia Pro" w:eastAsia="Georgia Pro" w:hAnsi="Georgia Pro" w:cs="Georgia Pro"/>
+          <w:color w:val="000000" w:themeColor="text1"/>
+        </w:rPr>
+        <w:t xml:space="preserve">PUBLIC_IP </w:t>
+      </w:r>
+    </w:p>
+    <w:p>
+      <w:pPr>
+        <w:spacing w:after="0" w:line="480" w:lineRule="auto"/>
+        <w:rPr>
+          <w:rFonts w:ascii="Georgia Pro" w:eastAsia="Georgia Pro" w:hAnsi="Georgia Pro" w:cs="Georgia Pro"/>
+          <w:color w:val="000000" w:themeColor="text1"/>
+        </w:rPr>
+      </w:pPr>
+      <w:r>
+        <w:rPr>
+          <w:rFonts w:ascii="Georgia Pro" w:eastAsia="Georgia Pro" w:hAnsi="Georgia Pro" w:cs="Georgia Pro"/>
+          <w:color w:val="000000" w:themeColor="text1"/>
+        </w:rPr>
+        <w:pict w14:anchorId="22275911">
+          <v:rect id="_x0000_i1041" style="width:0;height:1.5pt" o:hralign="center" o:hrstd="t" o:hr="t" fillcolor="#a0a0a0" stroked="f"/>
         </w:pict>
       </w:r>
     </w:p>
@@ -3171,7 +3460,7 @@
           <w:bCs/>
           <w:color w:val="000000" w:themeColor="text1"/>
         </w:rPr>
-        <w:t>Step 10: SSH into VM</w:t>
+        <w:t>Step 11: Update Ubuntu Packages</w:t>
       </w:r>
     </w:p>
     <w:p>
@@ -3191,83 +3480,38 @@
           <w:color w:val="000000" w:themeColor="text1"/>
         </w:rPr>
       </w:pPr>
-      <w:r>
-        <w:rPr>
-          <w:rFonts w:ascii="Georgia Pro" w:eastAsia="Georgia Pro" w:hAnsi="Georgia Pro" w:cs="Georgia Pro"/>
-          <w:color w:val="000000" w:themeColor="text1"/>
-        </w:rPr>
-        <w:t xml:space="preserve">ssh </w:t>
-      </w:r>
       <w:proofErr w:type="spellStart"/>
       <w:r>
         <w:rPr>
           <w:rFonts w:ascii="Georgia Pro" w:eastAsia="Georgia Pro" w:hAnsi="Georgia Pro" w:cs="Georgia Pro"/>
           <w:color w:val="000000" w:themeColor="text1"/>
         </w:rPr>
-        <w:t>azureuser@PUBLIC_IP</w:t>
+        <w:t>sudo</w:t>
       </w:r>
       <w:proofErr w:type="spellEnd"/>
-    </w:p>
-    <w:p>
-      <w:pPr>
-        <w:spacing w:after="0" w:line="480" w:lineRule="auto"/>
-        <w:rPr>
-          <w:rFonts w:ascii="Georgia Pro" w:eastAsia="Georgia Pro" w:hAnsi="Georgia Pro" w:cs="Georgia Pro"/>
-          <w:color w:val="000000" w:themeColor="text1"/>
-        </w:rPr>
-      </w:pPr>
-    </w:p>
-    <w:p>
-      <w:pPr>
-        <w:spacing w:after="0" w:line="480" w:lineRule="auto"/>
-        <w:rPr>
-          <w:rFonts w:ascii="Georgia Pro" w:eastAsia="Georgia Pro" w:hAnsi="Georgia Pro" w:cs="Georgia Pro"/>
-          <w:color w:val="000000" w:themeColor="text1"/>
-        </w:rPr>
-      </w:pPr>
-      <w:r>
-        <w:rPr>
-          <w:rFonts w:ascii="Georgia Pro" w:eastAsia="Georgia Pro" w:hAnsi="Georgia Pro" w:cs="Georgia Pro"/>
-          <w:color w:val="000000" w:themeColor="text1"/>
-        </w:rPr>
-        <w:t>Replace:</w:t>
-      </w:r>
-    </w:p>
-    <w:p>
-      <w:pPr>
-        <w:numPr>
-          <w:ilvl w:val="0"/>
-          <w:numId w:val="7"/>
-        </w:numPr>
-        <w:spacing w:after="0" w:line="480" w:lineRule="auto"/>
-        <w:rPr>
-          <w:rFonts w:ascii="Georgia Pro" w:eastAsia="Georgia Pro" w:hAnsi="Georgia Pro" w:cs="Georgia Pro"/>
-          <w:color w:val="000000" w:themeColor="text1"/>
-        </w:rPr>
-      </w:pPr>
-      <w:r>
-        <w:rPr>
-          <w:rFonts w:ascii="Georgia Pro" w:eastAsia="Georgia Pro" w:hAnsi="Georgia Pro" w:cs="Georgia Pro"/>
-          <w:color w:val="000000" w:themeColor="text1"/>
-        </w:rPr>
-        <w:t xml:space="preserve">PUBLIC_IP </w:t>
-      </w:r>
-    </w:p>
-    <w:p>
-      <w:pPr>
-        <w:spacing w:after="0" w:line="480" w:lineRule="auto"/>
-        <w:rPr>
-          <w:rFonts w:ascii="Georgia Pro" w:eastAsia="Georgia Pro" w:hAnsi="Georgia Pro" w:cs="Georgia Pro"/>
-          <w:color w:val="000000" w:themeColor="text1"/>
-        </w:rPr>
-      </w:pPr>
-      <w:r>
-        <w:rPr>
-          <w:rFonts w:ascii="Georgia Pro" w:eastAsia="Georgia Pro" w:hAnsi="Georgia Pro" w:cs="Georgia Pro"/>
-          <w:color w:val="000000" w:themeColor="text1"/>
-        </w:rPr>
-        <w:pict w14:anchorId="22275911">
-          <v:rect id="_x0000_i1868" style="width:0;height:1.5pt" o:hralign="center" o:hrstd="t" o:hr="t" fillcolor="#a0a0a0" stroked="f"/>
+      <w:r>
+        <w:rPr>
+          <w:rFonts w:ascii="Georgia Pro" w:eastAsia="Georgia Pro" w:hAnsi="Georgia Pro" w:cs="Georgia Pro"/>
+          <w:color w:val="000000" w:themeColor="text1"/>
+        </w:rPr>
+        <w:t xml:space="preserve"> apt update</w:t>
+      </w:r>
+    </w:p>
+    <w:p>
+      <w:pPr>
+        <w:spacing w:after="0" w:line="480" w:lineRule="auto"/>
+        <w:rPr>
+          <w:rFonts w:ascii="Georgia Pro" w:eastAsia="Georgia Pro" w:hAnsi="Georgia Pro" w:cs="Georgia Pro"/>
+          <w:color w:val="000000" w:themeColor="text1"/>
+        </w:rPr>
+      </w:pPr>
+      <w:r>
+        <w:rPr>
+          <w:rFonts w:ascii="Georgia Pro" w:eastAsia="Georgia Pro" w:hAnsi="Georgia Pro" w:cs="Georgia Pro"/>
+          <w:color w:val="000000" w:themeColor="text1"/>
+        </w:rPr>
+        <w:pict w14:anchorId="5A90B552">
+          <v:rect id="_x0000_i1042" style="width:0;height:1.5pt" o:hralign="center" o:hrstd="t" o:hr="t" fillcolor="#a0a0a0" stroked="f"/>
         </w:pict>
       </w:r>
     </w:p>
@@ -3288,7 +3532,7 @@
           <w:bCs/>
           <w:color w:val="000000" w:themeColor="text1"/>
         </w:rPr>
-        <w:t>Step 11: Update Ubuntu Packages</w:t>
+        <w:t>Step 12: Install Docker</w:t>
       </w:r>
     </w:p>
     <w:p>
@@ -3322,24 +3566,24 @@
           <w:rFonts w:ascii="Georgia Pro" w:eastAsia="Georgia Pro" w:hAnsi="Georgia Pro" w:cs="Georgia Pro"/>
           <w:color w:val="000000" w:themeColor="text1"/>
         </w:rPr>
-        <w:t xml:space="preserve"> apt update</w:t>
-      </w:r>
-    </w:p>
-    <w:p>
-      <w:pPr>
-        <w:spacing w:after="0" w:line="480" w:lineRule="auto"/>
-        <w:rPr>
-          <w:rFonts w:ascii="Georgia Pro" w:eastAsia="Georgia Pro" w:hAnsi="Georgia Pro" w:cs="Georgia Pro"/>
-          <w:color w:val="000000" w:themeColor="text1"/>
-        </w:rPr>
-      </w:pPr>
-      <w:r>
-        <w:rPr>
-          <w:rFonts w:ascii="Georgia Pro" w:eastAsia="Georgia Pro" w:hAnsi="Georgia Pro" w:cs="Georgia Pro"/>
-          <w:color w:val="000000" w:themeColor="text1"/>
-        </w:rPr>
-        <w:pict w14:anchorId="5A90B552">
-          <v:rect id="_x0000_i1869" style="width:0;height:1.5pt" o:hralign="center" o:hrstd="t" o:hr="t" fillcolor="#a0a0a0" stroked="f"/>
+        <w:t xml:space="preserve"> apt install docker.io -y</w:t>
+      </w:r>
+    </w:p>
+    <w:p>
+      <w:pPr>
+        <w:spacing w:after="0" w:line="480" w:lineRule="auto"/>
+        <w:rPr>
+          <w:rFonts w:ascii="Georgia Pro" w:eastAsia="Georgia Pro" w:hAnsi="Georgia Pro" w:cs="Georgia Pro"/>
+          <w:color w:val="000000" w:themeColor="text1"/>
+        </w:rPr>
+      </w:pPr>
+      <w:r>
+        <w:rPr>
+          <w:rFonts w:ascii="Georgia Pro" w:eastAsia="Georgia Pro" w:hAnsi="Georgia Pro" w:cs="Georgia Pro"/>
+          <w:color w:val="000000" w:themeColor="text1"/>
+        </w:rPr>
+        <w:pict w14:anchorId="7C88E3F3">
+          <v:rect id="_x0000_i1043" style="width:0;height:1.5pt" o:hralign="center" o:hrstd="t" o:hr="t" fillcolor="#a0a0a0" stroked="f"/>
         </w:pict>
       </w:r>
     </w:p>
@@ -3360,7 +3604,7 @@
           <w:bCs/>
           <w:color w:val="000000" w:themeColor="text1"/>
         </w:rPr>
-        <w:t>Step 12: Install Docker</w:t>
+        <w:t>Step 13: Start Docker</w:t>
       </w:r>
     </w:p>
     <w:p>
@@ -3394,24 +3638,40 @@
           <w:rFonts w:ascii="Georgia Pro" w:eastAsia="Georgia Pro" w:hAnsi="Georgia Pro" w:cs="Georgia Pro"/>
           <w:color w:val="000000" w:themeColor="text1"/>
         </w:rPr>
-        <w:t xml:space="preserve"> apt install docker.io -y</w:t>
-      </w:r>
-    </w:p>
-    <w:p>
-      <w:pPr>
-        <w:spacing w:after="0" w:line="480" w:lineRule="auto"/>
-        <w:rPr>
-          <w:rFonts w:ascii="Georgia Pro" w:eastAsia="Georgia Pro" w:hAnsi="Georgia Pro" w:cs="Georgia Pro"/>
-          <w:color w:val="000000" w:themeColor="text1"/>
-        </w:rPr>
-      </w:pPr>
-      <w:r>
-        <w:rPr>
-          <w:rFonts w:ascii="Georgia Pro" w:eastAsia="Georgia Pro" w:hAnsi="Georgia Pro" w:cs="Georgia Pro"/>
-          <w:color w:val="000000" w:themeColor="text1"/>
-        </w:rPr>
-        <w:pict w14:anchorId="7C88E3F3">
-          <v:rect id="_x0000_i1870" style="width:0;height:1.5pt" o:hralign="center" o:hrstd="t" o:hr="t" fillcolor="#a0a0a0" stroked="f"/>
+        <w:t xml:space="preserve"> </w:t>
+      </w:r>
+      <w:proofErr w:type="spellStart"/>
+      <w:r>
+        <w:rPr>
+          <w:rFonts w:ascii="Georgia Pro" w:eastAsia="Georgia Pro" w:hAnsi="Georgia Pro" w:cs="Georgia Pro"/>
+          <w:color w:val="000000" w:themeColor="text1"/>
+        </w:rPr>
+        <w:t>systemctl</w:t>
+      </w:r>
+      <w:proofErr w:type="spellEnd"/>
+      <w:r>
+        <w:rPr>
+          <w:rFonts w:ascii="Georgia Pro" w:eastAsia="Georgia Pro" w:hAnsi="Georgia Pro" w:cs="Georgia Pro"/>
+          <w:color w:val="000000" w:themeColor="text1"/>
+        </w:rPr>
+        <w:t xml:space="preserve"> start docker</w:t>
+      </w:r>
+    </w:p>
+    <w:p>
+      <w:pPr>
+        <w:spacing w:after="0" w:line="480" w:lineRule="auto"/>
+        <w:rPr>
+          <w:rFonts w:ascii="Georgia Pro" w:eastAsia="Georgia Pro" w:hAnsi="Georgia Pro" w:cs="Georgia Pro"/>
+          <w:color w:val="000000" w:themeColor="text1"/>
+        </w:rPr>
+      </w:pPr>
+      <w:r>
+        <w:rPr>
+          <w:rFonts w:ascii="Georgia Pro" w:eastAsia="Georgia Pro" w:hAnsi="Georgia Pro" w:cs="Georgia Pro"/>
+          <w:color w:val="000000" w:themeColor="text1"/>
+        </w:rPr>
+        <w:pict w14:anchorId="2A9DE753">
+          <v:rect id="_x0000_i1044" style="width:0;height:1.5pt" o:hralign="center" o:hrstd="t" o:hr="t" fillcolor="#a0a0a0" stroked="f"/>
         </w:pict>
       </w:r>
     </w:p>
@@ -3432,7 +3692,7 @@
           <w:bCs/>
           <w:color w:val="000000" w:themeColor="text1"/>
         </w:rPr>
-        <w:t>Step 13: Start Docker</w:t>
+        <w:t>Step 14: Enable Docker</w:t>
       </w:r>
     </w:p>
     <w:p>
@@ -3482,24 +3742,24 @@
           <w:rFonts w:ascii="Georgia Pro" w:eastAsia="Georgia Pro" w:hAnsi="Georgia Pro" w:cs="Georgia Pro"/>
           <w:color w:val="000000" w:themeColor="text1"/>
         </w:rPr>
-        <w:t xml:space="preserve"> start docker</w:t>
-      </w:r>
-    </w:p>
-    <w:p>
-      <w:pPr>
-        <w:spacing w:after="0" w:line="480" w:lineRule="auto"/>
-        <w:rPr>
-          <w:rFonts w:ascii="Georgia Pro" w:eastAsia="Georgia Pro" w:hAnsi="Georgia Pro" w:cs="Georgia Pro"/>
-          <w:color w:val="000000" w:themeColor="text1"/>
-        </w:rPr>
-      </w:pPr>
-      <w:r>
-        <w:rPr>
-          <w:rFonts w:ascii="Georgia Pro" w:eastAsia="Georgia Pro" w:hAnsi="Georgia Pro" w:cs="Georgia Pro"/>
-          <w:color w:val="000000" w:themeColor="text1"/>
-        </w:rPr>
-        <w:pict w14:anchorId="2A9DE753">
-          <v:rect id="_x0000_i1871" style="width:0;height:1.5pt" o:hralign="center" o:hrstd="t" o:hr="t" fillcolor="#a0a0a0" stroked="f"/>
+        <w:t xml:space="preserve"> enable docker</w:t>
+      </w:r>
+    </w:p>
+    <w:p>
+      <w:pPr>
+        <w:spacing w:after="0" w:line="480" w:lineRule="auto"/>
+        <w:rPr>
+          <w:rFonts w:ascii="Georgia Pro" w:eastAsia="Georgia Pro" w:hAnsi="Georgia Pro" w:cs="Georgia Pro"/>
+          <w:color w:val="000000" w:themeColor="text1"/>
+        </w:rPr>
+      </w:pPr>
+      <w:r>
+        <w:rPr>
+          <w:rFonts w:ascii="Georgia Pro" w:eastAsia="Georgia Pro" w:hAnsi="Georgia Pro" w:cs="Georgia Pro"/>
+          <w:color w:val="000000" w:themeColor="text1"/>
+        </w:rPr>
+        <w:pict w14:anchorId="06C03359">
+          <v:rect id="_x0000_i1045" style="width:0;height:1.5pt" o:hralign="center" o:hrstd="t" o:hr="t" fillcolor="#a0a0a0" stroked="f"/>
         </w:pict>
       </w:r>
     </w:p>
@@ -3520,7 +3780,7 @@
           <w:bCs/>
           <w:color w:val="000000" w:themeColor="text1"/>
         </w:rPr>
-        <w:t>Step 14: Enable Docker</w:t>
+        <w:t>Step 15: Verify Docker</w:t>
       </w:r>
     </w:p>
     <w:p>
@@ -3540,60 +3800,36 @@
           <w:color w:val="000000" w:themeColor="text1"/>
         </w:rPr>
       </w:pPr>
-      <w:proofErr w:type="spellStart"/>
-      <w:r>
-        <w:rPr>
-          <w:rFonts w:ascii="Georgia Pro" w:eastAsia="Georgia Pro" w:hAnsi="Georgia Pro" w:cs="Georgia Pro"/>
-          <w:color w:val="000000" w:themeColor="text1"/>
-        </w:rPr>
-        <w:t>sudo</w:t>
-      </w:r>
-      <w:proofErr w:type="spellEnd"/>
-      <w:r>
-        <w:rPr>
-          <w:rFonts w:ascii="Georgia Pro" w:eastAsia="Georgia Pro" w:hAnsi="Georgia Pro" w:cs="Georgia Pro"/>
-          <w:color w:val="000000" w:themeColor="text1"/>
-        </w:rPr>
-        <w:t xml:space="preserve"> </w:t>
-      </w:r>
-      <w:proofErr w:type="spellStart"/>
-      <w:r>
-        <w:rPr>
-          <w:rFonts w:ascii="Georgia Pro" w:eastAsia="Georgia Pro" w:hAnsi="Georgia Pro" w:cs="Georgia Pro"/>
-          <w:color w:val="000000" w:themeColor="text1"/>
-        </w:rPr>
-        <w:t>systemctl</w:t>
-      </w:r>
-      <w:proofErr w:type="spellEnd"/>
-      <w:r>
-        <w:rPr>
-          <w:rFonts w:ascii="Georgia Pro" w:eastAsia="Georgia Pro" w:hAnsi="Georgia Pro" w:cs="Georgia Pro"/>
-          <w:color w:val="000000" w:themeColor="text1"/>
-        </w:rPr>
-        <w:t xml:space="preserve"> enable docker</w:t>
-      </w:r>
-    </w:p>
-    <w:p>
-      <w:pPr>
-        <w:spacing w:after="0" w:line="480" w:lineRule="auto"/>
-        <w:rPr>
-          <w:rFonts w:ascii="Georgia Pro" w:eastAsia="Georgia Pro" w:hAnsi="Georgia Pro" w:cs="Georgia Pro"/>
-          <w:color w:val="000000" w:themeColor="text1"/>
-        </w:rPr>
-      </w:pPr>
-      <w:r>
-        <w:rPr>
-          <w:rFonts w:ascii="Georgia Pro" w:eastAsia="Georgia Pro" w:hAnsi="Georgia Pro" w:cs="Georgia Pro"/>
-          <w:color w:val="000000" w:themeColor="text1"/>
-        </w:rPr>
-        <w:pict w14:anchorId="06C03359">
-          <v:rect id="_x0000_i1872" style="width:0;height:1.5pt" o:hralign="center" o:hrstd="t" o:hr="t" fillcolor="#a0a0a0" stroked="f"/>
+      <w:proofErr w:type="gramStart"/>
+      <w:r>
+        <w:rPr>
+          <w:rFonts w:ascii="Georgia Pro" w:eastAsia="Georgia Pro" w:hAnsi="Georgia Pro" w:cs="Georgia Pro"/>
+          <w:color w:val="000000" w:themeColor="text1"/>
+        </w:rPr>
+        <w:t>docker --version</w:t>
+      </w:r>
+      <w:proofErr w:type="gramEnd"/>
+    </w:p>
+    <w:p>
+      <w:pPr>
+        <w:spacing w:after="0" w:line="480" w:lineRule="auto"/>
+        <w:rPr>
+          <w:rFonts w:ascii="Georgia Pro" w:eastAsia="Georgia Pro" w:hAnsi="Georgia Pro" w:cs="Georgia Pro"/>
+          <w:color w:val="000000" w:themeColor="text1"/>
+        </w:rPr>
+      </w:pPr>
+      <w:r>
+        <w:rPr>
+          <w:rFonts w:ascii="Georgia Pro" w:eastAsia="Georgia Pro" w:hAnsi="Georgia Pro" w:cs="Georgia Pro"/>
+          <w:color w:val="000000" w:themeColor="text1"/>
+        </w:rPr>
+        <w:pict w14:anchorId="167E88CB">
+          <v:rect id="_x0000_i1046" style="width:0;height:1.5pt" o:hralign="center" o:hrstd="t" o:hr="t" fillcolor="#a0a0a0" stroked="f"/>
         </w:pict>
       </w:r>
     </w:p>
     <w:p>
       <w:pPr>
-        <w:spacing w:after="0" w:line="480" w:lineRule="auto"/>
         <w:rPr>
           <w:rFonts w:ascii="Georgia Pro" w:eastAsia="Georgia Pro" w:hAnsi="Georgia Pro" w:cs="Georgia Pro"/>
           <w:b/>
@@ -3608,7 +3844,28 @@
           <w:bCs/>
           <w:color w:val="000000" w:themeColor="text1"/>
         </w:rPr>
-        <w:t>Step 15: Verify Docker</w:t>
+        <w:br w:type="page"/>
+      </w:r>
+    </w:p>
+    <w:p>
+      <w:pPr>
+        <w:spacing w:after="0" w:line="480" w:lineRule="auto"/>
+        <w:rPr>
+          <w:rFonts w:ascii="Georgia Pro" w:eastAsia="Georgia Pro" w:hAnsi="Georgia Pro" w:cs="Georgia Pro"/>
+          <w:b/>
+          <w:bCs/>
+          <w:color w:val="000000" w:themeColor="text1"/>
+        </w:rPr>
+      </w:pPr>
+      <w:r>
+        <w:rPr>
+          <w:rFonts w:ascii="Georgia Pro" w:eastAsia="Georgia Pro" w:hAnsi="Georgia Pro" w:cs="Georgia Pro"/>
+          <w:b/>
+          <w:bCs/>
+          <w:color w:val="000000" w:themeColor="text1"/>
+        </w:rPr>
+        <w:lastRenderedPageBreak/>
+        <w:t>Step 16: Run Node Exporter Container</w:t>
       </w:r>
     </w:p>
     <w:p>
@@ -3628,36 +3885,68 @@
           <w:color w:val="000000" w:themeColor="text1"/>
         </w:rPr>
       </w:pPr>
-      <w:proofErr w:type="gramStart"/>
-      <w:r>
-        <w:rPr>
-          <w:rFonts w:ascii="Georgia Pro" w:eastAsia="Georgia Pro" w:hAnsi="Georgia Pro" w:cs="Georgia Pro"/>
-          <w:color w:val="000000" w:themeColor="text1"/>
-        </w:rPr>
-        <w:t>docker --version</w:t>
-      </w:r>
-      <w:proofErr w:type="gramEnd"/>
-    </w:p>
-    <w:p>
-      <w:pPr>
-        <w:spacing w:after="0" w:line="480" w:lineRule="auto"/>
-        <w:rPr>
-          <w:rFonts w:ascii="Georgia Pro" w:eastAsia="Georgia Pro" w:hAnsi="Georgia Pro" w:cs="Georgia Pro"/>
-          <w:color w:val="000000" w:themeColor="text1"/>
-        </w:rPr>
-      </w:pPr>
-      <w:r>
-        <w:rPr>
-          <w:rFonts w:ascii="Georgia Pro" w:eastAsia="Georgia Pro" w:hAnsi="Georgia Pro" w:cs="Georgia Pro"/>
-          <w:color w:val="000000" w:themeColor="text1"/>
-        </w:rPr>
-        <w:pict w14:anchorId="167E88CB">
-          <v:rect id="_x0000_i1873" style="width:0;height:1.5pt" o:hralign="center" o:hrstd="t" o:hr="t" fillcolor="#a0a0a0" stroked="f"/>
+      <w:proofErr w:type="spellStart"/>
+      <w:r>
+        <w:rPr>
+          <w:rFonts w:ascii="Georgia Pro" w:eastAsia="Georgia Pro" w:hAnsi="Georgia Pro" w:cs="Georgia Pro"/>
+          <w:color w:val="000000" w:themeColor="text1"/>
+        </w:rPr>
+        <w:t>sudo</w:t>
+      </w:r>
+      <w:proofErr w:type="spellEnd"/>
+      <w:r>
+        <w:rPr>
+          <w:rFonts w:ascii="Georgia Pro" w:eastAsia="Georgia Pro" w:hAnsi="Georgia Pro" w:cs="Georgia Pro"/>
+          <w:color w:val="000000" w:themeColor="text1"/>
+        </w:rPr>
+        <w:t xml:space="preserve"> docker run -d \</w:t>
+      </w:r>
+      <w:r>
+        <w:rPr>
+          <w:rFonts w:ascii="Georgia Pro" w:eastAsia="Georgia Pro" w:hAnsi="Georgia Pro" w:cs="Georgia Pro"/>
+          <w:color w:val="000000" w:themeColor="text1"/>
+        </w:rPr>
+        <w:br/>
+        <w:t>--name node-exporter \</w:t>
+      </w:r>
+      <w:r>
+        <w:rPr>
+          <w:rFonts w:ascii="Georgia Pro" w:eastAsia="Georgia Pro" w:hAnsi="Georgia Pro" w:cs="Georgia Pro"/>
+          <w:color w:val="000000" w:themeColor="text1"/>
+        </w:rPr>
+        <w:br/>
+        <w:t>-p 9100:9100 \</w:t>
+      </w:r>
+      <w:r>
+        <w:rPr>
+          <w:rFonts w:ascii="Georgia Pro" w:eastAsia="Georgia Pro" w:hAnsi="Georgia Pro" w:cs="Georgia Pro"/>
+          <w:color w:val="000000" w:themeColor="text1"/>
+        </w:rPr>
+        <w:br/>
+        <w:t>prom/node-exporter</w:t>
+      </w:r>
+    </w:p>
+    <w:p>
+      <w:pPr>
+        <w:spacing w:after="0" w:line="480" w:lineRule="auto"/>
+        <w:rPr>
+          <w:rFonts w:ascii="Georgia Pro" w:eastAsia="Georgia Pro" w:hAnsi="Georgia Pro" w:cs="Georgia Pro"/>
+          <w:color w:val="000000" w:themeColor="text1"/>
+        </w:rPr>
+      </w:pPr>
+      <w:r>
+        <w:rPr>
+          <w:rFonts w:ascii="Georgia Pro" w:eastAsia="Georgia Pro" w:hAnsi="Georgia Pro" w:cs="Georgia Pro"/>
+          <w:color w:val="000000" w:themeColor="text1"/>
+        </w:rPr>
+        <w:pict w14:anchorId="0F5294B6">
+          <v:rect id="_x0000_i1047" style="width:0;height:1.5pt" o:hralign="center" o:hrstd="t" o:hr="t" fillcolor="#a0a0a0" stroked="f"/>
         </w:pict>
       </w:r>
     </w:p>
     <w:p>
       <w:pPr>
+        <w:spacing w:after="0" w:line="480" w:lineRule="auto"/>
         <w:rPr>
           <w:rFonts w:ascii="Georgia Pro" w:eastAsia="Georgia Pro" w:hAnsi="Georgia Pro" w:cs="Georgia Pro"/>
           <w:b/>
@@ -3672,28 +3961,7 @@
           <w:bCs/>
           <w:color w:val="000000" w:themeColor="text1"/>
         </w:rPr>
-        <w:br w:type="page"/>
-      </w:r>
-    </w:p>
-    <w:p>
-      <w:pPr>
-        <w:spacing w:after="0" w:line="480" w:lineRule="auto"/>
-        <w:rPr>
-          <w:rFonts w:ascii="Georgia Pro" w:eastAsia="Georgia Pro" w:hAnsi="Georgia Pro" w:cs="Georgia Pro"/>
-          <w:b/>
-          <w:bCs/>
-          <w:color w:val="000000" w:themeColor="text1"/>
-        </w:rPr>
-      </w:pPr>
-      <w:r>
-        <w:rPr>
-          <w:rFonts w:ascii="Georgia Pro" w:eastAsia="Georgia Pro" w:hAnsi="Georgia Pro" w:cs="Georgia Pro"/>
-          <w:b/>
-          <w:bCs/>
-          <w:color w:val="000000" w:themeColor="text1"/>
-        </w:rPr>
-        <w:lastRenderedPageBreak/>
-        <w:t>Step 16: Run Node Exporter Container</w:t>
+        <w:t>Step 17: Verify Node Exporter</w:t>
       </w:r>
     </w:p>
     <w:p>
@@ -3727,48 +3995,33 @@
           <w:rFonts w:ascii="Georgia Pro" w:eastAsia="Georgia Pro" w:hAnsi="Georgia Pro" w:cs="Georgia Pro"/>
           <w:color w:val="000000" w:themeColor="text1"/>
         </w:rPr>
-        <w:t xml:space="preserve"> docker run -d \</w:t>
-      </w:r>
-      <w:r>
-        <w:rPr>
-          <w:rFonts w:ascii="Georgia Pro" w:eastAsia="Georgia Pro" w:hAnsi="Georgia Pro" w:cs="Georgia Pro"/>
-          <w:color w:val="000000" w:themeColor="text1"/>
-        </w:rPr>
-        <w:br/>
-        <w:t>--name node-exporter \</w:t>
-      </w:r>
-      <w:r>
-        <w:rPr>
-          <w:rFonts w:ascii="Georgia Pro" w:eastAsia="Georgia Pro" w:hAnsi="Georgia Pro" w:cs="Georgia Pro"/>
-          <w:color w:val="000000" w:themeColor="text1"/>
-        </w:rPr>
-        <w:br/>
-        <w:t>-p 9100:9100 \</w:t>
-      </w:r>
-      <w:r>
-        <w:rPr>
-          <w:rFonts w:ascii="Georgia Pro" w:eastAsia="Georgia Pro" w:hAnsi="Georgia Pro" w:cs="Georgia Pro"/>
-          <w:color w:val="000000" w:themeColor="text1"/>
-        </w:rPr>
-        <w:br/>
-        <w:t>prom/node-exporter</w:t>
-      </w:r>
-    </w:p>
-    <w:p>
-      <w:pPr>
-        <w:spacing w:after="0" w:line="480" w:lineRule="auto"/>
-        <w:rPr>
-          <w:rFonts w:ascii="Georgia Pro" w:eastAsia="Georgia Pro" w:hAnsi="Georgia Pro" w:cs="Georgia Pro"/>
-          <w:color w:val="000000" w:themeColor="text1"/>
-        </w:rPr>
-      </w:pPr>
-      <w:r>
-        <w:rPr>
-          <w:rFonts w:ascii="Georgia Pro" w:eastAsia="Georgia Pro" w:hAnsi="Georgia Pro" w:cs="Georgia Pro"/>
-          <w:color w:val="000000" w:themeColor="text1"/>
-        </w:rPr>
-        <w:pict w14:anchorId="0F5294B6">
-          <v:rect id="_x0000_i1874" style="width:0;height:1.5pt" o:hralign="center" o:hrstd="t" o:hr="t" fillcolor="#a0a0a0" stroked="f"/>
+        <w:t xml:space="preserve"> docker </w:t>
+      </w:r>
+      <w:proofErr w:type="spellStart"/>
+      <w:r>
+        <w:rPr>
+          <w:rFonts w:ascii="Georgia Pro" w:eastAsia="Georgia Pro" w:hAnsi="Georgia Pro" w:cs="Georgia Pro"/>
+          <w:color w:val="000000" w:themeColor="text1"/>
+        </w:rPr>
+        <w:t>ps</w:t>
+      </w:r>
+      <w:proofErr w:type="spellEnd"/>
+    </w:p>
+    <w:p>
+      <w:pPr>
+        <w:spacing w:after="0" w:line="480" w:lineRule="auto"/>
+        <w:rPr>
+          <w:rFonts w:ascii="Georgia Pro" w:eastAsia="Georgia Pro" w:hAnsi="Georgia Pro" w:cs="Georgia Pro"/>
+          <w:color w:val="000000" w:themeColor="text1"/>
+        </w:rPr>
+      </w:pPr>
+      <w:r>
+        <w:rPr>
+          <w:rFonts w:ascii="Georgia Pro" w:eastAsia="Georgia Pro" w:hAnsi="Georgia Pro" w:cs="Georgia Pro"/>
+          <w:color w:val="000000" w:themeColor="text1"/>
+        </w:rPr>
+        <w:pict w14:anchorId="6E1FD019">
+          <v:rect id="_x0000_i1048" style="width:0;height:1.5pt" o:hralign="center" o:hrstd="t" o:hr="t" fillcolor="#a0a0a0" stroked="f"/>
         </w:pict>
       </w:r>
     </w:p>
@@ -3789,7 +4042,23 @@
           <w:bCs/>
           <w:color w:val="000000" w:themeColor="text1"/>
         </w:rPr>
-        <w:t>Step 17: Verify Node Exporter</w:t>
+        <w:t>Step 18: Test Node Exporter</w:t>
+      </w:r>
+    </w:p>
+    <w:p>
+      <w:pPr>
+        <w:spacing w:after="0" w:line="480" w:lineRule="auto"/>
+        <w:rPr>
+          <w:rFonts w:ascii="Georgia Pro" w:eastAsia="Georgia Pro" w:hAnsi="Georgia Pro" w:cs="Georgia Pro"/>
+          <w:color w:val="000000" w:themeColor="text1"/>
+        </w:rPr>
+      </w:pPr>
+      <w:r>
+        <w:rPr>
+          <w:rFonts w:ascii="Georgia Pro" w:eastAsia="Georgia Pro" w:hAnsi="Georgia Pro" w:cs="Georgia Pro"/>
+          <w:color w:val="000000" w:themeColor="text1"/>
+        </w:rPr>
+        <w:t>Open browser:</w:t>
       </w:r>
     </w:p>
     <w:p>
@@ -3809,47 +4078,29 @@
           <w:color w:val="000000" w:themeColor="text1"/>
         </w:rPr>
       </w:pPr>
-      <w:proofErr w:type="spellStart"/>
-      <w:r>
-        <w:rPr>
-          <w:rFonts w:ascii="Georgia Pro" w:eastAsia="Georgia Pro" w:hAnsi="Georgia Pro" w:cs="Georgia Pro"/>
-          <w:color w:val="000000" w:themeColor="text1"/>
-        </w:rPr>
-        <w:t>sudo</w:t>
-      </w:r>
-      <w:proofErr w:type="spellEnd"/>
-      <w:r>
-        <w:rPr>
-          <w:rFonts w:ascii="Georgia Pro" w:eastAsia="Georgia Pro" w:hAnsi="Georgia Pro" w:cs="Georgia Pro"/>
-          <w:color w:val="000000" w:themeColor="text1"/>
-        </w:rPr>
-        <w:t xml:space="preserve"> docker </w:t>
-      </w:r>
-      <w:proofErr w:type="spellStart"/>
-      <w:r>
-        <w:rPr>
-          <w:rFonts w:ascii="Georgia Pro" w:eastAsia="Georgia Pro" w:hAnsi="Georgia Pro" w:cs="Georgia Pro"/>
-          <w:color w:val="000000" w:themeColor="text1"/>
-        </w:rPr>
-        <w:t>ps</w:t>
-      </w:r>
-      <w:proofErr w:type="spellEnd"/>
-    </w:p>
-    <w:p>
-      <w:pPr>
-        <w:spacing w:after="0" w:line="480" w:lineRule="auto"/>
-        <w:rPr>
-          <w:rFonts w:ascii="Georgia Pro" w:eastAsia="Georgia Pro" w:hAnsi="Georgia Pro" w:cs="Georgia Pro"/>
-          <w:color w:val="000000" w:themeColor="text1"/>
-        </w:rPr>
-      </w:pPr>
-      <w:r>
-        <w:rPr>
-          <w:rFonts w:ascii="Georgia Pro" w:eastAsia="Georgia Pro" w:hAnsi="Georgia Pro" w:cs="Georgia Pro"/>
-          <w:color w:val="000000" w:themeColor="text1"/>
-        </w:rPr>
-        <w:pict w14:anchorId="6E1FD019">
-          <v:rect id="_x0000_i1875" style="width:0;height:1.5pt" o:hralign="center" o:hrstd="t" o:hr="t" fillcolor="#a0a0a0" stroked="f"/>
+      <w:r>
+        <w:rPr>
+          <w:rFonts w:ascii="Georgia Pro" w:eastAsia="Georgia Pro" w:hAnsi="Georgia Pro" w:cs="Georgia Pro"/>
+          <w:color w:val="000000" w:themeColor="text1"/>
+        </w:rPr>
+        <w:t>http://PUBLIC_IP:9100/metrics</w:t>
+      </w:r>
+    </w:p>
+    <w:p>
+      <w:pPr>
+        <w:spacing w:after="0" w:line="480" w:lineRule="auto"/>
+        <w:rPr>
+          <w:rFonts w:ascii="Georgia Pro" w:eastAsia="Georgia Pro" w:hAnsi="Georgia Pro" w:cs="Georgia Pro"/>
+          <w:color w:val="000000" w:themeColor="text1"/>
+        </w:rPr>
+      </w:pPr>
+      <w:r>
+        <w:rPr>
+          <w:rFonts w:ascii="Georgia Pro" w:eastAsia="Georgia Pro" w:hAnsi="Georgia Pro" w:cs="Georgia Pro"/>
+          <w:color w:val="000000" w:themeColor="text1"/>
+        </w:rPr>
+        <w:pict w14:anchorId="557F41F2">
+          <v:rect id="_x0000_i1049" style="width:0;height:1.5pt" o:hralign="center" o:hrstd="t" o:hr="t" fillcolor="#a0a0a0" stroked="f"/>
         </w:pict>
       </w:r>
     </w:p>
@@ -3870,23 +4121,7 @@
           <w:bCs/>
           <w:color w:val="000000" w:themeColor="text1"/>
         </w:rPr>
-        <w:t>Step 18: Test Node Exporter</w:t>
-      </w:r>
-    </w:p>
-    <w:p>
-      <w:pPr>
-        <w:spacing w:after="0" w:line="480" w:lineRule="auto"/>
-        <w:rPr>
-          <w:rFonts w:ascii="Georgia Pro" w:eastAsia="Georgia Pro" w:hAnsi="Georgia Pro" w:cs="Georgia Pro"/>
-          <w:color w:val="000000" w:themeColor="text1"/>
-        </w:rPr>
-      </w:pPr>
-      <w:r>
-        <w:rPr>
-          <w:rFonts w:ascii="Georgia Pro" w:eastAsia="Georgia Pro" w:hAnsi="Georgia Pro" w:cs="Georgia Pro"/>
-          <w:color w:val="000000" w:themeColor="text1"/>
-        </w:rPr>
-        <w:t>Open browser:</w:t>
+        <w:t>Step 19: Create Prometheus Directory</w:t>
       </w:r>
     </w:p>
     <w:p>
@@ -3906,29 +4141,64 @@
           <w:color w:val="000000" w:themeColor="text1"/>
         </w:rPr>
       </w:pPr>
-      <w:r>
-        <w:rPr>
-          <w:rFonts w:ascii="Georgia Pro" w:eastAsia="Georgia Pro" w:hAnsi="Georgia Pro" w:cs="Georgia Pro"/>
-          <w:color w:val="000000" w:themeColor="text1"/>
-        </w:rPr>
-        <w:t>http://PUBLIC_IP:9100/metrics</w:t>
-      </w:r>
-    </w:p>
-    <w:p>
-      <w:pPr>
-        <w:spacing w:after="0" w:line="480" w:lineRule="auto"/>
-        <w:rPr>
-          <w:rFonts w:ascii="Georgia Pro" w:eastAsia="Georgia Pro" w:hAnsi="Georgia Pro" w:cs="Georgia Pro"/>
-          <w:color w:val="000000" w:themeColor="text1"/>
-        </w:rPr>
-      </w:pPr>
-      <w:r>
-        <w:rPr>
-          <w:rFonts w:ascii="Georgia Pro" w:eastAsia="Georgia Pro" w:hAnsi="Georgia Pro" w:cs="Georgia Pro"/>
-          <w:color w:val="000000" w:themeColor="text1"/>
-        </w:rPr>
-        <w:pict w14:anchorId="557F41F2">
-          <v:rect id="_x0000_i1876" style="width:0;height:1.5pt" o:hralign="center" o:hrstd="t" o:hr="t" fillcolor="#a0a0a0" stroked="f"/>
+      <w:proofErr w:type="spellStart"/>
+      <w:r>
+        <w:rPr>
+          <w:rFonts w:ascii="Georgia Pro" w:eastAsia="Georgia Pro" w:hAnsi="Georgia Pro" w:cs="Georgia Pro"/>
+          <w:color w:val="000000" w:themeColor="text1"/>
+        </w:rPr>
+        <w:t>mkdir</w:t>
+      </w:r>
+      <w:proofErr w:type="spellEnd"/>
+      <w:r>
+        <w:rPr>
+          <w:rFonts w:ascii="Georgia Pro" w:eastAsia="Georgia Pro" w:hAnsi="Georgia Pro" w:cs="Georgia Pro"/>
+          <w:color w:val="000000" w:themeColor="text1"/>
+        </w:rPr>
+        <w:t xml:space="preserve"> </w:t>
+      </w:r>
+      <w:proofErr w:type="spellStart"/>
+      <w:r>
+        <w:rPr>
+          <w:rFonts w:ascii="Georgia Pro" w:eastAsia="Georgia Pro" w:hAnsi="Georgia Pro" w:cs="Georgia Pro"/>
+          <w:color w:val="000000" w:themeColor="text1"/>
+        </w:rPr>
+        <w:t>prometheus</w:t>
+      </w:r>
+      <w:proofErr w:type="spellEnd"/>
+      <w:r>
+        <w:rPr>
+          <w:rFonts w:ascii="Georgia Pro" w:eastAsia="Georgia Pro" w:hAnsi="Georgia Pro" w:cs="Georgia Pro"/>
+          <w:color w:val="000000" w:themeColor="text1"/>
+        </w:rPr>
+        <w:br/>
+        <w:t xml:space="preserve">cd </w:t>
+      </w:r>
+      <w:proofErr w:type="spellStart"/>
+      <w:r>
+        <w:rPr>
+          <w:rFonts w:ascii="Georgia Pro" w:eastAsia="Georgia Pro" w:hAnsi="Georgia Pro" w:cs="Georgia Pro"/>
+          <w:color w:val="000000" w:themeColor="text1"/>
+        </w:rPr>
+        <w:t>prometheus</w:t>
+      </w:r>
+      <w:proofErr w:type="spellEnd"/>
+    </w:p>
+    <w:p>
+      <w:pPr>
+        <w:spacing w:after="0" w:line="480" w:lineRule="auto"/>
+        <w:rPr>
+          <w:rFonts w:ascii="Georgia Pro" w:eastAsia="Georgia Pro" w:hAnsi="Georgia Pro" w:cs="Georgia Pro"/>
+          <w:color w:val="000000" w:themeColor="text1"/>
+        </w:rPr>
+      </w:pPr>
+      <w:r>
+        <w:rPr>
+          <w:rFonts w:ascii="Georgia Pro" w:eastAsia="Georgia Pro" w:hAnsi="Georgia Pro" w:cs="Georgia Pro"/>
+          <w:color w:val="000000" w:themeColor="text1"/>
+        </w:rPr>
+        <w:pict w14:anchorId="0E11CC4A">
+          <v:rect id="_x0000_i1050" style="width:0;height:1.5pt" o:hralign="center" o:hrstd="t" o:hr="t" fillcolor="#a0a0a0" stroked="f"/>
         </w:pict>
       </w:r>
     </w:p>
@@ -3949,7 +4219,7 @@
           <w:bCs/>
           <w:color w:val="000000" w:themeColor="text1"/>
         </w:rPr>
-        <w:t>Step 19: Create Prometheus Directory</w:t>
+        <w:t>Step 20: Create Prometheus Configuration File</w:t>
       </w:r>
     </w:p>
     <w:p>
@@ -3969,85 +4239,46 @@
           <w:color w:val="000000" w:themeColor="text1"/>
         </w:rPr>
       </w:pPr>
+      <w:r>
+        <w:rPr>
+          <w:rFonts w:ascii="Georgia Pro" w:eastAsia="Georgia Pro" w:hAnsi="Georgia Pro" w:cs="Georgia Pro"/>
+          <w:color w:val="000000" w:themeColor="text1"/>
+        </w:rPr>
+        <w:t xml:space="preserve">nano </w:t>
+      </w:r>
       <w:proofErr w:type="spellStart"/>
       <w:r>
         <w:rPr>
           <w:rFonts w:ascii="Georgia Pro" w:eastAsia="Georgia Pro" w:hAnsi="Georgia Pro" w:cs="Georgia Pro"/>
           <w:color w:val="000000" w:themeColor="text1"/>
         </w:rPr>
-        <w:t>mkdir</w:t>
+        <w:t>prometheus.yml</w:t>
       </w:r>
       <w:proofErr w:type="spellEnd"/>
-      <w:r>
-        <w:rPr>
-          <w:rFonts w:ascii="Georgia Pro" w:eastAsia="Georgia Pro" w:hAnsi="Georgia Pro" w:cs="Georgia Pro"/>
-          <w:color w:val="000000" w:themeColor="text1"/>
-        </w:rPr>
-        <w:t xml:space="preserve"> </w:t>
-      </w:r>
-      <w:proofErr w:type="spellStart"/>
-      <w:r>
-        <w:rPr>
-          <w:rFonts w:ascii="Georgia Pro" w:eastAsia="Georgia Pro" w:hAnsi="Georgia Pro" w:cs="Georgia Pro"/>
-          <w:color w:val="000000" w:themeColor="text1"/>
-        </w:rPr>
-        <w:t>prometheus</w:t>
-      </w:r>
-      <w:proofErr w:type="spellEnd"/>
-      <w:r>
-        <w:rPr>
-          <w:rFonts w:ascii="Georgia Pro" w:eastAsia="Georgia Pro" w:hAnsi="Georgia Pro" w:cs="Georgia Pro"/>
-          <w:color w:val="000000" w:themeColor="text1"/>
-        </w:rPr>
-        <w:br/>
-        <w:t xml:space="preserve">cd </w:t>
-      </w:r>
-      <w:proofErr w:type="spellStart"/>
-      <w:r>
-        <w:rPr>
-          <w:rFonts w:ascii="Georgia Pro" w:eastAsia="Georgia Pro" w:hAnsi="Georgia Pro" w:cs="Georgia Pro"/>
-          <w:color w:val="000000" w:themeColor="text1"/>
-        </w:rPr>
-        <w:t>prometheus</w:t>
-      </w:r>
-      <w:proofErr w:type="spellEnd"/>
-    </w:p>
-    <w:p>
-      <w:pPr>
-        <w:spacing w:after="0" w:line="480" w:lineRule="auto"/>
-        <w:rPr>
-          <w:rFonts w:ascii="Georgia Pro" w:eastAsia="Georgia Pro" w:hAnsi="Georgia Pro" w:cs="Georgia Pro"/>
-          <w:color w:val="000000" w:themeColor="text1"/>
-        </w:rPr>
-      </w:pPr>
-      <w:r>
-        <w:rPr>
-          <w:rFonts w:ascii="Georgia Pro" w:eastAsia="Georgia Pro" w:hAnsi="Georgia Pro" w:cs="Georgia Pro"/>
-          <w:color w:val="000000" w:themeColor="text1"/>
-        </w:rPr>
-        <w:pict w14:anchorId="0E11CC4A">
-          <v:rect id="_x0000_i1877" style="width:0;height:1.5pt" o:hralign="center" o:hrstd="t" o:hr="t" fillcolor="#a0a0a0" stroked="f"/>
-        </w:pict>
-      </w:r>
-    </w:p>
-    <w:p>
-      <w:pPr>
-        <w:spacing w:after="0" w:line="480" w:lineRule="auto"/>
-        <w:rPr>
-          <w:rFonts w:ascii="Georgia Pro" w:eastAsia="Georgia Pro" w:hAnsi="Georgia Pro" w:cs="Georgia Pro"/>
-          <w:b/>
-          <w:bCs/>
-          <w:color w:val="000000" w:themeColor="text1"/>
-        </w:rPr>
-      </w:pPr>
-      <w:r>
-        <w:rPr>
-          <w:rFonts w:ascii="Georgia Pro" w:eastAsia="Georgia Pro" w:hAnsi="Georgia Pro" w:cs="Georgia Pro"/>
-          <w:b/>
-          <w:bCs/>
-          <w:color w:val="000000" w:themeColor="text1"/>
-        </w:rPr>
-        <w:t>Step 20: Create Prometheus Configuration File</w:t>
+    </w:p>
+    <w:p>
+      <w:pPr>
+        <w:spacing w:after="0" w:line="480" w:lineRule="auto"/>
+        <w:rPr>
+          <w:rFonts w:ascii="Georgia Pro" w:eastAsia="Georgia Pro" w:hAnsi="Georgia Pro" w:cs="Georgia Pro"/>
+          <w:color w:val="000000" w:themeColor="text1"/>
+        </w:rPr>
+      </w:pPr>
+    </w:p>
+    <w:p>
+      <w:pPr>
+        <w:spacing w:after="0" w:line="480" w:lineRule="auto"/>
+        <w:rPr>
+          <w:rFonts w:ascii="Georgia Pro" w:eastAsia="Georgia Pro" w:hAnsi="Georgia Pro" w:cs="Georgia Pro"/>
+          <w:color w:val="000000" w:themeColor="text1"/>
+        </w:rPr>
+      </w:pPr>
+      <w:r>
+        <w:rPr>
+          <w:rFonts w:ascii="Georgia Pro" w:eastAsia="Georgia Pro" w:hAnsi="Georgia Pro" w:cs="Georgia Pro"/>
+          <w:color w:val="000000" w:themeColor="text1"/>
+        </w:rPr>
+        <w:t>Paste:</w:t>
       </w:r>
     </w:p>
     <w:p>
@@ -4072,7 +4303,15 @@
           <w:rFonts w:ascii="Georgia Pro" w:eastAsia="Georgia Pro" w:hAnsi="Georgia Pro" w:cs="Georgia Pro"/>
           <w:color w:val="000000" w:themeColor="text1"/>
         </w:rPr>
-        <w:t xml:space="preserve">nano </w:t>
+        <w:t>global:</w:t>
+      </w:r>
+      <w:r>
+        <w:rPr>
+          <w:rFonts w:ascii="Georgia Pro" w:eastAsia="Georgia Pro" w:hAnsi="Georgia Pro" w:cs="Georgia Pro"/>
+          <w:color w:val="000000" w:themeColor="text1"/>
+        </w:rPr>
+        <w:br/>
+        <w:t xml:space="preserve">  </w:t>
       </w:r>
       <w:proofErr w:type="spellStart"/>
       <w:r>
@@ -4080,33 +4319,281 @@
           <w:rFonts w:ascii="Georgia Pro" w:eastAsia="Georgia Pro" w:hAnsi="Georgia Pro" w:cs="Georgia Pro"/>
           <w:color w:val="000000" w:themeColor="text1"/>
         </w:rPr>
-        <w:t>prometheus.yml</w:t>
+        <w:t>scrape_interval</w:t>
       </w:r>
       <w:proofErr w:type="spellEnd"/>
-    </w:p>
-    <w:p>
-      <w:pPr>
-        <w:spacing w:after="0" w:line="480" w:lineRule="auto"/>
-        <w:rPr>
-          <w:rFonts w:ascii="Georgia Pro" w:eastAsia="Georgia Pro" w:hAnsi="Georgia Pro" w:cs="Georgia Pro"/>
-          <w:color w:val="000000" w:themeColor="text1"/>
-        </w:rPr>
-      </w:pPr>
-    </w:p>
-    <w:p>
-      <w:pPr>
-        <w:spacing w:after="0" w:line="480" w:lineRule="auto"/>
-        <w:rPr>
-          <w:rFonts w:ascii="Georgia Pro" w:eastAsia="Georgia Pro" w:hAnsi="Georgia Pro" w:cs="Georgia Pro"/>
-          <w:color w:val="000000" w:themeColor="text1"/>
-        </w:rPr>
-      </w:pPr>
-      <w:r>
-        <w:rPr>
-          <w:rFonts w:ascii="Georgia Pro" w:eastAsia="Georgia Pro" w:hAnsi="Georgia Pro" w:cs="Georgia Pro"/>
-          <w:color w:val="000000" w:themeColor="text1"/>
-        </w:rPr>
-        <w:t>Paste:</w:t>
+      <w:r>
+        <w:rPr>
+          <w:rFonts w:ascii="Georgia Pro" w:eastAsia="Georgia Pro" w:hAnsi="Georgia Pro" w:cs="Georgia Pro"/>
+          <w:color w:val="000000" w:themeColor="text1"/>
+        </w:rPr>
+        <w:t>: 15s</w:t>
+      </w:r>
+      <w:r>
+        <w:rPr>
+          <w:rFonts w:ascii="Georgia Pro" w:eastAsia="Georgia Pro" w:hAnsi="Georgia Pro" w:cs="Georgia Pro"/>
+          <w:color w:val="000000" w:themeColor="text1"/>
+        </w:rPr>
+        <w:br/>
+      </w:r>
+      <w:r>
+        <w:rPr>
+          <w:rFonts w:ascii="Georgia Pro" w:eastAsia="Georgia Pro" w:hAnsi="Georgia Pro" w:cs="Georgia Pro"/>
+          <w:color w:val="000000" w:themeColor="text1"/>
+        </w:rPr>
+        <w:br/>
+      </w:r>
+      <w:proofErr w:type="spellStart"/>
+      <w:r>
+        <w:rPr>
+          <w:rFonts w:ascii="Georgia Pro" w:eastAsia="Georgia Pro" w:hAnsi="Georgia Pro" w:cs="Georgia Pro"/>
+          <w:color w:val="000000" w:themeColor="text1"/>
+        </w:rPr>
+        <w:t>scrape_configs</w:t>
+      </w:r>
+      <w:proofErr w:type="spellEnd"/>
+      <w:r>
+        <w:rPr>
+          <w:rFonts w:ascii="Georgia Pro" w:eastAsia="Georgia Pro" w:hAnsi="Georgia Pro" w:cs="Georgia Pro"/>
+          <w:color w:val="000000" w:themeColor="text1"/>
+        </w:rPr>
+        <w:t>:</w:t>
+      </w:r>
+      <w:r>
+        <w:rPr>
+          <w:rFonts w:ascii="Georgia Pro" w:eastAsia="Georgia Pro" w:hAnsi="Georgia Pro" w:cs="Georgia Pro"/>
+          <w:color w:val="000000" w:themeColor="text1"/>
+        </w:rPr>
+        <w:br/>
+        <w:t xml:space="preserve">  - </w:t>
+      </w:r>
+      <w:proofErr w:type="spellStart"/>
+      <w:r>
+        <w:rPr>
+          <w:rFonts w:ascii="Georgia Pro" w:eastAsia="Georgia Pro" w:hAnsi="Georgia Pro" w:cs="Georgia Pro"/>
+          <w:color w:val="000000" w:themeColor="text1"/>
+        </w:rPr>
+        <w:t>job_</w:t>
+      </w:r>
+      <w:proofErr w:type="gramStart"/>
+      <w:r>
+        <w:rPr>
+          <w:rFonts w:ascii="Georgia Pro" w:eastAsia="Georgia Pro" w:hAnsi="Georgia Pro" w:cs="Georgia Pro"/>
+          <w:color w:val="000000" w:themeColor="text1"/>
+        </w:rPr>
+        <w:t>name</w:t>
+      </w:r>
+      <w:proofErr w:type="spellEnd"/>
+      <w:r>
+        <w:rPr>
+          <w:rFonts w:ascii="Georgia Pro" w:eastAsia="Georgia Pro" w:hAnsi="Georgia Pro" w:cs="Georgia Pro"/>
+          <w:color w:val="000000" w:themeColor="text1"/>
+        </w:rPr>
+        <w:t xml:space="preserve">: </w:t>
+      </w:r>
+      <w:r>
+        <w:rPr>
+          <w:rFonts w:ascii="Georgia Pro" w:eastAsia="Georgia Pro" w:hAnsi="Georgia Pro" w:cs="Georgia Pro"/>
+          <w:color w:val="000000" w:themeColor="text1"/>
+        </w:rPr>
+        <w:t>‘</w:t>
+      </w:r>
+      <w:proofErr w:type="gramEnd"/>
+      <w:r>
+        <w:rPr>
+          <w:rFonts w:ascii="Georgia Pro" w:eastAsia="Georgia Pro" w:hAnsi="Georgia Pro" w:cs="Georgia Pro"/>
+          <w:color w:val="000000" w:themeColor="text1"/>
+        </w:rPr>
+        <w:t>node-exporter</w:t>
+      </w:r>
+      <w:r>
+        <w:rPr>
+          <w:rFonts w:ascii="Georgia Pro" w:eastAsia="Georgia Pro" w:hAnsi="Georgia Pro" w:cs="Georgia Pro"/>
+          <w:color w:val="000000" w:themeColor="text1"/>
+        </w:rPr>
+        <w:t>’</w:t>
+      </w:r>
+      <w:r>
+        <w:rPr>
+          <w:rFonts w:ascii="Georgia Pro" w:eastAsia="Georgia Pro" w:hAnsi="Georgia Pro" w:cs="Georgia Pro"/>
+          <w:color w:val="000000" w:themeColor="text1"/>
+        </w:rPr>
+        <w:br/>
+      </w:r>
+      <w:r>
+        <w:rPr>
+          <w:rFonts w:ascii="Georgia Pro" w:eastAsia="Georgia Pro" w:hAnsi="Georgia Pro" w:cs="Georgia Pro"/>
+          <w:color w:val="000000" w:themeColor="text1"/>
+        </w:rPr>
+        <w:br/>
+      </w:r>
+      <w:r>
+        <w:rPr>
+          <w:rFonts w:ascii="Georgia Pro" w:eastAsia="Georgia Pro" w:hAnsi="Georgia Pro" w:cs="Georgia Pro"/>
+          <w:color w:val="000000" w:themeColor="text1"/>
+        </w:rPr>
+        <w:lastRenderedPageBreak/>
+        <w:t xml:space="preserve">    </w:t>
+      </w:r>
+      <w:proofErr w:type="spellStart"/>
+      <w:r>
+        <w:rPr>
+          <w:rFonts w:ascii="Georgia Pro" w:eastAsia="Georgia Pro" w:hAnsi="Georgia Pro" w:cs="Georgia Pro"/>
+          <w:color w:val="000000" w:themeColor="text1"/>
+        </w:rPr>
+        <w:t>static_configs</w:t>
+      </w:r>
+      <w:proofErr w:type="spellEnd"/>
+      <w:r>
+        <w:rPr>
+          <w:rFonts w:ascii="Georgia Pro" w:eastAsia="Georgia Pro" w:hAnsi="Georgia Pro" w:cs="Georgia Pro"/>
+          <w:color w:val="000000" w:themeColor="text1"/>
+        </w:rPr>
+        <w:t>:</w:t>
+      </w:r>
+      <w:r>
+        <w:rPr>
+          <w:rFonts w:ascii="Georgia Pro" w:eastAsia="Georgia Pro" w:hAnsi="Georgia Pro" w:cs="Georgia Pro"/>
+          <w:color w:val="000000" w:themeColor="text1"/>
+        </w:rPr>
+        <w:br/>
+        <w:t xml:space="preserve">      - targets</w:t>
+      </w:r>
+      <w:proofErr w:type="gramStart"/>
+      <w:r>
+        <w:rPr>
+          <w:rFonts w:ascii="Georgia Pro" w:eastAsia="Georgia Pro" w:hAnsi="Georgia Pro" w:cs="Georgia Pro"/>
+          <w:color w:val="000000" w:themeColor="text1"/>
+        </w:rPr>
+        <w:t>: [</w:t>
+      </w:r>
+      <w:r>
+        <w:rPr>
+          <w:rFonts w:ascii="Georgia Pro" w:eastAsia="Georgia Pro" w:hAnsi="Georgia Pro" w:cs="Georgia Pro"/>
+          <w:color w:val="000000" w:themeColor="text1"/>
+        </w:rPr>
+        <w:t>‘</w:t>
+      </w:r>
+      <w:proofErr w:type="gramEnd"/>
+      <w:r>
+        <w:rPr>
+          <w:rFonts w:ascii="Georgia Pro" w:eastAsia="Georgia Pro" w:hAnsi="Georgia Pro" w:cs="Georgia Pro"/>
+          <w:color w:val="000000" w:themeColor="text1"/>
+        </w:rPr>
+        <w:t>PUBLIC_IP:9100</w:t>
+      </w:r>
+      <w:r>
+        <w:rPr>
+          <w:rFonts w:ascii="Georgia Pro" w:eastAsia="Georgia Pro" w:hAnsi="Georgia Pro" w:cs="Georgia Pro"/>
+          <w:color w:val="000000" w:themeColor="text1"/>
+        </w:rPr>
+        <w:t>’</w:t>
+      </w:r>
+      <w:r>
+        <w:rPr>
+          <w:rFonts w:ascii="Georgia Pro" w:eastAsia="Georgia Pro" w:hAnsi="Georgia Pro" w:cs="Georgia Pro"/>
+          <w:color w:val="000000" w:themeColor="text1"/>
+        </w:rPr>
+        <w:t>]</w:t>
+      </w:r>
+    </w:p>
+    <w:p>
+      <w:pPr>
+        <w:spacing w:after="0" w:line="480" w:lineRule="auto"/>
+        <w:rPr>
+          <w:rFonts w:ascii="Georgia Pro" w:eastAsia="Georgia Pro" w:hAnsi="Georgia Pro" w:cs="Georgia Pro"/>
+          <w:color w:val="000000" w:themeColor="text1"/>
+        </w:rPr>
+      </w:pPr>
+    </w:p>
+    <w:p>
+      <w:pPr>
+        <w:spacing w:after="0" w:line="480" w:lineRule="auto"/>
+        <w:rPr>
+          <w:rFonts w:ascii="Georgia Pro" w:eastAsia="Georgia Pro" w:hAnsi="Georgia Pro" w:cs="Georgia Pro"/>
+          <w:color w:val="000000" w:themeColor="text1"/>
+        </w:rPr>
+      </w:pPr>
+      <w:r>
+        <w:rPr>
+          <w:rFonts w:ascii="Georgia Pro" w:eastAsia="Georgia Pro" w:hAnsi="Georgia Pro" w:cs="Georgia Pro"/>
+          <w:color w:val="000000" w:themeColor="text1"/>
+        </w:rPr>
+        <w:t>Replace:</w:t>
+      </w:r>
+    </w:p>
+    <w:p>
+      <w:pPr>
+        <w:numPr>
+          <w:ilvl w:val="0"/>
+          <w:numId w:val="8"/>
+        </w:numPr>
+        <w:spacing w:after="0" w:line="480" w:lineRule="auto"/>
+        <w:rPr>
+          <w:rFonts w:ascii="Georgia Pro" w:eastAsia="Georgia Pro" w:hAnsi="Georgia Pro" w:cs="Georgia Pro"/>
+          <w:color w:val="000000" w:themeColor="text1"/>
+        </w:rPr>
+      </w:pPr>
+      <w:r>
+        <w:rPr>
+          <w:rFonts w:ascii="Georgia Pro" w:eastAsia="Georgia Pro" w:hAnsi="Georgia Pro" w:cs="Georgia Pro"/>
+          <w:color w:val="000000" w:themeColor="text1"/>
+        </w:rPr>
+        <w:t xml:space="preserve">PUBLIC_IP </w:t>
+      </w:r>
+    </w:p>
+    <w:p>
+      <w:pPr>
+        <w:spacing w:after="0" w:line="480" w:lineRule="auto"/>
+        <w:rPr>
+          <w:rFonts w:ascii="Georgia Pro" w:eastAsia="Georgia Pro" w:hAnsi="Georgia Pro" w:cs="Georgia Pro"/>
+          <w:color w:val="000000" w:themeColor="text1"/>
+        </w:rPr>
+      </w:pPr>
+      <w:r>
+        <w:rPr>
+          <w:rFonts w:ascii="Georgia Pro" w:eastAsia="Georgia Pro" w:hAnsi="Georgia Pro" w:cs="Georgia Pro"/>
+          <w:color w:val="000000" w:themeColor="text1"/>
+        </w:rPr>
+        <w:t>Save file.</w:t>
+      </w:r>
+    </w:p>
+    <w:p>
+      <w:pPr>
+        <w:spacing w:after="0" w:line="480" w:lineRule="auto"/>
+        <w:rPr>
+          <w:rFonts w:ascii="Georgia Pro" w:eastAsia="Georgia Pro" w:hAnsi="Georgia Pro" w:cs="Georgia Pro"/>
+          <w:color w:val="000000" w:themeColor="text1"/>
+        </w:rPr>
+      </w:pPr>
+      <w:r>
+        <w:rPr>
+          <w:rFonts w:ascii="Georgia Pro" w:eastAsia="Georgia Pro" w:hAnsi="Georgia Pro" w:cs="Georgia Pro"/>
+          <w:color w:val="000000" w:themeColor="text1"/>
+        </w:rPr>
+        <w:pict w14:anchorId="5BD6F186">
+          <v:rect id="_x0000_i1051" style="width:0;height:1.5pt" o:hralign="center" o:hrstd="t" o:hr="t" fillcolor="#a0a0a0" stroked="f"/>
+        </w:pict>
+      </w:r>
+    </w:p>
+    <w:p>
+      <w:pPr>
+        <w:spacing w:after="0" w:line="480" w:lineRule="auto"/>
+        <w:rPr>
+          <w:rFonts w:ascii="Georgia Pro" w:eastAsia="Georgia Pro" w:hAnsi="Georgia Pro" w:cs="Georgia Pro"/>
+          <w:b/>
+          <w:bCs/>
+          <w:color w:val="000000" w:themeColor="text1"/>
+        </w:rPr>
+      </w:pPr>
+      <w:r>
+        <w:rPr>
+          <w:rFonts w:ascii="Georgia Pro" w:eastAsia="Georgia Pro" w:hAnsi="Georgia Pro" w:cs="Georgia Pro"/>
+          <w:b/>
+          <w:bCs/>
+          <w:color w:val="000000" w:themeColor="text1"/>
+        </w:rPr>
+        <w:t>Step 21: Verify Configuration</w:t>
       </w:r>
     </w:p>
     <w:p>
@@ -4131,15 +4618,7 @@
           <w:rFonts w:ascii="Georgia Pro" w:eastAsia="Georgia Pro" w:hAnsi="Georgia Pro" w:cs="Georgia Pro"/>
           <w:color w:val="000000" w:themeColor="text1"/>
         </w:rPr>
-        <w:t>global:</w:t>
-      </w:r>
-      <w:r>
-        <w:rPr>
-          <w:rFonts w:ascii="Georgia Pro" w:eastAsia="Georgia Pro" w:hAnsi="Georgia Pro" w:cs="Georgia Pro"/>
-          <w:color w:val="000000" w:themeColor="text1"/>
-        </w:rPr>
-        <w:br/>
-        <w:t xml:space="preserve">  </w:t>
+        <w:t xml:space="preserve">cat </w:t>
       </w:r>
       <w:proofErr w:type="spellStart"/>
       <w:r>
@@ -4147,260 +4626,25 @@
           <w:rFonts w:ascii="Georgia Pro" w:eastAsia="Georgia Pro" w:hAnsi="Georgia Pro" w:cs="Georgia Pro"/>
           <w:color w:val="000000" w:themeColor="text1"/>
         </w:rPr>
-        <w:t>scrape_interval</w:t>
+        <w:t>prometheus.yml</w:t>
       </w:r>
       <w:proofErr w:type="spellEnd"/>
-      <w:r>
-        <w:rPr>
-          <w:rFonts w:ascii="Georgia Pro" w:eastAsia="Georgia Pro" w:hAnsi="Georgia Pro" w:cs="Georgia Pro"/>
-          <w:color w:val="000000" w:themeColor="text1"/>
-        </w:rPr>
-        <w:t>: 15s</w:t>
-      </w:r>
-      <w:r>
-        <w:rPr>
-          <w:rFonts w:ascii="Georgia Pro" w:eastAsia="Georgia Pro" w:hAnsi="Georgia Pro" w:cs="Georgia Pro"/>
-          <w:color w:val="000000" w:themeColor="text1"/>
-        </w:rPr>
-        <w:br/>
-      </w:r>
-      <w:r>
-        <w:rPr>
-          <w:rFonts w:ascii="Georgia Pro" w:eastAsia="Georgia Pro" w:hAnsi="Georgia Pro" w:cs="Georgia Pro"/>
-          <w:color w:val="000000" w:themeColor="text1"/>
-        </w:rPr>
-        <w:br/>
-      </w:r>
-      <w:proofErr w:type="spellStart"/>
-      <w:r>
-        <w:rPr>
-          <w:rFonts w:ascii="Georgia Pro" w:eastAsia="Georgia Pro" w:hAnsi="Georgia Pro" w:cs="Georgia Pro"/>
-          <w:color w:val="000000" w:themeColor="text1"/>
-        </w:rPr>
-        <w:t>scrape_configs</w:t>
-      </w:r>
-      <w:proofErr w:type="spellEnd"/>
-      <w:r>
-        <w:rPr>
-          <w:rFonts w:ascii="Georgia Pro" w:eastAsia="Georgia Pro" w:hAnsi="Georgia Pro" w:cs="Georgia Pro"/>
-          <w:color w:val="000000" w:themeColor="text1"/>
-        </w:rPr>
-        <w:t>:</w:t>
-      </w:r>
-      <w:r>
-        <w:rPr>
-          <w:rFonts w:ascii="Georgia Pro" w:eastAsia="Georgia Pro" w:hAnsi="Georgia Pro" w:cs="Georgia Pro"/>
-          <w:color w:val="000000" w:themeColor="text1"/>
-        </w:rPr>
-        <w:br/>
-        <w:t xml:space="preserve">  - </w:t>
-      </w:r>
-      <w:proofErr w:type="spellStart"/>
-      <w:r>
-        <w:rPr>
-          <w:rFonts w:ascii="Georgia Pro" w:eastAsia="Georgia Pro" w:hAnsi="Georgia Pro" w:cs="Georgia Pro"/>
-          <w:color w:val="000000" w:themeColor="text1"/>
-        </w:rPr>
-        <w:t>job_</w:t>
-      </w:r>
-      <w:proofErr w:type="gramStart"/>
-      <w:r>
-        <w:rPr>
-          <w:rFonts w:ascii="Georgia Pro" w:eastAsia="Georgia Pro" w:hAnsi="Georgia Pro" w:cs="Georgia Pro"/>
-          <w:color w:val="000000" w:themeColor="text1"/>
-        </w:rPr>
-        <w:t>name</w:t>
-      </w:r>
-      <w:proofErr w:type="spellEnd"/>
-      <w:r>
-        <w:rPr>
-          <w:rFonts w:ascii="Georgia Pro" w:eastAsia="Georgia Pro" w:hAnsi="Georgia Pro" w:cs="Georgia Pro"/>
-          <w:color w:val="000000" w:themeColor="text1"/>
-        </w:rPr>
-        <w:t xml:space="preserve">: </w:t>
-      </w:r>
-      <w:r>
-        <w:rPr>
-          <w:rFonts w:ascii="Georgia Pro" w:eastAsia="Georgia Pro" w:hAnsi="Georgia Pro" w:cs="Georgia Pro"/>
-          <w:color w:val="000000" w:themeColor="text1"/>
-        </w:rPr>
-        <w:t>‘</w:t>
-      </w:r>
-      <w:proofErr w:type="gramEnd"/>
-      <w:r>
-        <w:rPr>
-          <w:rFonts w:ascii="Georgia Pro" w:eastAsia="Georgia Pro" w:hAnsi="Georgia Pro" w:cs="Georgia Pro"/>
-          <w:color w:val="000000" w:themeColor="text1"/>
-        </w:rPr>
-        <w:t>node-exporter</w:t>
-      </w:r>
-      <w:r>
-        <w:rPr>
-          <w:rFonts w:ascii="Georgia Pro" w:eastAsia="Georgia Pro" w:hAnsi="Georgia Pro" w:cs="Georgia Pro"/>
-          <w:color w:val="000000" w:themeColor="text1"/>
-        </w:rPr>
-        <w:t>’</w:t>
-      </w:r>
-      <w:r>
-        <w:rPr>
-          <w:rFonts w:ascii="Georgia Pro" w:eastAsia="Georgia Pro" w:hAnsi="Georgia Pro" w:cs="Georgia Pro"/>
-          <w:color w:val="000000" w:themeColor="text1"/>
-        </w:rPr>
-        <w:br/>
-      </w:r>
-      <w:r>
-        <w:rPr>
-          <w:rFonts w:ascii="Georgia Pro" w:eastAsia="Georgia Pro" w:hAnsi="Georgia Pro" w:cs="Georgia Pro"/>
-          <w:color w:val="000000" w:themeColor="text1"/>
-        </w:rPr>
-        <w:br/>
-      </w:r>
-      <w:r>
-        <w:rPr>
-          <w:rFonts w:ascii="Georgia Pro" w:eastAsia="Georgia Pro" w:hAnsi="Georgia Pro" w:cs="Georgia Pro"/>
-          <w:color w:val="000000" w:themeColor="text1"/>
-        </w:rPr>
-        <w:lastRenderedPageBreak/>
-        <w:t xml:space="preserve">    </w:t>
-      </w:r>
-      <w:proofErr w:type="spellStart"/>
-      <w:r>
-        <w:rPr>
-          <w:rFonts w:ascii="Georgia Pro" w:eastAsia="Georgia Pro" w:hAnsi="Georgia Pro" w:cs="Georgia Pro"/>
-          <w:color w:val="000000" w:themeColor="text1"/>
-        </w:rPr>
-        <w:t>static_configs</w:t>
-      </w:r>
-      <w:proofErr w:type="spellEnd"/>
-      <w:r>
-        <w:rPr>
-          <w:rFonts w:ascii="Georgia Pro" w:eastAsia="Georgia Pro" w:hAnsi="Georgia Pro" w:cs="Georgia Pro"/>
-          <w:color w:val="000000" w:themeColor="text1"/>
-        </w:rPr>
-        <w:t>:</w:t>
-      </w:r>
-      <w:r>
-        <w:rPr>
-          <w:rFonts w:ascii="Georgia Pro" w:eastAsia="Georgia Pro" w:hAnsi="Georgia Pro" w:cs="Georgia Pro"/>
-          <w:color w:val="000000" w:themeColor="text1"/>
-        </w:rPr>
-        <w:br/>
-        <w:t xml:space="preserve">      - targets</w:t>
-      </w:r>
-      <w:proofErr w:type="gramStart"/>
-      <w:r>
-        <w:rPr>
-          <w:rFonts w:ascii="Georgia Pro" w:eastAsia="Georgia Pro" w:hAnsi="Georgia Pro" w:cs="Georgia Pro"/>
-          <w:color w:val="000000" w:themeColor="text1"/>
-        </w:rPr>
-        <w:t>: [</w:t>
-      </w:r>
-      <w:r>
-        <w:rPr>
-          <w:rFonts w:ascii="Georgia Pro" w:eastAsia="Georgia Pro" w:hAnsi="Georgia Pro" w:cs="Georgia Pro"/>
-          <w:color w:val="000000" w:themeColor="text1"/>
-        </w:rPr>
-        <w:t>‘</w:t>
-      </w:r>
-      <w:proofErr w:type="gramEnd"/>
-      <w:r>
-        <w:rPr>
-          <w:rFonts w:ascii="Georgia Pro" w:eastAsia="Georgia Pro" w:hAnsi="Georgia Pro" w:cs="Georgia Pro"/>
-          <w:color w:val="000000" w:themeColor="text1"/>
-        </w:rPr>
-        <w:t>PUBLIC_IP:9100</w:t>
-      </w:r>
-      <w:r>
-        <w:rPr>
-          <w:rFonts w:ascii="Georgia Pro" w:eastAsia="Georgia Pro" w:hAnsi="Georgia Pro" w:cs="Georgia Pro"/>
-          <w:color w:val="000000" w:themeColor="text1"/>
-        </w:rPr>
-        <w:t>’</w:t>
-      </w:r>
-      <w:r>
-        <w:rPr>
-          <w:rFonts w:ascii="Georgia Pro" w:eastAsia="Georgia Pro" w:hAnsi="Georgia Pro" w:cs="Georgia Pro"/>
-          <w:color w:val="000000" w:themeColor="text1"/>
-        </w:rPr>
-        <w:t>]</w:t>
-      </w:r>
-    </w:p>
-    <w:p>
-      <w:pPr>
-        <w:spacing w:after="0" w:line="480" w:lineRule="auto"/>
-        <w:rPr>
-          <w:rFonts w:ascii="Georgia Pro" w:eastAsia="Georgia Pro" w:hAnsi="Georgia Pro" w:cs="Georgia Pro"/>
-          <w:color w:val="000000" w:themeColor="text1"/>
-        </w:rPr>
-      </w:pPr>
-    </w:p>
-    <w:p>
-      <w:pPr>
-        <w:spacing w:after="0" w:line="480" w:lineRule="auto"/>
-        <w:rPr>
-          <w:rFonts w:ascii="Georgia Pro" w:eastAsia="Georgia Pro" w:hAnsi="Georgia Pro" w:cs="Georgia Pro"/>
-          <w:color w:val="000000" w:themeColor="text1"/>
-        </w:rPr>
-      </w:pPr>
-      <w:r>
-        <w:rPr>
-          <w:rFonts w:ascii="Georgia Pro" w:eastAsia="Georgia Pro" w:hAnsi="Georgia Pro" w:cs="Georgia Pro"/>
-          <w:color w:val="000000" w:themeColor="text1"/>
-        </w:rPr>
-        <w:t>Replace:</w:t>
-      </w:r>
-    </w:p>
-    <w:p>
-      <w:pPr>
-        <w:numPr>
-          <w:ilvl w:val="0"/>
-          <w:numId w:val="8"/>
-        </w:numPr>
-        <w:spacing w:after="0" w:line="480" w:lineRule="auto"/>
-        <w:rPr>
-          <w:rFonts w:ascii="Georgia Pro" w:eastAsia="Georgia Pro" w:hAnsi="Georgia Pro" w:cs="Georgia Pro"/>
-          <w:color w:val="000000" w:themeColor="text1"/>
-        </w:rPr>
-      </w:pPr>
-      <w:r>
-        <w:rPr>
-          <w:rFonts w:ascii="Georgia Pro" w:eastAsia="Georgia Pro" w:hAnsi="Georgia Pro" w:cs="Georgia Pro"/>
-          <w:color w:val="000000" w:themeColor="text1"/>
-        </w:rPr>
-        <w:t xml:space="preserve">PUBLIC_IP </w:t>
-      </w:r>
-    </w:p>
-    <w:p>
-      <w:pPr>
-        <w:spacing w:after="0" w:line="480" w:lineRule="auto"/>
-        <w:rPr>
-          <w:rFonts w:ascii="Georgia Pro" w:eastAsia="Georgia Pro" w:hAnsi="Georgia Pro" w:cs="Georgia Pro"/>
-          <w:color w:val="000000" w:themeColor="text1"/>
-        </w:rPr>
-      </w:pPr>
-      <w:r>
-        <w:rPr>
-          <w:rFonts w:ascii="Georgia Pro" w:eastAsia="Georgia Pro" w:hAnsi="Georgia Pro" w:cs="Georgia Pro"/>
-          <w:color w:val="000000" w:themeColor="text1"/>
-        </w:rPr>
-        <w:t>Save file.</w:t>
-      </w:r>
-    </w:p>
-    <w:p>
-      <w:pPr>
-        <w:spacing w:after="0" w:line="480" w:lineRule="auto"/>
-        <w:rPr>
-          <w:rFonts w:ascii="Georgia Pro" w:eastAsia="Georgia Pro" w:hAnsi="Georgia Pro" w:cs="Georgia Pro"/>
-          <w:color w:val="000000" w:themeColor="text1"/>
-        </w:rPr>
-      </w:pPr>
-      <w:r>
-        <w:rPr>
-          <w:rFonts w:ascii="Georgia Pro" w:eastAsia="Georgia Pro" w:hAnsi="Georgia Pro" w:cs="Georgia Pro"/>
-          <w:color w:val="000000" w:themeColor="text1"/>
-        </w:rPr>
-        <w:pict w14:anchorId="5BD6F186">
-          <v:rect id="_x0000_i1878" style="width:0;height:1.5pt" o:hralign="center" o:hrstd="t" o:hr="t" fillcolor="#a0a0a0" stroked="f"/>
+    </w:p>
+    <w:p>
+      <w:pPr>
+        <w:spacing w:after="0" w:line="480" w:lineRule="auto"/>
+        <w:rPr>
+          <w:rFonts w:ascii="Georgia Pro" w:eastAsia="Georgia Pro" w:hAnsi="Georgia Pro" w:cs="Georgia Pro"/>
+          <w:color w:val="000000" w:themeColor="text1"/>
+        </w:rPr>
+      </w:pPr>
+      <w:r>
+        <w:rPr>
+          <w:rFonts w:ascii="Georgia Pro" w:eastAsia="Georgia Pro" w:hAnsi="Georgia Pro" w:cs="Georgia Pro"/>
+          <w:color w:val="000000" w:themeColor="text1"/>
+        </w:rPr>
+        <w:pict w14:anchorId="5FFC75D3">
+          <v:rect id="_x0000_i1052" style="width:0;height:1.5pt" o:hralign="center" o:hrstd="t" o:hr="t" fillcolor="#a0a0a0" stroked="f"/>
         </w:pict>
       </w:r>
     </w:p>
@@ -4421,7 +4665,7 @@
           <w:bCs/>
           <w:color w:val="000000" w:themeColor="text1"/>
         </w:rPr>
-        <w:t>Step 21: Verify Configuration</w:t>
+        <w:t>Step 22: Run Prometheus Container</w:t>
       </w:r>
     </w:p>
     <w:p>
@@ -4441,38 +4685,175 @@
           <w:color w:val="000000" w:themeColor="text1"/>
         </w:rPr>
       </w:pPr>
-      <w:r>
-        <w:rPr>
-          <w:rFonts w:ascii="Georgia Pro" w:eastAsia="Georgia Pro" w:hAnsi="Georgia Pro" w:cs="Georgia Pro"/>
-          <w:color w:val="000000" w:themeColor="text1"/>
-        </w:rPr>
-        <w:t xml:space="preserve">cat </w:t>
-      </w:r>
       <w:proofErr w:type="spellStart"/>
       <w:r>
         <w:rPr>
           <w:rFonts w:ascii="Georgia Pro" w:eastAsia="Georgia Pro" w:hAnsi="Georgia Pro" w:cs="Georgia Pro"/>
           <w:color w:val="000000" w:themeColor="text1"/>
         </w:rPr>
+        <w:t>sudo</w:t>
+      </w:r>
+      <w:proofErr w:type="spellEnd"/>
+      <w:r>
+        <w:rPr>
+          <w:rFonts w:ascii="Georgia Pro" w:eastAsia="Georgia Pro" w:hAnsi="Georgia Pro" w:cs="Georgia Pro"/>
+          <w:color w:val="000000" w:themeColor="text1"/>
+        </w:rPr>
+        <w:t xml:space="preserve"> docker run -d \</w:t>
+      </w:r>
+      <w:r>
+        <w:rPr>
+          <w:rFonts w:ascii="Georgia Pro" w:eastAsia="Georgia Pro" w:hAnsi="Georgia Pro" w:cs="Georgia Pro"/>
+          <w:color w:val="000000" w:themeColor="text1"/>
+        </w:rPr>
+        <w:br/>
+        <w:t xml:space="preserve">--name </w:t>
+      </w:r>
+      <w:proofErr w:type="spellStart"/>
+      <w:r>
+        <w:rPr>
+          <w:rFonts w:ascii="Georgia Pro" w:eastAsia="Georgia Pro" w:hAnsi="Georgia Pro" w:cs="Georgia Pro"/>
+          <w:color w:val="000000" w:themeColor="text1"/>
+        </w:rPr>
+        <w:t>prometheus</w:t>
+      </w:r>
+      <w:proofErr w:type="spellEnd"/>
+      <w:r>
+        <w:rPr>
+          <w:rFonts w:ascii="Georgia Pro" w:eastAsia="Georgia Pro" w:hAnsi="Georgia Pro" w:cs="Georgia Pro"/>
+          <w:color w:val="000000" w:themeColor="text1"/>
+        </w:rPr>
+        <w:t xml:space="preserve"> \</w:t>
+      </w:r>
+      <w:r>
+        <w:rPr>
+          <w:rFonts w:ascii="Georgia Pro" w:eastAsia="Georgia Pro" w:hAnsi="Georgia Pro" w:cs="Georgia Pro"/>
+          <w:color w:val="000000" w:themeColor="text1"/>
+        </w:rPr>
+        <w:br/>
+        <w:t>-p 9090:9090 \</w:t>
+      </w:r>
+      <w:r>
+        <w:rPr>
+          <w:rFonts w:ascii="Georgia Pro" w:eastAsia="Georgia Pro" w:hAnsi="Georgia Pro" w:cs="Georgia Pro"/>
+          <w:color w:val="000000" w:themeColor="text1"/>
+        </w:rPr>
+        <w:br/>
+        <w:t>-v $(</w:t>
+      </w:r>
+      <w:proofErr w:type="spellStart"/>
+      <w:r>
+        <w:rPr>
+          <w:rFonts w:ascii="Georgia Pro" w:eastAsia="Georgia Pro" w:hAnsi="Georgia Pro" w:cs="Georgia Pro"/>
+          <w:color w:val="000000" w:themeColor="text1"/>
+        </w:rPr>
+        <w:t>pwd</w:t>
+      </w:r>
+      <w:proofErr w:type="spellEnd"/>
+      <w:r>
+        <w:rPr>
+          <w:rFonts w:ascii="Georgia Pro" w:eastAsia="Georgia Pro" w:hAnsi="Georgia Pro" w:cs="Georgia Pro"/>
+          <w:color w:val="000000" w:themeColor="text1"/>
+        </w:rPr>
+        <w:t>)/</w:t>
+      </w:r>
+      <w:proofErr w:type="spellStart"/>
+      <w:r>
+        <w:rPr>
+          <w:rFonts w:ascii="Georgia Pro" w:eastAsia="Georgia Pro" w:hAnsi="Georgia Pro" w:cs="Georgia Pro"/>
+          <w:color w:val="000000" w:themeColor="text1"/>
+        </w:rPr>
         <w:t>prometheus.yml</w:t>
       </w:r>
       <w:proofErr w:type="spellEnd"/>
-    </w:p>
-    <w:p>
-      <w:pPr>
-        <w:spacing w:after="0" w:line="480" w:lineRule="auto"/>
-        <w:rPr>
-          <w:rFonts w:ascii="Georgia Pro" w:eastAsia="Georgia Pro" w:hAnsi="Georgia Pro" w:cs="Georgia Pro"/>
-          <w:color w:val="000000" w:themeColor="text1"/>
-        </w:rPr>
-      </w:pPr>
-      <w:r>
-        <w:rPr>
-          <w:rFonts w:ascii="Georgia Pro" w:eastAsia="Georgia Pro" w:hAnsi="Georgia Pro" w:cs="Georgia Pro"/>
-          <w:color w:val="000000" w:themeColor="text1"/>
-        </w:rPr>
-        <w:pict w14:anchorId="5FFC75D3">
-          <v:rect id="_x0000_i1879" style="width:0;height:1.5pt" o:hralign="center" o:hrstd="t" o:hr="t" fillcolor="#a0a0a0" stroked="f"/>
+      <w:r>
+        <w:rPr>
+          <w:rFonts w:ascii="Georgia Pro" w:eastAsia="Georgia Pro" w:hAnsi="Georgia Pro" w:cs="Georgia Pro"/>
+          <w:color w:val="000000" w:themeColor="text1"/>
+        </w:rPr>
+        <w:t>:/</w:t>
+      </w:r>
+      <w:proofErr w:type="spellStart"/>
+      <w:r>
+        <w:rPr>
+          <w:rFonts w:ascii="Georgia Pro" w:eastAsia="Georgia Pro" w:hAnsi="Georgia Pro" w:cs="Georgia Pro"/>
+          <w:color w:val="000000" w:themeColor="text1"/>
+        </w:rPr>
+        <w:t>etc</w:t>
+      </w:r>
+      <w:proofErr w:type="spellEnd"/>
+      <w:r>
+        <w:rPr>
+          <w:rFonts w:ascii="Georgia Pro" w:eastAsia="Georgia Pro" w:hAnsi="Georgia Pro" w:cs="Georgia Pro"/>
+          <w:color w:val="000000" w:themeColor="text1"/>
+        </w:rPr>
+        <w:t>/</w:t>
+      </w:r>
+      <w:proofErr w:type="spellStart"/>
+      <w:r>
+        <w:rPr>
+          <w:rFonts w:ascii="Georgia Pro" w:eastAsia="Georgia Pro" w:hAnsi="Georgia Pro" w:cs="Georgia Pro"/>
+          <w:color w:val="000000" w:themeColor="text1"/>
+        </w:rPr>
+        <w:t>prometheus</w:t>
+      </w:r>
+      <w:proofErr w:type="spellEnd"/>
+      <w:r>
+        <w:rPr>
+          <w:rFonts w:ascii="Georgia Pro" w:eastAsia="Georgia Pro" w:hAnsi="Georgia Pro" w:cs="Georgia Pro"/>
+          <w:color w:val="000000" w:themeColor="text1"/>
+        </w:rPr>
+        <w:t>/</w:t>
+      </w:r>
+      <w:proofErr w:type="spellStart"/>
+      <w:r>
+        <w:rPr>
+          <w:rFonts w:ascii="Georgia Pro" w:eastAsia="Georgia Pro" w:hAnsi="Georgia Pro" w:cs="Georgia Pro"/>
+          <w:color w:val="000000" w:themeColor="text1"/>
+        </w:rPr>
+        <w:t>prometheus.yml</w:t>
+      </w:r>
+      <w:proofErr w:type="spellEnd"/>
+      <w:r>
+        <w:rPr>
+          <w:rFonts w:ascii="Georgia Pro" w:eastAsia="Georgia Pro" w:hAnsi="Georgia Pro" w:cs="Georgia Pro"/>
+          <w:color w:val="000000" w:themeColor="text1"/>
+        </w:rPr>
+        <w:t xml:space="preserve"> \</w:t>
+      </w:r>
+      <w:r>
+        <w:rPr>
+          <w:rFonts w:ascii="Georgia Pro" w:eastAsia="Georgia Pro" w:hAnsi="Georgia Pro" w:cs="Georgia Pro"/>
+          <w:color w:val="000000" w:themeColor="text1"/>
+        </w:rPr>
+        <w:br/>
+        <w:t>prom/</w:t>
+      </w:r>
+      <w:proofErr w:type="spellStart"/>
+      <w:r>
+        <w:rPr>
+          <w:rFonts w:ascii="Georgia Pro" w:eastAsia="Georgia Pro" w:hAnsi="Georgia Pro" w:cs="Georgia Pro"/>
+          <w:color w:val="000000" w:themeColor="text1"/>
+        </w:rPr>
+        <w:t>prometheus</w:t>
+      </w:r>
+      <w:proofErr w:type="spellEnd"/>
+    </w:p>
+    <w:p>
+      <w:pPr>
+        <w:spacing w:after="0" w:line="480" w:lineRule="auto"/>
+        <w:rPr>
+          <w:rFonts w:ascii="Georgia Pro" w:eastAsia="Georgia Pro" w:hAnsi="Georgia Pro" w:cs="Georgia Pro"/>
+          <w:color w:val="000000" w:themeColor="text1"/>
+        </w:rPr>
+      </w:pPr>
+      <w:r>
+        <w:rPr>
+          <w:rFonts w:ascii="Georgia Pro" w:eastAsia="Georgia Pro" w:hAnsi="Georgia Pro" w:cs="Georgia Pro"/>
+          <w:color w:val="000000" w:themeColor="text1"/>
+        </w:rPr>
+        <w:pict w14:anchorId="7340F8D0">
+          <v:rect id="_x0000_i1053" style="width:0;height:1.5pt" o:hralign="center" o:hrstd="t" o:hr="t" fillcolor="#a0a0a0" stroked="f"/>
         </w:pict>
       </w:r>
     </w:p>
@@ -4493,7 +4874,7 @@
           <w:bCs/>
           <w:color w:val="000000" w:themeColor="text1"/>
         </w:rPr>
-        <w:t>Step 22: Run Prometheus Container</w:t>
+        <w:t>Step 23: Verify Prometheus</w:t>
       </w:r>
     </w:p>
     <w:p>
@@ -4527,15 +4908,7 @@
           <w:rFonts w:ascii="Georgia Pro" w:eastAsia="Georgia Pro" w:hAnsi="Georgia Pro" w:cs="Georgia Pro"/>
           <w:color w:val="000000" w:themeColor="text1"/>
         </w:rPr>
-        <w:t xml:space="preserve"> docker run -d \</w:t>
-      </w:r>
-      <w:r>
-        <w:rPr>
-          <w:rFonts w:ascii="Georgia Pro" w:eastAsia="Georgia Pro" w:hAnsi="Georgia Pro" w:cs="Georgia Pro"/>
-          <w:color w:val="000000" w:themeColor="text1"/>
-        </w:rPr>
-        <w:br/>
-        <w:t xml:space="preserve">--name </w:t>
+        <w:t xml:space="preserve"> docker </w:t>
       </w:r>
       <w:proofErr w:type="spellStart"/>
       <w:r>
@@ -4543,31 +4916,73 @@
           <w:rFonts w:ascii="Georgia Pro" w:eastAsia="Georgia Pro" w:hAnsi="Georgia Pro" w:cs="Georgia Pro"/>
           <w:color w:val="000000" w:themeColor="text1"/>
         </w:rPr>
-        <w:t>prometheus</w:t>
+        <w:t>ps</w:t>
       </w:r>
       <w:proofErr w:type="spellEnd"/>
-      <w:r>
-        <w:rPr>
-          <w:rFonts w:ascii="Georgia Pro" w:eastAsia="Georgia Pro" w:hAnsi="Georgia Pro" w:cs="Georgia Pro"/>
-          <w:color w:val="000000" w:themeColor="text1"/>
-        </w:rPr>
-        <w:t xml:space="preserve"> \</w:t>
-      </w:r>
-      <w:r>
-        <w:rPr>
-          <w:rFonts w:ascii="Georgia Pro" w:eastAsia="Georgia Pro" w:hAnsi="Georgia Pro" w:cs="Georgia Pro"/>
-          <w:color w:val="000000" w:themeColor="text1"/>
-        </w:rPr>
-        <w:br/>
-        <w:t>-p 9090:9090 \</w:t>
-      </w:r>
-      <w:r>
-        <w:rPr>
-          <w:rFonts w:ascii="Georgia Pro" w:eastAsia="Georgia Pro" w:hAnsi="Georgia Pro" w:cs="Georgia Pro"/>
-          <w:color w:val="000000" w:themeColor="text1"/>
-        </w:rPr>
-        <w:br/>
-        <w:t>-v $(</w:t>
+    </w:p>
+    <w:p>
+      <w:pPr>
+        <w:spacing w:after="0" w:line="480" w:lineRule="auto"/>
+        <w:rPr>
+          <w:rFonts w:ascii="Georgia Pro" w:eastAsia="Georgia Pro" w:hAnsi="Georgia Pro" w:cs="Georgia Pro"/>
+          <w:color w:val="000000" w:themeColor="text1"/>
+        </w:rPr>
+      </w:pPr>
+    </w:p>
+    <w:p>
+      <w:pPr>
+        <w:spacing w:after="0" w:line="480" w:lineRule="auto"/>
+        <w:rPr>
+          <w:rFonts w:ascii="Georgia Pro" w:eastAsia="Georgia Pro" w:hAnsi="Georgia Pro" w:cs="Georgia Pro"/>
+          <w:color w:val="000000" w:themeColor="text1"/>
+        </w:rPr>
+      </w:pPr>
+      <w:r>
+        <w:rPr>
+          <w:rFonts w:ascii="Georgia Pro" w:eastAsia="Georgia Pro" w:hAnsi="Georgia Pro" w:cs="Georgia Pro"/>
+          <w:color w:val="000000" w:themeColor="text1"/>
+        </w:rPr>
+        <w:t>Expected:</w:t>
+      </w:r>
+    </w:p>
+    <w:p>
+      <w:pPr>
+        <w:numPr>
+          <w:ilvl w:val="0"/>
+          <w:numId w:val="9"/>
+        </w:numPr>
+        <w:spacing w:after="0" w:line="480" w:lineRule="auto"/>
+        <w:rPr>
+          <w:rFonts w:ascii="Georgia Pro" w:eastAsia="Georgia Pro" w:hAnsi="Georgia Pro" w:cs="Georgia Pro"/>
+          <w:color w:val="000000" w:themeColor="text1"/>
+        </w:rPr>
+      </w:pPr>
+      <w:r>
+        <w:rPr>
+          <w:rFonts w:ascii="Georgia Pro" w:eastAsia="Georgia Pro" w:hAnsi="Georgia Pro" w:cs="Georgia Pro"/>
+          <w:color w:val="000000" w:themeColor="text1"/>
+        </w:rPr>
+        <w:t xml:space="preserve">node-exporter </w:t>
+      </w:r>
+    </w:p>
+    <w:p>
+      <w:pPr>
+        <w:numPr>
+          <w:ilvl w:val="0"/>
+          <w:numId w:val="9"/>
+        </w:numPr>
+        <w:spacing w:after="0" w:line="480" w:lineRule="auto"/>
+        <w:rPr>
+          <w:rFonts w:ascii="Georgia Pro" w:eastAsia="Georgia Pro" w:hAnsi="Georgia Pro" w:cs="Georgia Pro"/>
+          <w:color w:val="000000" w:themeColor="text1"/>
+        </w:rPr>
+      </w:pPr>
+      <w:r>
+        <w:rPr>
+          <w:rFonts w:ascii="Georgia Pro" w:eastAsia="Georgia Pro" w:hAnsi="Georgia Pro" w:cs="Georgia Pro"/>
+          <w:color w:val="000000" w:themeColor="text1"/>
+        </w:rPr>
+        <w:pgNum/>
       </w:r>
       <w:proofErr w:type="spellStart"/>
       <w:r>
@@ -4575,7 +4990,7 @@
           <w:rFonts w:ascii="Georgia Pro" w:eastAsia="Georgia Pro" w:hAnsi="Georgia Pro" w:cs="Georgia Pro"/>
           <w:color w:val="000000" w:themeColor="text1"/>
         </w:rPr>
-        <w:t>pwd</w:t>
+        <w:t>rafana</w:t>
       </w:r>
       <w:proofErr w:type="spellEnd"/>
       <w:r>
@@ -4583,105 +4998,38 @@
           <w:rFonts w:ascii="Georgia Pro" w:eastAsia="Georgia Pro" w:hAnsi="Georgia Pro" w:cs="Georgia Pro"/>
           <w:color w:val="000000" w:themeColor="text1"/>
         </w:rPr>
-        <w:t>)/</w:t>
-      </w:r>
-      <w:proofErr w:type="spellStart"/>
-      <w:r>
-        <w:rPr>
-          <w:rFonts w:ascii="Georgia Pro" w:eastAsia="Georgia Pro" w:hAnsi="Georgia Pro" w:cs="Georgia Pro"/>
-          <w:color w:val="000000" w:themeColor="text1"/>
-        </w:rPr>
-        <w:t>prometheus.yml</w:t>
-      </w:r>
-      <w:proofErr w:type="spellEnd"/>
-      <w:r>
-        <w:rPr>
-          <w:rFonts w:ascii="Georgia Pro" w:eastAsia="Georgia Pro" w:hAnsi="Georgia Pro" w:cs="Georgia Pro"/>
-          <w:color w:val="000000" w:themeColor="text1"/>
-        </w:rPr>
-        <w:t>:/</w:t>
-      </w:r>
-      <w:proofErr w:type="spellStart"/>
-      <w:r>
-        <w:rPr>
-          <w:rFonts w:ascii="Georgia Pro" w:eastAsia="Georgia Pro" w:hAnsi="Georgia Pro" w:cs="Georgia Pro"/>
-          <w:color w:val="000000" w:themeColor="text1"/>
-        </w:rPr>
-        <w:t>etc</w:t>
-      </w:r>
-      <w:proofErr w:type="spellEnd"/>
-      <w:r>
-        <w:rPr>
-          <w:rFonts w:ascii="Georgia Pro" w:eastAsia="Georgia Pro" w:hAnsi="Georgia Pro" w:cs="Georgia Pro"/>
-          <w:color w:val="000000" w:themeColor="text1"/>
-        </w:rPr>
-        <w:t>/</w:t>
-      </w:r>
-      <w:proofErr w:type="spellStart"/>
-      <w:r>
-        <w:rPr>
-          <w:rFonts w:ascii="Georgia Pro" w:eastAsia="Georgia Pro" w:hAnsi="Georgia Pro" w:cs="Georgia Pro"/>
-          <w:color w:val="000000" w:themeColor="text1"/>
-        </w:rPr>
-        <w:t>prometheus</w:t>
-      </w:r>
-      <w:proofErr w:type="spellEnd"/>
-      <w:r>
-        <w:rPr>
-          <w:rFonts w:ascii="Georgia Pro" w:eastAsia="Georgia Pro" w:hAnsi="Georgia Pro" w:cs="Georgia Pro"/>
-          <w:color w:val="000000" w:themeColor="text1"/>
-        </w:rPr>
-        <w:t>/</w:t>
-      </w:r>
-      <w:proofErr w:type="spellStart"/>
-      <w:r>
-        <w:rPr>
-          <w:rFonts w:ascii="Georgia Pro" w:eastAsia="Georgia Pro" w:hAnsi="Georgia Pro" w:cs="Georgia Pro"/>
-          <w:color w:val="000000" w:themeColor="text1"/>
-        </w:rPr>
-        <w:t>prometheus.yml</w:t>
-      </w:r>
-      <w:proofErr w:type="spellEnd"/>
-      <w:r>
-        <w:rPr>
-          <w:rFonts w:ascii="Georgia Pro" w:eastAsia="Georgia Pro" w:hAnsi="Georgia Pro" w:cs="Georgia Pro"/>
-          <w:color w:val="000000" w:themeColor="text1"/>
-        </w:rPr>
-        <w:t xml:space="preserve"> \</w:t>
-      </w:r>
-      <w:r>
-        <w:rPr>
-          <w:rFonts w:ascii="Georgia Pro" w:eastAsia="Georgia Pro" w:hAnsi="Georgia Pro" w:cs="Georgia Pro"/>
-          <w:color w:val="000000" w:themeColor="text1"/>
-        </w:rPr>
-        <w:br/>
-        <w:t>prom/</w:t>
-      </w:r>
-      <w:proofErr w:type="spellStart"/>
-      <w:r>
-        <w:rPr>
-          <w:rFonts w:ascii="Georgia Pro" w:eastAsia="Georgia Pro" w:hAnsi="Georgia Pro" w:cs="Georgia Pro"/>
-          <w:color w:val="000000" w:themeColor="text1"/>
-        </w:rPr>
-        <w:t>prometheus</w:t>
-      </w:r>
-      <w:proofErr w:type="spellEnd"/>
-    </w:p>
-    <w:p>
-      <w:pPr>
-        <w:spacing w:after="0" w:line="480" w:lineRule="auto"/>
-        <w:rPr>
-          <w:rFonts w:ascii="Georgia Pro" w:eastAsia="Georgia Pro" w:hAnsi="Georgia Pro" w:cs="Georgia Pro"/>
-          <w:color w:val="000000" w:themeColor="text1"/>
-        </w:rPr>
-      </w:pPr>
-      <w:r>
-        <w:rPr>
-          <w:rFonts w:ascii="Georgia Pro" w:eastAsia="Georgia Pro" w:hAnsi="Georgia Pro" w:cs="Georgia Pro"/>
-          <w:color w:val="000000" w:themeColor="text1"/>
-        </w:rPr>
-        <w:pict w14:anchorId="7340F8D0">
-          <v:rect id="_x0000_i1880" style="width:0;height:1.5pt" o:hralign="center" o:hrstd="t" o:hr="t" fillcolor="#a0a0a0" stroked="f"/>
+        <w:pgNum/>
+      </w:r>
+      <w:r>
+        <w:rPr>
+          <w:rFonts w:ascii="Georgia Pro" w:eastAsia="Georgia Pro" w:hAnsi="Georgia Pro" w:cs="Georgia Pro"/>
+          <w:color w:val="000000" w:themeColor="text1"/>
+        </w:rPr>
+        <w:t>us</w:t>
+      </w:r>
+      <w:r>
+        <w:rPr>
+          <w:rFonts w:ascii="Georgia Pro" w:eastAsia="Georgia Pro" w:hAnsi="Georgia Pro" w:cs="Georgia Pro"/>
+          <w:color w:val="000000" w:themeColor="text1"/>
+        </w:rPr>
+        <w:t xml:space="preserve"> </w:t>
+      </w:r>
+    </w:p>
+    <w:p>
+      <w:pPr>
+        <w:spacing w:after="0" w:line="480" w:lineRule="auto"/>
+        <w:rPr>
+          <w:rFonts w:ascii="Georgia Pro" w:eastAsia="Georgia Pro" w:hAnsi="Georgia Pro" w:cs="Georgia Pro"/>
+          <w:color w:val="000000" w:themeColor="text1"/>
+        </w:rPr>
+      </w:pPr>
+      <w:r>
+        <w:rPr>
+          <w:rFonts w:ascii="Georgia Pro" w:eastAsia="Georgia Pro" w:hAnsi="Georgia Pro" w:cs="Georgia Pro"/>
+          <w:color w:val="000000" w:themeColor="text1"/>
+        </w:rPr>
+        <w:pict w14:anchorId="1E96499D">
+          <v:rect id="_x0000_i1054" style="width:0;height:1.5pt" o:hralign="center" o:hrstd="t" o:hr="t" fillcolor="#a0a0a0" stroked="f"/>
         </w:pict>
       </w:r>
     </w:p>
@@ -4702,7 +5050,23 @@
           <w:bCs/>
           <w:color w:val="000000" w:themeColor="text1"/>
         </w:rPr>
-        <w:t>Step 23: Verify Prometheus</w:t>
+        <w:t>Step 24: Open Prometheus Dashboard</w:t>
+      </w:r>
+    </w:p>
+    <w:p>
+      <w:pPr>
+        <w:spacing w:after="0" w:line="480" w:lineRule="auto"/>
+        <w:rPr>
+          <w:rFonts w:ascii="Georgia Pro" w:eastAsia="Georgia Pro" w:hAnsi="Georgia Pro" w:cs="Georgia Pro"/>
+          <w:color w:val="000000" w:themeColor="text1"/>
+        </w:rPr>
+      </w:pPr>
+      <w:r>
+        <w:rPr>
+          <w:rFonts w:ascii="Georgia Pro" w:eastAsia="Georgia Pro" w:hAnsi="Georgia Pro" w:cs="Georgia Pro"/>
+          <w:color w:val="000000" w:themeColor="text1"/>
+        </w:rPr>
+        <w:t>Open browser:</w:t>
       </w:r>
     </w:p>
     <w:p>
@@ -4722,62 +5086,83 @@
           <w:color w:val="000000" w:themeColor="text1"/>
         </w:rPr>
       </w:pPr>
-      <w:proofErr w:type="spellStart"/>
-      <w:r>
-        <w:rPr>
-          <w:rFonts w:ascii="Georgia Pro" w:eastAsia="Georgia Pro" w:hAnsi="Georgia Pro" w:cs="Georgia Pro"/>
-          <w:color w:val="000000" w:themeColor="text1"/>
-        </w:rPr>
-        <w:t>sudo</w:t>
-      </w:r>
-      <w:proofErr w:type="spellEnd"/>
-      <w:r>
-        <w:rPr>
-          <w:rFonts w:ascii="Georgia Pro" w:eastAsia="Georgia Pro" w:hAnsi="Georgia Pro" w:cs="Georgia Pro"/>
-          <w:color w:val="000000" w:themeColor="text1"/>
-        </w:rPr>
-        <w:t xml:space="preserve"> docker </w:t>
-      </w:r>
-      <w:proofErr w:type="spellStart"/>
-      <w:r>
-        <w:rPr>
-          <w:rFonts w:ascii="Georgia Pro" w:eastAsia="Georgia Pro" w:hAnsi="Georgia Pro" w:cs="Georgia Pro"/>
-          <w:color w:val="000000" w:themeColor="text1"/>
-        </w:rPr>
-        <w:t>ps</w:t>
-      </w:r>
-      <w:proofErr w:type="spellEnd"/>
-    </w:p>
-    <w:p>
-      <w:pPr>
-        <w:spacing w:after="0" w:line="480" w:lineRule="auto"/>
-        <w:rPr>
-          <w:rFonts w:ascii="Georgia Pro" w:eastAsia="Georgia Pro" w:hAnsi="Georgia Pro" w:cs="Georgia Pro"/>
-          <w:color w:val="000000" w:themeColor="text1"/>
-        </w:rPr>
-      </w:pPr>
-    </w:p>
-    <w:p>
-      <w:pPr>
-        <w:spacing w:after="0" w:line="480" w:lineRule="auto"/>
-        <w:rPr>
-          <w:rFonts w:ascii="Georgia Pro" w:eastAsia="Georgia Pro" w:hAnsi="Georgia Pro" w:cs="Georgia Pro"/>
-          <w:color w:val="000000" w:themeColor="text1"/>
-        </w:rPr>
-      </w:pPr>
-      <w:r>
-        <w:rPr>
-          <w:rFonts w:ascii="Georgia Pro" w:eastAsia="Georgia Pro" w:hAnsi="Georgia Pro" w:cs="Georgia Pro"/>
-          <w:color w:val="000000" w:themeColor="text1"/>
-        </w:rPr>
-        <w:t>Expected:</w:t>
+      <w:hyperlink r:id="rId6" w:history="1">
+        <w:r>
+          <w:rPr>
+            <w:rStyle w:val="Hyperlink"/>
+            <w:rFonts w:ascii="Georgia Pro" w:eastAsia="Georgia Pro" w:hAnsi="Georgia Pro" w:cs="Georgia Pro"/>
+          </w:rPr>
+          <w:t>http://PUBLIC</w:t>
+        </w:r>
+      </w:hyperlink>
+      <w:r>
+        <w:rPr>
+          <w:rFonts w:ascii="Georgia Pro" w:eastAsia="Georgia Pro" w:hAnsi="Georgia Pro" w:cs="Georgia Pro"/>
+          <w:color w:val="000000" w:themeColor="text1"/>
+        </w:rPr>
+        <w:t>_IP:9090</w:t>
+      </w:r>
+    </w:p>
+    <w:p>
+      <w:pPr>
+        <w:spacing w:after="0" w:line="480" w:lineRule="auto"/>
+        <w:rPr>
+          <w:rFonts w:ascii="Georgia Pro" w:eastAsia="Georgia Pro" w:hAnsi="Georgia Pro" w:cs="Georgia Pro"/>
+          <w:color w:val="000000" w:themeColor="text1"/>
+        </w:rPr>
+      </w:pPr>
+      <w:r>
+        <w:rPr>
+          <w:rFonts w:ascii="Georgia Pro" w:eastAsia="Georgia Pro" w:hAnsi="Georgia Pro" w:cs="Georgia Pro"/>
+          <w:color w:val="000000" w:themeColor="text1"/>
+        </w:rPr>
+        <w:lastRenderedPageBreak/>
+        <w:pict w14:anchorId="0692BDDE">
+          <v:rect id="_x0000_i1055" style="width:0;height:1.5pt" o:hralign="center" o:hrstd="t" o:hr="t" fillcolor="#a0a0a0" stroked="f"/>
+        </w:pict>
+      </w:r>
+    </w:p>
+    <w:p>
+      <w:pPr>
+        <w:spacing w:after="0" w:line="480" w:lineRule="auto"/>
+        <w:rPr>
+          <w:rFonts w:ascii="Georgia Pro" w:eastAsia="Georgia Pro" w:hAnsi="Georgia Pro" w:cs="Georgia Pro"/>
+          <w:b/>
+          <w:bCs/>
+          <w:color w:val="000000" w:themeColor="text1"/>
+        </w:rPr>
+      </w:pPr>
+      <w:r>
+        <w:rPr>
+          <w:rFonts w:ascii="Georgia Pro" w:eastAsia="Georgia Pro" w:hAnsi="Georgia Pro" w:cs="Georgia Pro"/>
+          <w:b/>
+          <w:bCs/>
+          <w:color w:val="000000" w:themeColor="text1"/>
+        </w:rPr>
+        <w:t>Step 25: Verify Prometheus Target</w:t>
+      </w:r>
+    </w:p>
+    <w:p>
+      <w:pPr>
+        <w:spacing w:after="0" w:line="480" w:lineRule="auto"/>
+        <w:rPr>
+          <w:rFonts w:ascii="Georgia Pro" w:eastAsia="Georgia Pro" w:hAnsi="Georgia Pro" w:cs="Georgia Pro"/>
+          <w:color w:val="000000" w:themeColor="text1"/>
+        </w:rPr>
+      </w:pPr>
+      <w:r>
+        <w:rPr>
+          <w:rFonts w:ascii="Georgia Pro" w:eastAsia="Georgia Pro" w:hAnsi="Georgia Pro" w:cs="Georgia Pro"/>
+          <w:color w:val="000000" w:themeColor="text1"/>
+        </w:rPr>
+        <w:t>In Prometheus:</w:t>
       </w:r>
     </w:p>
     <w:p>
       <w:pPr>
         <w:numPr>
           <w:ilvl w:val="0"/>
-          <w:numId w:val="9"/>
+          <w:numId w:val="10"/>
         </w:numPr>
         <w:spacing w:after="0" w:line="480" w:lineRule="auto"/>
         <w:rPr>
@@ -4790,14 +5175,14 @@
           <w:rFonts w:ascii="Georgia Pro" w:eastAsia="Georgia Pro" w:hAnsi="Georgia Pro" w:cs="Georgia Pro"/>
           <w:color w:val="000000" w:themeColor="text1"/>
         </w:rPr>
-        <w:t xml:space="preserve">node-exporter </w:t>
+        <w:t xml:space="preserve">Status </w:t>
       </w:r>
     </w:p>
     <w:p>
       <w:pPr>
         <w:numPr>
           <w:ilvl w:val="0"/>
-          <w:numId w:val="9"/>
+          <w:numId w:val="10"/>
         </w:numPr>
         <w:spacing w:after="0" w:line="480" w:lineRule="auto"/>
         <w:rPr>
@@ -4810,48 +5195,60 @@
           <w:rFonts w:ascii="Georgia Pro" w:eastAsia="Georgia Pro" w:hAnsi="Georgia Pro" w:cs="Georgia Pro"/>
           <w:color w:val="000000" w:themeColor="text1"/>
         </w:rPr>
-        <w:pgNum/>
-      </w:r>
-      <w:proofErr w:type="spellStart"/>
-      <w:r>
-        <w:rPr>
-          <w:rFonts w:ascii="Georgia Pro" w:eastAsia="Georgia Pro" w:hAnsi="Georgia Pro" w:cs="Georgia Pro"/>
-          <w:color w:val="000000" w:themeColor="text1"/>
-        </w:rPr>
-        <w:t>rafana</w:t>
-      </w:r>
-      <w:proofErr w:type="spellEnd"/>
-      <w:r>
-        <w:rPr>
-          <w:rFonts w:ascii="Georgia Pro" w:eastAsia="Georgia Pro" w:hAnsi="Georgia Pro" w:cs="Georgia Pro"/>
-          <w:color w:val="000000" w:themeColor="text1"/>
-        </w:rPr>
-        <w:pgNum/>
-        <w:t>us</w:t>
-      </w:r>
-      <w:r>
-        <w:rPr>
-          <w:rFonts w:ascii="Georgia Pro" w:eastAsia="Georgia Pro" w:hAnsi="Georgia Pro" w:cs="Georgia Pro"/>
-          <w:color w:val="000000" w:themeColor="text1"/>
-        </w:rPr>
-        <w:t xml:space="preserve"> </w:t>
-      </w:r>
-    </w:p>
-    <w:p>
-      <w:pPr>
-        <w:spacing w:after="0" w:line="480" w:lineRule="auto"/>
-        <w:rPr>
-          <w:rFonts w:ascii="Georgia Pro" w:eastAsia="Georgia Pro" w:hAnsi="Georgia Pro" w:cs="Georgia Pro"/>
-          <w:color w:val="000000" w:themeColor="text1"/>
-        </w:rPr>
-      </w:pPr>
-      <w:r>
-        <w:rPr>
-          <w:rFonts w:ascii="Georgia Pro" w:eastAsia="Georgia Pro" w:hAnsi="Georgia Pro" w:cs="Georgia Pro"/>
-          <w:color w:val="000000" w:themeColor="text1"/>
-        </w:rPr>
-        <w:pict w14:anchorId="1E96499D">
-          <v:rect id="_x0000_i1881" style="width:0;height:1.5pt" o:hralign="center" o:hrstd="t" o:hr="t" fillcolor="#a0a0a0" stroked="f"/>
+        <w:t xml:space="preserve">Targets </w:t>
+      </w:r>
+    </w:p>
+    <w:p>
+      <w:pPr>
+        <w:spacing w:after="0" w:line="480" w:lineRule="auto"/>
+        <w:rPr>
+          <w:rFonts w:ascii="Georgia Pro" w:eastAsia="Georgia Pro" w:hAnsi="Georgia Pro" w:cs="Georgia Pro"/>
+          <w:color w:val="000000" w:themeColor="text1"/>
+        </w:rPr>
+      </w:pPr>
+      <w:r>
+        <w:rPr>
+          <w:rFonts w:ascii="Georgia Pro" w:eastAsia="Georgia Pro" w:hAnsi="Georgia Pro" w:cs="Georgia Pro"/>
+          <w:color w:val="000000" w:themeColor="text1"/>
+        </w:rPr>
+        <w:t>Expected:</w:t>
+      </w:r>
+    </w:p>
+    <w:p>
+      <w:pPr>
+        <w:numPr>
+          <w:ilvl w:val="0"/>
+          <w:numId w:val="11"/>
+        </w:numPr>
+        <w:spacing w:after="0" w:line="480" w:lineRule="auto"/>
+        <w:rPr>
+          <w:rFonts w:ascii="Georgia Pro" w:eastAsia="Georgia Pro" w:hAnsi="Georgia Pro" w:cs="Georgia Pro"/>
+          <w:color w:val="000000" w:themeColor="text1"/>
+        </w:rPr>
+      </w:pPr>
+      <w:r>
+        <w:rPr>
+          <w:rFonts w:ascii="Georgia Pro" w:eastAsia="Georgia Pro" w:hAnsi="Georgia Pro" w:cs="Georgia Pro"/>
+          <w:color w:val="000000" w:themeColor="text1"/>
+        </w:rPr>
+        <w:t xml:space="preserve">node-exporter = UP </w:t>
+      </w:r>
+    </w:p>
+    <w:p>
+      <w:pPr>
+        <w:spacing w:after="0" w:line="480" w:lineRule="auto"/>
+        <w:rPr>
+          <w:rFonts w:ascii="Georgia Pro" w:eastAsia="Georgia Pro" w:hAnsi="Georgia Pro" w:cs="Georgia Pro"/>
+          <w:color w:val="000000" w:themeColor="text1"/>
+        </w:rPr>
+      </w:pPr>
+      <w:r>
+        <w:rPr>
+          <w:rFonts w:ascii="Georgia Pro" w:eastAsia="Georgia Pro" w:hAnsi="Georgia Pro" w:cs="Georgia Pro"/>
+          <w:color w:val="000000" w:themeColor="text1"/>
+        </w:rPr>
+        <w:pict w14:anchorId="468A991B">
+          <v:rect id="_x0000_i1056" style="width:0;height:1.5pt" o:hralign="center" o:hrstd="t" o:hr="t" fillcolor="#a0a0a0" stroked="f"/>
         </w:pict>
       </w:r>
     </w:p>
@@ -4872,23 +5269,7 @@
           <w:bCs/>
           <w:color w:val="000000" w:themeColor="text1"/>
         </w:rPr>
-        <w:t>Step 24: Open Prometheus Dashboard</w:t>
-      </w:r>
-    </w:p>
-    <w:p>
-      <w:pPr>
-        <w:spacing w:after="0" w:line="480" w:lineRule="auto"/>
-        <w:rPr>
-          <w:rFonts w:ascii="Georgia Pro" w:eastAsia="Georgia Pro" w:hAnsi="Georgia Pro" w:cs="Georgia Pro"/>
-          <w:color w:val="000000" w:themeColor="text1"/>
-        </w:rPr>
-      </w:pPr>
-      <w:r>
-        <w:rPr>
-          <w:rFonts w:ascii="Georgia Pro" w:eastAsia="Georgia Pro" w:hAnsi="Georgia Pro" w:cs="Georgia Pro"/>
-          <w:color w:val="000000" w:themeColor="text1"/>
-        </w:rPr>
-        <w:t>Open browser:</w:t>
+        <w:t>Step 26: Run Grafana Container</w:t>
       </w:r>
     </w:p>
     <w:p>
@@ -4908,39 +5289,123 @@
           <w:color w:val="000000" w:themeColor="text1"/>
         </w:rPr>
       </w:pPr>
-      <w:hyperlink r:id="rId6" w:history="1">
-        <w:r>
-          <w:rPr>
-            <w:rStyle w:val="Hyperlink"/>
-            <w:rFonts w:ascii="Georgia Pro" w:eastAsia="Georgia Pro" w:hAnsi="Georgia Pro" w:cs="Georgia Pro"/>
-          </w:rPr>
-          <w:t>http://PUBLIC</w:t>
-        </w:r>
-      </w:hyperlink>
-      <w:r>
-        <w:rPr>
-          <w:rFonts w:ascii="Georgia Pro" w:eastAsia="Georgia Pro" w:hAnsi="Georgia Pro" w:cs="Georgia Pro"/>
-          <w:color w:val="000000" w:themeColor="text1"/>
-        </w:rPr>
-        <w:t>_IP:9090</w:t>
-      </w:r>
-    </w:p>
-    <w:p>
-      <w:pPr>
-        <w:spacing w:after="0" w:line="480" w:lineRule="auto"/>
-        <w:rPr>
-          <w:rFonts w:ascii="Georgia Pro" w:eastAsia="Georgia Pro" w:hAnsi="Georgia Pro" w:cs="Georgia Pro"/>
-          <w:color w:val="000000" w:themeColor="text1"/>
-        </w:rPr>
-      </w:pPr>
-      <w:r>
-        <w:rPr>
-          <w:rFonts w:ascii="Georgia Pro" w:eastAsia="Georgia Pro" w:hAnsi="Georgia Pro" w:cs="Georgia Pro"/>
-          <w:color w:val="000000" w:themeColor="text1"/>
-        </w:rPr>
-        <w:lastRenderedPageBreak/>
-        <w:pict w14:anchorId="0692BDDE">
-          <v:rect id="_x0000_i1882" style="width:0;height:1.5pt" o:hralign="center" o:hrstd="t" o:hr="t" fillcolor="#a0a0a0" stroked="f"/>
+      <w:proofErr w:type="spellStart"/>
+      <w:r>
+        <w:rPr>
+          <w:rFonts w:ascii="Georgia Pro" w:eastAsia="Georgia Pro" w:hAnsi="Georgia Pro" w:cs="Georgia Pro"/>
+          <w:color w:val="000000" w:themeColor="text1"/>
+        </w:rPr>
+        <w:t>sudo</w:t>
+      </w:r>
+      <w:proofErr w:type="spellEnd"/>
+      <w:r>
+        <w:rPr>
+          <w:rFonts w:ascii="Georgia Pro" w:eastAsia="Georgia Pro" w:hAnsi="Georgia Pro" w:cs="Georgia Pro"/>
+          <w:color w:val="000000" w:themeColor="text1"/>
+        </w:rPr>
+        <w:t xml:space="preserve"> docker run -d \</w:t>
+      </w:r>
+      <w:r>
+        <w:rPr>
+          <w:rFonts w:ascii="Georgia Pro" w:eastAsia="Georgia Pro" w:hAnsi="Georgia Pro" w:cs="Georgia Pro"/>
+          <w:color w:val="000000" w:themeColor="text1"/>
+        </w:rPr>
+        <w:br/>
+        <w:t xml:space="preserve">--name </w:t>
+      </w:r>
+      <w:r>
+        <w:rPr>
+          <w:rFonts w:ascii="Georgia Pro" w:eastAsia="Georgia Pro" w:hAnsi="Georgia Pro" w:cs="Georgia Pro"/>
+          <w:color w:val="000000" w:themeColor="text1"/>
+        </w:rPr>
+        <w:pgNum/>
+      </w:r>
+      <w:proofErr w:type="spellStart"/>
+      <w:r>
+        <w:rPr>
+          <w:rFonts w:ascii="Georgia Pro" w:eastAsia="Georgia Pro" w:hAnsi="Georgia Pro" w:cs="Georgia Pro"/>
+          <w:color w:val="000000" w:themeColor="text1"/>
+        </w:rPr>
+        <w:t>rafana</w:t>
+      </w:r>
+      <w:proofErr w:type="spellEnd"/>
+      <w:r>
+        <w:rPr>
+          <w:rFonts w:ascii="Georgia Pro" w:eastAsia="Georgia Pro" w:hAnsi="Georgia Pro" w:cs="Georgia Pro"/>
+          <w:color w:val="000000" w:themeColor="text1"/>
+        </w:rPr>
+        <w:t xml:space="preserve"> \</w:t>
+      </w:r>
+      <w:r>
+        <w:rPr>
+          <w:rFonts w:ascii="Georgia Pro" w:eastAsia="Georgia Pro" w:hAnsi="Georgia Pro" w:cs="Georgia Pro"/>
+          <w:color w:val="000000" w:themeColor="text1"/>
+        </w:rPr>
+        <w:br/>
+        <w:t>-p 3000:3000 \</w:t>
+      </w:r>
+      <w:r>
+        <w:rPr>
+          <w:rFonts w:ascii="Georgia Pro" w:eastAsia="Georgia Pro" w:hAnsi="Georgia Pro" w:cs="Georgia Pro"/>
+          <w:color w:val="000000" w:themeColor="text1"/>
+        </w:rPr>
+        <w:br/>
+      </w:r>
+      <w:r>
+        <w:rPr>
+          <w:rFonts w:ascii="Georgia Pro" w:eastAsia="Georgia Pro" w:hAnsi="Georgia Pro" w:cs="Georgia Pro"/>
+          <w:color w:val="000000" w:themeColor="text1"/>
+        </w:rPr>
+        <w:pgNum/>
+      </w:r>
+      <w:proofErr w:type="spellStart"/>
+      <w:r>
+        <w:rPr>
+          <w:rFonts w:ascii="Georgia Pro" w:eastAsia="Georgia Pro" w:hAnsi="Georgia Pro" w:cs="Georgia Pro"/>
+          <w:color w:val="000000" w:themeColor="text1"/>
+        </w:rPr>
+        <w:t>rafana</w:t>
+      </w:r>
+      <w:proofErr w:type="spellEnd"/>
+      <w:r>
+        <w:rPr>
+          <w:rFonts w:ascii="Georgia Pro" w:eastAsia="Georgia Pro" w:hAnsi="Georgia Pro" w:cs="Georgia Pro"/>
+          <w:color w:val="000000" w:themeColor="text1"/>
+        </w:rPr>
+        <w:t>/</w:t>
+      </w:r>
+      <w:r>
+        <w:rPr>
+          <w:rFonts w:ascii="Georgia Pro" w:eastAsia="Georgia Pro" w:hAnsi="Georgia Pro" w:cs="Georgia Pro"/>
+          <w:color w:val="000000" w:themeColor="text1"/>
+        </w:rPr>
+        <w:pgNum/>
+      </w:r>
+      <w:proofErr w:type="spellStart"/>
+      <w:r>
+        <w:rPr>
+          <w:rFonts w:ascii="Georgia Pro" w:eastAsia="Georgia Pro" w:hAnsi="Georgia Pro" w:cs="Georgia Pro"/>
+          <w:color w:val="000000" w:themeColor="text1"/>
+        </w:rPr>
+        <w:t>rafana</w:t>
+      </w:r>
+      <w:proofErr w:type="spellEnd"/>
+    </w:p>
+    <w:p>
+      <w:pPr>
+        <w:spacing w:after="0" w:line="480" w:lineRule="auto"/>
+        <w:rPr>
+          <w:rFonts w:ascii="Georgia Pro" w:eastAsia="Georgia Pro" w:hAnsi="Georgia Pro" w:cs="Georgia Pro"/>
+          <w:color w:val="000000" w:themeColor="text1"/>
+        </w:rPr>
+      </w:pPr>
+      <w:r>
+        <w:rPr>
+          <w:rFonts w:ascii="Georgia Pro" w:eastAsia="Georgia Pro" w:hAnsi="Georgia Pro" w:cs="Georgia Pro"/>
+          <w:color w:val="000000" w:themeColor="text1"/>
+        </w:rPr>
+        <w:pict w14:anchorId="4E208822">
+          <v:rect id="_x0000_i1057" style="width:0;height:1.5pt" o:hralign="center" o:hrstd="t" o:hr="t" fillcolor="#a0a0a0" stroked="f"/>
         </w:pict>
       </w:r>
     </w:p>
@@ -4961,137 +5426,7 @@
           <w:bCs/>
           <w:color w:val="000000" w:themeColor="text1"/>
         </w:rPr>
-        <w:t>Step 25: Verify Prometheus Target</w:t>
-      </w:r>
-    </w:p>
-    <w:p>
-      <w:pPr>
-        <w:spacing w:after="0" w:line="480" w:lineRule="auto"/>
-        <w:rPr>
-          <w:rFonts w:ascii="Georgia Pro" w:eastAsia="Georgia Pro" w:hAnsi="Georgia Pro" w:cs="Georgia Pro"/>
-          <w:color w:val="000000" w:themeColor="text1"/>
-        </w:rPr>
-      </w:pPr>
-      <w:r>
-        <w:rPr>
-          <w:rFonts w:ascii="Georgia Pro" w:eastAsia="Georgia Pro" w:hAnsi="Georgia Pro" w:cs="Georgia Pro"/>
-          <w:color w:val="000000" w:themeColor="text1"/>
-        </w:rPr>
-        <w:t>In Prometheus:</w:t>
-      </w:r>
-    </w:p>
-    <w:p>
-      <w:pPr>
-        <w:numPr>
-          <w:ilvl w:val="0"/>
-          <w:numId w:val="10"/>
-        </w:numPr>
-        <w:spacing w:after="0" w:line="480" w:lineRule="auto"/>
-        <w:rPr>
-          <w:rFonts w:ascii="Georgia Pro" w:eastAsia="Georgia Pro" w:hAnsi="Georgia Pro" w:cs="Georgia Pro"/>
-          <w:color w:val="000000" w:themeColor="text1"/>
-        </w:rPr>
-      </w:pPr>
-      <w:r>
-        <w:rPr>
-          <w:rFonts w:ascii="Georgia Pro" w:eastAsia="Georgia Pro" w:hAnsi="Georgia Pro" w:cs="Georgia Pro"/>
-          <w:color w:val="000000" w:themeColor="text1"/>
-        </w:rPr>
-        <w:t xml:space="preserve">Status </w:t>
-      </w:r>
-    </w:p>
-    <w:p>
-      <w:pPr>
-        <w:numPr>
-          <w:ilvl w:val="0"/>
-          <w:numId w:val="10"/>
-        </w:numPr>
-        <w:spacing w:after="0" w:line="480" w:lineRule="auto"/>
-        <w:rPr>
-          <w:rFonts w:ascii="Georgia Pro" w:eastAsia="Georgia Pro" w:hAnsi="Georgia Pro" w:cs="Georgia Pro"/>
-          <w:color w:val="000000" w:themeColor="text1"/>
-        </w:rPr>
-      </w:pPr>
-      <w:r>
-        <w:rPr>
-          <w:rFonts w:ascii="Georgia Pro" w:eastAsia="Georgia Pro" w:hAnsi="Georgia Pro" w:cs="Georgia Pro"/>
-          <w:color w:val="000000" w:themeColor="text1"/>
-        </w:rPr>
-        <w:t xml:space="preserve">Targets </w:t>
-      </w:r>
-    </w:p>
-    <w:p>
-      <w:pPr>
-        <w:spacing w:after="0" w:line="480" w:lineRule="auto"/>
-        <w:rPr>
-          <w:rFonts w:ascii="Georgia Pro" w:eastAsia="Georgia Pro" w:hAnsi="Georgia Pro" w:cs="Georgia Pro"/>
-          <w:color w:val="000000" w:themeColor="text1"/>
-        </w:rPr>
-      </w:pPr>
-      <w:r>
-        <w:rPr>
-          <w:rFonts w:ascii="Georgia Pro" w:eastAsia="Georgia Pro" w:hAnsi="Georgia Pro" w:cs="Georgia Pro"/>
-          <w:color w:val="000000" w:themeColor="text1"/>
-        </w:rPr>
-        <w:t>Expected:</w:t>
-      </w:r>
-    </w:p>
-    <w:p>
-      <w:pPr>
-        <w:numPr>
-          <w:ilvl w:val="0"/>
-          <w:numId w:val="11"/>
-        </w:numPr>
-        <w:spacing w:after="0" w:line="480" w:lineRule="auto"/>
-        <w:rPr>
-          <w:rFonts w:ascii="Georgia Pro" w:eastAsia="Georgia Pro" w:hAnsi="Georgia Pro" w:cs="Georgia Pro"/>
-          <w:color w:val="000000" w:themeColor="text1"/>
-        </w:rPr>
-      </w:pPr>
-      <w:r>
-        <w:rPr>
-          <w:rFonts w:ascii="Georgia Pro" w:eastAsia="Georgia Pro" w:hAnsi="Georgia Pro" w:cs="Georgia Pro"/>
-          <w:color w:val="000000" w:themeColor="text1"/>
-        </w:rPr>
-        <w:t xml:space="preserve">node-exporter = UP </w:t>
-      </w:r>
-    </w:p>
-    <w:p>
-      <w:pPr>
-        <w:spacing w:after="0" w:line="480" w:lineRule="auto"/>
-        <w:rPr>
-          <w:rFonts w:ascii="Georgia Pro" w:eastAsia="Georgia Pro" w:hAnsi="Georgia Pro" w:cs="Georgia Pro"/>
-          <w:color w:val="000000" w:themeColor="text1"/>
-        </w:rPr>
-      </w:pPr>
-      <w:r>
-        <w:rPr>
-          <w:rFonts w:ascii="Georgia Pro" w:eastAsia="Georgia Pro" w:hAnsi="Georgia Pro" w:cs="Georgia Pro"/>
-          <w:color w:val="000000" w:themeColor="text1"/>
-        </w:rPr>
-        <w:pict w14:anchorId="468A991B">
-          <v:rect id="_x0000_i1883" style="width:0;height:1.5pt" o:hralign="center" o:hrstd="t" o:hr="t" fillcolor="#a0a0a0" stroked="f"/>
-        </w:pict>
-      </w:r>
-    </w:p>
-    <w:p>
-      <w:pPr>
-        <w:spacing w:after="0" w:line="480" w:lineRule="auto"/>
-        <w:rPr>
-          <w:rFonts w:ascii="Georgia Pro" w:eastAsia="Georgia Pro" w:hAnsi="Georgia Pro" w:cs="Georgia Pro"/>
-          <w:b/>
-          <w:bCs/>
-          <w:color w:val="000000" w:themeColor="text1"/>
-        </w:rPr>
-      </w:pPr>
-      <w:r>
-        <w:rPr>
-          <w:rFonts w:ascii="Georgia Pro" w:eastAsia="Georgia Pro" w:hAnsi="Georgia Pro" w:cs="Georgia Pro"/>
-          <w:b/>
-          <w:bCs/>
-          <w:color w:val="000000" w:themeColor="text1"/>
-        </w:rPr>
-        <w:t>Step 26: Run Grafana Container</w:t>
+        <w:t>Step 27: Verify Grafana Container</w:t>
       </w:r>
     </w:p>
     <w:p>
@@ -5125,22 +5460,7 @@
           <w:rFonts w:ascii="Georgia Pro" w:eastAsia="Georgia Pro" w:hAnsi="Georgia Pro" w:cs="Georgia Pro"/>
           <w:color w:val="000000" w:themeColor="text1"/>
         </w:rPr>
-        <w:t xml:space="preserve"> docker run -d \</w:t>
-      </w:r>
-      <w:r>
-        <w:rPr>
-          <w:rFonts w:ascii="Georgia Pro" w:eastAsia="Georgia Pro" w:hAnsi="Georgia Pro" w:cs="Georgia Pro"/>
-          <w:color w:val="000000" w:themeColor="text1"/>
-        </w:rPr>
-        <w:br/>
-        <w:t xml:space="preserve">--name </w:t>
-      </w:r>
-      <w:r>
-        <w:rPr>
-          <w:rFonts w:ascii="Georgia Pro" w:eastAsia="Georgia Pro" w:hAnsi="Georgia Pro" w:cs="Georgia Pro"/>
-          <w:color w:val="000000" w:themeColor="text1"/>
-        </w:rPr>
-        <w:pgNum/>
+        <w:t xml:space="preserve"> docker </w:t>
       </w:r>
       <w:proofErr w:type="spellStart"/>
       <w:r>
@@ -5148,45 +5468,54 @@
           <w:rFonts w:ascii="Georgia Pro" w:eastAsia="Georgia Pro" w:hAnsi="Georgia Pro" w:cs="Georgia Pro"/>
           <w:color w:val="000000" w:themeColor="text1"/>
         </w:rPr>
-        <w:t>rafana</w:t>
+        <w:t>ps</w:t>
       </w:r>
       <w:proofErr w:type="spellEnd"/>
-      <w:r>
-        <w:rPr>
-          <w:rFonts w:ascii="Georgia Pro" w:eastAsia="Georgia Pro" w:hAnsi="Georgia Pro" w:cs="Georgia Pro"/>
-          <w:color w:val="000000" w:themeColor="text1"/>
-        </w:rPr>
-        <w:t xml:space="preserve"> \</w:t>
-      </w:r>
-      <w:r>
-        <w:rPr>
-          <w:rFonts w:ascii="Georgia Pro" w:eastAsia="Georgia Pro" w:hAnsi="Georgia Pro" w:cs="Georgia Pro"/>
-          <w:color w:val="000000" w:themeColor="text1"/>
-        </w:rPr>
-        <w:br/>
-        <w:t>-p 3000:3000 \</w:t>
-      </w:r>
-      <w:r>
-        <w:rPr>
-          <w:rFonts w:ascii="Georgia Pro" w:eastAsia="Georgia Pro" w:hAnsi="Georgia Pro" w:cs="Georgia Pro"/>
-          <w:color w:val="000000" w:themeColor="text1"/>
-        </w:rPr>
-        <w:br/>
-      </w:r>
-      <w:r>
-        <w:rPr>
-          <w:rFonts w:ascii="Georgia Pro" w:eastAsia="Georgia Pro" w:hAnsi="Georgia Pro" w:cs="Georgia Pro"/>
-          <w:color w:val="000000" w:themeColor="text1"/>
-        </w:rPr>
-        <w:pgNum/>
-      </w:r>
+    </w:p>
+    <w:p>
+      <w:pPr>
+        <w:spacing w:after="0" w:line="480" w:lineRule="auto"/>
+        <w:rPr>
+          <w:rFonts w:ascii="Georgia Pro" w:eastAsia="Georgia Pro" w:hAnsi="Georgia Pro" w:cs="Georgia Pro"/>
+          <w:color w:val="000000" w:themeColor="text1"/>
+        </w:rPr>
+      </w:pPr>
+    </w:p>
+    <w:p>
+      <w:pPr>
+        <w:spacing w:after="0" w:line="480" w:lineRule="auto"/>
+        <w:rPr>
+          <w:rFonts w:ascii="Georgia Pro" w:eastAsia="Georgia Pro" w:hAnsi="Georgia Pro" w:cs="Georgia Pro"/>
+          <w:color w:val="000000" w:themeColor="text1"/>
+        </w:rPr>
+      </w:pPr>
+      <w:r>
+        <w:rPr>
+          <w:rFonts w:ascii="Georgia Pro" w:eastAsia="Georgia Pro" w:hAnsi="Georgia Pro" w:cs="Georgia Pro"/>
+          <w:color w:val="000000" w:themeColor="text1"/>
+        </w:rPr>
+        <w:t>Expected:</w:t>
+      </w:r>
+    </w:p>
+    <w:p>
+      <w:pPr>
+        <w:numPr>
+          <w:ilvl w:val="0"/>
+          <w:numId w:val="12"/>
+        </w:numPr>
+        <w:spacing w:after="0" w:line="480" w:lineRule="auto"/>
+        <w:rPr>
+          <w:rFonts w:ascii="Georgia Pro" w:eastAsia="Georgia Pro" w:hAnsi="Georgia Pro" w:cs="Georgia Pro"/>
+          <w:color w:val="000000" w:themeColor="text1"/>
+        </w:rPr>
+      </w:pPr>
       <w:proofErr w:type="spellStart"/>
       <w:r>
         <w:rPr>
           <w:rFonts w:ascii="Georgia Pro" w:eastAsia="Georgia Pro" w:hAnsi="Georgia Pro" w:cs="Georgia Pro"/>
           <w:color w:val="000000" w:themeColor="text1"/>
         </w:rPr>
-        <w:t>rafana</w:t>
+        <w:t>grafana</w:t>
       </w:r>
       <w:proofErr w:type="spellEnd"/>
       <w:r>
@@ -5194,40 +5523,24 @@
           <w:rFonts w:ascii="Georgia Pro" w:eastAsia="Georgia Pro" w:hAnsi="Georgia Pro" w:cs="Georgia Pro"/>
           <w:color w:val="000000" w:themeColor="text1"/>
         </w:rPr>
-        <w:t>/</w:t>
-      </w:r>
-      <w:r>
-        <w:rPr>
-          <w:rFonts w:ascii="Georgia Pro" w:eastAsia="Georgia Pro" w:hAnsi="Georgia Pro" w:cs="Georgia Pro"/>
-          <w:color w:val="000000" w:themeColor="text1"/>
-        </w:rPr>
-        <w:pgNum/>
-      </w:r>
-      <w:proofErr w:type="spellStart"/>
-      <w:r>
-        <w:rPr>
-          <w:rFonts w:ascii="Georgia Pro" w:eastAsia="Georgia Pro" w:hAnsi="Georgia Pro" w:cs="Georgia Pro"/>
-          <w:color w:val="000000" w:themeColor="text1"/>
-        </w:rPr>
-        <w:t>rafana</w:t>
-      </w:r>
-      <w:proofErr w:type="spellEnd"/>
-    </w:p>
-    <w:p>
-      <w:pPr>
-        <w:spacing w:after="0" w:line="480" w:lineRule="auto"/>
-        <w:rPr>
-          <w:rFonts w:ascii="Georgia Pro" w:eastAsia="Georgia Pro" w:hAnsi="Georgia Pro" w:cs="Georgia Pro"/>
-          <w:color w:val="000000" w:themeColor="text1"/>
-        </w:rPr>
-      </w:pPr>
-      <w:r>
-        <w:rPr>
-          <w:rFonts w:ascii="Georgia Pro" w:eastAsia="Georgia Pro" w:hAnsi="Georgia Pro" w:cs="Georgia Pro"/>
-          <w:color w:val="000000" w:themeColor="text1"/>
-        </w:rPr>
-        <w:pict w14:anchorId="4E208822">
-          <v:rect id="_x0000_i1884" style="width:0;height:1.5pt" o:hralign="center" o:hrstd="t" o:hr="t" fillcolor="#a0a0a0" stroked="f"/>
+        <w:t xml:space="preserve"> container running </w:t>
+      </w:r>
+    </w:p>
+    <w:p>
+      <w:pPr>
+        <w:spacing w:after="0" w:line="480" w:lineRule="auto"/>
+        <w:rPr>
+          <w:rFonts w:ascii="Georgia Pro" w:eastAsia="Georgia Pro" w:hAnsi="Georgia Pro" w:cs="Georgia Pro"/>
+          <w:color w:val="000000" w:themeColor="text1"/>
+        </w:rPr>
+      </w:pPr>
+      <w:r>
+        <w:rPr>
+          <w:rFonts w:ascii="Georgia Pro" w:eastAsia="Georgia Pro" w:hAnsi="Georgia Pro" w:cs="Georgia Pro"/>
+          <w:color w:val="000000" w:themeColor="text1"/>
+        </w:rPr>
+        <w:pict w14:anchorId="51136CB2">
+          <v:rect id="_x0000_i1058" style="width:0;height:1.5pt" o:hralign="center" o:hrstd="t" o:hr="t" fillcolor="#a0a0a0" stroked="f"/>
         </w:pict>
       </w:r>
     </w:p>
@@ -5248,7 +5561,23 @@
           <w:bCs/>
           <w:color w:val="000000" w:themeColor="text1"/>
         </w:rPr>
-        <w:t>Step 27: Verify Grafana Container</w:t>
+        <w:t>Step 28: Open Grafana Dashboard</w:t>
+      </w:r>
+    </w:p>
+    <w:p>
+      <w:pPr>
+        <w:spacing w:after="0" w:line="480" w:lineRule="auto"/>
+        <w:rPr>
+          <w:rFonts w:ascii="Georgia Pro" w:eastAsia="Georgia Pro" w:hAnsi="Georgia Pro" w:cs="Georgia Pro"/>
+          <w:color w:val="000000" w:themeColor="text1"/>
+        </w:rPr>
+      </w:pPr>
+      <w:r>
+        <w:rPr>
+          <w:rFonts w:ascii="Georgia Pro" w:eastAsia="Georgia Pro" w:hAnsi="Georgia Pro" w:cs="Georgia Pro"/>
+          <w:color w:val="000000" w:themeColor="text1"/>
+        </w:rPr>
+        <w:t>Open browser:</w:t>
       </w:r>
     </w:p>
     <w:p>
@@ -5268,157 +5597,6 @@
           <w:color w:val="000000" w:themeColor="text1"/>
         </w:rPr>
       </w:pPr>
-      <w:proofErr w:type="spellStart"/>
-      <w:r>
-        <w:rPr>
-          <w:rFonts w:ascii="Georgia Pro" w:eastAsia="Georgia Pro" w:hAnsi="Georgia Pro" w:cs="Georgia Pro"/>
-          <w:color w:val="000000" w:themeColor="text1"/>
-        </w:rPr>
-        <w:t>sudo</w:t>
-      </w:r>
-      <w:proofErr w:type="spellEnd"/>
-      <w:r>
-        <w:rPr>
-          <w:rFonts w:ascii="Georgia Pro" w:eastAsia="Georgia Pro" w:hAnsi="Georgia Pro" w:cs="Georgia Pro"/>
-          <w:color w:val="000000" w:themeColor="text1"/>
-        </w:rPr>
-        <w:t xml:space="preserve"> docker </w:t>
-      </w:r>
-      <w:proofErr w:type="spellStart"/>
-      <w:r>
-        <w:rPr>
-          <w:rFonts w:ascii="Georgia Pro" w:eastAsia="Georgia Pro" w:hAnsi="Georgia Pro" w:cs="Georgia Pro"/>
-          <w:color w:val="000000" w:themeColor="text1"/>
-        </w:rPr>
-        <w:t>ps</w:t>
-      </w:r>
-      <w:proofErr w:type="spellEnd"/>
-    </w:p>
-    <w:p>
-      <w:pPr>
-        <w:spacing w:after="0" w:line="480" w:lineRule="auto"/>
-        <w:rPr>
-          <w:rFonts w:ascii="Georgia Pro" w:eastAsia="Georgia Pro" w:hAnsi="Georgia Pro" w:cs="Georgia Pro"/>
-          <w:color w:val="000000" w:themeColor="text1"/>
-        </w:rPr>
-      </w:pPr>
-    </w:p>
-    <w:p>
-      <w:pPr>
-        <w:spacing w:after="0" w:line="480" w:lineRule="auto"/>
-        <w:rPr>
-          <w:rFonts w:ascii="Georgia Pro" w:eastAsia="Georgia Pro" w:hAnsi="Georgia Pro" w:cs="Georgia Pro"/>
-          <w:color w:val="000000" w:themeColor="text1"/>
-        </w:rPr>
-      </w:pPr>
-      <w:r>
-        <w:rPr>
-          <w:rFonts w:ascii="Georgia Pro" w:eastAsia="Georgia Pro" w:hAnsi="Georgia Pro" w:cs="Georgia Pro"/>
-          <w:color w:val="000000" w:themeColor="text1"/>
-        </w:rPr>
-        <w:t>Expected:</w:t>
-      </w:r>
-    </w:p>
-    <w:p>
-      <w:pPr>
-        <w:numPr>
-          <w:ilvl w:val="0"/>
-          <w:numId w:val="12"/>
-        </w:numPr>
-        <w:spacing w:after="0" w:line="480" w:lineRule="auto"/>
-        <w:rPr>
-          <w:rFonts w:ascii="Georgia Pro" w:eastAsia="Georgia Pro" w:hAnsi="Georgia Pro" w:cs="Georgia Pro"/>
-          <w:color w:val="000000" w:themeColor="text1"/>
-        </w:rPr>
-      </w:pPr>
-      <w:proofErr w:type="spellStart"/>
-      <w:r>
-        <w:rPr>
-          <w:rFonts w:ascii="Georgia Pro" w:eastAsia="Georgia Pro" w:hAnsi="Georgia Pro" w:cs="Georgia Pro"/>
-          <w:color w:val="000000" w:themeColor="text1"/>
-        </w:rPr>
-        <w:t>grafana</w:t>
-      </w:r>
-      <w:proofErr w:type="spellEnd"/>
-      <w:r>
-        <w:rPr>
-          <w:rFonts w:ascii="Georgia Pro" w:eastAsia="Georgia Pro" w:hAnsi="Georgia Pro" w:cs="Georgia Pro"/>
-          <w:color w:val="000000" w:themeColor="text1"/>
-        </w:rPr>
-        <w:t xml:space="preserve"> container running </w:t>
-      </w:r>
-    </w:p>
-    <w:p>
-      <w:pPr>
-        <w:spacing w:after="0" w:line="480" w:lineRule="auto"/>
-        <w:rPr>
-          <w:rFonts w:ascii="Georgia Pro" w:eastAsia="Georgia Pro" w:hAnsi="Georgia Pro" w:cs="Georgia Pro"/>
-          <w:color w:val="000000" w:themeColor="text1"/>
-        </w:rPr>
-      </w:pPr>
-      <w:r>
-        <w:rPr>
-          <w:rFonts w:ascii="Georgia Pro" w:eastAsia="Georgia Pro" w:hAnsi="Georgia Pro" w:cs="Georgia Pro"/>
-          <w:color w:val="000000" w:themeColor="text1"/>
-        </w:rPr>
-        <w:pict w14:anchorId="51136CB2">
-          <v:rect id="_x0000_i1885" style="width:0;height:1.5pt" o:hralign="center" o:hrstd="t" o:hr="t" fillcolor="#a0a0a0" stroked="f"/>
-        </w:pict>
-      </w:r>
-    </w:p>
-    <w:p>
-      <w:pPr>
-        <w:spacing w:after="0" w:line="480" w:lineRule="auto"/>
-        <w:rPr>
-          <w:rFonts w:ascii="Georgia Pro" w:eastAsia="Georgia Pro" w:hAnsi="Georgia Pro" w:cs="Georgia Pro"/>
-          <w:b/>
-          <w:bCs/>
-          <w:color w:val="000000" w:themeColor="text1"/>
-        </w:rPr>
-      </w:pPr>
-      <w:r>
-        <w:rPr>
-          <w:rFonts w:ascii="Georgia Pro" w:eastAsia="Georgia Pro" w:hAnsi="Georgia Pro" w:cs="Georgia Pro"/>
-          <w:b/>
-          <w:bCs/>
-          <w:color w:val="000000" w:themeColor="text1"/>
-        </w:rPr>
-        <w:t>Step 28: Open Grafana Dashboard</w:t>
-      </w:r>
-    </w:p>
-    <w:p>
-      <w:pPr>
-        <w:spacing w:after="0" w:line="480" w:lineRule="auto"/>
-        <w:rPr>
-          <w:rFonts w:ascii="Georgia Pro" w:eastAsia="Georgia Pro" w:hAnsi="Georgia Pro" w:cs="Georgia Pro"/>
-          <w:color w:val="000000" w:themeColor="text1"/>
-        </w:rPr>
-      </w:pPr>
-      <w:r>
-        <w:rPr>
-          <w:rFonts w:ascii="Georgia Pro" w:eastAsia="Georgia Pro" w:hAnsi="Georgia Pro" w:cs="Georgia Pro"/>
-          <w:color w:val="000000" w:themeColor="text1"/>
-        </w:rPr>
-        <w:t>Open browser:</w:t>
-      </w:r>
-    </w:p>
-    <w:p>
-      <w:pPr>
-        <w:pBdr>
-          <w:top w:val="single" w:sz="4" w:space="1" w:color="auto"/>
-          <w:left w:val="single" w:sz="4" w:space="4" w:color="auto"/>
-          <w:bottom w:val="single" w:sz="4" w:space="1" w:color="auto"/>
-          <w:right w:val="single" w:sz="4" w:space="4" w:color="auto"/>
-          <w:between w:val="single" w:sz="4" w:space="1" w:color="auto"/>
-          <w:bar w:val="single" w:sz="4" w:color="auto"/>
-        </w:pBdr>
-        <w:shd w:val="clear" w:color="auto" w:fill="F2F2F2" w:themeFill="background1" w:themeFillShade="F2"/>
-        <w:spacing w:after="0" w:line="480" w:lineRule="auto"/>
-        <w:rPr>
-          <w:rFonts w:ascii="Georgia Pro" w:eastAsia="Georgia Pro" w:hAnsi="Georgia Pro" w:cs="Georgia Pro"/>
-          <w:color w:val="000000" w:themeColor="text1"/>
-        </w:rPr>
-      </w:pPr>
       <w:r>
         <w:rPr>
           <w:rFonts w:ascii="Georgia Pro" w:eastAsia="Georgia Pro" w:hAnsi="Georgia Pro" w:cs="Georgia Pro"/>
@@ -5441,7 +5619,7 @@
           <w:color w:val="000000" w:themeColor="text1"/>
         </w:rPr>
         <w:pict w14:anchorId="713DDB87">
-          <v:rect id="_x0000_i1886" style="width:0;height:1.5pt" o:hralign="center" o:hrstd="t" o:hr="t" fillcolor="#a0a0a0" stroked="f"/>
+          <v:rect id="_x0000_i1059" style="width:0;height:1.5pt" o:hralign="center" o:hrstd="t" o:hr="t" fillcolor="#a0a0a0" stroked="f"/>
         </w:pict>
       </w:r>
     </w:p>
@@ -5734,7 +5912,7 @@
           <w:color w:val="000000" w:themeColor="text1"/>
         </w:rPr>
         <w:pict w14:anchorId="6D1BB556">
-          <v:rect id="_x0000_i1887" style="width:0;height:1.5pt" o:hralign="center" o:hrstd="t" o:hr="t" fillcolor="#a0a0a0" stroked="f"/>
+          <v:rect id="_x0000_i1060" style="width:0;height:1.5pt" o:hralign="center" o:hrstd="t" o:hr="t" fillcolor="#a0a0a0" stroked="f"/>
         </w:pict>
       </w:r>
     </w:p>
@@ -5884,7 +6062,7 @@
           <w:color w:val="000000" w:themeColor="text1"/>
         </w:rPr>
         <w:pict w14:anchorId="5B08A8A4">
-          <v:rect id="_x0000_i1888" style="width:0;height:1.5pt" o:hralign="center" o:hrstd="t" o:hr="t" fillcolor="#a0a0a0" stroked="f"/>
+          <v:rect id="_x0000_i1061" style="width:0;height:1.5pt" o:hralign="center" o:hrstd="t" o:hr="t" fillcolor="#a0a0a0" stroked="f"/>
         </w:pict>
       </w:r>
     </w:p>
@@ -6090,7 +6268,7 @@
           <w:color w:val="000000" w:themeColor="text1"/>
         </w:rPr>
         <w:pict w14:anchorId="763A73EA">
-          <v:rect id="_x0000_i1889" style="width:0;height:1.5pt" o:hralign="center" o:hrstd="t" o:hr="t" fillcolor="#a0a0a0" stroked="f"/>
+          <v:rect id="_x0000_i1062" style="width:0;height:1.5pt" o:hralign="center" o:hrstd="t" o:hr="t" fillcolor="#a0a0a0" stroked="f"/>
         </w:pict>
       </w:r>
     </w:p>
@@ -6333,7 +6511,7 @@
           <w:color w:val="000000" w:themeColor="text1"/>
         </w:rPr>
         <w:pict w14:anchorId="3B7DDE21">
-          <v:rect id="_x0000_i1890" style="width:0;height:1.5pt" o:hralign="center" o:hrstd="t" o:hr="t" fillcolor="#a0a0a0" stroked="f"/>
+          <v:rect id="_x0000_i1063" style="width:0;height:1.5pt" o:hralign="center" o:hrstd="t" o:hr="t" fillcolor="#a0a0a0" stroked="f"/>
         </w:pict>
       </w:r>
     </w:p>
@@ -6487,7 +6665,7 @@
           <w:color w:val="000000" w:themeColor="text1"/>
         </w:rPr>
         <w:pict w14:anchorId="66BF7738">
-          <v:rect id="_x0000_i1891" style="width:0;height:1.5pt" o:hralign="center" o:hrstd="t" o:hr="t" fillcolor="#a0a0a0" stroked="f"/>
+          <v:rect id="_x0000_i1064" style="width:0;height:1.5pt" o:hralign="center" o:hrstd="t" o:hr="t" fillcolor="#a0a0a0" stroked="f"/>
         </w:pict>
       </w:r>
     </w:p>
@@ -6575,7 +6753,7 @@
           <w:color w:val="000000" w:themeColor="text1"/>
         </w:rPr>
         <w:pict w14:anchorId="5A4D9A60">
-          <v:rect id="_x0000_i1892" style="width:0;height:1.5pt" o:hralign="center" o:hrstd="t" o:hr="t" fillcolor="#a0a0a0" stroked="f"/>
+          <v:rect id="_x0000_i1065" style="width:0;height:1.5pt" o:hralign="center" o:hrstd="t" o:hr="t" fillcolor="#a0a0a0" stroked="f"/>
         </w:pict>
       </w:r>
     </w:p>
@@ -6655,7 +6833,7 @@
           <w:color w:val="000000" w:themeColor="text1"/>
         </w:rPr>
         <w:pict w14:anchorId="6E283874">
-          <v:rect id="_x0000_i1893" style="width:0;height:1.5pt" o:hralign="center" o:hrstd="t" o:hr="t" fillcolor="#a0a0a0" stroked="f"/>
+          <v:rect id="_x0000_i1066" style="width:0;height:1.5pt" o:hralign="center" o:hrstd="t" o:hr="t" fillcolor="#a0a0a0" stroked="f"/>
         </w:pict>
       </w:r>
     </w:p>
@@ -6749,7 +6927,7 @@
           <w:color w:val="000000" w:themeColor="text1"/>
         </w:rPr>
         <w:pict w14:anchorId="180AA358">
-          <v:rect id="_x0000_i1894" style="width:0;height:1.5pt" o:hralign="center" o:hrstd="t" o:hr="t" fillcolor="#a0a0a0" stroked="f"/>
+          <v:rect id="_x0000_i1067" style="width:0;height:1.5pt" o:hralign="center" o:hrstd="t" o:hr="t" fillcolor="#a0a0a0" stroked="f"/>
         </w:pict>
       </w:r>
     </w:p>
@@ -6855,7 +7033,7 @@
           <w:color w:val="000000" w:themeColor="text1"/>
         </w:rPr>
         <w:pict w14:anchorId="6B291B57">
-          <v:rect id="_x0000_i1895" style="width:0;height:1.5pt" o:hralign="center" o:hrstd="t" o:hr="t" fillcolor="#a0a0a0" stroked="f"/>
+          <v:rect id="_x0000_i1068" style="width:0;height:1.5pt" o:hralign="center" o:hrstd="t" o:hr="t" fillcolor="#a0a0a0" stroked="f"/>
         </w:pict>
       </w:r>
     </w:p>
@@ -6911,7 +7089,7 @@
           <w:color w:val="000000" w:themeColor="text1"/>
         </w:rPr>
         <w:pict w14:anchorId="230AD789">
-          <v:rect id="_x0000_i1896" style="width:0;height:1.5pt" o:hralign="center" o:hrstd="t" o:hr="t" fillcolor="#a0a0a0" stroked="f"/>
+          <v:rect id="_x0000_i1069" style="width:0;height:1.5pt" o:hralign="center" o:hrstd="t" o:hr="t" fillcolor="#a0a0a0" stroked="f"/>
         </w:pict>
       </w:r>
     </w:p>
@@ -6967,7 +7145,7 @@
           <w:color w:val="000000" w:themeColor="text1"/>
         </w:rPr>
         <w:pict w14:anchorId="71FB7137">
-          <v:rect id="_x0000_i1897" style="width:0;height:1.5pt" o:hralign="center" o:hrstd="t" o:hr="t" fillcolor="#a0a0a0" stroked="f"/>
+          <v:rect id="_x0000_i1070" style="width:0;height:1.5pt" o:hralign="center" o:hrstd="t" o:hr="t" fillcolor="#a0a0a0" stroked="f"/>
         </w:pict>
       </w:r>
     </w:p>
@@ -7023,7 +7201,7 @@
           <w:color w:val="000000" w:themeColor="text1"/>
         </w:rPr>
         <w:pict w14:anchorId="56335200">
-          <v:rect id="_x0000_i1898" style="width:0;height:1.5pt" o:hralign="center" o:hrstd="t" o:hr="t" fillcolor="#a0a0a0" stroked="f"/>
+          <v:rect id="_x0000_i1071" style="width:0;height:1.5pt" o:hralign="center" o:hrstd="t" o:hr="t" fillcolor="#a0a0a0" stroked="f"/>
         </w:pict>
       </w:r>
     </w:p>
@@ -7104,7 +7282,7 @@
           <w:color w:val="000000" w:themeColor="text1"/>
         </w:rPr>
         <w:pict w14:anchorId="09DDB022">
-          <v:rect id="_x0000_i1899" style="width:0;height:1.5pt" o:hralign="center" o:hrstd="t" o:hr="t" fillcolor="#a0a0a0" stroked="f"/>
+          <v:rect id="_x0000_i1072" style="width:0;height:1.5pt" o:hralign="center" o:hrstd="t" o:hr="t" fillcolor="#a0a0a0" stroked="f"/>
         </w:pict>
       </w:r>
     </w:p>
@@ -7186,7 +7364,7 @@
         </w:rPr>
         <w:lastRenderedPageBreak/>
         <w:pict w14:anchorId="18BAAB92">
-          <v:rect id="_x0000_i1900" style="width:0;height:1.5pt" o:hralign="center" o:hrstd="t" o:hr="t" fillcolor="#a0a0a0" stroked="f"/>
+          <v:rect id="_x0000_i1073" style="width:0;height:1.5pt" o:hralign="center" o:hrstd="t" o:hr="t" fillcolor="#a0a0a0" stroked="f"/>
         </w:pict>
       </w:r>
     </w:p>
@@ -7267,7 +7445,7 @@
           <w:color w:val="000000" w:themeColor="text1"/>
         </w:rPr>
         <w:pict w14:anchorId="4C54C1C0">
-          <v:rect id="_x0000_i1901" style="width:0;height:1.5pt" o:hralign="center" o:hrstd="t" o:hr="t" fillcolor="#a0a0a0" stroked="f"/>
+          <v:rect id="_x0000_i1074" style="width:0;height:1.5pt" o:hralign="center" o:hrstd="t" o:hr="t" fillcolor="#a0a0a0" stroked="f"/>
         </w:pict>
       </w:r>
     </w:p>
@@ -7371,7 +7549,7 @@
           <w:color w:val="000000" w:themeColor="text1"/>
         </w:rPr>
         <w:pict w14:anchorId="6A99C80D">
-          <v:rect id="_x0000_i1902" style="width:0;height:1.5pt" o:hralign="center" o:hrstd="t" o:hr="t" fillcolor="#a0a0a0" stroked="f"/>
+          <v:rect id="_x0000_i1075" style="width:0;height:1.5pt" o:hralign="center" o:hrstd="t" o:hr="t" fillcolor="#a0a0a0" stroked="f"/>
         </w:pict>
       </w:r>
     </w:p>
@@ -7475,7 +7653,7 @@
           <w:color w:val="000000" w:themeColor="text1"/>
         </w:rPr>
         <w:pict w14:anchorId="289C8ABE">
-          <v:rect id="_x0000_i1903" style="width:0;height:1.5pt" o:hralign="center" o:hrstd="t" o:hr="t" fillcolor="#a0a0a0" stroked="f"/>
+          <v:rect id="_x0000_i1076" style="width:0;height:1.5pt" o:hralign="center" o:hrstd="t" o:hr="t" fillcolor="#a0a0a0" stroked="f"/>
         </w:pict>
       </w:r>
     </w:p>
@@ -7529,7 +7707,7 @@
           <w:color w:val="000000" w:themeColor="text1"/>
         </w:rPr>
         <w:pict w14:anchorId="188363B5">
-          <v:rect id="_x0000_i1904" style="width:0;height:1.5pt" o:hralign="center" o:hrstd="t" o:hr="t" fillcolor="#a0a0a0" stroked="f"/>
+          <v:rect id="_x0000_i1077" style="width:0;height:1.5pt" o:hralign="center" o:hrstd="t" o:hr="t" fillcolor="#a0a0a0" stroked="f"/>
         </w:pict>
       </w:r>
     </w:p>
@@ -7689,7 +7867,7 @@
           <w:color w:val="000000" w:themeColor="text1"/>
         </w:rPr>
         <w:pict w14:anchorId="0394D194">
-          <v:rect id="_x0000_i1905" style="width:0;height:1.5pt" o:hralign="center" o:hrstd="t" o:hr="t" fillcolor="#a0a0a0" stroked="f"/>
+          <v:rect id="_x0000_i1078" style="width:0;height:1.5pt" o:hralign="center" o:hrstd="t" o:hr="t" fillcolor="#a0a0a0" stroked="f"/>
         </w:pict>
       </w:r>
     </w:p>
@@ -7809,7 +7987,7 @@
           <w:color w:val="000000" w:themeColor="text1"/>
         </w:rPr>
         <w:pict w14:anchorId="7F38BE6E">
-          <v:rect id="_x0000_i1906" style="width:0;height:1.5pt" o:hralign="center" o:hrstd="t" o:hr="t" fillcolor="#a0a0a0" stroked="f"/>
+          <v:rect id="_x0000_i1079" style="width:0;height:1.5pt" o:hralign="center" o:hrstd="t" o:hr="t" fillcolor="#a0a0a0" stroked="f"/>
         </w:pict>
       </w:r>
     </w:p>
@@ -12227,6 +12405,7 @@
   <w:style w:type="character" w:default="1" w:styleId="DefaultParagraphFont">
     <w:name w:val="Default Paragraph Font"/>
     <w:uiPriority w:val="1"/>
+    <w:semiHidden/>
     <w:unhideWhenUsed/>
   </w:style>
   <w:style w:type="table" w:default="1" w:styleId="TableNormal">

--- a/DAY-11/Lab Exercise - Configure Prometheus and Grafana for Azure VM Monitoring using Azure Cloud Shell.docx
+++ b/DAY-11/Lab Exercise - Configure Prometheus and Grafana for Azure VM Monitoring using Azure Cloud Shell.docx
@@ -2308,7 +2308,14 @@
           <w:color w:val="000000" w:themeColor="text1"/>
         </w:rPr>
         <w:br/>
-        <w:t>--priority 1000</w:t>
+        <w:t>--priority 100</w:t>
+      </w:r>
+      <w:r>
+        <w:rPr>
+          <w:rFonts w:ascii="Georgia Pro" w:eastAsia="Georgia Pro" w:hAnsi="Georgia Pro" w:cs="Georgia Pro"/>
+          <w:color w:val="000000" w:themeColor="text1"/>
+        </w:rPr>
+        <w:t>4</w:t>
       </w:r>
     </w:p>
     <w:p>
@@ -2339,13 +2346,69 @@
           <w:color w:val="000000" w:themeColor="text1"/>
         </w:rPr>
       </w:pPr>
-      <w:r>
-        <w:rPr>
-          <w:rFonts w:ascii="Georgia Pro" w:eastAsia="Georgia Pro" w:hAnsi="Georgia Pro" w:cs="Georgia Pro"/>
-          <w:b/>
-          <w:bCs/>
-          <w:color w:val="000000" w:themeColor="text1"/>
-        </w:rPr>
+    </w:p>
+    <w:p>
+      <w:pPr>
+        <w:spacing w:after="0" w:line="480" w:lineRule="auto"/>
+        <w:rPr>
+          <w:rFonts w:ascii="Georgia Pro" w:eastAsia="Georgia Pro" w:hAnsi="Georgia Pro" w:cs="Georgia Pro"/>
+          <w:b/>
+          <w:bCs/>
+          <w:color w:val="000000" w:themeColor="text1"/>
+        </w:rPr>
+      </w:pPr>
+    </w:p>
+    <w:p>
+      <w:pPr>
+        <w:spacing w:after="0" w:line="480" w:lineRule="auto"/>
+        <w:rPr>
+          <w:rFonts w:ascii="Georgia Pro" w:eastAsia="Georgia Pro" w:hAnsi="Georgia Pro" w:cs="Georgia Pro"/>
+          <w:b/>
+          <w:bCs/>
+          <w:color w:val="000000" w:themeColor="text1"/>
+        </w:rPr>
+      </w:pPr>
+    </w:p>
+    <w:p>
+      <w:pPr>
+        <w:spacing w:after="0" w:line="480" w:lineRule="auto"/>
+        <w:rPr>
+          <w:rFonts w:ascii="Georgia Pro" w:eastAsia="Georgia Pro" w:hAnsi="Georgia Pro" w:cs="Georgia Pro"/>
+          <w:b/>
+          <w:bCs/>
+          <w:color w:val="000000" w:themeColor="text1"/>
+        </w:rPr>
+      </w:pPr>
+    </w:p>
+    <w:p>
+      <w:pPr>
+        <w:spacing w:after="0" w:line="480" w:lineRule="auto"/>
+        <w:rPr>
+          <w:rFonts w:ascii="Georgia Pro" w:eastAsia="Georgia Pro" w:hAnsi="Georgia Pro" w:cs="Georgia Pro"/>
+          <w:b/>
+          <w:bCs/>
+          <w:color w:val="000000" w:themeColor="text1"/>
+        </w:rPr>
+      </w:pPr>
+    </w:p>
+    <w:p>
+      <w:pPr>
+        <w:spacing w:after="0" w:line="480" w:lineRule="auto"/>
+        <w:rPr>
+          <w:rFonts w:ascii="Georgia Pro" w:eastAsia="Georgia Pro" w:hAnsi="Georgia Pro" w:cs="Georgia Pro"/>
+          <w:b/>
+          <w:bCs/>
+          <w:color w:val="000000" w:themeColor="text1"/>
+        </w:rPr>
+      </w:pPr>
+      <w:r>
+        <w:rPr>
+          <w:rFonts w:ascii="Georgia Pro" w:eastAsia="Georgia Pro" w:hAnsi="Georgia Pro" w:cs="Georgia Pro"/>
+          <w:b/>
+          <w:bCs/>
+          <w:color w:val="000000" w:themeColor="text1"/>
+        </w:rPr>
+        <w:lastRenderedPageBreak/>
         <w:t>Step 5: Open Prometheus Port (9090)</w:t>
       </w:r>
     </w:p>
@@ -2468,13 +2531,6 @@
           <w:color w:val="000000" w:themeColor="text1"/>
         </w:rPr>
         <w:br/>
-      </w:r>
-      <w:r>
-        <w:rPr>
-          <w:rFonts w:ascii="Georgia Pro" w:eastAsia="Georgia Pro" w:hAnsi="Georgia Pro" w:cs="Georgia Pro"/>
-          <w:color w:val="000000" w:themeColor="text1"/>
-        </w:rPr>
-        <w:lastRenderedPageBreak/>
         <w:t>--port 9090 \</w:t>
       </w:r>
       <w:r>
@@ -3033,7 +3089,357 @@
           <w:bCs/>
           <w:color w:val="000000" w:themeColor="text1"/>
         </w:rPr>
+        <w:lastRenderedPageBreak/>
         <w:t>Step 9: Get VM Public IP</w:t>
+      </w:r>
+    </w:p>
+    <w:p>
+      <w:pPr>
+        <w:pBdr>
+          <w:top w:val="single" w:sz="4" w:space="1" w:color="auto"/>
+          <w:left w:val="single" w:sz="4" w:space="4" w:color="auto"/>
+          <w:bottom w:val="single" w:sz="4" w:space="1" w:color="auto"/>
+          <w:right w:val="single" w:sz="4" w:space="4" w:color="auto"/>
+        </w:pBdr>
+        <w:shd w:val="clear" w:color="auto" w:fill="F2F2F2" w:themeFill="background1" w:themeFillShade="F2"/>
+        <w:spacing w:after="0" w:line="480" w:lineRule="auto"/>
+        <w:rPr>
+          <w:rFonts w:ascii="Georgia Pro" w:eastAsia="Georgia Pro" w:hAnsi="Georgia Pro" w:cs="Georgia Pro"/>
+          <w:color w:val="000000" w:themeColor="text1"/>
+        </w:rPr>
+      </w:pPr>
+      <w:proofErr w:type="spellStart"/>
+      <w:r>
+        <w:rPr>
+          <w:rFonts w:ascii="Georgia Pro" w:eastAsia="Georgia Pro" w:hAnsi="Georgia Pro" w:cs="Georgia Pro"/>
+          <w:color w:val="000000" w:themeColor="text1"/>
+        </w:rPr>
+        <w:t>az</w:t>
+      </w:r>
+      <w:proofErr w:type="spellEnd"/>
+      <w:r>
+        <w:rPr>
+          <w:rFonts w:ascii="Georgia Pro" w:eastAsia="Georgia Pro" w:hAnsi="Georgia Pro" w:cs="Georgia Pro"/>
+          <w:color w:val="000000" w:themeColor="text1"/>
+        </w:rPr>
+        <w:t xml:space="preserve"> </w:t>
+      </w:r>
+      <w:proofErr w:type="spellStart"/>
+      <w:r>
+        <w:rPr>
+          <w:rFonts w:ascii="Georgia Pro" w:eastAsia="Georgia Pro" w:hAnsi="Georgia Pro" w:cs="Georgia Pro"/>
+          <w:color w:val="000000" w:themeColor="text1"/>
+        </w:rPr>
+        <w:t>vm</w:t>
+      </w:r>
+      <w:proofErr w:type="spellEnd"/>
+      <w:r>
+        <w:rPr>
+          <w:rFonts w:ascii="Georgia Pro" w:eastAsia="Georgia Pro" w:hAnsi="Georgia Pro" w:cs="Georgia Pro"/>
+          <w:color w:val="000000" w:themeColor="text1"/>
+        </w:rPr>
+        <w:t xml:space="preserve"> list-</w:t>
+      </w:r>
+      <w:proofErr w:type="spellStart"/>
+      <w:r>
+        <w:rPr>
+          <w:rFonts w:ascii="Georgia Pro" w:eastAsia="Georgia Pro" w:hAnsi="Georgia Pro" w:cs="Georgia Pro"/>
+          <w:color w:val="000000" w:themeColor="text1"/>
+        </w:rPr>
+        <w:t>ip</w:t>
+      </w:r>
+      <w:proofErr w:type="spellEnd"/>
+      <w:r>
+        <w:rPr>
+          <w:rFonts w:ascii="Georgia Pro" w:eastAsia="Georgia Pro" w:hAnsi="Georgia Pro" w:cs="Georgia Pro"/>
+          <w:color w:val="000000" w:themeColor="text1"/>
+        </w:rPr>
+        <w:t>-addresses \</w:t>
+      </w:r>
+    </w:p>
+    <w:p>
+      <w:pPr>
+        <w:pBdr>
+          <w:top w:val="single" w:sz="4" w:space="1" w:color="auto"/>
+          <w:left w:val="single" w:sz="4" w:space="4" w:color="auto"/>
+          <w:bottom w:val="single" w:sz="4" w:space="1" w:color="auto"/>
+          <w:right w:val="single" w:sz="4" w:space="4" w:color="auto"/>
+        </w:pBdr>
+        <w:shd w:val="clear" w:color="auto" w:fill="F2F2F2" w:themeFill="background1" w:themeFillShade="F2"/>
+        <w:spacing w:after="0" w:line="480" w:lineRule="auto"/>
+        <w:rPr>
+          <w:rFonts w:ascii="Georgia Pro" w:eastAsia="Georgia Pro" w:hAnsi="Georgia Pro" w:cs="Georgia Pro"/>
+          <w:color w:val="000000" w:themeColor="text1"/>
+        </w:rPr>
+      </w:pPr>
+      <w:r>
+        <w:rPr>
+          <w:rFonts w:ascii="Georgia Pro" w:eastAsia="Georgia Pro" w:hAnsi="Georgia Pro" w:cs="Georgia Pro"/>
+          <w:color w:val="000000" w:themeColor="text1"/>
+        </w:rPr>
+        <w:t xml:space="preserve">--resource-group </w:t>
+      </w:r>
+      <w:proofErr w:type="spellStart"/>
+      <w:r>
+        <w:rPr>
+          <w:rFonts w:ascii="Georgia Pro" w:eastAsia="Georgia Pro" w:hAnsi="Georgia Pro" w:cs="Georgia Pro"/>
+          <w:color w:val="000000" w:themeColor="text1"/>
+        </w:rPr>
+        <w:t>rg</w:t>
+      </w:r>
+      <w:proofErr w:type="spellEnd"/>
+      <w:r>
+        <w:rPr>
+          <w:rFonts w:ascii="Georgia Pro" w:eastAsia="Georgia Pro" w:hAnsi="Georgia Pro" w:cs="Georgia Pro"/>
+          <w:color w:val="000000" w:themeColor="text1"/>
+        </w:rPr>
+        <w:t>-</w:t>
+      </w:r>
+      <w:proofErr w:type="spellStart"/>
+      <w:r>
+        <w:rPr>
+          <w:rFonts w:ascii="Georgia Pro" w:eastAsia="Georgia Pro" w:hAnsi="Georgia Pro" w:cs="Georgia Pro"/>
+          <w:color w:val="000000" w:themeColor="text1"/>
+        </w:rPr>
+        <w:t>grafana</w:t>
+      </w:r>
+      <w:proofErr w:type="spellEnd"/>
+      <w:r>
+        <w:rPr>
+          <w:rFonts w:ascii="Georgia Pro" w:eastAsia="Georgia Pro" w:hAnsi="Georgia Pro" w:cs="Georgia Pro"/>
+          <w:color w:val="000000" w:themeColor="text1"/>
+        </w:rPr>
+        <w:t>-lab \</w:t>
+      </w:r>
+    </w:p>
+    <w:p>
+      <w:pPr>
+        <w:pBdr>
+          <w:top w:val="single" w:sz="4" w:space="1" w:color="auto"/>
+          <w:left w:val="single" w:sz="4" w:space="4" w:color="auto"/>
+          <w:bottom w:val="single" w:sz="4" w:space="1" w:color="auto"/>
+          <w:right w:val="single" w:sz="4" w:space="4" w:color="auto"/>
+        </w:pBdr>
+        <w:shd w:val="clear" w:color="auto" w:fill="F2F2F2" w:themeFill="background1" w:themeFillShade="F2"/>
+        <w:spacing w:after="0" w:line="480" w:lineRule="auto"/>
+        <w:rPr>
+          <w:rFonts w:ascii="Georgia Pro" w:eastAsia="Georgia Pro" w:hAnsi="Georgia Pro" w:cs="Georgia Pro"/>
+          <w:color w:val="000000" w:themeColor="text1"/>
+        </w:rPr>
+      </w:pPr>
+      <w:r>
+        <w:rPr>
+          <w:rFonts w:ascii="Georgia Pro" w:eastAsia="Georgia Pro" w:hAnsi="Georgia Pro" w:cs="Georgia Pro"/>
+          <w:color w:val="000000" w:themeColor="text1"/>
+        </w:rPr>
+        <w:t xml:space="preserve">--name </w:t>
+      </w:r>
+      <w:proofErr w:type="spellStart"/>
+      <w:r>
+        <w:rPr>
+          <w:rFonts w:ascii="Georgia Pro" w:eastAsia="Georgia Pro" w:hAnsi="Georgia Pro" w:cs="Georgia Pro"/>
+          <w:color w:val="000000" w:themeColor="text1"/>
+        </w:rPr>
+        <w:t>vm</w:t>
+      </w:r>
+      <w:proofErr w:type="spellEnd"/>
+      <w:r>
+        <w:rPr>
+          <w:rFonts w:ascii="Georgia Pro" w:eastAsia="Georgia Pro" w:hAnsi="Georgia Pro" w:cs="Georgia Pro"/>
+          <w:color w:val="000000" w:themeColor="text1"/>
+        </w:rPr>
+        <w:t>-monitor \</w:t>
+      </w:r>
+    </w:p>
+    <w:p>
+      <w:pPr>
+        <w:pBdr>
+          <w:top w:val="single" w:sz="4" w:space="1" w:color="auto"/>
+          <w:left w:val="single" w:sz="4" w:space="4" w:color="auto"/>
+          <w:bottom w:val="single" w:sz="4" w:space="1" w:color="auto"/>
+          <w:right w:val="single" w:sz="4" w:space="4" w:color="auto"/>
+        </w:pBdr>
+        <w:shd w:val="clear" w:color="auto" w:fill="F2F2F2" w:themeFill="background1" w:themeFillShade="F2"/>
+        <w:spacing w:after="0" w:line="480" w:lineRule="auto"/>
+        <w:rPr>
+          <w:rFonts w:ascii="Georgia Pro" w:eastAsia="Georgia Pro" w:hAnsi="Georgia Pro" w:cs="Georgia Pro"/>
+          <w:color w:val="000000" w:themeColor="text1"/>
+        </w:rPr>
+      </w:pPr>
+      <w:r>
+        <w:rPr>
+          <w:rFonts w:ascii="Georgia Pro" w:eastAsia="Georgia Pro" w:hAnsi="Georgia Pro" w:cs="Georgia Pro"/>
+          <w:color w:val="000000" w:themeColor="text1"/>
+        </w:rPr>
+        <w:t>--query "[0</w:t>
+      </w:r>
+      <w:proofErr w:type="gramStart"/>
+      <w:r>
+        <w:rPr>
+          <w:rFonts w:ascii="Georgia Pro" w:eastAsia="Georgia Pro" w:hAnsi="Georgia Pro" w:cs="Georgia Pro"/>
+          <w:color w:val="000000" w:themeColor="text1"/>
+        </w:rPr>
+        <w:t>].</w:t>
+      </w:r>
+      <w:proofErr w:type="spellStart"/>
+      <w:r>
+        <w:rPr>
+          <w:rFonts w:ascii="Georgia Pro" w:eastAsia="Georgia Pro" w:hAnsi="Georgia Pro" w:cs="Georgia Pro"/>
+          <w:color w:val="000000" w:themeColor="text1"/>
+        </w:rPr>
+        <w:t>virtualMachine.network</w:t>
+      </w:r>
+      <w:proofErr w:type="gramEnd"/>
+      <w:r>
+        <w:rPr>
+          <w:rFonts w:ascii="Georgia Pro" w:eastAsia="Georgia Pro" w:hAnsi="Georgia Pro" w:cs="Georgia Pro"/>
+          <w:color w:val="000000" w:themeColor="text1"/>
+        </w:rPr>
+        <w:t>.</w:t>
+      </w:r>
+      <w:proofErr w:type="gramStart"/>
+      <w:r>
+        <w:rPr>
+          <w:rFonts w:ascii="Georgia Pro" w:eastAsia="Georgia Pro" w:hAnsi="Georgia Pro" w:cs="Georgia Pro"/>
+          <w:color w:val="000000" w:themeColor="text1"/>
+        </w:rPr>
+        <w:t>publicIpAddresses</w:t>
+      </w:r>
+      <w:proofErr w:type="spellEnd"/>
+      <w:r>
+        <w:rPr>
+          <w:rFonts w:ascii="Georgia Pro" w:eastAsia="Georgia Pro" w:hAnsi="Georgia Pro" w:cs="Georgia Pro"/>
+          <w:color w:val="000000" w:themeColor="text1"/>
+        </w:rPr>
+        <w:t>[</w:t>
+      </w:r>
+      <w:proofErr w:type="gramEnd"/>
+      <w:r>
+        <w:rPr>
+          <w:rFonts w:ascii="Georgia Pro" w:eastAsia="Georgia Pro" w:hAnsi="Georgia Pro" w:cs="Georgia Pro"/>
+          <w:color w:val="000000" w:themeColor="text1"/>
+        </w:rPr>
+        <w:t>0</w:t>
+      </w:r>
+      <w:proofErr w:type="gramStart"/>
+      <w:r>
+        <w:rPr>
+          <w:rFonts w:ascii="Georgia Pro" w:eastAsia="Georgia Pro" w:hAnsi="Georgia Pro" w:cs="Georgia Pro"/>
+          <w:color w:val="000000" w:themeColor="text1"/>
+        </w:rPr>
+        <w:t>].</w:t>
+      </w:r>
+      <w:proofErr w:type="spellStart"/>
+      <w:r>
+        <w:rPr>
+          <w:rFonts w:ascii="Georgia Pro" w:eastAsia="Georgia Pro" w:hAnsi="Georgia Pro" w:cs="Georgia Pro"/>
+          <w:color w:val="000000" w:themeColor="text1"/>
+        </w:rPr>
+        <w:t>ipAddress</w:t>
+      </w:r>
+      <w:proofErr w:type="spellEnd"/>
+      <w:proofErr w:type="gramEnd"/>
+      <w:r>
+        <w:rPr>
+          <w:rFonts w:ascii="Georgia Pro" w:eastAsia="Georgia Pro" w:hAnsi="Georgia Pro" w:cs="Georgia Pro"/>
+          <w:color w:val="000000" w:themeColor="text1"/>
+        </w:rPr>
+        <w:t>" \</w:t>
+      </w:r>
+    </w:p>
+    <w:p>
+      <w:pPr>
+        <w:pBdr>
+          <w:top w:val="single" w:sz="4" w:space="1" w:color="auto"/>
+          <w:left w:val="single" w:sz="4" w:space="4" w:color="auto"/>
+          <w:bottom w:val="single" w:sz="4" w:space="1" w:color="auto"/>
+          <w:right w:val="single" w:sz="4" w:space="4" w:color="auto"/>
+        </w:pBdr>
+        <w:shd w:val="clear" w:color="auto" w:fill="F2F2F2" w:themeFill="background1" w:themeFillShade="F2"/>
+        <w:spacing w:after="0" w:line="480" w:lineRule="auto"/>
+        <w:rPr>
+          <w:rFonts w:ascii="Georgia Pro" w:eastAsia="Georgia Pro" w:hAnsi="Georgia Pro" w:cs="Georgia Pro"/>
+          <w:color w:val="000000" w:themeColor="text1"/>
+        </w:rPr>
+      </w:pPr>
+      <w:r>
+        <w:rPr>
+          <w:rFonts w:ascii="Georgia Pro" w:eastAsia="Georgia Pro" w:hAnsi="Georgia Pro" w:cs="Georgia Pro"/>
+          <w:color w:val="000000" w:themeColor="text1"/>
+        </w:rPr>
+        <w:t xml:space="preserve">-o </w:t>
+      </w:r>
+      <w:proofErr w:type="spellStart"/>
+      <w:r>
+        <w:rPr>
+          <w:rFonts w:ascii="Georgia Pro" w:eastAsia="Georgia Pro" w:hAnsi="Georgia Pro" w:cs="Georgia Pro"/>
+          <w:color w:val="000000" w:themeColor="text1"/>
+        </w:rPr>
+        <w:t>tsv</w:t>
+      </w:r>
+      <w:proofErr w:type="spellEnd"/>
+    </w:p>
+    <w:p>
+      <w:pPr>
+        <w:spacing w:after="0" w:line="480" w:lineRule="auto"/>
+        <w:rPr>
+          <w:rFonts w:ascii="Georgia Pro" w:eastAsia="Georgia Pro" w:hAnsi="Georgia Pro" w:cs="Georgia Pro"/>
+          <w:color w:val="000000" w:themeColor="text1"/>
+        </w:rPr>
+      </w:pPr>
+    </w:p>
+    <w:p>
+      <w:pPr>
+        <w:spacing w:after="0" w:line="480" w:lineRule="auto"/>
+        <w:rPr>
+          <w:rFonts w:ascii="Georgia Pro" w:eastAsia="Georgia Pro" w:hAnsi="Georgia Pro" w:cs="Georgia Pro"/>
+          <w:color w:val="000000" w:themeColor="text1"/>
+        </w:rPr>
+      </w:pPr>
+      <w:r>
+        <w:rPr>
+          <w:rFonts w:ascii="Georgia Pro" w:eastAsia="Georgia Pro" w:hAnsi="Georgia Pro" w:cs="Georgia Pro"/>
+          <w:color w:val="000000" w:themeColor="text1"/>
+        </w:rPr>
+        <w:t>Copy the IP address.</w:t>
+      </w:r>
+    </w:p>
+    <w:p>
+      <w:pPr>
+        <w:spacing w:after="0" w:line="480" w:lineRule="auto"/>
+        <w:rPr>
+          <w:rFonts w:ascii="Georgia Pro" w:eastAsia="Georgia Pro" w:hAnsi="Georgia Pro" w:cs="Georgia Pro"/>
+          <w:color w:val="000000" w:themeColor="text1"/>
+        </w:rPr>
+      </w:pPr>
+      <w:r>
+        <w:rPr>
+          <w:rFonts w:ascii="Georgia Pro" w:eastAsia="Georgia Pro" w:hAnsi="Georgia Pro" w:cs="Georgia Pro"/>
+          <w:color w:val="000000" w:themeColor="text1"/>
+        </w:rPr>
+        <w:pict w14:anchorId="5492E350">
+          <v:rect id="_x0000_i1040" style="width:0;height:1.5pt" o:hralign="center" o:hrstd="t" o:hr="t" fillcolor="#a0a0a0" stroked="f"/>
+        </w:pict>
+      </w:r>
+    </w:p>
+    <w:p>
+      <w:pPr>
+        <w:spacing w:after="0" w:line="480" w:lineRule="auto"/>
+        <w:rPr>
+          <w:rFonts w:ascii="Georgia Pro" w:eastAsia="Georgia Pro" w:hAnsi="Georgia Pro" w:cs="Georgia Pro"/>
+          <w:b/>
+          <w:bCs/>
+          <w:color w:val="000000" w:themeColor="text1"/>
+        </w:rPr>
+      </w:pPr>
+      <w:r>
+        <w:rPr>
+          <w:rFonts w:ascii="Georgia Pro" w:eastAsia="Georgia Pro" w:hAnsi="Georgia Pro" w:cs="Georgia Pro"/>
+          <w:b/>
+          <w:bCs/>
+          <w:color w:val="000000" w:themeColor="text1"/>
+        </w:rPr>
+        <w:t>Step 10: SSH into VM</w:t>
       </w:r>
     </w:p>
     <w:p>
@@ -3053,276 +3459,83 @@
           <w:color w:val="000000" w:themeColor="text1"/>
         </w:rPr>
       </w:pPr>
+      <w:r>
+        <w:rPr>
+          <w:rFonts w:ascii="Georgia Pro" w:eastAsia="Georgia Pro" w:hAnsi="Georgia Pro" w:cs="Georgia Pro"/>
+          <w:color w:val="000000" w:themeColor="text1"/>
+        </w:rPr>
+        <w:t xml:space="preserve">ssh </w:t>
+      </w:r>
       <w:proofErr w:type="spellStart"/>
       <w:r>
         <w:rPr>
           <w:rFonts w:ascii="Georgia Pro" w:eastAsia="Georgia Pro" w:hAnsi="Georgia Pro" w:cs="Georgia Pro"/>
           <w:color w:val="000000" w:themeColor="text1"/>
         </w:rPr>
-        <w:t>az</w:t>
+        <w:t>azureuser@PUBLIC_IP</w:t>
       </w:r>
       <w:proofErr w:type="spellEnd"/>
-      <w:r>
-        <w:rPr>
-          <w:rFonts w:ascii="Georgia Pro" w:eastAsia="Georgia Pro" w:hAnsi="Georgia Pro" w:cs="Georgia Pro"/>
-          <w:color w:val="000000" w:themeColor="text1"/>
-        </w:rPr>
-        <w:t xml:space="preserve"> </w:t>
-      </w:r>
-      <w:proofErr w:type="spellStart"/>
-      <w:r>
-        <w:rPr>
-          <w:rFonts w:ascii="Georgia Pro" w:eastAsia="Georgia Pro" w:hAnsi="Georgia Pro" w:cs="Georgia Pro"/>
-          <w:color w:val="000000" w:themeColor="text1"/>
-        </w:rPr>
-        <w:t>vm</w:t>
-      </w:r>
-      <w:proofErr w:type="spellEnd"/>
-      <w:r>
-        <w:rPr>
-          <w:rFonts w:ascii="Georgia Pro" w:eastAsia="Georgia Pro" w:hAnsi="Georgia Pro" w:cs="Georgia Pro"/>
-          <w:color w:val="000000" w:themeColor="text1"/>
-        </w:rPr>
-        <w:t xml:space="preserve"> list-</w:t>
-      </w:r>
-      <w:proofErr w:type="spellStart"/>
-      <w:r>
-        <w:rPr>
-          <w:rFonts w:ascii="Georgia Pro" w:eastAsia="Georgia Pro" w:hAnsi="Georgia Pro" w:cs="Georgia Pro"/>
-          <w:color w:val="000000" w:themeColor="text1"/>
-        </w:rPr>
-        <w:t>ip</w:t>
-      </w:r>
-      <w:proofErr w:type="spellEnd"/>
-      <w:r>
-        <w:rPr>
-          <w:rFonts w:ascii="Georgia Pro" w:eastAsia="Georgia Pro" w:hAnsi="Georgia Pro" w:cs="Georgia Pro"/>
-          <w:color w:val="000000" w:themeColor="text1"/>
-        </w:rPr>
-        <w:t>-addresses \</w:t>
-      </w:r>
-      <w:r>
-        <w:rPr>
-          <w:rFonts w:ascii="Georgia Pro" w:eastAsia="Georgia Pro" w:hAnsi="Georgia Pro" w:cs="Georgia Pro"/>
-          <w:color w:val="000000" w:themeColor="text1"/>
-        </w:rPr>
-        <w:br/>
-        <w:t xml:space="preserve">--resource-group </w:t>
-      </w:r>
-      <w:proofErr w:type="spellStart"/>
-      <w:r>
-        <w:rPr>
-          <w:rFonts w:ascii="Georgia Pro" w:eastAsia="Georgia Pro" w:hAnsi="Georgia Pro" w:cs="Georgia Pro"/>
-          <w:color w:val="000000" w:themeColor="text1"/>
-        </w:rPr>
-        <w:t>rg</w:t>
-      </w:r>
-      <w:proofErr w:type="spellEnd"/>
-      <w:r>
-        <w:rPr>
-          <w:rFonts w:ascii="Georgia Pro" w:eastAsia="Georgia Pro" w:hAnsi="Georgia Pro" w:cs="Georgia Pro"/>
-          <w:color w:val="000000" w:themeColor="text1"/>
-        </w:rPr>
-        <w:t>-</w:t>
-      </w:r>
-      <w:proofErr w:type="spellStart"/>
-      <w:r>
-        <w:rPr>
-          <w:rFonts w:ascii="Georgia Pro" w:eastAsia="Georgia Pro" w:hAnsi="Georgia Pro" w:cs="Georgia Pro"/>
-          <w:color w:val="000000" w:themeColor="text1"/>
-        </w:rPr>
-        <w:t>grafana</w:t>
-      </w:r>
-      <w:proofErr w:type="spellEnd"/>
-      <w:r>
-        <w:rPr>
-          <w:rFonts w:ascii="Georgia Pro" w:eastAsia="Georgia Pro" w:hAnsi="Georgia Pro" w:cs="Georgia Pro"/>
-          <w:color w:val="000000" w:themeColor="text1"/>
-        </w:rPr>
-        <w:t>-lab \</w:t>
-      </w:r>
-      <w:r>
-        <w:rPr>
-          <w:rFonts w:ascii="Georgia Pro" w:eastAsia="Georgia Pro" w:hAnsi="Georgia Pro" w:cs="Georgia Pro"/>
-          <w:color w:val="000000" w:themeColor="text1"/>
-        </w:rPr>
-        <w:br/>
-        <w:t xml:space="preserve">--name </w:t>
-      </w:r>
-      <w:proofErr w:type="spellStart"/>
-      <w:r>
-        <w:rPr>
-          <w:rFonts w:ascii="Georgia Pro" w:eastAsia="Georgia Pro" w:hAnsi="Georgia Pro" w:cs="Georgia Pro"/>
-          <w:color w:val="000000" w:themeColor="text1"/>
-        </w:rPr>
-        <w:t>vm</w:t>
-      </w:r>
-      <w:proofErr w:type="spellEnd"/>
-      <w:r>
-        <w:rPr>
-          <w:rFonts w:ascii="Georgia Pro" w:eastAsia="Georgia Pro" w:hAnsi="Georgia Pro" w:cs="Georgia Pro"/>
-          <w:color w:val="000000" w:themeColor="text1"/>
-        </w:rPr>
-        <w:t>-monitor \</w:t>
-      </w:r>
-      <w:r>
-        <w:rPr>
-          <w:rFonts w:ascii="Georgia Pro" w:eastAsia="Georgia Pro" w:hAnsi="Georgia Pro" w:cs="Georgia Pro"/>
-          <w:color w:val="000000" w:themeColor="text1"/>
-        </w:rPr>
-        <w:br/>
-      </w:r>
-      <w:r>
-        <w:rPr>
-          <w:rFonts w:ascii="Georgia Pro" w:eastAsia="Georgia Pro" w:hAnsi="Georgia Pro" w:cs="Georgia Pro"/>
-          <w:color w:val="000000" w:themeColor="text1"/>
-        </w:rPr>
-        <w:lastRenderedPageBreak/>
-        <w:t xml:space="preserve">--query </w:t>
-      </w:r>
-      <w:r>
-        <w:rPr>
-          <w:rFonts w:ascii="Georgia Pro" w:eastAsia="Georgia Pro" w:hAnsi="Georgia Pro" w:cs="Georgia Pro"/>
-          <w:color w:val="000000" w:themeColor="text1"/>
-        </w:rPr>
-        <w:t>“</w:t>
-      </w:r>
-      <w:r>
-        <w:rPr>
-          <w:rFonts w:ascii="Georgia Pro" w:eastAsia="Georgia Pro" w:hAnsi="Georgia Pro" w:cs="Georgia Pro"/>
-          <w:color w:val="000000" w:themeColor="text1"/>
-        </w:rPr>
-        <w:t>[0</w:t>
-      </w:r>
-      <w:proofErr w:type="gramStart"/>
-      <w:r>
-        <w:rPr>
-          <w:rFonts w:ascii="Georgia Pro" w:eastAsia="Georgia Pro" w:hAnsi="Georgia Pro" w:cs="Georgia Pro"/>
-          <w:color w:val="000000" w:themeColor="text1"/>
-        </w:rPr>
-        <w:t>].</w:t>
-      </w:r>
-      <w:proofErr w:type="spellStart"/>
-      <w:r>
-        <w:rPr>
-          <w:rFonts w:ascii="Georgia Pro" w:eastAsia="Georgia Pro" w:hAnsi="Georgia Pro" w:cs="Georgia Pro"/>
-          <w:color w:val="000000" w:themeColor="text1"/>
-        </w:rPr>
-        <w:t>virtualMachine.network</w:t>
-      </w:r>
-      <w:proofErr w:type="gramEnd"/>
-      <w:r>
-        <w:rPr>
-          <w:rFonts w:ascii="Georgia Pro" w:eastAsia="Georgia Pro" w:hAnsi="Georgia Pro" w:cs="Georgia Pro"/>
-          <w:color w:val="000000" w:themeColor="text1"/>
-        </w:rPr>
-        <w:t>.</w:t>
-      </w:r>
-      <w:proofErr w:type="gramStart"/>
-      <w:r>
-        <w:rPr>
-          <w:rFonts w:ascii="Georgia Pro" w:eastAsia="Georgia Pro" w:hAnsi="Georgia Pro" w:cs="Georgia Pro"/>
-          <w:color w:val="000000" w:themeColor="text1"/>
-        </w:rPr>
-        <w:t>publicIpAddresses</w:t>
-      </w:r>
-      <w:proofErr w:type="spellEnd"/>
-      <w:r>
-        <w:rPr>
-          <w:rFonts w:ascii="Georgia Pro" w:eastAsia="Georgia Pro" w:hAnsi="Georgia Pro" w:cs="Georgia Pro"/>
-          <w:color w:val="000000" w:themeColor="text1"/>
-        </w:rPr>
-        <w:t>[</w:t>
-      </w:r>
-      <w:proofErr w:type="gramEnd"/>
-      <w:r>
-        <w:rPr>
-          <w:rFonts w:ascii="Georgia Pro" w:eastAsia="Georgia Pro" w:hAnsi="Georgia Pro" w:cs="Georgia Pro"/>
-          <w:color w:val="000000" w:themeColor="text1"/>
-        </w:rPr>
-        <w:t>0</w:t>
-      </w:r>
-      <w:proofErr w:type="gramStart"/>
-      <w:r>
-        <w:rPr>
-          <w:rFonts w:ascii="Georgia Pro" w:eastAsia="Georgia Pro" w:hAnsi="Georgia Pro" w:cs="Georgia Pro"/>
-          <w:color w:val="000000" w:themeColor="text1"/>
-        </w:rPr>
-        <w:t>].</w:t>
-      </w:r>
-      <w:proofErr w:type="spellStart"/>
-      <w:r>
-        <w:rPr>
-          <w:rFonts w:ascii="Georgia Pro" w:eastAsia="Georgia Pro" w:hAnsi="Georgia Pro" w:cs="Georgia Pro"/>
-          <w:color w:val="000000" w:themeColor="text1"/>
-        </w:rPr>
-        <w:t>ipAddress</w:t>
-      </w:r>
-      <w:proofErr w:type="spellEnd"/>
-      <w:proofErr w:type="gramEnd"/>
-      <w:r>
-        <w:rPr>
-          <w:rFonts w:ascii="Georgia Pro" w:eastAsia="Georgia Pro" w:hAnsi="Georgia Pro" w:cs="Georgia Pro"/>
-          <w:color w:val="000000" w:themeColor="text1"/>
-        </w:rPr>
-        <w:t>”</w:t>
-      </w:r>
-      <w:r>
-        <w:rPr>
-          <w:rFonts w:ascii="Georgia Pro" w:eastAsia="Georgia Pro" w:hAnsi="Georgia Pro" w:cs="Georgia Pro"/>
-          <w:color w:val="000000" w:themeColor="text1"/>
-        </w:rPr>
-        <w:t xml:space="preserve"> \</w:t>
-      </w:r>
-      <w:r>
-        <w:rPr>
-          <w:rFonts w:ascii="Georgia Pro" w:eastAsia="Georgia Pro" w:hAnsi="Georgia Pro" w:cs="Georgia Pro"/>
-          <w:color w:val="000000" w:themeColor="text1"/>
-        </w:rPr>
-        <w:br/>
-        <w:t xml:space="preserve">-o </w:t>
-      </w:r>
-      <w:proofErr w:type="spellStart"/>
-      <w:r>
-        <w:rPr>
-          <w:rFonts w:ascii="Georgia Pro" w:eastAsia="Georgia Pro" w:hAnsi="Georgia Pro" w:cs="Georgia Pro"/>
-          <w:color w:val="000000" w:themeColor="text1"/>
-        </w:rPr>
-        <w:t>tsv</w:t>
-      </w:r>
-      <w:proofErr w:type="spellEnd"/>
-    </w:p>
-    <w:p>
-      <w:pPr>
-        <w:spacing w:after="0" w:line="480" w:lineRule="auto"/>
-        <w:rPr>
-          <w:rFonts w:ascii="Georgia Pro" w:eastAsia="Georgia Pro" w:hAnsi="Georgia Pro" w:cs="Georgia Pro"/>
-          <w:color w:val="000000" w:themeColor="text1"/>
-        </w:rPr>
-      </w:pPr>
-      <w:r>
-        <w:rPr>
-          <w:rFonts w:ascii="Georgia Pro" w:eastAsia="Georgia Pro" w:hAnsi="Georgia Pro" w:cs="Georgia Pro"/>
-          <w:color w:val="000000" w:themeColor="text1"/>
-        </w:rPr>
-        <w:t>Copy the IP address.</w:t>
-      </w:r>
-    </w:p>
-    <w:p>
-      <w:pPr>
-        <w:spacing w:after="0" w:line="480" w:lineRule="auto"/>
-        <w:rPr>
-          <w:rFonts w:ascii="Georgia Pro" w:eastAsia="Georgia Pro" w:hAnsi="Georgia Pro" w:cs="Georgia Pro"/>
-          <w:color w:val="000000" w:themeColor="text1"/>
-        </w:rPr>
-      </w:pPr>
-      <w:r>
-        <w:rPr>
-          <w:rFonts w:ascii="Georgia Pro" w:eastAsia="Georgia Pro" w:hAnsi="Georgia Pro" w:cs="Georgia Pro"/>
-          <w:color w:val="000000" w:themeColor="text1"/>
-        </w:rPr>
-        <w:pict w14:anchorId="5492E350">
-          <v:rect id="_x0000_i1040" style="width:0;height:1.5pt" o:hralign="center" o:hrstd="t" o:hr="t" fillcolor="#a0a0a0" stroked="f"/>
+    </w:p>
+    <w:p>
+      <w:pPr>
+        <w:spacing w:after="0" w:line="480" w:lineRule="auto"/>
+        <w:rPr>
+          <w:rFonts w:ascii="Georgia Pro" w:eastAsia="Georgia Pro" w:hAnsi="Georgia Pro" w:cs="Georgia Pro"/>
+          <w:color w:val="000000" w:themeColor="text1"/>
+        </w:rPr>
+      </w:pPr>
+    </w:p>
+    <w:p>
+      <w:pPr>
+        <w:spacing w:after="0" w:line="480" w:lineRule="auto"/>
+        <w:rPr>
+          <w:rFonts w:ascii="Georgia Pro" w:eastAsia="Georgia Pro" w:hAnsi="Georgia Pro" w:cs="Georgia Pro"/>
+          <w:color w:val="000000" w:themeColor="text1"/>
+        </w:rPr>
+      </w:pPr>
+      <w:r>
+        <w:rPr>
+          <w:rFonts w:ascii="Georgia Pro" w:eastAsia="Georgia Pro" w:hAnsi="Georgia Pro" w:cs="Georgia Pro"/>
+          <w:color w:val="000000" w:themeColor="text1"/>
+        </w:rPr>
+        <w:t>Replace:</w:t>
+      </w:r>
+    </w:p>
+    <w:p>
+      <w:pPr>
+        <w:numPr>
+          <w:ilvl w:val="0"/>
+          <w:numId w:val="7"/>
+        </w:numPr>
+        <w:spacing w:after="0" w:line="480" w:lineRule="auto"/>
+        <w:rPr>
+          <w:rFonts w:ascii="Georgia Pro" w:eastAsia="Georgia Pro" w:hAnsi="Georgia Pro" w:cs="Georgia Pro"/>
+          <w:color w:val="000000" w:themeColor="text1"/>
+        </w:rPr>
+      </w:pPr>
+      <w:r>
+        <w:rPr>
+          <w:rFonts w:ascii="Georgia Pro" w:eastAsia="Georgia Pro" w:hAnsi="Georgia Pro" w:cs="Georgia Pro"/>
+          <w:color w:val="000000" w:themeColor="text1"/>
+        </w:rPr>
+        <w:t xml:space="preserve">PUBLIC_IP </w:t>
+      </w:r>
+    </w:p>
+    <w:p>
+      <w:pPr>
+        <w:spacing w:after="0" w:line="480" w:lineRule="auto"/>
+        <w:rPr>
+          <w:rFonts w:ascii="Georgia Pro" w:eastAsia="Georgia Pro" w:hAnsi="Georgia Pro" w:cs="Georgia Pro"/>
+          <w:color w:val="000000" w:themeColor="text1"/>
+        </w:rPr>
+      </w:pPr>
+      <w:r>
+        <w:rPr>
+          <w:rFonts w:ascii="Georgia Pro" w:eastAsia="Georgia Pro" w:hAnsi="Georgia Pro" w:cs="Georgia Pro"/>
+          <w:color w:val="000000" w:themeColor="text1"/>
+        </w:rPr>
+        <w:pict w14:anchorId="22275911">
+          <v:rect id="_x0000_i1041" style="width:0;height:1.5pt" o:hralign="center" o:hrstd="t" o:hr="t" fillcolor="#a0a0a0" stroked="f"/>
         </w:pict>
       </w:r>
     </w:p>
@@ -3343,7 +3556,7 @@
           <w:bCs/>
           <w:color w:val="000000" w:themeColor="text1"/>
         </w:rPr>
-        <w:t>Step 10: SSH into VM</w:t>
+        <w:t>Step 11: Update Ubuntu Packages</w:t>
       </w:r>
     </w:p>
     <w:p>
@@ -3363,83 +3576,38 @@
           <w:color w:val="000000" w:themeColor="text1"/>
         </w:rPr>
       </w:pPr>
-      <w:r>
-        <w:rPr>
-          <w:rFonts w:ascii="Georgia Pro" w:eastAsia="Georgia Pro" w:hAnsi="Georgia Pro" w:cs="Georgia Pro"/>
-          <w:color w:val="000000" w:themeColor="text1"/>
-        </w:rPr>
-        <w:t xml:space="preserve">ssh </w:t>
-      </w:r>
       <w:proofErr w:type="spellStart"/>
       <w:r>
         <w:rPr>
           <w:rFonts w:ascii="Georgia Pro" w:eastAsia="Georgia Pro" w:hAnsi="Georgia Pro" w:cs="Georgia Pro"/>
           <w:color w:val="000000" w:themeColor="text1"/>
         </w:rPr>
-        <w:t>azureuser@PUBLIC_IP</w:t>
+        <w:t>sudo</w:t>
       </w:r>
       <w:proofErr w:type="spellEnd"/>
-    </w:p>
-    <w:p>
-      <w:pPr>
-        <w:spacing w:after="0" w:line="480" w:lineRule="auto"/>
-        <w:rPr>
-          <w:rFonts w:ascii="Georgia Pro" w:eastAsia="Georgia Pro" w:hAnsi="Georgia Pro" w:cs="Georgia Pro"/>
-          <w:color w:val="000000" w:themeColor="text1"/>
-        </w:rPr>
-      </w:pPr>
-    </w:p>
-    <w:p>
-      <w:pPr>
-        <w:spacing w:after="0" w:line="480" w:lineRule="auto"/>
-        <w:rPr>
-          <w:rFonts w:ascii="Georgia Pro" w:eastAsia="Georgia Pro" w:hAnsi="Georgia Pro" w:cs="Georgia Pro"/>
-          <w:color w:val="000000" w:themeColor="text1"/>
-        </w:rPr>
-      </w:pPr>
-      <w:r>
-        <w:rPr>
-          <w:rFonts w:ascii="Georgia Pro" w:eastAsia="Georgia Pro" w:hAnsi="Georgia Pro" w:cs="Georgia Pro"/>
-          <w:color w:val="000000" w:themeColor="text1"/>
-        </w:rPr>
-        <w:t>Replace:</w:t>
-      </w:r>
-    </w:p>
-    <w:p>
-      <w:pPr>
-        <w:numPr>
-          <w:ilvl w:val="0"/>
-          <w:numId w:val="7"/>
-        </w:numPr>
-        <w:spacing w:after="0" w:line="480" w:lineRule="auto"/>
-        <w:rPr>
-          <w:rFonts w:ascii="Georgia Pro" w:eastAsia="Georgia Pro" w:hAnsi="Georgia Pro" w:cs="Georgia Pro"/>
-          <w:color w:val="000000" w:themeColor="text1"/>
-        </w:rPr>
-      </w:pPr>
-      <w:r>
-        <w:rPr>
-          <w:rFonts w:ascii="Georgia Pro" w:eastAsia="Georgia Pro" w:hAnsi="Georgia Pro" w:cs="Georgia Pro"/>
-          <w:color w:val="000000" w:themeColor="text1"/>
-        </w:rPr>
-        <w:t xml:space="preserve">PUBLIC_IP </w:t>
-      </w:r>
-    </w:p>
-    <w:p>
-      <w:pPr>
-        <w:spacing w:after="0" w:line="480" w:lineRule="auto"/>
-        <w:rPr>
-          <w:rFonts w:ascii="Georgia Pro" w:eastAsia="Georgia Pro" w:hAnsi="Georgia Pro" w:cs="Georgia Pro"/>
-          <w:color w:val="000000" w:themeColor="text1"/>
-        </w:rPr>
-      </w:pPr>
-      <w:r>
-        <w:rPr>
-          <w:rFonts w:ascii="Georgia Pro" w:eastAsia="Georgia Pro" w:hAnsi="Georgia Pro" w:cs="Georgia Pro"/>
-          <w:color w:val="000000" w:themeColor="text1"/>
-        </w:rPr>
-        <w:pict w14:anchorId="22275911">
-          <v:rect id="_x0000_i1041" style="width:0;height:1.5pt" o:hralign="center" o:hrstd="t" o:hr="t" fillcolor="#a0a0a0" stroked="f"/>
+      <w:r>
+        <w:rPr>
+          <w:rFonts w:ascii="Georgia Pro" w:eastAsia="Georgia Pro" w:hAnsi="Georgia Pro" w:cs="Georgia Pro"/>
+          <w:color w:val="000000" w:themeColor="text1"/>
+        </w:rPr>
+        <w:t xml:space="preserve"> apt update</w:t>
+      </w:r>
+    </w:p>
+    <w:p>
+      <w:pPr>
+        <w:spacing w:after="0" w:line="480" w:lineRule="auto"/>
+        <w:rPr>
+          <w:rFonts w:ascii="Georgia Pro" w:eastAsia="Georgia Pro" w:hAnsi="Georgia Pro" w:cs="Georgia Pro"/>
+          <w:color w:val="000000" w:themeColor="text1"/>
+        </w:rPr>
+      </w:pPr>
+      <w:r>
+        <w:rPr>
+          <w:rFonts w:ascii="Georgia Pro" w:eastAsia="Georgia Pro" w:hAnsi="Georgia Pro" w:cs="Georgia Pro"/>
+          <w:color w:val="000000" w:themeColor="text1"/>
+        </w:rPr>
+        <w:pict w14:anchorId="5A90B552">
+          <v:rect id="_x0000_i1042" style="width:0;height:1.5pt" o:hralign="center" o:hrstd="t" o:hr="t" fillcolor="#a0a0a0" stroked="f"/>
         </w:pict>
       </w:r>
     </w:p>
@@ -3460,7 +3628,7 @@
           <w:bCs/>
           <w:color w:val="000000" w:themeColor="text1"/>
         </w:rPr>
-        <w:t>Step 11: Update Ubuntu Packages</w:t>
+        <w:t>Step 12: Install Docker</w:t>
       </w:r>
     </w:p>
     <w:p>
@@ -3494,24 +3662,24 @@
           <w:rFonts w:ascii="Georgia Pro" w:eastAsia="Georgia Pro" w:hAnsi="Georgia Pro" w:cs="Georgia Pro"/>
           <w:color w:val="000000" w:themeColor="text1"/>
         </w:rPr>
-        <w:t xml:space="preserve"> apt update</w:t>
-      </w:r>
-    </w:p>
-    <w:p>
-      <w:pPr>
-        <w:spacing w:after="0" w:line="480" w:lineRule="auto"/>
-        <w:rPr>
-          <w:rFonts w:ascii="Georgia Pro" w:eastAsia="Georgia Pro" w:hAnsi="Georgia Pro" w:cs="Georgia Pro"/>
-          <w:color w:val="000000" w:themeColor="text1"/>
-        </w:rPr>
-      </w:pPr>
-      <w:r>
-        <w:rPr>
-          <w:rFonts w:ascii="Georgia Pro" w:eastAsia="Georgia Pro" w:hAnsi="Georgia Pro" w:cs="Georgia Pro"/>
-          <w:color w:val="000000" w:themeColor="text1"/>
-        </w:rPr>
-        <w:pict w14:anchorId="5A90B552">
-          <v:rect id="_x0000_i1042" style="width:0;height:1.5pt" o:hralign="center" o:hrstd="t" o:hr="t" fillcolor="#a0a0a0" stroked="f"/>
+        <w:t xml:space="preserve"> apt install docker.io -y</w:t>
+      </w:r>
+    </w:p>
+    <w:p>
+      <w:pPr>
+        <w:spacing w:after="0" w:line="480" w:lineRule="auto"/>
+        <w:rPr>
+          <w:rFonts w:ascii="Georgia Pro" w:eastAsia="Georgia Pro" w:hAnsi="Georgia Pro" w:cs="Georgia Pro"/>
+          <w:color w:val="000000" w:themeColor="text1"/>
+        </w:rPr>
+      </w:pPr>
+      <w:r>
+        <w:rPr>
+          <w:rFonts w:ascii="Georgia Pro" w:eastAsia="Georgia Pro" w:hAnsi="Georgia Pro" w:cs="Georgia Pro"/>
+          <w:color w:val="000000" w:themeColor="text1"/>
+        </w:rPr>
+        <w:pict w14:anchorId="7C88E3F3">
+          <v:rect id="_x0000_i1043" style="width:0;height:1.5pt" o:hralign="center" o:hrstd="t" o:hr="t" fillcolor="#a0a0a0" stroked="f"/>
         </w:pict>
       </w:r>
     </w:p>
@@ -3532,7 +3700,7 @@
           <w:bCs/>
           <w:color w:val="000000" w:themeColor="text1"/>
         </w:rPr>
-        <w:t>Step 12: Install Docker</w:t>
+        <w:t>Step 13: Start Docker</w:t>
       </w:r>
     </w:p>
     <w:p>
@@ -3566,24 +3734,40 @@
           <w:rFonts w:ascii="Georgia Pro" w:eastAsia="Georgia Pro" w:hAnsi="Georgia Pro" w:cs="Georgia Pro"/>
           <w:color w:val="000000" w:themeColor="text1"/>
         </w:rPr>
-        <w:t xml:space="preserve"> apt install docker.io -y</w:t>
-      </w:r>
-    </w:p>
-    <w:p>
-      <w:pPr>
-        <w:spacing w:after="0" w:line="480" w:lineRule="auto"/>
-        <w:rPr>
-          <w:rFonts w:ascii="Georgia Pro" w:eastAsia="Georgia Pro" w:hAnsi="Georgia Pro" w:cs="Georgia Pro"/>
-          <w:color w:val="000000" w:themeColor="text1"/>
-        </w:rPr>
-      </w:pPr>
-      <w:r>
-        <w:rPr>
-          <w:rFonts w:ascii="Georgia Pro" w:eastAsia="Georgia Pro" w:hAnsi="Georgia Pro" w:cs="Georgia Pro"/>
-          <w:color w:val="000000" w:themeColor="text1"/>
-        </w:rPr>
-        <w:pict w14:anchorId="7C88E3F3">
-          <v:rect id="_x0000_i1043" style="width:0;height:1.5pt" o:hralign="center" o:hrstd="t" o:hr="t" fillcolor="#a0a0a0" stroked="f"/>
+        <w:t xml:space="preserve"> </w:t>
+      </w:r>
+      <w:proofErr w:type="spellStart"/>
+      <w:r>
+        <w:rPr>
+          <w:rFonts w:ascii="Georgia Pro" w:eastAsia="Georgia Pro" w:hAnsi="Georgia Pro" w:cs="Georgia Pro"/>
+          <w:color w:val="000000" w:themeColor="text1"/>
+        </w:rPr>
+        <w:t>systemctl</w:t>
+      </w:r>
+      <w:proofErr w:type="spellEnd"/>
+      <w:r>
+        <w:rPr>
+          <w:rFonts w:ascii="Georgia Pro" w:eastAsia="Georgia Pro" w:hAnsi="Georgia Pro" w:cs="Georgia Pro"/>
+          <w:color w:val="000000" w:themeColor="text1"/>
+        </w:rPr>
+        <w:t xml:space="preserve"> start docker</w:t>
+      </w:r>
+    </w:p>
+    <w:p>
+      <w:pPr>
+        <w:spacing w:after="0" w:line="480" w:lineRule="auto"/>
+        <w:rPr>
+          <w:rFonts w:ascii="Georgia Pro" w:eastAsia="Georgia Pro" w:hAnsi="Georgia Pro" w:cs="Georgia Pro"/>
+          <w:color w:val="000000" w:themeColor="text1"/>
+        </w:rPr>
+      </w:pPr>
+      <w:r>
+        <w:rPr>
+          <w:rFonts w:ascii="Georgia Pro" w:eastAsia="Georgia Pro" w:hAnsi="Georgia Pro" w:cs="Georgia Pro"/>
+          <w:color w:val="000000" w:themeColor="text1"/>
+        </w:rPr>
+        <w:pict w14:anchorId="2A9DE753">
+          <v:rect id="_x0000_i1044" style="width:0;height:1.5pt" o:hralign="center" o:hrstd="t" o:hr="t" fillcolor="#a0a0a0" stroked="f"/>
         </w:pict>
       </w:r>
     </w:p>
@@ -3604,7 +3788,96 @@
           <w:bCs/>
           <w:color w:val="000000" w:themeColor="text1"/>
         </w:rPr>
-        <w:t>Step 13: Start Docker</w:t>
+        <w:t>Step 14: Enable Docker</w:t>
+      </w:r>
+    </w:p>
+    <w:p>
+      <w:pPr>
+        <w:pBdr>
+          <w:top w:val="single" w:sz="4" w:space="0" w:color="auto"/>
+          <w:left w:val="single" w:sz="4" w:space="4" w:color="auto"/>
+          <w:bottom w:val="single" w:sz="4" w:space="1" w:color="auto"/>
+          <w:right w:val="single" w:sz="4" w:space="4" w:color="auto"/>
+          <w:between w:val="single" w:sz="4" w:space="1" w:color="auto"/>
+          <w:bar w:val="single" w:sz="4" w:color="auto"/>
+        </w:pBdr>
+        <w:shd w:val="clear" w:color="auto" w:fill="F2F2F2" w:themeFill="background1" w:themeFillShade="F2"/>
+        <w:spacing w:after="0" w:line="480" w:lineRule="auto"/>
+        <w:rPr>
+          <w:rFonts w:ascii="Georgia Pro" w:eastAsia="Georgia Pro" w:hAnsi="Georgia Pro" w:cs="Georgia Pro"/>
+          <w:color w:val="000000" w:themeColor="text1"/>
+        </w:rPr>
+      </w:pPr>
+      <w:proofErr w:type="spellStart"/>
+      <w:r>
+        <w:rPr>
+          <w:rFonts w:ascii="Georgia Pro" w:eastAsia="Georgia Pro" w:hAnsi="Georgia Pro" w:cs="Georgia Pro"/>
+          <w:color w:val="000000" w:themeColor="text1"/>
+        </w:rPr>
+        <w:t>sudo</w:t>
+      </w:r>
+      <w:proofErr w:type="spellEnd"/>
+      <w:r>
+        <w:rPr>
+          <w:rFonts w:ascii="Georgia Pro" w:eastAsia="Georgia Pro" w:hAnsi="Georgia Pro" w:cs="Georgia Pro"/>
+          <w:color w:val="000000" w:themeColor="text1"/>
+        </w:rPr>
+        <w:t xml:space="preserve"> </w:t>
+      </w:r>
+      <w:proofErr w:type="spellStart"/>
+      <w:r>
+        <w:rPr>
+          <w:rFonts w:ascii="Georgia Pro" w:eastAsia="Georgia Pro" w:hAnsi="Georgia Pro" w:cs="Georgia Pro"/>
+          <w:color w:val="000000" w:themeColor="text1"/>
+        </w:rPr>
+        <w:t>systemctl</w:t>
+      </w:r>
+      <w:proofErr w:type="spellEnd"/>
+      <w:r>
+        <w:rPr>
+          <w:rFonts w:ascii="Georgia Pro" w:eastAsia="Georgia Pro" w:hAnsi="Georgia Pro" w:cs="Georgia Pro"/>
+          <w:color w:val="000000" w:themeColor="text1"/>
+        </w:rPr>
+        <w:t xml:space="preserve"> enable docker</w:t>
+      </w:r>
+    </w:p>
+    <w:p>
+      <w:pPr>
+        <w:spacing w:after="0" w:line="480" w:lineRule="auto"/>
+        <w:rPr>
+          <w:rFonts w:ascii="Georgia Pro" w:eastAsia="Georgia Pro" w:hAnsi="Georgia Pro" w:cs="Georgia Pro"/>
+          <w:color w:val="000000" w:themeColor="text1"/>
+        </w:rPr>
+      </w:pPr>
+      <w:r>
+        <w:rPr>
+          <w:rFonts w:ascii="Georgia Pro" w:eastAsia="Georgia Pro" w:hAnsi="Georgia Pro" w:cs="Georgia Pro"/>
+          <w:color w:val="000000" w:themeColor="text1"/>
+        </w:rPr>
+        <w:pict w14:anchorId="06C03359">
+          <v:rect id="_x0000_i1045" style="width:0;height:1.5pt" o:hralign="center" o:hrstd="t" o:hr="t" fillcolor="#a0a0a0" stroked="f"/>
+        </w:pict>
+      </w:r>
+    </w:p>
+    <w:p>
+      <w:pPr>
+        <w:spacing w:after="0" w:line="480" w:lineRule="auto"/>
+        <w:rPr>
+          <w:rFonts w:ascii="Georgia Pro" w:eastAsia="Georgia Pro" w:hAnsi="Georgia Pro" w:cs="Georgia Pro"/>
+          <w:b/>
+          <w:bCs/>
+          <w:color w:val="000000" w:themeColor="text1"/>
+        </w:rPr>
+      </w:pPr>
+      <w:r>
+        <w:rPr>
+          <w:rFonts w:ascii="Georgia Pro" w:eastAsia="Georgia Pro" w:hAnsi="Georgia Pro" w:cs="Georgia Pro"/>
+          <w:b/>
+          <w:bCs/>
+          <w:color w:val="000000" w:themeColor="text1"/>
+        </w:rPr>
+        <w:lastRenderedPageBreak/>
+        <w:t>Step 15: Verify Docker</w:t>
       </w:r>
     </w:p>
     <w:p>
@@ -3624,75 +3897,62 @@
           <w:color w:val="000000" w:themeColor="text1"/>
         </w:rPr>
       </w:pPr>
-      <w:proofErr w:type="spellStart"/>
-      <w:r>
-        <w:rPr>
-          <w:rFonts w:ascii="Georgia Pro" w:eastAsia="Georgia Pro" w:hAnsi="Georgia Pro" w:cs="Georgia Pro"/>
-          <w:color w:val="000000" w:themeColor="text1"/>
-        </w:rPr>
-        <w:t>sudo</w:t>
-      </w:r>
-      <w:proofErr w:type="spellEnd"/>
-      <w:r>
-        <w:rPr>
-          <w:rFonts w:ascii="Georgia Pro" w:eastAsia="Georgia Pro" w:hAnsi="Georgia Pro" w:cs="Georgia Pro"/>
-          <w:color w:val="000000" w:themeColor="text1"/>
-        </w:rPr>
-        <w:t xml:space="preserve"> </w:t>
-      </w:r>
-      <w:proofErr w:type="spellStart"/>
-      <w:r>
-        <w:rPr>
-          <w:rFonts w:ascii="Georgia Pro" w:eastAsia="Georgia Pro" w:hAnsi="Georgia Pro" w:cs="Georgia Pro"/>
-          <w:color w:val="000000" w:themeColor="text1"/>
-        </w:rPr>
-        <w:t>systemctl</w:t>
-      </w:r>
-      <w:proofErr w:type="spellEnd"/>
-      <w:r>
-        <w:rPr>
-          <w:rFonts w:ascii="Georgia Pro" w:eastAsia="Georgia Pro" w:hAnsi="Georgia Pro" w:cs="Georgia Pro"/>
-          <w:color w:val="000000" w:themeColor="text1"/>
-        </w:rPr>
-        <w:t xml:space="preserve"> start docker</w:t>
-      </w:r>
-    </w:p>
-    <w:p>
-      <w:pPr>
-        <w:spacing w:after="0" w:line="480" w:lineRule="auto"/>
-        <w:rPr>
-          <w:rFonts w:ascii="Georgia Pro" w:eastAsia="Georgia Pro" w:hAnsi="Georgia Pro" w:cs="Georgia Pro"/>
-          <w:color w:val="000000" w:themeColor="text1"/>
-        </w:rPr>
-      </w:pPr>
-      <w:r>
-        <w:rPr>
-          <w:rFonts w:ascii="Georgia Pro" w:eastAsia="Georgia Pro" w:hAnsi="Georgia Pro" w:cs="Georgia Pro"/>
-          <w:color w:val="000000" w:themeColor="text1"/>
-        </w:rPr>
-        <w:pict w14:anchorId="2A9DE753">
-          <v:rect id="_x0000_i1044" style="width:0;height:1.5pt" o:hralign="center" o:hrstd="t" o:hr="t" fillcolor="#a0a0a0" stroked="f"/>
+      <w:proofErr w:type="gramStart"/>
+      <w:r>
+        <w:rPr>
+          <w:rFonts w:ascii="Georgia Pro" w:eastAsia="Georgia Pro" w:hAnsi="Georgia Pro" w:cs="Georgia Pro"/>
+          <w:color w:val="000000" w:themeColor="text1"/>
+        </w:rPr>
+        <w:t>docker --version</w:t>
+      </w:r>
+      <w:proofErr w:type="gramEnd"/>
+    </w:p>
+    <w:p>
+      <w:pPr>
+        <w:spacing w:after="0" w:line="480" w:lineRule="auto"/>
+        <w:rPr>
+          <w:rFonts w:ascii="Georgia Pro" w:eastAsia="Georgia Pro" w:hAnsi="Georgia Pro" w:cs="Georgia Pro"/>
+          <w:color w:val="000000" w:themeColor="text1"/>
+        </w:rPr>
+      </w:pPr>
+      <w:r>
+        <w:rPr>
+          <w:rFonts w:ascii="Georgia Pro" w:eastAsia="Georgia Pro" w:hAnsi="Georgia Pro" w:cs="Georgia Pro"/>
+          <w:color w:val="000000" w:themeColor="text1"/>
+        </w:rPr>
+        <w:pict w14:anchorId="167E88CB">
+          <v:rect id="_x0000_i1046" style="width:0;height:1.5pt" o:hralign="center" o:hrstd="t" o:hr="t" fillcolor="#a0a0a0" stroked="f"/>
         </w:pict>
       </w:r>
     </w:p>
     <w:p>
       <w:pPr>
-        <w:spacing w:after="0" w:line="480" w:lineRule="auto"/>
-        <w:rPr>
-          <w:rFonts w:ascii="Georgia Pro" w:eastAsia="Georgia Pro" w:hAnsi="Georgia Pro" w:cs="Georgia Pro"/>
-          <w:b/>
-          <w:bCs/>
-          <w:color w:val="000000" w:themeColor="text1"/>
-        </w:rPr>
-      </w:pPr>
-      <w:r>
-        <w:rPr>
-          <w:rFonts w:ascii="Georgia Pro" w:eastAsia="Georgia Pro" w:hAnsi="Georgia Pro" w:cs="Georgia Pro"/>
-          <w:b/>
-          <w:bCs/>
-          <w:color w:val="000000" w:themeColor="text1"/>
-        </w:rPr>
-        <w:t>Step 14: Enable Docker</w:t>
+        <w:rPr>
+          <w:rFonts w:ascii="Georgia Pro" w:eastAsia="Georgia Pro" w:hAnsi="Georgia Pro" w:cs="Georgia Pro"/>
+          <w:b/>
+          <w:bCs/>
+          <w:color w:val="000000" w:themeColor="text1"/>
+        </w:rPr>
+      </w:pPr>
+    </w:p>
+    <w:p>
+      <w:pPr>
+        <w:spacing w:after="0" w:line="480" w:lineRule="auto"/>
+        <w:rPr>
+          <w:rFonts w:ascii="Georgia Pro" w:eastAsia="Georgia Pro" w:hAnsi="Georgia Pro" w:cs="Georgia Pro"/>
+          <w:b/>
+          <w:bCs/>
+          <w:color w:val="000000" w:themeColor="text1"/>
+        </w:rPr>
+      </w:pPr>
+      <w:r>
+        <w:rPr>
+          <w:rFonts w:ascii="Georgia Pro" w:eastAsia="Georgia Pro" w:hAnsi="Georgia Pro" w:cs="Georgia Pro"/>
+          <w:b/>
+          <w:bCs/>
+          <w:color w:val="000000" w:themeColor="text1"/>
+        </w:rPr>
+        <w:t>Step 16: Run Node Exporter Container</w:t>
       </w:r>
     </w:p>
     <w:p>
@@ -3726,40 +3986,48 @@
           <w:rFonts w:ascii="Georgia Pro" w:eastAsia="Georgia Pro" w:hAnsi="Georgia Pro" w:cs="Georgia Pro"/>
           <w:color w:val="000000" w:themeColor="text1"/>
         </w:rPr>
-        <w:t xml:space="preserve"> </w:t>
-      </w:r>
-      <w:proofErr w:type="spellStart"/>
-      <w:r>
-        <w:rPr>
-          <w:rFonts w:ascii="Georgia Pro" w:eastAsia="Georgia Pro" w:hAnsi="Georgia Pro" w:cs="Georgia Pro"/>
-          <w:color w:val="000000" w:themeColor="text1"/>
-        </w:rPr>
-        <w:t>systemctl</w:t>
-      </w:r>
-      <w:proofErr w:type="spellEnd"/>
-      <w:r>
-        <w:rPr>
-          <w:rFonts w:ascii="Georgia Pro" w:eastAsia="Georgia Pro" w:hAnsi="Georgia Pro" w:cs="Georgia Pro"/>
-          <w:color w:val="000000" w:themeColor="text1"/>
-        </w:rPr>
-        <w:t xml:space="preserve"> enable docker</w:t>
-      </w:r>
-    </w:p>
-    <w:p>
-      <w:pPr>
-        <w:spacing w:after="0" w:line="480" w:lineRule="auto"/>
-        <w:rPr>
-          <w:rFonts w:ascii="Georgia Pro" w:eastAsia="Georgia Pro" w:hAnsi="Georgia Pro" w:cs="Georgia Pro"/>
-          <w:color w:val="000000" w:themeColor="text1"/>
-        </w:rPr>
-      </w:pPr>
-      <w:r>
-        <w:rPr>
-          <w:rFonts w:ascii="Georgia Pro" w:eastAsia="Georgia Pro" w:hAnsi="Georgia Pro" w:cs="Georgia Pro"/>
-          <w:color w:val="000000" w:themeColor="text1"/>
-        </w:rPr>
-        <w:pict w14:anchorId="06C03359">
-          <v:rect id="_x0000_i1045" style="width:0;height:1.5pt" o:hralign="center" o:hrstd="t" o:hr="t" fillcolor="#a0a0a0" stroked="f"/>
+        <w:t xml:space="preserve"> docker run -d \</w:t>
+      </w:r>
+      <w:r>
+        <w:rPr>
+          <w:rFonts w:ascii="Georgia Pro" w:eastAsia="Georgia Pro" w:hAnsi="Georgia Pro" w:cs="Georgia Pro"/>
+          <w:color w:val="000000" w:themeColor="text1"/>
+        </w:rPr>
+        <w:br/>
+        <w:t>--name node-exporter \</w:t>
+      </w:r>
+      <w:r>
+        <w:rPr>
+          <w:rFonts w:ascii="Georgia Pro" w:eastAsia="Georgia Pro" w:hAnsi="Georgia Pro" w:cs="Georgia Pro"/>
+          <w:color w:val="000000" w:themeColor="text1"/>
+        </w:rPr>
+        <w:br/>
+        <w:t>-p 9100:9100 \</w:t>
+      </w:r>
+      <w:r>
+        <w:rPr>
+          <w:rFonts w:ascii="Georgia Pro" w:eastAsia="Georgia Pro" w:hAnsi="Georgia Pro" w:cs="Georgia Pro"/>
+          <w:color w:val="000000" w:themeColor="text1"/>
+        </w:rPr>
+        <w:br/>
+        <w:t>prom/node-exporter</w:t>
+      </w:r>
+    </w:p>
+    <w:p>
+      <w:pPr>
+        <w:spacing w:after="0" w:line="480" w:lineRule="auto"/>
+        <w:rPr>
+          <w:rFonts w:ascii="Georgia Pro" w:eastAsia="Georgia Pro" w:hAnsi="Georgia Pro" w:cs="Georgia Pro"/>
+          <w:color w:val="000000" w:themeColor="text1"/>
+        </w:rPr>
+      </w:pPr>
+      <w:r>
+        <w:rPr>
+          <w:rFonts w:ascii="Georgia Pro" w:eastAsia="Georgia Pro" w:hAnsi="Georgia Pro" w:cs="Georgia Pro"/>
+          <w:color w:val="000000" w:themeColor="text1"/>
+        </w:rPr>
+        <w:pict w14:anchorId="0F5294B6">
+          <v:rect id="_x0000_i1047" style="width:0;height:1.5pt" o:hralign="center" o:hrstd="t" o:hr="t" fillcolor="#a0a0a0" stroked="f"/>
         </w:pict>
       </w:r>
     </w:p>
@@ -3780,7 +4048,7 @@
           <w:bCs/>
           <w:color w:val="000000" w:themeColor="text1"/>
         </w:rPr>
-        <w:t>Step 15: Verify Docker</w:t>
+        <w:t>Step 17: Verify Node Exporter</w:t>
       </w:r>
     </w:p>
     <w:p>
@@ -3800,72 +4068,84 @@
           <w:color w:val="000000" w:themeColor="text1"/>
         </w:rPr>
       </w:pPr>
-      <w:proofErr w:type="gramStart"/>
-      <w:r>
-        <w:rPr>
-          <w:rFonts w:ascii="Georgia Pro" w:eastAsia="Georgia Pro" w:hAnsi="Georgia Pro" w:cs="Georgia Pro"/>
-          <w:color w:val="000000" w:themeColor="text1"/>
-        </w:rPr>
-        <w:t>docker --version</w:t>
-      </w:r>
-      <w:proofErr w:type="gramEnd"/>
-    </w:p>
-    <w:p>
-      <w:pPr>
-        <w:spacing w:after="0" w:line="480" w:lineRule="auto"/>
-        <w:rPr>
-          <w:rFonts w:ascii="Georgia Pro" w:eastAsia="Georgia Pro" w:hAnsi="Georgia Pro" w:cs="Georgia Pro"/>
-          <w:color w:val="000000" w:themeColor="text1"/>
-        </w:rPr>
-      </w:pPr>
-      <w:r>
-        <w:rPr>
-          <w:rFonts w:ascii="Georgia Pro" w:eastAsia="Georgia Pro" w:hAnsi="Georgia Pro" w:cs="Georgia Pro"/>
-          <w:color w:val="000000" w:themeColor="text1"/>
-        </w:rPr>
-        <w:pict w14:anchorId="167E88CB">
-          <v:rect id="_x0000_i1046" style="width:0;height:1.5pt" o:hralign="center" o:hrstd="t" o:hr="t" fillcolor="#a0a0a0" stroked="f"/>
+      <w:proofErr w:type="spellStart"/>
+      <w:r>
+        <w:rPr>
+          <w:rFonts w:ascii="Georgia Pro" w:eastAsia="Georgia Pro" w:hAnsi="Georgia Pro" w:cs="Georgia Pro"/>
+          <w:color w:val="000000" w:themeColor="text1"/>
+        </w:rPr>
+        <w:t>sudo</w:t>
+      </w:r>
+      <w:proofErr w:type="spellEnd"/>
+      <w:r>
+        <w:rPr>
+          <w:rFonts w:ascii="Georgia Pro" w:eastAsia="Georgia Pro" w:hAnsi="Georgia Pro" w:cs="Georgia Pro"/>
+          <w:color w:val="000000" w:themeColor="text1"/>
+        </w:rPr>
+        <w:t xml:space="preserve"> docker </w:t>
+      </w:r>
+      <w:proofErr w:type="spellStart"/>
+      <w:r>
+        <w:rPr>
+          <w:rFonts w:ascii="Georgia Pro" w:eastAsia="Georgia Pro" w:hAnsi="Georgia Pro" w:cs="Georgia Pro"/>
+          <w:color w:val="000000" w:themeColor="text1"/>
+        </w:rPr>
+        <w:t>ps</w:t>
+      </w:r>
+      <w:proofErr w:type="spellEnd"/>
+    </w:p>
+    <w:p>
+      <w:pPr>
+        <w:spacing w:after="0" w:line="480" w:lineRule="auto"/>
+        <w:rPr>
+          <w:rFonts w:ascii="Georgia Pro" w:eastAsia="Georgia Pro" w:hAnsi="Georgia Pro" w:cs="Georgia Pro"/>
+          <w:color w:val="000000" w:themeColor="text1"/>
+        </w:rPr>
+      </w:pPr>
+      <w:r>
+        <w:rPr>
+          <w:rFonts w:ascii="Georgia Pro" w:eastAsia="Georgia Pro" w:hAnsi="Georgia Pro" w:cs="Georgia Pro"/>
+          <w:color w:val="000000" w:themeColor="text1"/>
+        </w:rPr>
+        <w:pict w14:anchorId="6E1FD019">
+          <v:rect id="_x0000_i1048" style="width:0;height:1.5pt" o:hralign="center" o:hrstd="t" o:hr="t" fillcolor="#a0a0a0" stroked="f"/>
         </w:pict>
       </w:r>
     </w:p>
     <w:p>
       <w:pPr>
-        <w:rPr>
-          <w:rFonts w:ascii="Georgia Pro" w:eastAsia="Georgia Pro" w:hAnsi="Georgia Pro" w:cs="Georgia Pro"/>
-          <w:b/>
-          <w:bCs/>
-          <w:color w:val="000000" w:themeColor="text1"/>
-        </w:rPr>
-      </w:pPr>
-      <w:r>
-        <w:rPr>
-          <w:rFonts w:ascii="Georgia Pro" w:eastAsia="Georgia Pro" w:hAnsi="Georgia Pro" w:cs="Georgia Pro"/>
-          <w:b/>
-          <w:bCs/>
-          <w:color w:val="000000" w:themeColor="text1"/>
-        </w:rPr>
-        <w:br w:type="page"/>
-      </w:r>
-    </w:p>
-    <w:p>
-      <w:pPr>
-        <w:spacing w:after="0" w:line="480" w:lineRule="auto"/>
-        <w:rPr>
-          <w:rFonts w:ascii="Georgia Pro" w:eastAsia="Georgia Pro" w:hAnsi="Georgia Pro" w:cs="Georgia Pro"/>
-          <w:b/>
-          <w:bCs/>
-          <w:color w:val="000000" w:themeColor="text1"/>
-        </w:rPr>
-      </w:pPr>
-      <w:r>
-        <w:rPr>
-          <w:rFonts w:ascii="Georgia Pro" w:eastAsia="Georgia Pro" w:hAnsi="Georgia Pro" w:cs="Georgia Pro"/>
-          <w:b/>
-          <w:bCs/>
-          <w:color w:val="000000" w:themeColor="text1"/>
-        </w:rPr>
-        <w:lastRenderedPageBreak/>
-        <w:t>Step 16: Run Node Exporter Container</w:t>
+        <w:spacing w:after="0" w:line="480" w:lineRule="auto"/>
+        <w:rPr>
+          <w:rFonts w:ascii="Georgia Pro" w:eastAsia="Georgia Pro" w:hAnsi="Georgia Pro" w:cs="Georgia Pro"/>
+          <w:b/>
+          <w:bCs/>
+          <w:color w:val="000000" w:themeColor="text1"/>
+        </w:rPr>
+      </w:pPr>
+      <w:r>
+        <w:rPr>
+          <w:rFonts w:ascii="Georgia Pro" w:eastAsia="Georgia Pro" w:hAnsi="Georgia Pro" w:cs="Georgia Pro"/>
+          <w:b/>
+          <w:bCs/>
+          <w:color w:val="000000" w:themeColor="text1"/>
+        </w:rPr>
+        <w:t>Step 18: Test Node Exporter</w:t>
+      </w:r>
+    </w:p>
+    <w:p>
+      <w:pPr>
+        <w:spacing w:after="0" w:line="480" w:lineRule="auto"/>
+        <w:rPr>
+          <w:rFonts w:ascii="Georgia Pro" w:eastAsia="Georgia Pro" w:hAnsi="Georgia Pro" w:cs="Georgia Pro"/>
+          <w:color w:val="000000" w:themeColor="text1"/>
+        </w:rPr>
+      </w:pPr>
+      <w:r>
+        <w:rPr>
+          <w:rFonts w:ascii="Georgia Pro" w:eastAsia="Georgia Pro" w:hAnsi="Georgia Pro" w:cs="Georgia Pro"/>
+          <w:color w:val="000000" w:themeColor="text1"/>
+        </w:rPr>
+        <w:t>Open browser:</w:t>
       </w:r>
     </w:p>
     <w:p>
@@ -3885,62 +4165,95 @@
           <w:color w:val="000000" w:themeColor="text1"/>
         </w:rPr>
       </w:pPr>
-      <w:proofErr w:type="spellStart"/>
-      <w:r>
-        <w:rPr>
-          <w:rFonts w:ascii="Georgia Pro" w:eastAsia="Georgia Pro" w:hAnsi="Georgia Pro" w:cs="Georgia Pro"/>
-          <w:color w:val="000000" w:themeColor="text1"/>
-        </w:rPr>
-        <w:t>sudo</w:t>
-      </w:r>
-      <w:proofErr w:type="spellEnd"/>
-      <w:r>
-        <w:rPr>
-          <w:rFonts w:ascii="Georgia Pro" w:eastAsia="Georgia Pro" w:hAnsi="Georgia Pro" w:cs="Georgia Pro"/>
-          <w:color w:val="000000" w:themeColor="text1"/>
-        </w:rPr>
-        <w:t xml:space="preserve"> docker run -d \</w:t>
-      </w:r>
-      <w:r>
-        <w:rPr>
-          <w:rFonts w:ascii="Georgia Pro" w:eastAsia="Georgia Pro" w:hAnsi="Georgia Pro" w:cs="Georgia Pro"/>
-          <w:color w:val="000000" w:themeColor="text1"/>
-        </w:rPr>
-        <w:br/>
-        <w:t>--name node-exporter \</w:t>
-      </w:r>
-      <w:r>
-        <w:rPr>
-          <w:rFonts w:ascii="Georgia Pro" w:eastAsia="Georgia Pro" w:hAnsi="Georgia Pro" w:cs="Georgia Pro"/>
-          <w:color w:val="000000" w:themeColor="text1"/>
-        </w:rPr>
-        <w:br/>
-        <w:t>-p 9100:9100 \</w:t>
-      </w:r>
-      <w:r>
-        <w:rPr>
-          <w:rFonts w:ascii="Georgia Pro" w:eastAsia="Georgia Pro" w:hAnsi="Georgia Pro" w:cs="Georgia Pro"/>
-          <w:color w:val="000000" w:themeColor="text1"/>
-        </w:rPr>
-        <w:br/>
-        <w:t>prom/node-exporter</w:t>
-      </w:r>
-    </w:p>
-    <w:p>
-      <w:pPr>
-        <w:spacing w:after="0" w:line="480" w:lineRule="auto"/>
-        <w:rPr>
-          <w:rFonts w:ascii="Georgia Pro" w:eastAsia="Georgia Pro" w:hAnsi="Georgia Pro" w:cs="Georgia Pro"/>
-          <w:color w:val="000000" w:themeColor="text1"/>
-        </w:rPr>
-      </w:pPr>
-      <w:r>
-        <w:rPr>
-          <w:rFonts w:ascii="Georgia Pro" w:eastAsia="Georgia Pro" w:hAnsi="Georgia Pro" w:cs="Georgia Pro"/>
-          <w:color w:val="000000" w:themeColor="text1"/>
-        </w:rPr>
-        <w:pict w14:anchorId="0F5294B6">
-          <v:rect id="_x0000_i1047" style="width:0;height:1.5pt" o:hralign="center" o:hrstd="t" o:hr="t" fillcolor="#a0a0a0" stroked="f"/>
+      <w:r>
+        <w:rPr>
+          <w:rFonts w:ascii="Georgia Pro" w:eastAsia="Georgia Pro" w:hAnsi="Georgia Pro" w:cs="Georgia Pro"/>
+          <w:color w:val="000000" w:themeColor="text1"/>
+        </w:rPr>
+        <w:t>http://PUBLIC_IP:9100/metrics</w:t>
+      </w:r>
+    </w:p>
+    <w:p>
+      <w:pPr>
+        <w:spacing w:after="0" w:line="480" w:lineRule="auto"/>
+        <w:rPr>
+          <w:rFonts w:ascii="Georgia Pro" w:eastAsia="Georgia Pro" w:hAnsi="Georgia Pro" w:cs="Georgia Pro"/>
+          <w:color w:val="000000" w:themeColor="text1"/>
+        </w:rPr>
+      </w:pPr>
+    </w:p>
+    <w:p>
+      <w:pPr>
+        <w:spacing w:after="0" w:line="480" w:lineRule="auto"/>
+        <w:jc w:val="center"/>
+        <w:rPr>
+          <w:rFonts w:ascii="Georgia Pro" w:eastAsia="Georgia Pro" w:hAnsi="Georgia Pro" w:cs="Georgia Pro"/>
+          <w:color w:val="000000" w:themeColor="text1"/>
+        </w:rPr>
+      </w:pPr>
+      <w:r>
+        <w:rPr>
+          <w:rFonts w:ascii="Georgia Pro" w:eastAsia="Georgia Pro" w:hAnsi="Georgia Pro" w:cs="Georgia Pro"/>
+          <w:color w:val="000000" w:themeColor="text1"/>
+        </w:rPr>
+        <w:drawing>
+          <wp:inline distT="0" distB="0" distL="0" distR="0" wp14:anchorId="46E137D1" wp14:editId="56EF01C0">
+            <wp:extent cx="5124450" cy="2999665"/>
+            <wp:effectExtent l="19050" t="19050" r="19050" b="10795"/>
+            <wp:docPr id="993557595" name="Picture 1"/>
+            <wp:cNvGraphicFramePr>
+              <a:graphicFrameLocks xmlns:a="http://schemas.openxmlformats.org/drawingml/2006/main" noChangeAspect="1"/>
+            </wp:cNvGraphicFramePr>
+            <a:graphic xmlns:a="http://schemas.openxmlformats.org/drawingml/2006/main">
+              <a:graphicData uri="http://schemas.openxmlformats.org/drawingml/2006/picture">
+                <pic:pic xmlns:pic="http://schemas.openxmlformats.org/drawingml/2006/picture">
+                  <pic:nvPicPr>
+                    <pic:cNvPr id="993557595" name=""/>
+                    <pic:cNvPicPr/>
+                  </pic:nvPicPr>
+                  <pic:blipFill>
+                    <a:blip r:embed="rId6"/>
+                    <a:stretch>
+                      <a:fillRect/>
+                    </a:stretch>
+                  </pic:blipFill>
+                  <pic:spPr>
+                    <a:xfrm>
+                      <a:off x="0" y="0"/>
+                      <a:ext cx="5127409" cy="3001397"/>
+                    </a:xfrm>
+                    <a:prstGeom prst="rect">
+                      <a:avLst/>
+                    </a:prstGeom>
+                    <a:ln>
+                      <a:solidFill>
+                        <a:schemeClr val="accent1"/>
+                      </a:solidFill>
+                    </a:ln>
+                  </pic:spPr>
+                </pic:pic>
+              </a:graphicData>
+            </a:graphic>
+          </wp:inline>
+        </w:drawing>
+      </w:r>
+    </w:p>
+    <w:p>
+      <w:pPr>
+        <w:spacing w:after="0" w:line="480" w:lineRule="auto"/>
+        <w:rPr>
+          <w:rFonts w:ascii="Georgia Pro" w:eastAsia="Georgia Pro" w:hAnsi="Georgia Pro" w:cs="Georgia Pro"/>
+          <w:color w:val="000000" w:themeColor="text1"/>
+        </w:rPr>
+      </w:pPr>
+      <w:r>
+        <w:rPr>
+          <w:rFonts w:ascii="Georgia Pro" w:eastAsia="Georgia Pro" w:hAnsi="Georgia Pro" w:cs="Georgia Pro"/>
+          <w:color w:val="000000" w:themeColor="text1"/>
+        </w:rPr>
+        <w:lastRenderedPageBreak/>
+        <w:pict w14:anchorId="557F41F2">
+          <v:rect id="_x0000_i1049" style="width:0;height:1.5pt" o:hralign="center" o:hrstd="t" o:hr="t" fillcolor="#a0a0a0" stroked="f"/>
         </w:pict>
       </w:r>
     </w:p>
@@ -3961,7 +4274,7 @@
           <w:bCs/>
           <w:color w:val="000000" w:themeColor="text1"/>
         </w:rPr>
-        <w:t>Step 17: Verify Node Exporter</w:t>
+        <w:t>Step 19: Create Prometheus Directory</w:t>
       </w:r>
     </w:p>
     <w:p>
@@ -3987,7 +4300,7 @@
           <w:rFonts w:ascii="Georgia Pro" w:eastAsia="Georgia Pro" w:hAnsi="Georgia Pro" w:cs="Georgia Pro"/>
           <w:color w:val="000000" w:themeColor="text1"/>
         </w:rPr>
-        <w:t>sudo</w:t>
+        <w:t>mkdir</w:t>
       </w:r>
       <w:proofErr w:type="spellEnd"/>
       <w:r>
@@ -3995,7 +4308,7 @@
           <w:rFonts w:ascii="Georgia Pro" w:eastAsia="Georgia Pro" w:hAnsi="Georgia Pro" w:cs="Georgia Pro"/>
           <w:color w:val="000000" w:themeColor="text1"/>
         </w:rPr>
-        <w:t xml:space="preserve"> docker </w:t>
+        <w:t xml:space="preserve"> </w:t>
       </w:r>
       <w:proofErr w:type="spellStart"/>
       <w:r>
@@ -4003,25 +4316,42 @@
           <w:rFonts w:ascii="Georgia Pro" w:eastAsia="Georgia Pro" w:hAnsi="Georgia Pro" w:cs="Georgia Pro"/>
           <w:color w:val="000000" w:themeColor="text1"/>
         </w:rPr>
-        <w:t>ps</w:t>
+        <w:t>prometheus</w:t>
       </w:r>
       <w:proofErr w:type="spellEnd"/>
-    </w:p>
-    <w:p>
-      <w:pPr>
-        <w:spacing w:after="0" w:line="480" w:lineRule="auto"/>
-        <w:rPr>
-          <w:rFonts w:ascii="Georgia Pro" w:eastAsia="Georgia Pro" w:hAnsi="Georgia Pro" w:cs="Georgia Pro"/>
-          <w:color w:val="000000" w:themeColor="text1"/>
-        </w:rPr>
-      </w:pPr>
-      <w:r>
-        <w:rPr>
-          <w:rFonts w:ascii="Georgia Pro" w:eastAsia="Georgia Pro" w:hAnsi="Georgia Pro" w:cs="Georgia Pro"/>
-          <w:color w:val="000000" w:themeColor="text1"/>
-        </w:rPr>
-        <w:pict w14:anchorId="6E1FD019">
-          <v:rect id="_x0000_i1048" style="width:0;height:1.5pt" o:hralign="center" o:hrstd="t" o:hr="t" fillcolor="#a0a0a0" stroked="f"/>
+      <w:r>
+        <w:rPr>
+          <w:rFonts w:ascii="Georgia Pro" w:eastAsia="Georgia Pro" w:hAnsi="Georgia Pro" w:cs="Georgia Pro"/>
+          <w:color w:val="000000" w:themeColor="text1"/>
+        </w:rPr>
+        <w:br/>
+        <w:t xml:space="preserve">cd </w:t>
+      </w:r>
+      <w:proofErr w:type="spellStart"/>
+      <w:r>
+        <w:rPr>
+          <w:rFonts w:ascii="Georgia Pro" w:eastAsia="Georgia Pro" w:hAnsi="Georgia Pro" w:cs="Georgia Pro"/>
+          <w:color w:val="000000" w:themeColor="text1"/>
+        </w:rPr>
+        <w:t>prometheus</w:t>
+      </w:r>
+      <w:proofErr w:type="spellEnd"/>
+    </w:p>
+    <w:p>
+      <w:pPr>
+        <w:spacing w:after="0" w:line="480" w:lineRule="auto"/>
+        <w:rPr>
+          <w:rFonts w:ascii="Georgia Pro" w:eastAsia="Georgia Pro" w:hAnsi="Georgia Pro" w:cs="Georgia Pro"/>
+          <w:color w:val="000000" w:themeColor="text1"/>
+        </w:rPr>
+      </w:pPr>
+      <w:r>
+        <w:rPr>
+          <w:rFonts w:ascii="Georgia Pro" w:eastAsia="Georgia Pro" w:hAnsi="Georgia Pro" w:cs="Georgia Pro"/>
+          <w:color w:val="000000" w:themeColor="text1"/>
+        </w:rPr>
+        <w:pict w14:anchorId="0E11CC4A">
+          <v:rect id="_x0000_i1050" style="width:0;height:1.5pt" o:hralign="center" o:hrstd="t" o:hr="t" fillcolor="#a0a0a0" stroked="f"/>
         </w:pict>
       </w:r>
     </w:p>
@@ -4042,23 +4372,7 @@
           <w:bCs/>
           <w:color w:val="000000" w:themeColor="text1"/>
         </w:rPr>
-        <w:t>Step 18: Test Node Exporter</w:t>
-      </w:r>
-    </w:p>
-    <w:p>
-      <w:pPr>
-        <w:spacing w:after="0" w:line="480" w:lineRule="auto"/>
-        <w:rPr>
-          <w:rFonts w:ascii="Georgia Pro" w:eastAsia="Georgia Pro" w:hAnsi="Georgia Pro" w:cs="Georgia Pro"/>
-          <w:color w:val="000000" w:themeColor="text1"/>
-        </w:rPr>
-      </w:pPr>
-      <w:r>
-        <w:rPr>
-          <w:rFonts w:ascii="Georgia Pro" w:eastAsia="Georgia Pro" w:hAnsi="Georgia Pro" w:cs="Georgia Pro"/>
-          <w:color w:val="000000" w:themeColor="text1"/>
-        </w:rPr>
-        <w:t>Open browser:</w:t>
+        <w:t>Step 20: Create Prometheus Configuration File</w:t>
       </w:r>
     </w:p>
     <w:p>
@@ -4083,24 +4397,314 @@
           <w:rFonts w:ascii="Georgia Pro" w:eastAsia="Georgia Pro" w:hAnsi="Georgia Pro" w:cs="Georgia Pro"/>
           <w:color w:val="000000" w:themeColor="text1"/>
         </w:rPr>
-        <w:t>http://PUBLIC_IP:9100/metrics</w:t>
-      </w:r>
-    </w:p>
-    <w:p>
-      <w:pPr>
-        <w:spacing w:after="0" w:line="480" w:lineRule="auto"/>
-        <w:rPr>
-          <w:rFonts w:ascii="Georgia Pro" w:eastAsia="Georgia Pro" w:hAnsi="Georgia Pro" w:cs="Georgia Pro"/>
-          <w:color w:val="000000" w:themeColor="text1"/>
-        </w:rPr>
-      </w:pPr>
-      <w:r>
-        <w:rPr>
-          <w:rFonts w:ascii="Georgia Pro" w:eastAsia="Georgia Pro" w:hAnsi="Georgia Pro" w:cs="Georgia Pro"/>
-          <w:color w:val="000000" w:themeColor="text1"/>
-        </w:rPr>
-        <w:pict w14:anchorId="557F41F2">
-          <v:rect id="_x0000_i1049" style="width:0;height:1.5pt" o:hralign="center" o:hrstd="t" o:hr="t" fillcolor="#a0a0a0" stroked="f"/>
+        <w:t xml:space="preserve">nano </w:t>
+      </w:r>
+      <w:proofErr w:type="spellStart"/>
+      <w:r>
+        <w:rPr>
+          <w:rFonts w:ascii="Georgia Pro" w:eastAsia="Georgia Pro" w:hAnsi="Georgia Pro" w:cs="Georgia Pro"/>
+          <w:color w:val="000000" w:themeColor="text1"/>
+        </w:rPr>
+        <w:t>prometheus.yml</w:t>
+      </w:r>
+      <w:proofErr w:type="spellEnd"/>
+    </w:p>
+    <w:p>
+      <w:pPr>
+        <w:spacing w:after="0" w:line="480" w:lineRule="auto"/>
+        <w:rPr>
+          <w:rFonts w:ascii="Georgia Pro" w:eastAsia="Georgia Pro" w:hAnsi="Georgia Pro" w:cs="Georgia Pro"/>
+          <w:color w:val="000000" w:themeColor="text1"/>
+        </w:rPr>
+      </w:pPr>
+    </w:p>
+    <w:p>
+      <w:pPr>
+        <w:spacing w:after="0" w:line="480" w:lineRule="auto"/>
+        <w:rPr>
+          <w:rFonts w:ascii="Georgia Pro" w:eastAsia="Georgia Pro" w:hAnsi="Georgia Pro" w:cs="Georgia Pro"/>
+          <w:color w:val="000000" w:themeColor="text1"/>
+        </w:rPr>
+      </w:pPr>
+      <w:r>
+        <w:rPr>
+          <w:rFonts w:ascii="Georgia Pro" w:eastAsia="Georgia Pro" w:hAnsi="Georgia Pro" w:cs="Georgia Pro"/>
+          <w:color w:val="000000" w:themeColor="text1"/>
+        </w:rPr>
+        <w:t>Paste:</w:t>
+      </w:r>
+    </w:p>
+    <w:p>
+      <w:pPr>
+        <w:pBdr>
+          <w:top w:val="single" w:sz="4" w:space="1" w:color="auto"/>
+          <w:left w:val="single" w:sz="4" w:space="4" w:color="auto"/>
+          <w:bottom w:val="single" w:sz="4" w:space="1" w:color="auto"/>
+          <w:right w:val="single" w:sz="4" w:space="4" w:color="auto"/>
+        </w:pBdr>
+        <w:shd w:val="clear" w:color="auto" w:fill="F2F2F2" w:themeFill="background1" w:themeFillShade="F2"/>
+        <w:spacing w:after="0" w:line="480" w:lineRule="auto"/>
+        <w:rPr>
+          <w:rFonts w:ascii="Georgia Pro" w:eastAsia="Georgia Pro" w:hAnsi="Georgia Pro" w:cs="Georgia Pro"/>
+          <w:color w:val="000000" w:themeColor="text1"/>
+        </w:rPr>
+      </w:pPr>
+      <w:r>
+        <w:rPr>
+          <w:rFonts w:ascii="Georgia Pro" w:eastAsia="Georgia Pro" w:hAnsi="Georgia Pro" w:cs="Georgia Pro"/>
+          <w:color w:val="000000" w:themeColor="text1"/>
+        </w:rPr>
+        <w:t>global:</w:t>
+      </w:r>
+    </w:p>
+    <w:p>
+      <w:pPr>
+        <w:pBdr>
+          <w:top w:val="single" w:sz="4" w:space="1" w:color="auto"/>
+          <w:left w:val="single" w:sz="4" w:space="4" w:color="auto"/>
+          <w:bottom w:val="single" w:sz="4" w:space="1" w:color="auto"/>
+          <w:right w:val="single" w:sz="4" w:space="4" w:color="auto"/>
+        </w:pBdr>
+        <w:shd w:val="clear" w:color="auto" w:fill="F2F2F2" w:themeFill="background1" w:themeFillShade="F2"/>
+        <w:spacing w:after="0" w:line="480" w:lineRule="auto"/>
+        <w:rPr>
+          <w:rFonts w:ascii="Georgia Pro" w:eastAsia="Georgia Pro" w:hAnsi="Georgia Pro" w:cs="Georgia Pro"/>
+          <w:color w:val="000000" w:themeColor="text1"/>
+        </w:rPr>
+      </w:pPr>
+      <w:r>
+        <w:rPr>
+          <w:rFonts w:ascii="Georgia Pro" w:eastAsia="Georgia Pro" w:hAnsi="Georgia Pro" w:cs="Georgia Pro"/>
+          <w:color w:val="000000" w:themeColor="text1"/>
+        </w:rPr>
+        <w:t xml:space="preserve">  </w:t>
+      </w:r>
+      <w:proofErr w:type="spellStart"/>
+      <w:r>
+        <w:rPr>
+          <w:rFonts w:ascii="Georgia Pro" w:eastAsia="Georgia Pro" w:hAnsi="Georgia Pro" w:cs="Georgia Pro"/>
+          <w:color w:val="000000" w:themeColor="text1"/>
+        </w:rPr>
+        <w:t>scrape_interval</w:t>
+      </w:r>
+      <w:proofErr w:type="spellEnd"/>
+      <w:r>
+        <w:rPr>
+          <w:rFonts w:ascii="Georgia Pro" w:eastAsia="Georgia Pro" w:hAnsi="Georgia Pro" w:cs="Georgia Pro"/>
+          <w:color w:val="000000" w:themeColor="text1"/>
+        </w:rPr>
+        <w:t>: 15s</w:t>
+      </w:r>
+    </w:p>
+    <w:p>
+      <w:pPr>
+        <w:pBdr>
+          <w:top w:val="single" w:sz="4" w:space="1" w:color="auto"/>
+          <w:left w:val="single" w:sz="4" w:space="4" w:color="auto"/>
+          <w:bottom w:val="single" w:sz="4" w:space="1" w:color="auto"/>
+          <w:right w:val="single" w:sz="4" w:space="4" w:color="auto"/>
+        </w:pBdr>
+        <w:shd w:val="clear" w:color="auto" w:fill="F2F2F2" w:themeFill="background1" w:themeFillShade="F2"/>
+        <w:spacing w:after="0" w:line="480" w:lineRule="auto"/>
+        <w:rPr>
+          <w:rFonts w:ascii="Georgia Pro" w:eastAsia="Georgia Pro" w:hAnsi="Georgia Pro" w:cs="Georgia Pro"/>
+          <w:color w:val="000000" w:themeColor="text1"/>
+        </w:rPr>
+      </w:pPr>
+      <w:proofErr w:type="spellStart"/>
+      <w:r>
+        <w:rPr>
+          <w:rFonts w:ascii="Georgia Pro" w:eastAsia="Georgia Pro" w:hAnsi="Georgia Pro" w:cs="Georgia Pro"/>
+          <w:color w:val="000000" w:themeColor="text1"/>
+        </w:rPr>
+        <w:t>scrape_configs</w:t>
+      </w:r>
+      <w:proofErr w:type="spellEnd"/>
+      <w:r>
+        <w:rPr>
+          <w:rFonts w:ascii="Georgia Pro" w:eastAsia="Georgia Pro" w:hAnsi="Georgia Pro" w:cs="Georgia Pro"/>
+          <w:color w:val="000000" w:themeColor="text1"/>
+        </w:rPr>
+        <w:t>:</w:t>
+      </w:r>
+    </w:p>
+    <w:p>
+      <w:pPr>
+        <w:pBdr>
+          <w:top w:val="single" w:sz="4" w:space="1" w:color="auto"/>
+          <w:left w:val="single" w:sz="4" w:space="4" w:color="auto"/>
+          <w:bottom w:val="single" w:sz="4" w:space="1" w:color="auto"/>
+          <w:right w:val="single" w:sz="4" w:space="4" w:color="auto"/>
+        </w:pBdr>
+        <w:shd w:val="clear" w:color="auto" w:fill="F2F2F2" w:themeFill="background1" w:themeFillShade="F2"/>
+        <w:spacing w:after="0" w:line="480" w:lineRule="auto"/>
+        <w:rPr>
+          <w:rFonts w:ascii="Georgia Pro" w:eastAsia="Georgia Pro" w:hAnsi="Georgia Pro" w:cs="Georgia Pro"/>
+          <w:color w:val="000000" w:themeColor="text1"/>
+        </w:rPr>
+      </w:pPr>
+      <w:r>
+        <w:rPr>
+          <w:rFonts w:ascii="Georgia Pro" w:eastAsia="Georgia Pro" w:hAnsi="Georgia Pro" w:cs="Georgia Pro"/>
+          <w:color w:val="000000" w:themeColor="text1"/>
+        </w:rPr>
+        <w:t xml:space="preserve">  - </w:t>
+      </w:r>
+      <w:proofErr w:type="spellStart"/>
+      <w:r>
+        <w:rPr>
+          <w:rFonts w:ascii="Georgia Pro" w:eastAsia="Georgia Pro" w:hAnsi="Georgia Pro" w:cs="Georgia Pro"/>
+          <w:color w:val="000000" w:themeColor="text1"/>
+        </w:rPr>
+        <w:t>job_name</w:t>
+      </w:r>
+      <w:proofErr w:type="spellEnd"/>
+      <w:r>
+        <w:rPr>
+          <w:rFonts w:ascii="Georgia Pro" w:eastAsia="Georgia Pro" w:hAnsi="Georgia Pro" w:cs="Georgia Pro"/>
+          <w:color w:val="000000" w:themeColor="text1"/>
+        </w:rPr>
+        <w:t>: 'node-exporter'</w:t>
+      </w:r>
+    </w:p>
+    <w:p>
+      <w:pPr>
+        <w:pBdr>
+          <w:top w:val="single" w:sz="4" w:space="1" w:color="auto"/>
+          <w:left w:val="single" w:sz="4" w:space="4" w:color="auto"/>
+          <w:bottom w:val="single" w:sz="4" w:space="1" w:color="auto"/>
+          <w:right w:val="single" w:sz="4" w:space="4" w:color="auto"/>
+        </w:pBdr>
+        <w:shd w:val="clear" w:color="auto" w:fill="F2F2F2" w:themeFill="background1" w:themeFillShade="F2"/>
+        <w:spacing w:after="0" w:line="480" w:lineRule="auto"/>
+        <w:rPr>
+          <w:rFonts w:ascii="Georgia Pro" w:eastAsia="Georgia Pro" w:hAnsi="Georgia Pro" w:cs="Georgia Pro"/>
+          <w:color w:val="000000" w:themeColor="text1"/>
+        </w:rPr>
+      </w:pPr>
+      <w:r>
+        <w:rPr>
+          <w:rFonts w:ascii="Georgia Pro" w:eastAsia="Georgia Pro" w:hAnsi="Georgia Pro" w:cs="Georgia Pro"/>
+          <w:color w:val="000000" w:themeColor="text1"/>
+        </w:rPr>
+        <w:t xml:space="preserve">    </w:t>
+      </w:r>
+      <w:proofErr w:type="spellStart"/>
+      <w:r>
+        <w:rPr>
+          <w:rFonts w:ascii="Georgia Pro" w:eastAsia="Georgia Pro" w:hAnsi="Georgia Pro" w:cs="Georgia Pro"/>
+          <w:color w:val="000000" w:themeColor="text1"/>
+        </w:rPr>
+        <w:t>static_configs</w:t>
+      </w:r>
+      <w:proofErr w:type="spellEnd"/>
+      <w:r>
+        <w:rPr>
+          <w:rFonts w:ascii="Georgia Pro" w:eastAsia="Georgia Pro" w:hAnsi="Georgia Pro" w:cs="Georgia Pro"/>
+          <w:color w:val="000000" w:themeColor="text1"/>
+        </w:rPr>
+        <w:t>:</w:t>
+      </w:r>
+    </w:p>
+    <w:p>
+      <w:pPr>
+        <w:pBdr>
+          <w:top w:val="single" w:sz="4" w:space="1" w:color="auto"/>
+          <w:left w:val="single" w:sz="4" w:space="4" w:color="auto"/>
+          <w:bottom w:val="single" w:sz="4" w:space="1" w:color="auto"/>
+          <w:right w:val="single" w:sz="4" w:space="4" w:color="auto"/>
+        </w:pBdr>
+        <w:shd w:val="clear" w:color="auto" w:fill="F2F2F2" w:themeFill="background1" w:themeFillShade="F2"/>
+        <w:spacing w:after="0" w:line="480" w:lineRule="auto"/>
+        <w:rPr>
+          <w:rFonts w:ascii="Georgia Pro" w:eastAsia="Georgia Pro" w:hAnsi="Georgia Pro" w:cs="Georgia Pro"/>
+          <w:color w:val="000000" w:themeColor="text1"/>
+        </w:rPr>
+      </w:pPr>
+      <w:r>
+        <w:rPr>
+          <w:rFonts w:ascii="Georgia Pro" w:eastAsia="Georgia Pro" w:hAnsi="Georgia Pro" w:cs="Georgia Pro"/>
+          <w:color w:val="000000" w:themeColor="text1"/>
+        </w:rPr>
+        <w:t xml:space="preserve">      - targets: ['4.240.1.27:9100']</w:t>
+      </w:r>
+    </w:p>
+    <w:p>
+      <w:pPr>
+        <w:spacing w:after="0" w:line="480" w:lineRule="auto"/>
+        <w:rPr>
+          <w:rFonts w:ascii="Georgia Pro" w:eastAsia="Georgia Pro" w:hAnsi="Georgia Pro" w:cs="Georgia Pro"/>
+          <w:color w:val="000000" w:themeColor="text1"/>
+        </w:rPr>
+      </w:pPr>
+    </w:p>
+    <w:p>
+      <w:pPr>
+        <w:spacing w:after="0" w:line="480" w:lineRule="auto"/>
+        <w:rPr>
+          <w:rFonts w:ascii="Georgia Pro" w:eastAsia="Georgia Pro" w:hAnsi="Georgia Pro" w:cs="Georgia Pro"/>
+          <w:color w:val="000000" w:themeColor="text1"/>
+        </w:rPr>
+      </w:pPr>
+      <w:r>
+        <w:rPr>
+          <w:rFonts w:ascii="Georgia Pro" w:eastAsia="Georgia Pro" w:hAnsi="Georgia Pro" w:cs="Georgia Pro"/>
+          <w:color w:val="000000" w:themeColor="text1"/>
+        </w:rPr>
+        <w:t>Replace:</w:t>
+      </w:r>
+    </w:p>
+    <w:p>
+      <w:pPr>
+        <w:numPr>
+          <w:ilvl w:val="0"/>
+          <w:numId w:val="8"/>
+        </w:numPr>
+        <w:spacing w:after="0" w:line="480" w:lineRule="auto"/>
+        <w:rPr>
+          <w:rFonts w:ascii="Georgia Pro" w:eastAsia="Georgia Pro" w:hAnsi="Georgia Pro" w:cs="Georgia Pro"/>
+          <w:color w:val="000000" w:themeColor="text1"/>
+        </w:rPr>
+      </w:pPr>
+      <w:r>
+        <w:rPr>
+          <w:rFonts w:ascii="Georgia Pro" w:eastAsia="Georgia Pro" w:hAnsi="Georgia Pro" w:cs="Georgia Pro"/>
+          <w:color w:val="000000" w:themeColor="text1"/>
+        </w:rPr>
+        <w:t xml:space="preserve">PUBLIC_IP </w:t>
+      </w:r>
+    </w:p>
+    <w:p>
+      <w:pPr>
+        <w:spacing w:after="0" w:line="480" w:lineRule="auto"/>
+        <w:rPr>
+          <w:rFonts w:ascii="Georgia Pro" w:eastAsia="Georgia Pro" w:hAnsi="Georgia Pro" w:cs="Georgia Pro"/>
+          <w:color w:val="000000" w:themeColor="text1"/>
+        </w:rPr>
+      </w:pPr>
+      <w:r>
+        <w:rPr>
+          <w:rFonts w:ascii="Georgia Pro" w:eastAsia="Georgia Pro" w:hAnsi="Georgia Pro" w:cs="Georgia Pro"/>
+          <w:color w:val="000000" w:themeColor="text1"/>
+        </w:rPr>
+        <w:t>Save file.</w:t>
+      </w:r>
+    </w:p>
+    <w:p>
+      <w:pPr>
+        <w:spacing w:after="0" w:line="480" w:lineRule="auto"/>
+        <w:rPr>
+          <w:rFonts w:ascii="Georgia Pro" w:eastAsia="Georgia Pro" w:hAnsi="Georgia Pro" w:cs="Georgia Pro"/>
+          <w:color w:val="000000" w:themeColor="text1"/>
+        </w:rPr>
+      </w:pPr>
+      <w:r>
+        <w:rPr>
+          <w:rFonts w:ascii="Georgia Pro" w:eastAsia="Georgia Pro" w:hAnsi="Georgia Pro" w:cs="Georgia Pro"/>
+          <w:color w:val="000000" w:themeColor="text1"/>
+        </w:rPr>
+        <w:pict w14:anchorId="5BD6F186">
+          <v:rect id="_x0000_i1051" style="width:0;height:1.5pt" o:hralign="center" o:hrstd="t" o:hr="t" fillcolor="#a0a0a0" stroked="f"/>
         </w:pict>
       </w:r>
     </w:p>
@@ -4121,7 +4725,7 @@
           <w:bCs/>
           <w:color w:val="000000" w:themeColor="text1"/>
         </w:rPr>
-        <w:t>Step 19: Create Prometheus Directory</w:t>
+        <w:t>Step 21: Verify Configuration</w:t>
       </w:r>
     </w:p>
     <w:p>
@@ -4141,64 +4745,38 @@
           <w:color w:val="000000" w:themeColor="text1"/>
         </w:rPr>
       </w:pPr>
+      <w:r>
+        <w:rPr>
+          <w:rFonts w:ascii="Georgia Pro" w:eastAsia="Georgia Pro" w:hAnsi="Georgia Pro" w:cs="Georgia Pro"/>
+          <w:color w:val="000000" w:themeColor="text1"/>
+        </w:rPr>
+        <w:t xml:space="preserve">cat </w:t>
+      </w:r>
       <w:proofErr w:type="spellStart"/>
       <w:r>
         <w:rPr>
           <w:rFonts w:ascii="Georgia Pro" w:eastAsia="Georgia Pro" w:hAnsi="Georgia Pro" w:cs="Georgia Pro"/>
           <w:color w:val="000000" w:themeColor="text1"/>
         </w:rPr>
-        <w:t>mkdir</w:t>
+        <w:t>prometheus.yml</w:t>
       </w:r>
       <w:proofErr w:type="spellEnd"/>
-      <w:r>
-        <w:rPr>
-          <w:rFonts w:ascii="Georgia Pro" w:eastAsia="Georgia Pro" w:hAnsi="Georgia Pro" w:cs="Georgia Pro"/>
-          <w:color w:val="000000" w:themeColor="text1"/>
-        </w:rPr>
-        <w:t xml:space="preserve"> </w:t>
-      </w:r>
-      <w:proofErr w:type="spellStart"/>
-      <w:r>
-        <w:rPr>
-          <w:rFonts w:ascii="Georgia Pro" w:eastAsia="Georgia Pro" w:hAnsi="Georgia Pro" w:cs="Georgia Pro"/>
-          <w:color w:val="000000" w:themeColor="text1"/>
-        </w:rPr>
-        <w:t>prometheus</w:t>
-      </w:r>
-      <w:proofErr w:type="spellEnd"/>
-      <w:r>
-        <w:rPr>
-          <w:rFonts w:ascii="Georgia Pro" w:eastAsia="Georgia Pro" w:hAnsi="Georgia Pro" w:cs="Georgia Pro"/>
-          <w:color w:val="000000" w:themeColor="text1"/>
-        </w:rPr>
-        <w:br/>
-        <w:t xml:space="preserve">cd </w:t>
-      </w:r>
-      <w:proofErr w:type="spellStart"/>
-      <w:r>
-        <w:rPr>
-          <w:rFonts w:ascii="Georgia Pro" w:eastAsia="Georgia Pro" w:hAnsi="Georgia Pro" w:cs="Georgia Pro"/>
-          <w:color w:val="000000" w:themeColor="text1"/>
-        </w:rPr>
-        <w:t>prometheus</w:t>
-      </w:r>
-      <w:proofErr w:type="spellEnd"/>
-    </w:p>
-    <w:p>
-      <w:pPr>
-        <w:spacing w:after="0" w:line="480" w:lineRule="auto"/>
-        <w:rPr>
-          <w:rFonts w:ascii="Georgia Pro" w:eastAsia="Georgia Pro" w:hAnsi="Georgia Pro" w:cs="Georgia Pro"/>
-          <w:color w:val="000000" w:themeColor="text1"/>
-        </w:rPr>
-      </w:pPr>
-      <w:r>
-        <w:rPr>
-          <w:rFonts w:ascii="Georgia Pro" w:eastAsia="Georgia Pro" w:hAnsi="Georgia Pro" w:cs="Georgia Pro"/>
-          <w:color w:val="000000" w:themeColor="text1"/>
-        </w:rPr>
-        <w:pict w14:anchorId="0E11CC4A">
-          <v:rect id="_x0000_i1050" style="width:0;height:1.5pt" o:hralign="center" o:hrstd="t" o:hr="t" fillcolor="#a0a0a0" stroked="f"/>
+    </w:p>
+    <w:p>
+      <w:pPr>
+        <w:spacing w:after="0" w:line="480" w:lineRule="auto"/>
+        <w:rPr>
+          <w:rFonts w:ascii="Georgia Pro" w:eastAsia="Georgia Pro" w:hAnsi="Georgia Pro" w:cs="Georgia Pro"/>
+          <w:color w:val="000000" w:themeColor="text1"/>
+        </w:rPr>
+      </w:pPr>
+      <w:r>
+        <w:rPr>
+          <w:rFonts w:ascii="Georgia Pro" w:eastAsia="Georgia Pro" w:hAnsi="Georgia Pro" w:cs="Georgia Pro"/>
+          <w:color w:val="000000" w:themeColor="text1"/>
+        </w:rPr>
+        <w:pict w14:anchorId="5FFC75D3">
+          <v:rect id="_x0000_i1052" style="width:0;height:1.5pt" o:hralign="center" o:hrstd="t" o:hr="t" fillcolor="#a0a0a0" stroked="f"/>
         </w:pict>
       </w:r>
     </w:p>
@@ -4219,7 +4797,7 @@
           <w:bCs/>
           <w:color w:val="000000" w:themeColor="text1"/>
         </w:rPr>
-        <w:t>Step 20: Create Prometheus Configuration File</w:t>
+        <w:t>Step 22: Run Prometheus Container</w:t>
       </w:r>
     </w:p>
     <w:p>
@@ -4239,46 +4817,203 @@
           <w:color w:val="000000" w:themeColor="text1"/>
         </w:rPr>
       </w:pPr>
-      <w:r>
-        <w:rPr>
-          <w:rFonts w:ascii="Georgia Pro" w:eastAsia="Georgia Pro" w:hAnsi="Georgia Pro" w:cs="Georgia Pro"/>
-          <w:color w:val="000000" w:themeColor="text1"/>
-        </w:rPr>
-        <w:t xml:space="preserve">nano </w:t>
-      </w:r>
       <w:proofErr w:type="spellStart"/>
       <w:r>
         <w:rPr>
           <w:rFonts w:ascii="Georgia Pro" w:eastAsia="Georgia Pro" w:hAnsi="Georgia Pro" w:cs="Georgia Pro"/>
           <w:color w:val="000000" w:themeColor="text1"/>
         </w:rPr>
+        <w:t>sudo</w:t>
+      </w:r>
+      <w:proofErr w:type="spellEnd"/>
+      <w:r>
+        <w:rPr>
+          <w:rFonts w:ascii="Georgia Pro" w:eastAsia="Georgia Pro" w:hAnsi="Georgia Pro" w:cs="Georgia Pro"/>
+          <w:color w:val="000000" w:themeColor="text1"/>
+        </w:rPr>
+        <w:t xml:space="preserve"> docker run -d \</w:t>
+      </w:r>
+      <w:r>
+        <w:rPr>
+          <w:rFonts w:ascii="Georgia Pro" w:eastAsia="Georgia Pro" w:hAnsi="Georgia Pro" w:cs="Georgia Pro"/>
+          <w:color w:val="000000" w:themeColor="text1"/>
+        </w:rPr>
+        <w:br/>
+        <w:t xml:space="preserve">--name </w:t>
+      </w:r>
+      <w:proofErr w:type="spellStart"/>
+      <w:r>
+        <w:rPr>
+          <w:rFonts w:ascii="Georgia Pro" w:eastAsia="Georgia Pro" w:hAnsi="Georgia Pro" w:cs="Georgia Pro"/>
+          <w:color w:val="000000" w:themeColor="text1"/>
+        </w:rPr>
+        <w:t>prometheus</w:t>
+      </w:r>
+      <w:proofErr w:type="spellEnd"/>
+      <w:r>
+        <w:rPr>
+          <w:rFonts w:ascii="Georgia Pro" w:eastAsia="Georgia Pro" w:hAnsi="Georgia Pro" w:cs="Georgia Pro"/>
+          <w:color w:val="000000" w:themeColor="text1"/>
+        </w:rPr>
+        <w:t xml:space="preserve"> \</w:t>
+      </w:r>
+      <w:r>
+        <w:rPr>
+          <w:rFonts w:ascii="Georgia Pro" w:eastAsia="Georgia Pro" w:hAnsi="Georgia Pro" w:cs="Georgia Pro"/>
+          <w:color w:val="000000" w:themeColor="text1"/>
+        </w:rPr>
+        <w:br/>
+        <w:t>-p 9090:9090 \</w:t>
+      </w:r>
+      <w:r>
+        <w:rPr>
+          <w:rFonts w:ascii="Georgia Pro" w:eastAsia="Georgia Pro" w:hAnsi="Georgia Pro" w:cs="Georgia Pro"/>
+          <w:color w:val="000000" w:themeColor="text1"/>
+        </w:rPr>
+        <w:br/>
+      </w:r>
+      <w:r>
+        <w:rPr>
+          <w:rFonts w:ascii="Georgia Pro" w:eastAsia="Georgia Pro" w:hAnsi="Georgia Pro" w:cs="Georgia Pro"/>
+          <w:color w:val="000000" w:themeColor="text1"/>
+        </w:rPr>
+        <w:lastRenderedPageBreak/>
+        <w:t>-v $(</w:t>
+      </w:r>
+      <w:proofErr w:type="spellStart"/>
+      <w:r>
+        <w:rPr>
+          <w:rFonts w:ascii="Georgia Pro" w:eastAsia="Georgia Pro" w:hAnsi="Georgia Pro" w:cs="Georgia Pro"/>
+          <w:color w:val="000000" w:themeColor="text1"/>
+        </w:rPr>
+        <w:t>pwd</w:t>
+      </w:r>
+      <w:proofErr w:type="spellEnd"/>
+      <w:r>
+        <w:rPr>
+          <w:rFonts w:ascii="Georgia Pro" w:eastAsia="Georgia Pro" w:hAnsi="Georgia Pro" w:cs="Georgia Pro"/>
+          <w:color w:val="000000" w:themeColor="text1"/>
+        </w:rPr>
+        <w:t>)/</w:t>
+      </w:r>
+      <w:proofErr w:type="spellStart"/>
+      <w:r>
+        <w:rPr>
+          <w:rFonts w:ascii="Georgia Pro" w:eastAsia="Georgia Pro" w:hAnsi="Georgia Pro" w:cs="Georgia Pro"/>
+          <w:color w:val="000000" w:themeColor="text1"/>
+        </w:rPr>
         <w:t>prometheus.yml</w:t>
       </w:r>
       <w:proofErr w:type="spellEnd"/>
-    </w:p>
-    <w:p>
-      <w:pPr>
-        <w:spacing w:after="0" w:line="480" w:lineRule="auto"/>
-        <w:rPr>
-          <w:rFonts w:ascii="Georgia Pro" w:eastAsia="Georgia Pro" w:hAnsi="Georgia Pro" w:cs="Georgia Pro"/>
-          <w:color w:val="000000" w:themeColor="text1"/>
-        </w:rPr>
-      </w:pPr>
-    </w:p>
-    <w:p>
-      <w:pPr>
-        <w:spacing w:after="0" w:line="480" w:lineRule="auto"/>
-        <w:rPr>
-          <w:rFonts w:ascii="Georgia Pro" w:eastAsia="Georgia Pro" w:hAnsi="Georgia Pro" w:cs="Georgia Pro"/>
-          <w:color w:val="000000" w:themeColor="text1"/>
-        </w:rPr>
-      </w:pPr>
-      <w:r>
-        <w:rPr>
-          <w:rFonts w:ascii="Georgia Pro" w:eastAsia="Georgia Pro" w:hAnsi="Georgia Pro" w:cs="Georgia Pro"/>
-          <w:color w:val="000000" w:themeColor="text1"/>
-        </w:rPr>
-        <w:t>Paste:</w:t>
+      <w:r>
+        <w:rPr>
+          <w:rFonts w:ascii="Georgia Pro" w:eastAsia="Georgia Pro" w:hAnsi="Georgia Pro" w:cs="Georgia Pro"/>
+          <w:color w:val="000000" w:themeColor="text1"/>
+        </w:rPr>
+        <w:t>:/</w:t>
+      </w:r>
+      <w:proofErr w:type="spellStart"/>
+      <w:r>
+        <w:rPr>
+          <w:rFonts w:ascii="Georgia Pro" w:eastAsia="Georgia Pro" w:hAnsi="Georgia Pro" w:cs="Georgia Pro"/>
+          <w:color w:val="000000" w:themeColor="text1"/>
+        </w:rPr>
+        <w:t>etc</w:t>
+      </w:r>
+      <w:proofErr w:type="spellEnd"/>
+      <w:r>
+        <w:rPr>
+          <w:rFonts w:ascii="Georgia Pro" w:eastAsia="Georgia Pro" w:hAnsi="Georgia Pro" w:cs="Georgia Pro"/>
+          <w:color w:val="000000" w:themeColor="text1"/>
+        </w:rPr>
+        <w:t>/</w:t>
+      </w:r>
+      <w:proofErr w:type="spellStart"/>
+      <w:r>
+        <w:rPr>
+          <w:rFonts w:ascii="Georgia Pro" w:eastAsia="Georgia Pro" w:hAnsi="Georgia Pro" w:cs="Georgia Pro"/>
+          <w:color w:val="000000" w:themeColor="text1"/>
+        </w:rPr>
+        <w:t>prometheus</w:t>
+      </w:r>
+      <w:proofErr w:type="spellEnd"/>
+      <w:r>
+        <w:rPr>
+          <w:rFonts w:ascii="Georgia Pro" w:eastAsia="Georgia Pro" w:hAnsi="Georgia Pro" w:cs="Georgia Pro"/>
+          <w:color w:val="000000" w:themeColor="text1"/>
+        </w:rPr>
+        <w:t>/</w:t>
+      </w:r>
+      <w:proofErr w:type="spellStart"/>
+      <w:r>
+        <w:rPr>
+          <w:rFonts w:ascii="Georgia Pro" w:eastAsia="Georgia Pro" w:hAnsi="Georgia Pro" w:cs="Georgia Pro"/>
+          <w:color w:val="000000" w:themeColor="text1"/>
+        </w:rPr>
+        <w:t>prometheus.yml</w:t>
+      </w:r>
+      <w:proofErr w:type="spellEnd"/>
+      <w:r>
+        <w:rPr>
+          <w:rFonts w:ascii="Georgia Pro" w:eastAsia="Georgia Pro" w:hAnsi="Georgia Pro" w:cs="Georgia Pro"/>
+          <w:color w:val="000000" w:themeColor="text1"/>
+        </w:rPr>
+        <w:t xml:space="preserve"> \</w:t>
+      </w:r>
+      <w:r>
+        <w:rPr>
+          <w:rFonts w:ascii="Georgia Pro" w:eastAsia="Georgia Pro" w:hAnsi="Georgia Pro" w:cs="Georgia Pro"/>
+          <w:color w:val="000000" w:themeColor="text1"/>
+        </w:rPr>
+        <w:br/>
+        <w:t>prom/</w:t>
+      </w:r>
+      <w:proofErr w:type="spellStart"/>
+      <w:r>
+        <w:rPr>
+          <w:rFonts w:ascii="Georgia Pro" w:eastAsia="Georgia Pro" w:hAnsi="Georgia Pro" w:cs="Georgia Pro"/>
+          <w:color w:val="000000" w:themeColor="text1"/>
+        </w:rPr>
+        <w:t>prometheus</w:t>
+      </w:r>
+      <w:proofErr w:type="spellEnd"/>
+    </w:p>
+    <w:p>
+      <w:pPr>
+        <w:spacing w:after="0" w:line="480" w:lineRule="auto"/>
+        <w:rPr>
+          <w:rFonts w:ascii="Georgia Pro" w:eastAsia="Georgia Pro" w:hAnsi="Georgia Pro" w:cs="Georgia Pro"/>
+          <w:color w:val="000000" w:themeColor="text1"/>
+        </w:rPr>
+      </w:pPr>
+      <w:r>
+        <w:rPr>
+          <w:rFonts w:ascii="Georgia Pro" w:eastAsia="Georgia Pro" w:hAnsi="Georgia Pro" w:cs="Georgia Pro"/>
+          <w:color w:val="000000" w:themeColor="text1"/>
+        </w:rPr>
+        <w:pict w14:anchorId="7340F8D0">
+          <v:rect id="_x0000_i1053" style="width:0;height:1.5pt" o:hralign="center" o:hrstd="t" o:hr="t" fillcolor="#a0a0a0" stroked="f"/>
+        </w:pict>
+      </w:r>
+    </w:p>
+    <w:p>
+      <w:pPr>
+        <w:spacing w:after="0" w:line="480" w:lineRule="auto"/>
+        <w:rPr>
+          <w:rFonts w:ascii="Georgia Pro" w:eastAsia="Georgia Pro" w:hAnsi="Georgia Pro" w:cs="Georgia Pro"/>
+          <w:b/>
+          <w:bCs/>
+          <w:color w:val="000000" w:themeColor="text1"/>
+        </w:rPr>
+      </w:pPr>
+      <w:r>
+        <w:rPr>
+          <w:rFonts w:ascii="Georgia Pro" w:eastAsia="Georgia Pro" w:hAnsi="Georgia Pro" w:cs="Georgia Pro"/>
+          <w:b/>
+          <w:bCs/>
+          <w:color w:val="000000" w:themeColor="text1"/>
+        </w:rPr>
+        <w:t>Step 23: Verify Prometheus</w:t>
       </w:r>
     </w:p>
     <w:p>
@@ -4298,28 +5033,13 @@
           <w:color w:val="000000" w:themeColor="text1"/>
         </w:rPr>
       </w:pPr>
-      <w:r>
-        <w:rPr>
-          <w:rFonts w:ascii="Georgia Pro" w:eastAsia="Georgia Pro" w:hAnsi="Georgia Pro" w:cs="Georgia Pro"/>
-          <w:color w:val="000000" w:themeColor="text1"/>
-        </w:rPr>
-        <w:t>global:</w:t>
-      </w:r>
-      <w:r>
-        <w:rPr>
-          <w:rFonts w:ascii="Georgia Pro" w:eastAsia="Georgia Pro" w:hAnsi="Georgia Pro" w:cs="Georgia Pro"/>
-          <w:color w:val="000000" w:themeColor="text1"/>
-        </w:rPr>
-        <w:br/>
-        <w:t xml:space="preserve">  </w:t>
-      </w:r>
       <w:proofErr w:type="spellStart"/>
       <w:r>
         <w:rPr>
           <w:rFonts w:ascii="Georgia Pro" w:eastAsia="Georgia Pro" w:hAnsi="Georgia Pro" w:cs="Georgia Pro"/>
           <w:color w:val="000000" w:themeColor="text1"/>
         </w:rPr>
-        <w:t>scrape_interval</w:t>
+        <w:t>sudo</w:t>
       </w:r>
       <w:proofErr w:type="spellEnd"/>
       <w:r>
@@ -4327,21 +5047,7 @@
           <w:rFonts w:ascii="Georgia Pro" w:eastAsia="Georgia Pro" w:hAnsi="Georgia Pro" w:cs="Georgia Pro"/>
           <w:color w:val="000000" w:themeColor="text1"/>
         </w:rPr>
-        <w:t>: 15s</w:t>
-      </w:r>
-      <w:r>
-        <w:rPr>
-          <w:rFonts w:ascii="Georgia Pro" w:eastAsia="Georgia Pro" w:hAnsi="Georgia Pro" w:cs="Georgia Pro"/>
-          <w:color w:val="000000" w:themeColor="text1"/>
-        </w:rPr>
-        <w:br/>
-      </w:r>
-      <w:r>
-        <w:rPr>
-          <w:rFonts w:ascii="Georgia Pro" w:eastAsia="Georgia Pro" w:hAnsi="Georgia Pro" w:cs="Georgia Pro"/>
-          <w:color w:val="000000" w:themeColor="text1"/>
-        </w:rPr>
-        <w:br/>
+        <w:t xml:space="preserve"> docker </w:t>
       </w:r>
       <w:proofErr w:type="spellStart"/>
       <w:r>
@@ -4349,184 +5055,40 @@
           <w:rFonts w:ascii="Georgia Pro" w:eastAsia="Georgia Pro" w:hAnsi="Georgia Pro" w:cs="Georgia Pro"/>
           <w:color w:val="000000" w:themeColor="text1"/>
         </w:rPr>
-        <w:t>scrape_configs</w:t>
+        <w:t>ps</w:t>
       </w:r>
       <w:proofErr w:type="spellEnd"/>
-      <w:r>
-        <w:rPr>
-          <w:rFonts w:ascii="Georgia Pro" w:eastAsia="Georgia Pro" w:hAnsi="Georgia Pro" w:cs="Georgia Pro"/>
-          <w:color w:val="000000" w:themeColor="text1"/>
-        </w:rPr>
-        <w:t>:</w:t>
-      </w:r>
-      <w:r>
-        <w:rPr>
-          <w:rFonts w:ascii="Georgia Pro" w:eastAsia="Georgia Pro" w:hAnsi="Georgia Pro" w:cs="Georgia Pro"/>
-          <w:color w:val="000000" w:themeColor="text1"/>
-        </w:rPr>
-        <w:br/>
-        <w:t xml:space="preserve">  - </w:t>
-      </w:r>
-      <w:proofErr w:type="spellStart"/>
-      <w:r>
-        <w:rPr>
-          <w:rFonts w:ascii="Georgia Pro" w:eastAsia="Georgia Pro" w:hAnsi="Georgia Pro" w:cs="Georgia Pro"/>
-          <w:color w:val="000000" w:themeColor="text1"/>
-        </w:rPr>
-        <w:t>job_</w:t>
-      </w:r>
-      <w:proofErr w:type="gramStart"/>
-      <w:r>
-        <w:rPr>
-          <w:rFonts w:ascii="Georgia Pro" w:eastAsia="Georgia Pro" w:hAnsi="Georgia Pro" w:cs="Georgia Pro"/>
-          <w:color w:val="000000" w:themeColor="text1"/>
-        </w:rPr>
-        <w:t>name</w:t>
-      </w:r>
-      <w:proofErr w:type="spellEnd"/>
-      <w:r>
-        <w:rPr>
-          <w:rFonts w:ascii="Georgia Pro" w:eastAsia="Georgia Pro" w:hAnsi="Georgia Pro" w:cs="Georgia Pro"/>
-          <w:color w:val="000000" w:themeColor="text1"/>
-        </w:rPr>
-        <w:t xml:space="preserve">: </w:t>
-      </w:r>
-      <w:r>
-        <w:rPr>
-          <w:rFonts w:ascii="Georgia Pro" w:eastAsia="Georgia Pro" w:hAnsi="Georgia Pro" w:cs="Georgia Pro"/>
-          <w:color w:val="000000" w:themeColor="text1"/>
-        </w:rPr>
-        <w:t>‘</w:t>
-      </w:r>
-      <w:proofErr w:type="gramEnd"/>
-      <w:r>
-        <w:rPr>
-          <w:rFonts w:ascii="Georgia Pro" w:eastAsia="Georgia Pro" w:hAnsi="Georgia Pro" w:cs="Georgia Pro"/>
-          <w:color w:val="000000" w:themeColor="text1"/>
-        </w:rPr>
-        <w:t>node-exporter</w:t>
-      </w:r>
-      <w:r>
-        <w:rPr>
-          <w:rFonts w:ascii="Georgia Pro" w:eastAsia="Georgia Pro" w:hAnsi="Georgia Pro" w:cs="Georgia Pro"/>
-          <w:color w:val="000000" w:themeColor="text1"/>
-        </w:rPr>
-        <w:t>’</w:t>
-      </w:r>
-      <w:r>
-        <w:rPr>
-          <w:rFonts w:ascii="Georgia Pro" w:eastAsia="Georgia Pro" w:hAnsi="Georgia Pro" w:cs="Georgia Pro"/>
-          <w:color w:val="000000" w:themeColor="text1"/>
-        </w:rPr>
-        <w:br/>
-      </w:r>
-      <w:r>
-        <w:rPr>
-          <w:rFonts w:ascii="Georgia Pro" w:eastAsia="Georgia Pro" w:hAnsi="Georgia Pro" w:cs="Georgia Pro"/>
-          <w:color w:val="000000" w:themeColor="text1"/>
-        </w:rPr>
-        <w:br/>
-      </w:r>
-      <w:r>
-        <w:rPr>
-          <w:rFonts w:ascii="Georgia Pro" w:eastAsia="Georgia Pro" w:hAnsi="Georgia Pro" w:cs="Georgia Pro"/>
-          <w:color w:val="000000" w:themeColor="text1"/>
-        </w:rPr>
-        <w:lastRenderedPageBreak/>
-        <w:t xml:space="preserve">    </w:t>
-      </w:r>
-      <w:proofErr w:type="spellStart"/>
-      <w:r>
-        <w:rPr>
-          <w:rFonts w:ascii="Georgia Pro" w:eastAsia="Georgia Pro" w:hAnsi="Georgia Pro" w:cs="Georgia Pro"/>
-          <w:color w:val="000000" w:themeColor="text1"/>
-        </w:rPr>
-        <w:t>static_configs</w:t>
-      </w:r>
-      <w:proofErr w:type="spellEnd"/>
-      <w:r>
-        <w:rPr>
-          <w:rFonts w:ascii="Georgia Pro" w:eastAsia="Georgia Pro" w:hAnsi="Georgia Pro" w:cs="Georgia Pro"/>
-          <w:color w:val="000000" w:themeColor="text1"/>
-        </w:rPr>
-        <w:t>:</w:t>
-      </w:r>
-      <w:r>
-        <w:rPr>
-          <w:rFonts w:ascii="Georgia Pro" w:eastAsia="Georgia Pro" w:hAnsi="Georgia Pro" w:cs="Georgia Pro"/>
-          <w:color w:val="000000" w:themeColor="text1"/>
-        </w:rPr>
-        <w:br/>
-        <w:t xml:space="preserve">      - targets</w:t>
-      </w:r>
-      <w:proofErr w:type="gramStart"/>
-      <w:r>
-        <w:rPr>
-          <w:rFonts w:ascii="Georgia Pro" w:eastAsia="Georgia Pro" w:hAnsi="Georgia Pro" w:cs="Georgia Pro"/>
-          <w:color w:val="000000" w:themeColor="text1"/>
-        </w:rPr>
-        <w:t>: [</w:t>
-      </w:r>
-      <w:r>
-        <w:rPr>
-          <w:rFonts w:ascii="Georgia Pro" w:eastAsia="Georgia Pro" w:hAnsi="Georgia Pro" w:cs="Georgia Pro"/>
-          <w:color w:val="000000" w:themeColor="text1"/>
-        </w:rPr>
-        <w:t>‘</w:t>
-      </w:r>
-      <w:proofErr w:type="gramEnd"/>
-      <w:r>
-        <w:rPr>
-          <w:rFonts w:ascii="Georgia Pro" w:eastAsia="Georgia Pro" w:hAnsi="Georgia Pro" w:cs="Georgia Pro"/>
-          <w:color w:val="000000" w:themeColor="text1"/>
-        </w:rPr>
-        <w:t>PUBLIC_IP:9100</w:t>
-      </w:r>
-      <w:r>
-        <w:rPr>
-          <w:rFonts w:ascii="Georgia Pro" w:eastAsia="Georgia Pro" w:hAnsi="Georgia Pro" w:cs="Georgia Pro"/>
-          <w:color w:val="000000" w:themeColor="text1"/>
-        </w:rPr>
-        <w:t>’</w:t>
-      </w:r>
-      <w:r>
-        <w:rPr>
-          <w:rFonts w:ascii="Georgia Pro" w:eastAsia="Georgia Pro" w:hAnsi="Georgia Pro" w:cs="Georgia Pro"/>
-          <w:color w:val="000000" w:themeColor="text1"/>
-        </w:rPr>
-        <w:t>]</w:t>
-      </w:r>
-    </w:p>
-    <w:p>
-      <w:pPr>
-        <w:spacing w:after="0" w:line="480" w:lineRule="auto"/>
-        <w:rPr>
-          <w:rFonts w:ascii="Georgia Pro" w:eastAsia="Georgia Pro" w:hAnsi="Georgia Pro" w:cs="Georgia Pro"/>
-          <w:color w:val="000000" w:themeColor="text1"/>
-        </w:rPr>
-      </w:pPr>
-    </w:p>
-    <w:p>
-      <w:pPr>
-        <w:spacing w:after="0" w:line="480" w:lineRule="auto"/>
-        <w:rPr>
-          <w:rFonts w:ascii="Georgia Pro" w:eastAsia="Georgia Pro" w:hAnsi="Georgia Pro" w:cs="Georgia Pro"/>
-          <w:color w:val="000000" w:themeColor="text1"/>
-        </w:rPr>
-      </w:pPr>
-      <w:r>
-        <w:rPr>
-          <w:rFonts w:ascii="Georgia Pro" w:eastAsia="Georgia Pro" w:hAnsi="Georgia Pro" w:cs="Georgia Pro"/>
-          <w:color w:val="000000" w:themeColor="text1"/>
-        </w:rPr>
-        <w:t>Replace:</w:t>
+    </w:p>
+    <w:p>
+      <w:pPr>
+        <w:spacing w:after="0" w:line="480" w:lineRule="auto"/>
+        <w:rPr>
+          <w:rFonts w:ascii="Georgia Pro" w:eastAsia="Georgia Pro" w:hAnsi="Georgia Pro" w:cs="Georgia Pro"/>
+          <w:color w:val="000000" w:themeColor="text1"/>
+        </w:rPr>
+      </w:pPr>
+    </w:p>
+    <w:p>
+      <w:pPr>
+        <w:spacing w:after="0" w:line="480" w:lineRule="auto"/>
+        <w:rPr>
+          <w:rFonts w:ascii="Georgia Pro" w:eastAsia="Georgia Pro" w:hAnsi="Georgia Pro" w:cs="Georgia Pro"/>
+          <w:color w:val="000000" w:themeColor="text1"/>
+        </w:rPr>
+      </w:pPr>
+      <w:r>
+        <w:rPr>
+          <w:rFonts w:ascii="Georgia Pro" w:eastAsia="Georgia Pro" w:hAnsi="Georgia Pro" w:cs="Georgia Pro"/>
+          <w:color w:val="000000" w:themeColor="text1"/>
+        </w:rPr>
+        <w:t>Expected:</w:t>
       </w:r>
     </w:p>
     <w:p>
       <w:pPr>
         <w:numPr>
           <w:ilvl w:val="0"/>
-          <w:numId w:val="8"/>
+          <w:numId w:val="9"/>
         </w:numPr>
         <w:spacing w:after="0" w:line="480" w:lineRule="auto"/>
         <w:rPr>
@@ -4539,40 +5101,74 @@
           <w:rFonts w:ascii="Georgia Pro" w:eastAsia="Georgia Pro" w:hAnsi="Georgia Pro" w:cs="Georgia Pro"/>
           <w:color w:val="000000" w:themeColor="text1"/>
         </w:rPr>
-        <w:t xml:space="preserve">PUBLIC_IP </w:t>
-      </w:r>
-    </w:p>
-    <w:p>
-      <w:pPr>
-        <w:spacing w:after="0" w:line="480" w:lineRule="auto"/>
-        <w:rPr>
-          <w:rFonts w:ascii="Georgia Pro" w:eastAsia="Georgia Pro" w:hAnsi="Georgia Pro" w:cs="Georgia Pro"/>
-          <w:color w:val="000000" w:themeColor="text1"/>
-        </w:rPr>
-      </w:pPr>
-      <w:r>
-        <w:rPr>
-          <w:rFonts w:ascii="Georgia Pro" w:eastAsia="Georgia Pro" w:hAnsi="Georgia Pro" w:cs="Georgia Pro"/>
-          <w:color w:val="000000" w:themeColor="text1"/>
-        </w:rPr>
-        <w:t>Save file.</w:t>
-      </w:r>
-    </w:p>
-    <w:p>
-      <w:pPr>
-        <w:spacing w:after="0" w:line="480" w:lineRule="auto"/>
-        <w:rPr>
-          <w:rFonts w:ascii="Georgia Pro" w:eastAsia="Georgia Pro" w:hAnsi="Georgia Pro" w:cs="Georgia Pro"/>
-          <w:color w:val="000000" w:themeColor="text1"/>
-        </w:rPr>
-      </w:pPr>
-      <w:r>
-        <w:rPr>
-          <w:rFonts w:ascii="Georgia Pro" w:eastAsia="Georgia Pro" w:hAnsi="Georgia Pro" w:cs="Georgia Pro"/>
-          <w:color w:val="000000" w:themeColor="text1"/>
-        </w:rPr>
-        <w:pict w14:anchorId="5BD6F186">
-          <v:rect id="_x0000_i1051" style="width:0;height:1.5pt" o:hralign="center" o:hrstd="t" o:hr="t" fillcolor="#a0a0a0" stroked="f"/>
+        <w:t xml:space="preserve">node-exporter </w:t>
+      </w:r>
+    </w:p>
+    <w:p>
+      <w:pPr>
+        <w:numPr>
+          <w:ilvl w:val="0"/>
+          <w:numId w:val="9"/>
+        </w:numPr>
+        <w:spacing w:after="0" w:line="480" w:lineRule="auto"/>
+        <w:rPr>
+          <w:rFonts w:ascii="Georgia Pro" w:eastAsia="Georgia Pro" w:hAnsi="Georgia Pro" w:cs="Georgia Pro"/>
+          <w:color w:val="000000" w:themeColor="text1"/>
+        </w:rPr>
+      </w:pPr>
+      <w:r>
+        <w:rPr>
+          <w:rFonts w:ascii="Georgia Pro" w:eastAsia="Georgia Pro" w:hAnsi="Georgia Pro" w:cs="Georgia Pro"/>
+          <w:color w:val="000000" w:themeColor="text1"/>
+        </w:rPr>
+        <w:pgNum/>
+      </w:r>
+      <w:proofErr w:type="spellStart"/>
+      <w:r>
+        <w:rPr>
+          <w:rFonts w:ascii="Georgia Pro" w:eastAsia="Georgia Pro" w:hAnsi="Georgia Pro" w:cs="Georgia Pro"/>
+          <w:color w:val="000000" w:themeColor="text1"/>
+        </w:rPr>
+        <w:t>rafana</w:t>
+      </w:r>
+      <w:proofErr w:type="spellEnd"/>
+      <w:r>
+        <w:rPr>
+          <w:rFonts w:ascii="Georgia Pro" w:eastAsia="Georgia Pro" w:hAnsi="Georgia Pro" w:cs="Georgia Pro"/>
+          <w:color w:val="000000" w:themeColor="text1"/>
+        </w:rPr>
+        <w:pgNum/>
+      </w:r>
+      <w:r>
+        <w:rPr>
+          <w:rFonts w:ascii="Georgia Pro" w:eastAsia="Georgia Pro" w:hAnsi="Georgia Pro" w:cs="Georgia Pro"/>
+          <w:color w:val="000000" w:themeColor="text1"/>
+        </w:rPr>
+        <w:t>us</w:t>
+      </w:r>
+      <w:r>
+        <w:rPr>
+          <w:rFonts w:ascii="Georgia Pro" w:eastAsia="Georgia Pro" w:hAnsi="Georgia Pro" w:cs="Georgia Pro"/>
+          <w:color w:val="000000" w:themeColor="text1"/>
+        </w:rPr>
+        <w:t xml:space="preserve"> </w:t>
+      </w:r>
+    </w:p>
+    <w:p>
+      <w:pPr>
+        <w:spacing w:after="0" w:line="480" w:lineRule="auto"/>
+        <w:rPr>
+          <w:rFonts w:ascii="Georgia Pro" w:eastAsia="Georgia Pro" w:hAnsi="Georgia Pro" w:cs="Georgia Pro"/>
+          <w:color w:val="000000" w:themeColor="text1"/>
+        </w:rPr>
+      </w:pPr>
+      <w:r>
+        <w:rPr>
+          <w:rFonts w:ascii="Georgia Pro" w:eastAsia="Georgia Pro" w:hAnsi="Georgia Pro" w:cs="Georgia Pro"/>
+          <w:color w:val="000000" w:themeColor="text1"/>
+        </w:rPr>
+        <w:pict w14:anchorId="1E96499D">
+          <v:rect id="_x0000_i1054" style="width:0;height:1.5pt" o:hralign="center" o:hrstd="t" o:hr="t" fillcolor="#a0a0a0" stroked="f"/>
         </w:pict>
       </w:r>
     </w:p>
@@ -4593,7 +5189,321 @@
           <w:bCs/>
           <w:color w:val="000000" w:themeColor="text1"/>
         </w:rPr>
-        <w:t>Step 21: Verify Configuration</w:t>
+        <w:t>Step 24: Open Prometheus Dashboard</w:t>
+      </w:r>
+    </w:p>
+    <w:p>
+      <w:pPr>
+        <w:spacing w:after="0" w:line="480" w:lineRule="auto"/>
+        <w:rPr>
+          <w:rFonts w:ascii="Georgia Pro" w:eastAsia="Georgia Pro" w:hAnsi="Georgia Pro" w:cs="Georgia Pro"/>
+          <w:color w:val="000000" w:themeColor="text1"/>
+        </w:rPr>
+      </w:pPr>
+      <w:r>
+        <w:rPr>
+          <w:rFonts w:ascii="Georgia Pro" w:eastAsia="Georgia Pro" w:hAnsi="Georgia Pro" w:cs="Georgia Pro"/>
+          <w:color w:val="000000" w:themeColor="text1"/>
+        </w:rPr>
+        <w:t>Open browser:</w:t>
+      </w:r>
+    </w:p>
+    <w:p>
+      <w:pPr>
+        <w:pBdr>
+          <w:top w:val="single" w:sz="4" w:space="0" w:color="auto"/>
+          <w:left w:val="single" w:sz="4" w:space="4" w:color="auto"/>
+          <w:bottom w:val="single" w:sz="4" w:space="1" w:color="auto"/>
+          <w:right w:val="single" w:sz="4" w:space="4" w:color="auto"/>
+          <w:between w:val="single" w:sz="4" w:space="1" w:color="auto"/>
+          <w:bar w:val="single" w:sz="4" w:color="auto"/>
+        </w:pBdr>
+        <w:shd w:val="clear" w:color="auto" w:fill="F2F2F2" w:themeFill="background1" w:themeFillShade="F2"/>
+        <w:spacing w:after="0" w:line="480" w:lineRule="auto"/>
+        <w:rPr>
+          <w:rFonts w:ascii="Georgia Pro" w:eastAsia="Georgia Pro" w:hAnsi="Georgia Pro" w:cs="Georgia Pro"/>
+          <w:color w:val="000000" w:themeColor="text1"/>
+        </w:rPr>
+      </w:pPr>
+      <w:hyperlink r:id="rId7" w:history="1">
+        <w:r>
+          <w:rPr>
+            <w:rStyle w:val="Hyperlink"/>
+            <w:rFonts w:ascii="Georgia Pro" w:eastAsia="Georgia Pro" w:hAnsi="Georgia Pro" w:cs="Georgia Pro"/>
+          </w:rPr>
+          <w:t>http://PUBLIC</w:t>
+        </w:r>
+      </w:hyperlink>
+      <w:r>
+        <w:rPr>
+          <w:rFonts w:ascii="Georgia Pro" w:eastAsia="Georgia Pro" w:hAnsi="Georgia Pro" w:cs="Georgia Pro"/>
+          <w:color w:val="000000" w:themeColor="text1"/>
+        </w:rPr>
+        <w:t>_IP:9090</w:t>
+      </w:r>
+    </w:p>
+    <w:p>
+      <w:pPr>
+        <w:spacing w:after="0" w:line="480" w:lineRule="auto"/>
+        <w:rPr>
+          <w:rFonts w:ascii="Georgia Pro" w:eastAsia="Georgia Pro" w:hAnsi="Georgia Pro" w:cs="Georgia Pro"/>
+          <w:color w:val="000000" w:themeColor="text1"/>
+        </w:rPr>
+      </w:pPr>
+    </w:p>
+    <w:p>
+      <w:pPr>
+        <w:spacing w:after="0" w:line="480" w:lineRule="auto"/>
+        <w:rPr>
+          <w:rFonts w:ascii="Georgia Pro" w:eastAsia="Georgia Pro" w:hAnsi="Georgia Pro" w:cs="Georgia Pro"/>
+          <w:color w:val="000000" w:themeColor="text1"/>
+        </w:rPr>
+      </w:pPr>
+      <w:r>
+        <w:rPr>
+          <w:rFonts w:ascii="Georgia Pro" w:eastAsia="Georgia Pro" w:hAnsi="Georgia Pro" w:cs="Georgia Pro"/>
+          <w:color w:val="000000" w:themeColor="text1"/>
+        </w:rPr>
+        <w:drawing>
+          <wp:inline distT="0" distB="0" distL="0" distR="0" wp14:anchorId="4AB21BA6" wp14:editId="72E3F348">
+            <wp:extent cx="5943600" cy="2552700"/>
+            <wp:effectExtent l="19050" t="19050" r="19050" b="19050"/>
+            <wp:docPr id="1031775909" name="Picture 1"/>
+            <wp:cNvGraphicFramePr>
+              <a:graphicFrameLocks xmlns:a="http://schemas.openxmlformats.org/drawingml/2006/main" noChangeAspect="1"/>
+            </wp:cNvGraphicFramePr>
+            <a:graphic xmlns:a="http://schemas.openxmlformats.org/drawingml/2006/main">
+              <a:graphicData uri="http://schemas.openxmlformats.org/drawingml/2006/picture">
+                <pic:pic xmlns:pic="http://schemas.openxmlformats.org/drawingml/2006/picture">
+                  <pic:nvPicPr>
+                    <pic:cNvPr id="1031775909" name=""/>
+                    <pic:cNvPicPr/>
+                  </pic:nvPicPr>
+                  <pic:blipFill>
+                    <a:blip r:embed="rId8"/>
+                    <a:stretch>
+                      <a:fillRect/>
+                    </a:stretch>
+                  </pic:blipFill>
+                  <pic:spPr>
+                    <a:xfrm>
+                      <a:off x="0" y="0"/>
+                      <a:ext cx="5943600" cy="2552700"/>
+                    </a:xfrm>
+                    <a:prstGeom prst="rect">
+                      <a:avLst/>
+                    </a:prstGeom>
+                    <a:ln>
+                      <a:solidFill>
+                        <a:schemeClr val="accent1"/>
+                      </a:solidFill>
+                    </a:ln>
+                  </pic:spPr>
+                </pic:pic>
+              </a:graphicData>
+            </a:graphic>
+          </wp:inline>
+        </w:drawing>
+      </w:r>
+    </w:p>
+    <w:p>
+      <w:pPr>
+        <w:spacing w:after="0" w:line="480" w:lineRule="auto"/>
+        <w:rPr>
+          <w:rFonts w:ascii="Georgia Pro" w:eastAsia="Georgia Pro" w:hAnsi="Georgia Pro" w:cs="Georgia Pro"/>
+          <w:color w:val="000000" w:themeColor="text1"/>
+        </w:rPr>
+      </w:pPr>
+    </w:p>
+    <w:p>
+      <w:pPr>
+        <w:spacing w:after="0" w:line="480" w:lineRule="auto"/>
+        <w:rPr>
+          <w:rFonts w:ascii="Georgia Pro" w:eastAsia="Georgia Pro" w:hAnsi="Georgia Pro" w:cs="Georgia Pro"/>
+          <w:color w:val="000000" w:themeColor="text1"/>
+        </w:rPr>
+      </w:pPr>
+      <w:r>
+        <w:rPr>
+          <w:rFonts w:ascii="Georgia Pro" w:eastAsia="Georgia Pro" w:hAnsi="Georgia Pro" w:cs="Georgia Pro"/>
+          <w:color w:val="000000" w:themeColor="text1"/>
+        </w:rPr>
+        <w:pict w14:anchorId="0692BDDE">
+          <v:rect id="_x0000_i1055" style="width:0;height:1.5pt" o:hralign="center" o:hrstd="t" o:hr="t" fillcolor="#a0a0a0" stroked="f"/>
+        </w:pict>
+      </w:r>
+    </w:p>
+    <w:p>
+      <w:pPr>
+        <w:spacing w:after="0" w:line="480" w:lineRule="auto"/>
+        <w:rPr>
+          <w:rFonts w:ascii="Georgia Pro" w:eastAsia="Georgia Pro" w:hAnsi="Georgia Pro" w:cs="Georgia Pro"/>
+          <w:b/>
+          <w:bCs/>
+          <w:color w:val="000000" w:themeColor="text1"/>
+        </w:rPr>
+      </w:pPr>
+    </w:p>
+    <w:p>
+      <w:pPr>
+        <w:spacing w:after="0" w:line="480" w:lineRule="auto"/>
+        <w:rPr>
+          <w:rFonts w:ascii="Georgia Pro" w:eastAsia="Georgia Pro" w:hAnsi="Georgia Pro" w:cs="Georgia Pro"/>
+          <w:b/>
+          <w:bCs/>
+          <w:color w:val="000000" w:themeColor="text1"/>
+        </w:rPr>
+      </w:pPr>
+    </w:p>
+    <w:p>
+      <w:pPr>
+        <w:spacing w:after="0" w:line="480" w:lineRule="auto"/>
+        <w:rPr>
+          <w:rFonts w:ascii="Georgia Pro" w:eastAsia="Georgia Pro" w:hAnsi="Georgia Pro" w:cs="Georgia Pro"/>
+          <w:b/>
+          <w:bCs/>
+          <w:color w:val="000000" w:themeColor="text1"/>
+        </w:rPr>
+      </w:pPr>
+      <w:r>
+        <w:rPr>
+          <w:rFonts w:ascii="Georgia Pro" w:eastAsia="Georgia Pro" w:hAnsi="Georgia Pro" w:cs="Georgia Pro"/>
+          <w:b/>
+          <w:bCs/>
+          <w:color w:val="000000" w:themeColor="text1"/>
+        </w:rPr>
+        <w:lastRenderedPageBreak/>
+        <w:t>Step 25: Verify Prometheus Target</w:t>
+      </w:r>
+    </w:p>
+    <w:p>
+      <w:pPr>
+        <w:spacing w:after="0" w:line="480" w:lineRule="auto"/>
+        <w:rPr>
+          <w:rFonts w:ascii="Georgia Pro" w:eastAsia="Georgia Pro" w:hAnsi="Georgia Pro" w:cs="Georgia Pro"/>
+          <w:color w:val="000000" w:themeColor="text1"/>
+        </w:rPr>
+      </w:pPr>
+      <w:r>
+        <w:rPr>
+          <w:rFonts w:ascii="Georgia Pro" w:eastAsia="Georgia Pro" w:hAnsi="Georgia Pro" w:cs="Georgia Pro"/>
+          <w:color w:val="000000" w:themeColor="text1"/>
+        </w:rPr>
+        <w:t>In Prometheus:</w:t>
+      </w:r>
+    </w:p>
+    <w:p>
+      <w:pPr>
+        <w:numPr>
+          <w:ilvl w:val="0"/>
+          <w:numId w:val="10"/>
+        </w:numPr>
+        <w:spacing w:after="0" w:line="480" w:lineRule="auto"/>
+        <w:rPr>
+          <w:rFonts w:ascii="Georgia Pro" w:eastAsia="Georgia Pro" w:hAnsi="Georgia Pro" w:cs="Georgia Pro"/>
+          <w:color w:val="000000" w:themeColor="text1"/>
+        </w:rPr>
+      </w:pPr>
+      <w:r>
+        <w:rPr>
+          <w:rFonts w:ascii="Georgia Pro" w:eastAsia="Georgia Pro" w:hAnsi="Georgia Pro" w:cs="Georgia Pro"/>
+          <w:color w:val="000000" w:themeColor="text1"/>
+        </w:rPr>
+        <w:t xml:space="preserve">Status </w:t>
+      </w:r>
+    </w:p>
+    <w:p>
+      <w:pPr>
+        <w:numPr>
+          <w:ilvl w:val="0"/>
+          <w:numId w:val="10"/>
+        </w:numPr>
+        <w:spacing w:after="0" w:line="480" w:lineRule="auto"/>
+        <w:rPr>
+          <w:rFonts w:ascii="Georgia Pro" w:eastAsia="Georgia Pro" w:hAnsi="Georgia Pro" w:cs="Georgia Pro"/>
+          <w:color w:val="000000" w:themeColor="text1"/>
+        </w:rPr>
+      </w:pPr>
+      <w:r>
+        <w:rPr>
+          <w:rFonts w:ascii="Georgia Pro" w:eastAsia="Georgia Pro" w:hAnsi="Georgia Pro" w:cs="Georgia Pro"/>
+          <w:color w:val="000000" w:themeColor="text1"/>
+        </w:rPr>
+        <w:t xml:space="preserve">Targets </w:t>
+      </w:r>
+    </w:p>
+    <w:p>
+      <w:pPr>
+        <w:spacing w:after="0" w:line="480" w:lineRule="auto"/>
+        <w:rPr>
+          <w:rFonts w:ascii="Georgia Pro" w:eastAsia="Georgia Pro" w:hAnsi="Georgia Pro" w:cs="Georgia Pro"/>
+          <w:color w:val="000000" w:themeColor="text1"/>
+        </w:rPr>
+      </w:pPr>
+      <w:r>
+        <w:rPr>
+          <w:rFonts w:ascii="Georgia Pro" w:eastAsia="Georgia Pro" w:hAnsi="Georgia Pro" w:cs="Georgia Pro"/>
+          <w:color w:val="000000" w:themeColor="text1"/>
+        </w:rPr>
+        <w:t>Expected:</w:t>
+      </w:r>
+    </w:p>
+    <w:p>
+      <w:pPr>
+        <w:numPr>
+          <w:ilvl w:val="0"/>
+          <w:numId w:val="11"/>
+        </w:numPr>
+        <w:spacing w:after="0" w:line="480" w:lineRule="auto"/>
+        <w:rPr>
+          <w:rFonts w:ascii="Georgia Pro" w:eastAsia="Georgia Pro" w:hAnsi="Georgia Pro" w:cs="Georgia Pro"/>
+          <w:color w:val="000000" w:themeColor="text1"/>
+        </w:rPr>
+      </w:pPr>
+      <w:r>
+        <w:rPr>
+          <w:rFonts w:ascii="Georgia Pro" w:eastAsia="Georgia Pro" w:hAnsi="Georgia Pro" w:cs="Georgia Pro"/>
+          <w:color w:val="000000" w:themeColor="text1"/>
+        </w:rPr>
+        <w:t xml:space="preserve">node-exporter = UP </w:t>
+      </w:r>
+    </w:p>
+    <w:p>
+      <w:pPr>
+        <w:spacing w:after="0" w:line="480" w:lineRule="auto"/>
+        <w:rPr>
+          <w:rFonts w:ascii="Georgia Pro" w:eastAsia="Georgia Pro" w:hAnsi="Georgia Pro" w:cs="Georgia Pro"/>
+          <w:color w:val="000000" w:themeColor="text1"/>
+        </w:rPr>
+      </w:pPr>
+      <w:r>
+        <w:rPr>
+          <w:rFonts w:ascii="Georgia Pro" w:eastAsia="Georgia Pro" w:hAnsi="Georgia Pro" w:cs="Georgia Pro"/>
+          <w:color w:val="000000" w:themeColor="text1"/>
+        </w:rPr>
+        <w:pict w14:anchorId="468A991B">
+          <v:rect id="_x0000_i1056" style="width:0;height:1.5pt" o:hralign="center" o:hrstd="t" o:hr="t" fillcolor="#a0a0a0" stroked="f"/>
+        </w:pict>
+      </w:r>
+    </w:p>
+    <w:p>
+      <w:pPr>
+        <w:spacing w:after="0" w:line="480" w:lineRule="auto"/>
+        <w:rPr>
+          <w:rFonts w:ascii="Georgia Pro" w:eastAsia="Georgia Pro" w:hAnsi="Georgia Pro" w:cs="Georgia Pro"/>
+          <w:b/>
+          <w:bCs/>
+          <w:color w:val="000000" w:themeColor="text1"/>
+        </w:rPr>
+      </w:pPr>
+      <w:r>
+        <w:rPr>
+          <w:rFonts w:ascii="Georgia Pro" w:eastAsia="Georgia Pro" w:hAnsi="Georgia Pro" w:cs="Georgia Pro"/>
+          <w:b/>
+          <w:bCs/>
+          <w:color w:val="000000" w:themeColor="text1"/>
+        </w:rPr>
+        <w:t>Step 26: Run Grafana Container</w:t>
       </w:r>
     </w:p>
     <w:p>
@@ -4613,78 +5523,6 @@
           <w:color w:val="000000" w:themeColor="text1"/>
         </w:rPr>
       </w:pPr>
-      <w:r>
-        <w:rPr>
-          <w:rFonts w:ascii="Georgia Pro" w:eastAsia="Georgia Pro" w:hAnsi="Georgia Pro" w:cs="Georgia Pro"/>
-          <w:color w:val="000000" w:themeColor="text1"/>
-        </w:rPr>
-        <w:t xml:space="preserve">cat </w:t>
-      </w:r>
-      <w:proofErr w:type="spellStart"/>
-      <w:r>
-        <w:rPr>
-          <w:rFonts w:ascii="Georgia Pro" w:eastAsia="Georgia Pro" w:hAnsi="Georgia Pro" w:cs="Georgia Pro"/>
-          <w:color w:val="000000" w:themeColor="text1"/>
-        </w:rPr>
-        <w:t>prometheus.yml</w:t>
-      </w:r>
-      <w:proofErr w:type="spellEnd"/>
-    </w:p>
-    <w:p>
-      <w:pPr>
-        <w:spacing w:after="0" w:line="480" w:lineRule="auto"/>
-        <w:rPr>
-          <w:rFonts w:ascii="Georgia Pro" w:eastAsia="Georgia Pro" w:hAnsi="Georgia Pro" w:cs="Georgia Pro"/>
-          <w:color w:val="000000" w:themeColor="text1"/>
-        </w:rPr>
-      </w:pPr>
-      <w:r>
-        <w:rPr>
-          <w:rFonts w:ascii="Georgia Pro" w:eastAsia="Georgia Pro" w:hAnsi="Georgia Pro" w:cs="Georgia Pro"/>
-          <w:color w:val="000000" w:themeColor="text1"/>
-        </w:rPr>
-        <w:pict w14:anchorId="5FFC75D3">
-          <v:rect id="_x0000_i1052" style="width:0;height:1.5pt" o:hralign="center" o:hrstd="t" o:hr="t" fillcolor="#a0a0a0" stroked="f"/>
-        </w:pict>
-      </w:r>
-    </w:p>
-    <w:p>
-      <w:pPr>
-        <w:spacing w:after="0" w:line="480" w:lineRule="auto"/>
-        <w:rPr>
-          <w:rFonts w:ascii="Georgia Pro" w:eastAsia="Georgia Pro" w:hAnsi="Georgia Pro" w:cs="Georgia Pro"/>
-          <w:b/>
-          <w:bCs/>
-          <w:color w:val="000000" w:themeColor="text1"/>
-        </w:rPr>
-      </w:pPr>
-      <w:r>
-        <w:rPr>
-          <w:rFonts w:ascii="Georgia Pro" w:eastAsia="Georgia Pro" w:hAnsi="Georgia Pro" w:cs="Georgia Pro"/>
-          <w:b/>
-          <w:bCs/>
-          <w:color w:val="000000" w:themeColor="text1"/>
-        </w:rPr>
-        <w:t>Step 22: Run Prometheus Container</w:t>
-      </w:r>
-    </w:p>
-    <w:p>
-      <w:pPr>
-        <w:pBdr>
-          <w:top w:val="single" w:sz="4" w:space="1" w:color="auto"/>
-          <w:left w:val="single" w:sz="4" w:space="4" w:color="auto"/>
-          <w:bottom w:val="single" w:sz="4" w:space="1" w:color="auto"/>
-          <w:right w:val="single" w:sz="4" w:space="4" w:color="auto"/>
-          <w:between w:val="single" w:sz="4" w:space="1" w:color="auto"/>
-          <w:bar w:val="single" w:sz="4" w:color="auto"/>
-        </w:pBdr>
-        <w:shd w:val="clear" w:color="auto" w:fill="F2F2F2" w:themeFill="background1" w:themeFillShade="F2"/>
-        <w:spacing w:after="0" w:line="480" w:lineRule="auto"/>
-        <w:rPr>
-          <w:rFonts w:ascii="Georgia Pro" w:eastAsia="Georgia Pro" w:hAnsi="Georgia Pro" w:cs="Georgia Pro"/>
-          <w:color w:val="000000" w:themeColor="text1"/>
-        </w:rPr>
-      </w:pPr>
       <w:proofErr w:type="spellStart"/>
       <w:r>
         <w:rPr>
@@ -4709,610 +5547,6 @@
         <w:br/>
         <w:t xml:space="preserve">--name </w:t>
       </w:r>
-      <w:proofErr w:type="spellStart"/>
-      <w:r>
-        <w:rPr>
-          <w:rFonts w:ascii="Georgia Pro" w:eastAsia="Georgia Pro" w:hAnsi="Georgia Pro" w:cs="Georgia Pro"/>
-          <w:color w:val="000000" w:themeColor="text1"/>
-        </w:rPr>
-        <w:t>prometheus</w:t>
-      </w:r>
-      <w:proofErr w:type="spellEnd"/>
-      <w:r>
-        <w:rPr>
-          <w:rFonts w:ascii="Georgia Pro" w:eastAsia="Georgia Pro" w:hAnsi="Georgia Pro" w:cs="Georgia Pro"/>
-          <w:color w:val="000000" w:themeColor="text1"/>
-        </w:rPr>
-        <w:t xml:space="preserve"> \</w:t>
-      </w:r>
-      <w:r>
-        <w:rPr>
-          <w:rFonts w:ascii="Georgia Pro" w:eastAsia="Georgia Pro" w:hAnsi="Georgia Pro" w:cs="Georgia Pro"/>
-          <w:color w:val="000000" w:themeColor="text1"/>
-        </w:rPr>
-        <w:br/>
-        <w:t>-p 9090:9090 \</w:t>
-      </w:r>
-      <w:r>
-        <w:rPr>
-          <w:rFonts w:ascii="Georgia Pro" w:eastAsia="Georgia Pro" w:hAnsi="Georgia Pro" w:cs="Georgia Pro"/>
-          <w:color w:val="000000" w:themeColor="text1"/>
-        </w:rPr>
-        <w:br/>
-        <w:t>-v $(</w:t>
-      </w:r>
-      <w:proofErr w:type="spellStart"/>
-      <w:r>
-        <w:rPr>
-          <w:rFonts w:ascii="Georgia Pro" w:eastAsia="Georgia Pro" w:hAnsi="Georgia Pro" w:cs="Georgia Pro"/>
-          <w:color w:val="000000" w:themeColor="text1"/>
-        </w:rPr>
-        <w:t>pwd</w:t>
-      </w:r>
-      <w:proofErr w:type="spellEnd"/>
-      <w:r>
-        <w:rPr>
-          <w:rFonts w:ascii="Georgia Pro" w:eastAsia="Georgia Pro" w:hAnsi="Georgia Pro" w:cs="Georgia Pro"/>
-          <w:color w:val="000000" w:themeColor="text1"/>
-        </w:rPr>
-        <w:t>)/</w:t>
-      </w:r>
-      <w:proofErr w:type="spellStart"/>
-      <w:r>
-        <w:rPr>
-          <w:rFonts w:ascii="Georgia Pro" w:eastAsia="Georgia Pro" w:hAnsi="Georgia Pro" w:cs="Georgia Pro"/>
-          <w:color w:val="000000" w:themeColor="text1"/>
-        </w:rPr>
-        <w:t>prometheus.yml</w:t>
-      </w:r>
-      <w:proofErr w:type="spellEnd"/>
-      <w:r>
-        <w:rPr>
-          <w:rFonts w:ascii="Georgia Pro" w:eastAsia="Georgia Pro" w:hAnsi="Georgia Pro" w:cs="Georgia Pro"/>
-          <w:color w:val="000000" w:themeColor="text1"/>
-        </w:rPr>
-        <w:t>:/</w:t>
-      </w:r>
-      <w:proofErr w:type="spellStart"/>
-      <w:r>
-        <w:rPr>
-          <w:rFonts w:ascii="Georgia Pro" w:eastAsia="Georgia Pro" w:hAnsi="Georgia Pro" w:cs="Georgia Pro"/>
-          <w:color w:val="000000" w:themeColor="text1"/>
-        </w:rPr>
-        <w:t>etc</w:t>
-      </w:r>
-      <w:proofErr w:type="spellEnd"/>
-      <w:r>
-        <w:rPr>
-          <w:rFonts w:ascii="Georgia Pro" w:eastAsia="Georgia Pro" w:hAnsi="Georgia Pro" w:cs="Georgia Pro"/>
-          <w:color w:val="000000" w:themeColor="text1"/>
-        </w:rPr>
-        <w:t>/</w:t>
-      </w:r>
-      <w:proofErr w:type="spellStart"/>
-      <w:r>
-        <w:rPr>
-          <w:rFonts w:ascii="Georgia Pro" w:eastAsia="Georgia Pro" w:hAnsi="Georgia Pro" w:cs="Georgia Pro"/>
-          <w:color w:val="000000" w:themeColor="text1"/>
-        </w:rPr>
-        <w:t>prometheus</w:t>
-      </w:r>
-      <w:proofErr w:type="spellEnd"/>
-      <w:r>
-        <w:rPr>
-          <w:rFonts w:ascii="Georgia Pro" w:eastAsia="Georgia Pro" w:hAnsi="Georgia Pro" w:cs="Georgia Pro"/>
-          <w:color w:val="000000" w:themeColor="text1"/>
-        </w:rPr>
-        <w:t>/</w:t>
-      </w:r>
-      <w:proofErr w:type="spellStart"/>
-      <w:r>
-        <w:rPr>
-          <w:rFonts w:ascii="Georgia Pro" w:eastAsia="Georgia Pro" w:hAnsi="Georgia Pro" w:cs="Georgia Pro"/>
-          <w:color w:val="000000" w:themeColor="text1"/>
-        </w:rPr>
-        <w:t>prometheus.yml</w:t>
-      </w:r>
-      <w:proofErr w:type="spellEnd"/>
-      <w:r>
-        <w:rPr>
-          <w:rFonts w:ascii="Georgia Pro" w:eastAsia="Georgia Pro" w:hAnsi="Georgia Pro" w:cs="Georgia Pro"/>
-          <w:color w:val="000000" w:themeColor="text1"/>
-        </w:rPr>
-        <w:t xml:space="preserve"> \</w:t>
-      </w:r>
-      <w:r>
-        <w:rPr>
-          <w:rFonts w:ascii="Georgia Pro" w:eastAsia="Georgia Pro" w:hAnsi="Georgia Pro" w:cs="Georgia Pro"/>
-          <w:color w:val="000000" w:themeColor="text1"/>
-        </w:rPr>
-        <w:br/>
-        <w:t>prom/</w:t>
-      </w:r>
-      <w:proofErr w:type="spellStart"/>
-      <w:r>
-        <w:rPr>
-          <w:rFonts w:ascii="Georgia Pro" w:eastAsia="Georgia Pro" w:hAnsi="Georgia Pro" w:cs="Georgia Pro"/>
-          <w:color w:val="000000" w:themeColor="text1"/>
-        </w:rPr>
-        <w:t>prometheus</w:t>
-      </w:r>
-      <w:proofErr w:type="spellEnd"/>
-    </w:p>
-    <w:p>
-      <w:pPr>
-        <w:spacing w:after="0" w:line="480" w:lineRule="auto"/>
-        <w:rPr>
-          <w:rFonts w:ascii="Georgia Pro" w:eastAsia="Georgia Pro" w:hAnsi="Georgia Pro" w:cs="Georgia Pro"/>
-          <w:color w:val="000000" w:themeColor="text1"/>
-        </w:rPr>
-      </w:pPr>
-      <w:r>
-        <w:rPr>
-          <w:rFonts w:ascii="Georgia Pro" w:eastAsia="Georgia Pro" w:hAnsi="Georgia Pro" w:cs="Georgia Pro"/>
-          <w:color w:val="000000" w:themeColor="text1"/>
-        </w:rPr>
-        <w:pict w14:anchorId="7340F8D0">
-          <v:rect id="_x0000_i1053" style="width:0;height:1.5pt" o:hralign="center" o:hrstd="t" o:hr="t" fillcolor="#a0a0a0" stroked="f"/>
-        </w:pict>
-      </w:r>
-    </w:p>
-    <w:p>
-      <w:pPr>
-        <w:spacing w:after="0" w:line="480" w:lineRule="auto"/>
-        <w:rPr>
-          <w:rFonts w:ascii="Georgia Pro" w:eastAsia="Georgia Pro" w:hAnsi="Georgia Pro" w:cs="Georgia Pro"/>
-          <w:b/>
-          <w:bCs/>
-          <w:color w:val="000000" w:themeColor="text1"/>
-        </w:rPr>
-      </w:pPr>
-      <w:r>
-        <w:rPr>
-          <w:rFonts w:ascii="Georgia Pro" w:eastAsia="Georgia Pro" w:hAnsi="Georgia Pro" w:cs="Georgia Pro"/>
-          <w:b/>
-          <w:bCs/>
-          <w:color w:val="000000" w:themeColor="text1"/>
-        </w:rPr>
-        <w:t>Step 23: Verify Prometheus</w:t>
-      </w:r>
-    </w:p>
-    <w:p>
-      <w:pPr>
-        <w:pBdr>
-          <w:top w:val="single" w:sz="4" w:space="1" w:color="auto"/>
-          <w:left w:val="single" w:sz="4" w:space="4" w:color="auto"/>
-          <w:bottom w:val="single" w:sz="4" w:space="1" w:color="auto"/>
-          <w:right w:val="single" w:sz="4" w:space="4" w:color="auto"/>
-          <w:between w:val="single" w:sz="4" w:space="1" w:color="auto"/>
-          <w:bar w:val="single" w:sz="4" w:color="auto"/>
-        </w:pBdr>
-        <w:shd w:val="clear" w:color="auto" w:fill="F2F2F2" w:themeFill="background1" w:themeFillShade="F2"/>
-        <w:spacing w:after="0" w:line="480" w:lineRule="auto"/>
-        <w:rPr>
-          <w:rFonts w:ascii="Georgia Pro" w:eastAsia="Georgia Pro" w:hAnsi="Georgia Pro" w:cs="Georgia Pro"/>
-          <w:color w:val="000000" w:themeColor="text1"/>
-        </w:rPr>
-      </w:pPr>
-      <w:proofErr w:type="spellStart"/>
-      <w:r>
-        <w:rPr>
-          <w:rFonts w:ascii="Georgia Pro" w:eastAsia="Georgia Pro" w:hAnsi="Georgia Pro" w:cs="Georgia Pro"/>
-          <w:color w:val="000000" w:themeColor="text1"/>
-        </w:rPr>
-        <w:t>sudo</w:t>
-      </w:r>
-      <w:proofErr w:type="spellEnd"/>
-      <w:r>
-        <w:rPr>
-          <w:rFonts w:ascii="Georgia Pro" w:eastAsia="Georgia Pro" w:hAnsi="Georgia Pro" w:cs="Georgia Pro"/>
-          <w:color w:val="000000" w:themeColor="text1"/>
-        </w:rPr>
-        <w:t xml:space="preserve"> docker </w:t>
-      </w:r>
-      <w:proofErr w:type="spellStart"/>
-      <w:r>
-        <w:rPr>
-          <w:rFonts w:ascii="Georgia Pro" w:eastAsia="Georgia Pro" w:hAnsi="Georgia Pro" w:cs="Georgia Pro"/>
-          <w:color w:val="000000" w:themeColor="text1"/>
-        </w:rPr>
-        <w:t>ps</w:t>
-      </w:r>
-      <w:proofErr w:type="spellEnd"/>
-    </w:p>
-    <w:p>
-      <w:pPr>
-        <w:spacing w:after="0" w:line="480" w:lineRule="auto"/>
-        <w:rPr>
-          <w:rFonts w:ascii="Georgia Pro" w:eastAsia="Georgia Pro" w:hAnsi="Georgia Pro" w:cs="Georgia Pro"/>
-          <w:color w:val="000000" w:themeColor="text1"/>
-        </w:rPr>
-      </w:pPr>
-    </w:p>
-    <w:p>
-      <w:pPr>
-        <w:spacing w:after="0" w:line="480" w:lineRule="auto"/>
-        <w:rPr>
-          <w:rFonts w:ascii="Georgia Pro" w:eastAsia="Georgia Pro" w:hAnsi="Georgia Pro" w:cs="Georgia Pro"/>
-          <w:color w:val="000000" w:themeColor="text1"/>
-        </w:rPr>
-      </w:pPr>
-      <w:r>
-        <w:rPr>
-          <w:rFonts w:ascii="Georgia Pro" w:eastAsia="Georgia Pro" w:hAnsi="Georgia Pro" w:cs="Georgia Pro"/>
-          <w:color w:val="000000" w:themeColor="text1"/>
-        </w:rPr>
-        <w:t>Expected:</w:t>
-      </w:r>
-    </w:p>
-    <w:p>
-      <w:pPr>
-        <w:numPr>
-          <w:ilvl w:val="0"/>
-          <w:numId w:val="9"/>
-        </w:numPr>
-        <w:spacing w:after="0" w:line="480" w:lineRule="auto"/>
-        <w:rPr>
-          <w:rFonts w:ascii="Georgia Pro" w:eastAsia="Georgia Pro" w:hAnsi="Georgia Pro" w:cs="Georgia Pro"/>
-          <w:color w:val="000000" w:themeColor="text1"/>
-        </w:rPr>
-      </w:pPr>
-      <w:r>
-        <w:rPr>
-          <w:rFonts w:ascii="Georgia Pro" w:eastAsia="Georgia Pro" w:hAnsi="Georgia Pro" w:cs="Georgia Pro"/>
-          <w:color w:val="000000" w:themeColor="text1"/>
-        </w:rPr>
-        <w:t xml:space="preserve">node-exporter </w:t>
-      </w:r>
-    </w:p>
-    <w:p>
-      <w:pPr>
-        <w:numPr>
-          <w:ilvl w:val="0"/>
-          <w:numId w:val="9"/>
-        </w:numPr>
-        <w:spacing w:after="0" w:line="480" w:lineRule="auto"/>
-        <w:rPr>
-          <w:rFonts w:ascii="Georgia Pro" w:eastAsia="Georgia Pro" w:hAnsi="Georgia Pro" w:cs="Georgia Pro"/>
-          <w:color w:val="000000" w:themeColor="text1"/>
-        </w:rPr>
-      </w:pPr>
-      <w:r>
-        <w:rPr>
-          <w:rFonts w:ascii="Georgia Pro" w:eastAsia="Georgia Pro" w:hAnsi="Georgia Pro" w:cs="Georgia Pro"/>
-          <w:color w:val="000000" w:themeColor="text1"/>
-        </w:rPr>
-        <w:pgNum/>
-      </w:r>
-      <w:proofErr w:type="spellStart"/>
-      <w:r>
-        <w:rPr>
-          <w:rFonts w:ascii="Georgia Pro" w:eastAsia="Georgia Pro" w:hAnsi="Georgia Pro" w:cs="Georgia Pro"/>
-          <w:color w:val="000000" w:themeColor="text1"/>
-        </w:rPr>
-        <w:t>rafana</w:t>
-      </w:r>
-      <w:proofErr w:type="spellEnd"/>
-      <w:r>
-        <w:rPr>
-          <w:rFonts w:ascii="Georgia Pro" w:eastAsia="Georgia Pro" w:hAnsi="Georgia Pro" w:cs="Georgia Pro"/>
-          <w:color w:val="000000" w:themeColor="text1"/>
-        </w:rPr>
-        <w:pgNum/>
-      </w:r>
-      <w:r>
-        <w:rPr>
-          <w:rFonts w:ascii="Georgia Pro" w:eastAsia="Georgia Pro" w:hAnsi="Georgia Pro" w:cs="Georgia Pro"/>
-          <w:color w:val="000000" w:themeColor="text1"/>
-        </w:rPr>
-        <w:t>us</w:t>
-      </w:r>
-      <w:r>
-        <w:rPr>
-          <w:rFonts w:ascii="Georgia Pro" w:eastAsia="Georgia Pro" w:hAnsi="Georgia Pro" w:cs="Georgia Pro"/>
-          <w:color w:val="000000" w:themeColor="text1"/>
-        </w:rPr>
-        <w:t xml:space="preserve"> </w:t>
-      </w:r>
-    </w:p>
-    <w:p>
-      <w:pPr>
-        <w:spacing w:after="0" w:line="480" w:lineRule="auto"/>
-        <w:rPr>
-          <w:rFonts w:ascii="Georgia Pro" w:eastAsia="Georgia Pro" w:hAnsi="Georgia Pro" w:cs="Georgia Pro"/>
-          <w:color w:val="000000" w:themeColor="text1"/>
-        </w:rPr>
-      </w:pPr>
-      <w:r>
-        <w:rPr>
-          <w:rFonts w:ascii="Georgia Pro" w:eastAsia="Georgia Pro" w:hAnsi="Georgia Pro" w:cs="Georgia Pro"/>
-          <w:color w:val="000000" w:themeColor="text1"/>
-        </w:rPr>
-        <w:pict w14:anchorId="1E96499D">
-          <v:rect id="_x0000_i1054" style="width:0;height:1.5pt" o:hralign="center" o:hrstd="t" o:hr="t" fillcolor="#a0a0a0" stroked="f"/>
-        </w:pict>
-      </w:r>
-    </w:p>
-    <w:p>
-      <w:pPr>
-        <w:spacing w:after="0" w:line="480" w:lineRule="auto"/>
-        <w:rPr>
-          <w:rFonts w:ascii="Georgia Pro" w:eastAsia="Georgia Pro" w:hAnsi="Georgia Pro" w:cs="Georgia Pro"/>
-          <w:b/>
-          <w:bCs/>
-          <w:color w:val="000000" w:themeColor="text1"/>
-        </w:rPr>
-      </w:pPr>
-      <w:r>
-        <w:rPr>
-          <w:rFonts w:ascii="Georgia Pro" w:eastAsia="Georgia Pro" w:hAnsi="Georgia Pro" w:cs="Georgia Pro"/>
-          <w:b/>
-          <w:bCs/>
-          <w:color w:val="000000" w:themeColor="text1"/>
-        </w:rPr>
-        <w:t>Step 24: Open Prometheus Dashboard</w:t>
-      </w:r>
-    </w:p>
-    <w:p>
-      <w:pPr>
-        <w:spacing w:after="0" w:line="480" w:lineRule="auto"/>
-        <w:rPr>
-          <w:rFonts w:ascii="Georgia Pro" w:eastAsia="Georgia Pro" w:hAnsi="Georgia Pro" w:cs="Georgia Pro"/>
-          <w:color w:val="000000" w:themeColor="text1"/>
-        </w:rPr>
-      </w:pPr>
-      <w:r>
-        <w:rPr>
-          <w:rFonts w:ascii="Georgia Pro" w:eastAsia="Georgia Pro" w:hAnsi="Georgia Pro" w:cs="Georgia Pro"/>
-          <w:color w:val="000000" w:themeColor="text1"/>
-        </w:rPr>
-        <w:t>Open browser:</w:t>
-      </w:r>
-    </w:p>
-    <w:p>
-      <w:pPr>
-        <w:pBdr>
-          <w:top w:val="single" w:sz="4" w:space="1" w:color="auto"/>
-          <w:left w:val="single" w:sz="4" w:space="4" w:color="auto"/>
-          <w:bottom w:val="single" w:sz="4" w:space="1" w:color="auto"/>
-          <w:right w:val="single" w:sz="4" w:space="4" w:color="auto"/>
-          <w:between w:val="single" w:sz="4" w:space="1" w:color="auto"/>
-          <w:bar w:val="single" w:sz="4" w:color="auto"/>
-        </w:pBdr>
-        <w:shd w:val="clear" w:color="auto" w:fill="F2F2F2" w:themeFill="background1" w:themeFillShade="F2"/>
-        <w:spacing w:after="0" w:line="480" w:lineRule="auto"/>
-        <w:rPr>
-          <w:rFonts w:ascii="Georgia Pro" w:eastAsia="Georgia Pro" w:hAnsi="Georgia Pro" w:cs="Georgia Pro"/>
-          <w:color w:val="000000" w:themeColor="text1"/>
-        </w:rPr>
-      </w:pPr>
-      <w:hyperlink r:id="rId6" w:history="1">
-        <w:r>
-          <w:rPr>
-            <w:rStyle w:val="Hyperlink"/>
-            <w:rFonts w:ascii="Georgia Pro" w:eastAsia="Georgia Pro" w:hAnsi="Georgia Pro" w:cs="Georgia Pro"/>
-          </w:rPr>
-          <w:t>http://PUBLIC</w:t>
-        </w:r>
-      </w:hyperlink>
-      <w:r>
-        <w:rPr>
-          <w:rFonts w:ascii="Georgia Pro" w:eastAsia="Georgia Pro" w:hAnsi="Georgia Pro" w:cs="Georgia Pro"/>
-          <w:color w:val="000000" w:themeColor="text1"/>
-        </w:rPr>
-        <w:t>_IP:9090</w:t>
-      </w:r>
-    </w:p>
-    <w:p>
-      <w:pPr>
-        <w:spacing w:after="0" w:line="480" w:lineRule="auto"/>
-        <w:rPr>
-          <w:rFonts w:ascii="Georgia Pro" w:eastAsia="Georgia Pro" w:hAnsi="Georgia Pro" w:cs="Georgia Pro"/>
-          <w:color w:val="000000" w:themeColor="text1"/>
-        </w:rPr>
-      </w:pPr>
-      <w:r>
-        <w:rPr>
-          <w:rFonts w:ascii="Georgia Pro" w:eastAsia="Georgia Pro" w:hAnsi="Georgia Pro" w:cs="Georgia Pro"/>
-          <w:color w:val="000000" w:themeColor="text1"/>
-        </w:rPr>
-        <w:lastRenderedPageBreak/>
-        <w:pict w14:anchorId="0692BDDE">
-          <v:rect id="_x0000_i1055" style="width:0;height:1.5pt" o:hralign="center" o:hrstd="t" o:hr="t" fillcolor="#a0a0a0" stroked="f"/>
-        </w:pict>
-      </w:r>
-    </w:p>
-    <w:p>
-      <w:pPr>
-        <w:spacing w:after="0" w:line="480" w:lineRule="auto"/>
-        <w:rPr>
-          <w:rFonts w:ascii="Georgia Pro" w:eastAsia="Georgia Pro" w:hAnsi="Georgia Pro" w:cs="Georgia Pro"/>
-          <w:b/>
-          <w:bCs/>
-          <w:color w:val="000000" w:themeColor="text1"/>
-        </w:rPr>
-      </w:pPr>
-      <w:r>
-        <w:rPr>
-          <w:rFonts w:ascii="Georgia Pro" w:eastAsia="Georgia Pro" w:hAnsi="Georgia Pro" w:cs="Georgia Pro"/>
-          <w:b/>
-          <w:bCs/>
-          <w:color w:val="000000" w:themeColor="text1"/>
-        </w:rPr>
-        <w:t>Step 25: Verify Prometheus Target</w:t>
-      </w:r>
-    </w:p>
-    <w:p>
-      <w:pPr>
-        <w:spacing w:after="0" w:line="480" w:lineRule="auto"/>
-        <w:rPr>
-          <w:rFonts w:ascii="Georgia Pro" w:eastAsia="Georgia Pro" w:hAnsi="Georgia Pro" w:cs="Georgia Pro"/>
-          <w:color w:val="000000" w:themeColor="text1"/>
-        </w:rPr>
-      </w:pPr>
-      <w:r>
-        <w:rPr>
-          <w:rFonts w:ascii="Georgia Pro" w:eastAsia="Georgia Pro" w:hAnsi="Georgia Pro" w:cs="Georgia Pro"/>
-          <w:color w:val="000000" w:themeColor="text1"/>
-        </w:rPr>
-        <w:t>In Prometheus:</w:t>
-      </w:r>
-    </w:p>
-    <w:p>
-      <w:pPr>
-        <w:numPr>
-          <w:ilvl w:val="0"/>
-          <w:numId w:val="10"/>
-        </w:numPr>
-        <w:spacing w:after="0" w:line="480" w:lineRule="auto"/>
-        <w:rPr>
-          <w:rFonts w:ascii="Georgia Pro" w:eastAsia="Georgia Pro" w:hAnsi="Georgia Pro" w:cs="Georgia Pro"/>
-          <w:color w:val="000000" w:themeColor="text1"/>
-        </w:rPr>
-      </w:pPr>
-      <w:r>
-        <w:rPr>
-          <w:rFonts w:ascii="Georgia Pro" w:eastAsia="Georgia Pro" w:hAnsi="Georgia Pro" w:cs="Georgia Pro"/>
-          <w:color w:val="000000" w:themeColor="text1"/>
-        </w:rPr>
-        <w:t xml:space="preserve">Status </w:t>
-      </w:r>
-    </w:p>
-    <w:p>
-      <w:pPr>
-        <w:numPr>
-          <w:ilvl w:val="0"/>
-          <w:numId w:val="10"/>
-        </w:numPr>
-        <w:spacing w:after="0" w:line="480" w:lineRule="auto"/>
-        <w:rPr>
-          <w:rFonts w:ascii="Georgia Pro" w:eastAsia="Georgia Pro" w:hAnsi="Georgia Pro" w:cs="Georgia Pro"/>
-          <w:color w:val="000000" w:themeColor="text1"/>
-        </w:rPr>
-      </w:pPr>
-      <w:r>
-        <w:rPr>
-          <w:rFonts w:ascii="Georgia Pro" w:eastAsia="Georgia Pro" w:hAnsi="Georgia Pro" w:cs="Georgia Pro"/>
-          <w:color w:val="000000" w:themeColor="text1"/>
-        </w:rPr>
-        <w:t xml:space="preserve">Targets </w:t>
-      </w:r>
-    </w:p>
-    <w:p>
-      <w:pPr>
-        <w:spacing w:after="0" w:line="480" w:lineRule="auto"/>
-        <w:rPr>
-          <w:rFonts w:ascii="Georgia Pro" w:eastAsia="Georgia Pro" w:hAnsi="Georgia Pro" w:cs="Georgia Pro"/>
-          <w:color w:val="000000" w:themeColor="text1"/>
-        </w:rPr>
-      </w:pPr>
-      <w:r>
-        <w:rPr>
-          <w:rFonts w:ascii="Georgia Pro" w:eastAsia="Georgia Pro" w:hAnsi="Georgia Pro" w:cs="Georgia Pro"/>
-          <w:color w:val="000000" w:themeColor="text1"/>
-        </w:rPr>
-        <w:t>Expected:</w:t>
-      </w:r>
-    </w:p>
-    <w:p>
-      <w:pPr>
-        <w:numPr>
-          <w:ilvl w:val="0"/>
-          <w:numId w:val="11"/>
-        </w:numPr>
-        <w:spacing w:after="0" w:line="480" w:lineRule="auto"/>
-        <w:rPr>
-          <w:rFonts w:ascii="Georgia Pro" w:eastAsia="Georgia Pro" w:hAnsi="Georgia Pro" w:cs="Georgia Pro"/>
-          <w:color w:val="000000" w:themeColor="text1"/>
-        </w:rPr>
-      </w:pPr>
-      <w:r>
-        <w:rPr>
-          <w:rFonts w:ascii="Georgia Pro" w:eastAsia="Georgia Pro" w:hAnsi="Georgia Pro" w:cs="Georgia Pro"/>
-          <w:color w:val="000000" w:themeColor="text1"/>
-        </w:rPr>
-        <w:t xml:space="preserve">node-exporter = UP </w:t>
-      </w:r>
-    </w:p>
-    <w:p>
-      <w:pPr>
-        <w:spacing w:after="0" w:line="480" w:lineRule="auto"/>
-        <w:rPr>
-          <w:rFonts w:ascii="Georgia Pro" w:eastAsia="Georgia Pro" w:hAnsi="Georgia Pro" w:cs="Georgia Pro"/>
-          <w:color w:val="000000" w:themeColor="text1"/>
-        </w:rPr>
-      </w:pPr>
-      <w:r>
-        <w:rPr>
-          <w:rFonts w:ascii="Georgia Pro" w:eastAsia="Georgia Pro" w:hAnsi="Georgia Pro" w:cs="Georgia Pro"/>
-          <w:color w:val="000000" w:themeColor="text1"/>
-        </w:rPr>
-        <w:pict w14:anchorId="468A991B">
-          <v:rect id="_x0000_i1056" style="width:0;height:1.5pt" o:hralign="center" o:hrstd="t" o:hr="t" fillcolor="#a0a0a0" stroked="f"/>
-        </w:pict>
-      </w:r>
-    </w:p>
-    <w:p>
-      <w:pPr>
-        <w:spacing w:after="0" w:line="480" w:lineRule="auto"/>
-        <w:rPr>
-          <w:rFonts w:ascii="Georgia Pro" w:eastAsia="Georgia Pro" w:hAnsi="Georgia Pro" w:cs="Georgia Pro"/>
-          <w:b/>
-          <w:bCs/>
-          <w:color w:val="000000" w:themeColor="text1"/>
-        </w:rPr>
-      </w:pPr>
-      <w:r>
-        <w:rPr>
-          <w:rFonts w:ascii="Georgia Pro" w:eastAsia="Georgia Pro" w:hAnsi="Georgia Pro" w:cs="Georgia Pro"/>
-          <w:b/>
-          <w:bCs/>
-          <w:color w:val="000000" w:themeColor="text1"/>
-        </w:rPr>
-        <w:t>Step 26: Run Grafana Container</w:t>
-      </w:r>
-    </w:p>
-    <w:p>
-      <w:pPr>
-        <w:pBdr>
-          <w:top w:val="single" w:sz="4" w:space="1" w:color="auto"/>
-          <w:left w:val="single" w:sz="4" w:space="4" w:color="auto"/>
-          <w:bottom w:val="single" w:sz="4" w:space="1" w:color="auto"/>
-          <w:right w:val="single" w:sz="4" w:space="4" w:color="auto"/>
-          <w:between w:val="single" w:sz="4" w:space="1" w:color="auto"/>
-          <w:bar w:val="single" w:sz="4" w:color="auto"/>
-        </w:pBdr>
-        <w:shd w:val="clear" w:color="auto" w:fill="F2F2F2" w:themeFill="background1" w:themeFillShade="F2"/>
-        <w:spacing w:after="0" w:line="480" w:lineRule="auto"/>
-        <w:rPr>
-          <w:rFonts w:ascii="Georgia Pro" w:eastAsia="Georgia Pro" w:hAnsi="Georgia Pro" w:cs="Georgia Pro"/>
-          <w:color w:val="000000" w:themeColor="text1"/>
-        </w:rPr>
-      </w:pPr>
-      <w:proofErr w:type="spellStart"/>
-      <w:r>
-        <w:rPr>
-          <w:rFonts w:ascii="Georgia Pro" w:eastAsia="Georgia Pro" w:hAnsi="Georgia Pro" w:cs="Georgia Pro"/>
-          <w:color w:val="000000" w:themeColor="text1"/>
-        </w:rPr>
-        <w:t>sudo</w:t>
-      </w:r>
-      <w:proofErr w:type="spellEnd"/>
-      <w:r>
-        <w:rPr>
-          <w:rFonts w:ascii="Georgia Pro" w:eastAsia="Georgia Pro" w:hAnsi="Georgia Pro" w:cs="Georgia Pro"/>
-          <w:color w:val="000000" w:themeColor="text1"/>
-        </w:rPr>
-        <w:t xml:space="preserve"> docker run -d \</w:t>
-      </w:r>
-      <w:r>
-        <w:rPr>
-          <w:rFonts w:ascii="Georgia Pro" w:eastAsia="Georgia Pro" w:hAnsi="Georgia Pro" w:cs="Georgia Pro"/>
-          <w:color w:val="000000" w:themeColor="text1"/>
-        </w:rPr>
-        <w:br/>
-        <w:t xml:space="preserve">--name </w:t>
-      </w:r>
       <w:r>
         <w:rPr>
           <w:rFonts w:ascii="Georgia Pro" w:eastAsia="Georgia Pro" w:hAnsi="Georgia Pro" w:cs="Georgia Pro"/>
@@ -5351,19 +5585,19 @@
         </w:rPr>
         <w:br/>
       </w:r>
-      <w:r>
-        <w:rPr>
-          <w:rFonts w:ascii="Georgia Pro" w:eastAsia="Georgia Pro" w:hAnsi="Georgia Pro" w:cs="Georgia Pro"/>
-          <w:color w:val="000000" w:themeColor="text1"/>
-        </w:rPr>
-        <w:pgNum/>
-      </w:r>
       <w:proofErr w:type="spellStart"/>
       <w:r>
         <w:rPr>
           <w:rFonts w:ascii="Georgia Pro" w:eastAsia="Georgia Pro" w:hAnsi="Georgia Pro" w:cs="Georgia Pro"/>
           <w:color w:val="000000" w:themeColor="text1"/>
         </w:rPr>
+        <w:t>g</w:t>
+      </w:r>
+      <w:r>
+        <w:rPr>
+          <w:rFonts w:ascii="Georgia Pro" w:eastAsia="Georgia Pro" w:hAnsi="Georgia Pro" w:cs="Georgia Pro"/>
+          <w:color w:val="000000" w:themeColor="text1"/>
+        </w:rPr>
         <w:t>rafana</w:t>
       </w:r>
       <w:proofErr w:type="spellEnd"/>
@@ -5374,14 +5608,14 @@
         </w:rPr>
         <w:t>/</w:t>
       </w:r>
-      <w:r>
-        <w:rPr>
-          <w:rFonts w:ascii="Georgia Pro" w:eastAsia="Georgia Pro" w:hAnsi="Georgia Pro" w:cs="Georgia Pro"/>
-          <w:color w:val="000000" w:themeColor="text1"/>
-        </w:rPr>
-        <w:pgNum/>
-      </w:r>
       <w:proofErr w:type="spellStart"/>
+      <w:r>
+        <w:rPr>
+          <w:rFonts w:ascii="Georgia Pro" w:eastAsia="Georgia Pro" w:hAnsi="Georgia Pro" w:cs="Georgia Pro"/>
+          <w:color w:val="000000" w:themeColor="text1"/>
+        </w:rPr>
+        <w:t>g</w:t>
+      </w:r>
       <w:r>
         <w:rPr>
           <w:rFonts w:ascii="Georgia Pro" w:eastAsia="Georgia Pro" w:hAnsi="Georgia Pro" w:cs="Georgia Pro"/>
@@ -5906,6 +6140,70 @@
           <w:color w:val="000000" w:themeColor="text1"/>
         </w:rPr>
       </w:pPr>
+    </w:p>
+    <w:p>
+      <w:pPr>
+        <w:spacing w:after="0" w:line="480" w:lineRule="auto"/>
+        <w:rPr>
+          <w:rFonts w:ascii="Georgia Pro" w:eastAsia="Georgia Pro" w:hAnsi="Georgia Pro" w:cs="Georgia Pro"/>
+          <w:color w:val="000000" w:themeColor="text1"/>
+        </w:rPr>
+      </w:pPr>
+      <w:r>
+        <w:rPr>
+          <w:rFonts w:ascii="Georgia Pro" w:eastAsia="Georgia Pro" w:hAnsi="Georgia Pro" w:cs="Georgia Pro"/>
+          <w:color w:val="000000" w:themeColor="text1"/>
+        </w:rPr>
+        <w:drawing>
+          <wp:inline distT="0" distB="0" distL="0" distR="0" wp14:anchorId="0A505389" wp14:editId="09CF4ECB">
+            <wp:extent cx="5943600" cy="3237865"/>
+            <wp:effectExtent l="19050" t="19050" r="19050" b="19685"/>
+            <wp:docPr id="2068218008" name="Picture 1"/>
+            <wp:cNvGraphicFramePr>
+              <a:graphicFrameLocks xmlns:a="http://schemas.openxmlformats.org/drawingml/2006/main" noChangeAspect="1"/>
+            </wp:cNvGraphicFramePr>
+            <a:graphic xmlns:a="http://schemas.openxmlformats.org/drawingml/2006/main">
+              <a:graphicData uri="http://schemas.openxmlformats.org/drawingml/2006/picture">
+                <pic:pic xmlns:pic="http://schemas.openxmlformats.org/drawingml/2006/picture">
+                  <pic:nvPicPr>
+                    <pic:cNvPr id="2068218008" name=""/>
+                    <pic:cNvPicPr/>
+                  </pic:nvPicPr>
+                  <pic:blipFill>
+                    <a:blip r:embed="rId9"/>
+                    <a:stretch>
+                      <a:fillRect/>
+                    </a:stretch>
+                  </pic:blipFill>
+                  <pic:spPr>
+                    <a:xfrm>
+                      <a:off x="0" y="0"/>
+                      <a:ext cx="5943600" cy="3237865"/>
+                    </a:xfrm>
+                    <a:prstGeom prst="rect">
+                      <a:avLst/>
+                    </a:prstGeom>
+                    <a:ln>
+                      <a:solidFill>
+                        <a:schemeClr val="accent1"/>
+                      </a:solidFill>
+                    </a:ln>
+                  </pic:spPr>
+                </pic:pic>
+              </a:graphicData>
+            </a:graphic>
+          </wp:inline>
+        </w:drawing>
+      </w:r>
+    </w:p>
+    <w:p>
+      <w:pPr>
+        <w:spacing w:after="0" w:line="480" w:lineRule="auto"/>
+        <w:rPr>
+          <w:rFonts w:ascii="Georgia Pro" w:eastAsia="Georgia Pro" w:hAnsi="Georgia Pro" w:cs="Georgia Pro"/>
+          <w:color w:val="000000" w:themeColor="text1"/>
+        </w:rPr>
+      </w:pPr>
       <w:r>
         <w:rPr>
           <w:rFonts w:ascii="Georgia Pro" w:eastAsia="Georgia Pro" w:hAnsi="Georgia Pro" w:cs="Georgia Pro"/>
@@ -5918,21 +6216,41 @@
     </w:p>
     <w:p>
       <w:pPr>
-        <w:spacing w:after="0" w:line="480" w:lineRule="auto"/>
-        <w:rPr>
-          <w:rFonts w:ascii="Georgia Pro" w:eastAsia="Georgia Pro" w:hAnsi="Georgia Pro" w:cs="Georgia Pro"/>
-          <w:b/>
-          <w:bCs/>
-          <w:color w:val="000000" w:themeColor="text1"/>
-        </w:rPr>
-      </w:pPr>
-      <w:r>
-        <w:rPr>
-          <w:rFonts w:ascii="Georgia Pro" w:eastAsia="Georgia Pro" w:hAnsi="Georgia Pro" w:cs="Georgia Pro"/>
-          <w:b/>
-          <w:bCs/>
-          <w:color w:val="000000" w:themeColor="text1"/>
-        </w:rPr>
+        <w:rPr>
+          <w:rFonts w:ascii="Georgia Pro" w:eastAsia="Georgia Pro" w:hAnsi="Georgia Pro" w:cs="Georgia Pro"/>
+          <w:b/>
+          <w:bCs/>
+          <w:color w:val="000000" w:themeColor="text1"/>
+        </w:rPr>
+      </w:pPr>
+      <w:r>
+        <w:rPr>
+          <w:rFonts w:ascii="Georgia Pro" w:eastAsia="Georgia Pro" w:hAnsi="Georgia Pro" w:cs="Georgia Pro"/>
+          <w:b/>
+          <w:bCs/>
+          <w:color w:val="000000" w:themeColor="text1"/>
+        </w:rPr>
+        <w:br w:type="page"/>
+      </w:r>
+    </w:p>
+    <w:p>
+      <w:pPr>
+        <w:spacing w:after="0" w:line="480" w:lineRule="auto"/>
+        <w:rPr>
+          <w:rFonts w:ascii="Georgia Pro" w:eastAsia="Georgia Pro" w:hAnsi="Georgia Pro" w:cs="Georgia Pro"/>
+          <w:b/>
+          <w:bCs/>
+          <w:color w:val="000000" w:themeColor="text1"/>
+        </w:rPr>
+      </w:pPr>
+      <w:r>
+        <w:rPr>
+          <w:rFonts w:ascii="Georgia Pro" w:eastAsia="Georgia Pro" w:hAnsi="Georgia Pro" w:cs="Georgia Pro"/>
+          <w:b/>
+          <w:bCs/>
+          <w:color w:val="000000" w:themeColor="text1"/>
+        </w:rPr>
+        <w:lastRenderedPageBreak/>
         <w:t>Step 30: Add Prometheus Data Source</w:t>
       </w:r>
     </w:p>
@@ -6119,7 +6437,7 @@
           <w:color w:val="000000" w:themeColor="text1"/>
         </w:rPr>
       </w:pPr>
-      <w:hyperlink r:id="rId7" w:history="1">
+      <w:hyperlink r:id="rId10" w:history="1">
         <w:r>
           <w:rPr>
             <w:rStyle w:val="Hyperlink"/>
@@ -6250,7 +6568,6 @@
           <w:rFonts w:ascii="Georgia Pro" w:eastAsia="Georgia Pro" w:hAnsi="Georgia Pro" w:cs="Georgia Pro"/>
           <w:color w:val="000000" w:themeColor="text1"/>
         </w:rPr>
-        <w:lastRenderedPageBreak/>
         <w:t xml:space="preserve">Data source is working </w:t>
       </w:r>
     </w:p>
@@ -6438,6 +6755,7 @@
           <w:rFonts w:ascii="Georgia Pro" w:eastAsia="Georgia Pro" w:hAnsi="Georgia Pro" w:cs="Georgia Pro"/>
           <w:color w:val="000000" w:themeColor="text1"/>
         </w:rPr>
+        <w:lastRenderedPageBreak/>
         <w:t>Select:</w:t>
       </w:r>
     </w:p>
@@ -6495,6 +6813,61 @@
           <w:color w:val="000000" w:themeColor="text1"/>
         </w:rPr>
         <w:t xml:space="preserve">Import </w:t>
+      </w:r>
+    </w:p>
+    <w:p>
+      <w:pPr>
+        <w:spacing w:after="0" w:line="480" w:lineRule="auto"/>
+        <w:rPr>
+          <w:rFonts w:ascii="Georgia Pro" w:eastAsia="Georgia Pro" w:hAnsi="Georgia Pro" w:cs="Georgia Pro"/>
+          <w:color w:val="000000" w:themeColor="text1"/>
+        </w:rPr>
+      </w:pPr>
+      <w:r>
+        <w:rPr>
+          <w:rFonts w:ascii="Georgia Pro" w:eastAsia="Georgia Pro" w:hAnsi="Georgia Pro" w:cs="Georgia Pro"/>
+          <w:color w:val="000000" w:themeColor="text1"/>
+        </w:rPr>
+        <w:drawing>
+          <wp:inline distT="0" distB="0" distL="0" distR="0" wp14:anchorId="295653AE" wp14:editId="57DA7A19">
+            <wp:extent cx="5943600" cy="2856230"/>
+            <wp:effectExtent l="19050" t="19050" r="19050" b="20320"/>
+            <wp:docPr id="1885365811" name="Picture 1"/>
+            <wp:cNvGraphicFramePr>
+              <a:graphicFrameLocks xmlns:a="http://schemas.openxmlformats.org/drawingml/2006/main" noChangeAspect="1"/>
+            </wp:cNvGraphicFramePr>
+            <a:graphic xmlns:a="http://schemas.openxmlformats.org/drawingml/2006/main">
+              <a:graphicData uri="http://schemas.openxmlformats.org/drawingml/2006/picture">
+                <pic:pic xmlns:pic="http://schemas.openxmlformats.org/drawingml/2006/picture">
+                  <pic:nvPicPr>
+                    <pic:cNvPr id="1885365811" name=""/>
+                    <pic:cNvPicPr/>
+                  </pic:nvPicPr>
+                  <pic:blipFill>
+                    <a:blip r:embed="rId11"/>
+                    <a:stretch>
+                      <a:fillRect/>
+                    </a:stretch>
+                  </pic:blipFill>
+                  <pic:spPr>
+                    <a:xfrm>
+                      <a:off x="0" y="0"/>
+                      <a:ext cx="5943600" cy="2856230"/>
+                    </a:xfrm>
+                    <a:prstGeom prst="rect">
+                      <a:avLst/>
+                    </a:prstGeom>
+                    <a:ln>
+                      <a:solidFill>
+                        <a:schemeClr val="accent1"/>
+                      </a:solidFill>
+                    </a:ln>
+                  </pic:spPr>
+                </pic:pic>
+              </a:graphicData>
+            </a:graphic>
+          </wp:inline>
+        </w:drawing>
       </w:r>
     </w:p>
     <w:p>
